--- a/Diplom_Reyting_postavschikov_Poyasnitelnaya_zapiska.docx
+++ b/Diplom_Reyting_postavschikov_Poyasnitelnaya_zapiska.docx
@@ -14,7 +14,6 @@
           <w:pPr>
             <w:pStyle w:val="TOCHeading"/>
             <w:spacing w:lineRule="auto" w:line="259" w:before="240" w:after="0"/>
-            <w:ind w:hanging="0" w:left="0"/>
             <w:jc w:val="center"/>
             <w:rPr>
               <w:rFonts w:ascii="Times New Roman" w:hAnsi="Times New Roman" w:cs="Tahoma"/>
@@ -69,11 +68,6 @@
                 <w:rStyle w:val="Style16"/>
               </w:rPr>
               <w:t>Введение</w:t>
-            </w:r>
-            <w:r>
-              <w:rPr>
-                <w:rStyle w:val="Style16"/>
-              </w:rPr>
               <w:tab/>
               <w:t>2</w:t>
             </w:r>
@@ -451,11 +445,22 @@
       <w:r>
         <w:rPr>
           <w:rFonts w:eastAsia="Times New Roman" w:cs="Times New Roman"/>
+          <w:b/>
+          <w:bCs/>
           <w:sz w:val="28"/>
           <w:szCs w:val="28"/>
           <w:lang w:eastAsia="ru-RU"/>
         </w:rPr>
-        <w:t xml:space="preserve">Объектом исследования в выпускной квалификационной работе является торговая организация ООО «Авангард». </w:t>
+        <w:t>Актуальность исследования:</w:t>
+      </w:r>
+      <w:r>
+        <w:rPr>
+          <w:rFonts w:eastAsia="Times New Roman" w:cs="Times New Roman"/>
+          <w:sz w:val="28"/>
+          <w:szCs w:val="28"/>
+          <w:lang w:eastAsia="ru-RU"/>
+        </w:rPr>
+        <w:t xml:space="preserve"> Актуальность темы исследования обусловлена критической важностью выбора надежных поставщиков для обеспечения бесперебойной деятельности торговых предприятий в условиях современной рыночной нестабильности. Основная проблема заключается в противоречии между необходимостью быстрого принятия решений о закупках и трудоемкостью традиционных методов сбора и верификации информации о контрагентах, которая часто разрозненна и труднодоступна. . В связи с этим разработка программного модуля на основе интеллектуального анализа данных, позволяющего оперативно и объективно оценивать благонадежность поставщиков, является своевременным и практически значимым решением.</w:t>
       </w:r>
     </w:p>
     <w:p>
@@ -474,21 +479,33 @@
       <w:r>
         <w:rPr>
           <w:rFonts w:eastAsia="Times New Roman" w:cs="Times New Roman"/>
+          <w:b/>
+          <w:bCs/>
           <w:sz w:val="28"/>
           <w:szCs w:val="28"/>
           <w:lang w:eastAsia="ru-RU"/>
         </w:rPr>
-        <w:t xml:space="preserve">Предмет исследования – закупочная деятельность организации, в частности процесс </w:t>
-      </w:r>
-      <w:r>
-        <w:rPr>
-          <w:rFonts w:cs="Times New Roman"/>
-          <w:color w:val="000000"/>
-          <w:sz w:val="28"/>
-          <w:szCs w:val="28"/>
-          <w:shd w:fill="FFFFFF" w:val="clear"/>
-        </w:rPr>
-        <w:t>оценки благонадежности и выбора поставщика товаров</w:t>
+        <w:t>Объект исследования</w:t>
+      </w:r>
+      <w:r>
+        <w:rPr>
+          <w:rFonts w:eastAsia="Times New Roman" w:cs="Times New Roman"/>
+          <w:b/>
+          <w:bCs/>
+          <w:sz w:val="28"/>
+          <w:szCs w:val="28"/>
+          <w:lang w:eastAsia="ru-RU"/>
+        </w:rPr>
+        <w:t>:</w:t>
+      </w:r>
+      <w:r>
+        <w:rPr>
+          <w:rFonts w:eastAsia="Times New Roman" w:cs="Times New Roman"/>
+          <w:sz w:val="28"/>
+          <w:szCs w:val="28"/>
+          <w:lang w:eastAsia="ru-RU"/>
+        </w:rPr>
+        <w:t xml:space="preserve"> торговая организация ООО «Авангард». </w:t>
       </w:r>
     </w:p>
     <w:p>
@@ -501,15 +518,28 @@
           <w:rFonts w:ascii="Times New Roman" w:hAnsi="Times New Roman" w:eastAsia="Times New Roman" w:cs="Times New Roman"/>
           <w:sz w:val="28"/>
           <w:szCs w:val="28"/>
+          <w:lang w:eastAsia="ru-RU"/>
         </w:rPr>
       </w:pPr>
       <w:r>
         <w:rPr>
           <w:rFonts w:eastAsia="Times New Roman" w:cs="Times New Roman"/>
-          <w:sz w:val="28"/>
-          <w:szCs w:val="28"/>
-        </w:rPr>
-        <w:t xml:space="preserve">Целью выпускной квалификационной работы является </w:t>
+          <w:b/>
+          <w:bCs/>
+          <w:sz w:val="28"/>
+          <w:szCs w:val="28"/>
+          <w:lang w:eastAsia="ru-RU"/>
+        </w:rPr>
+        <w:t>Предмет исследования:</w:t>
+      </w:r>
+      <w:r>
+        <w:rPr>
+          <w:rFonts w:eastAsia="Times New Roman" w:cs="Times New Roman"/>
+          <w:sz w:val="28"/>
+          <w:szCs w:val="28"/>
+          <w:lang w:eastAsia="ru-RU"/>
+        </w:rPr>
+        <w:t xml:space="preserve"> закупочная деятельность организации, в частности процесс </w:t>
       </w:r>
       <w:r>
         <w:rPr>
@@ -519,33 +549,7 @@
           <w:szCs w:val="28"/>
           <w:shd w:fill="FFFFFF" w:val="clear"/>
         </w:rPr>
-        <w:t xml:space="preserve">разработка информационной системы оценки благонадежности поставщика товаров </w:t>
-      </w:r>
-      <w:r>
-        <w:rPr>
-          <w:rFonts w:eastAsia="Times New Roman" w:cs="Times New Roman"/>
-          <w:sz w:val="28"/>
-          <w:szCs w:val="28"/>
-        </w:rPr>
-        <w:t xml:space="preserve">для повышения качества и эффективности труда сотрудников </w:t>
-      </w:r>
-      <w:r>
-        <w:rPr>
-          <w:rFonts w:cs="Times New Roman"/>
-          <w:color w:val="000000"/>
-          <w:sz w:val="28"/>
-          <w:szCs w:val="28"/>
-          <w:shd w:fill="FFFFFF" w:val="clear"/>
-        </w:rPr>
-        <w:t>организации ООО «Авангард»</w:t>
-      </w:r>
-      <w:r>
-        <w:rPr>
-          <w:rFonts w:eastAsia="Times New Roman" w:cs="Times New Roman"/>
-          <w:sz w:val="28"/>
-          <w:szCs w:val="28"/>
-        </w:rPr>
-        <w:t>.</w:t>
+        <w:t>оценки благонадежности и выбора поставщика товаров</w:t>
       </w:r>
     </w:p>
     <w:p>
@@ -563,28 +567,107 @@
       <w:r>
         <w:rPr>
           <w:rFonts w:eastAsia="Times New Roman" w:cs="Times New Roman"/>
-          <w:sz w:val="28"/>
-          <w:szCs w:val="28"/>
-        </w:rPr>
-        <w:t>Для достижения поставленной цели в работе необходимо решить следующие задачи:</w:t>
+          <w:b/>
+          <w:bCs/>
+          <w:sz w:val="28"/>
+          <w:szCs w:val="28"/>
+        </w:rPr>
+        <w:t>Цель работы:</w:t>
+      </w:r>
+      <w:r>
+        <w:rPr>
+          <w:rFonts w:eastAsia="Times New Roman" w:cs="Times New Roman"/>
+          <w:sz w:val="28"/>
+          <w:szCs w:val="28"/>
+        </w:rPr>
+        <w:t xml:space="preserve"> </w:t>
+      </w:r>
+      <w:r>
+        <w:rPr>
+          <w:rFonts w:cs="Times New Roman"/>
+          <w:color w:val="000000"/>
+          <w:sz w:val="28"/>
+          <w:szCs w:val="28"/>
+          <w:shd w:fill="FFFFFF" w:val="clear"/>
+        </w:rPr>
+        <w:t xml:space="preserve">разработка информационной системы оценки благонадежности поставщика товаров </w:t>
+      </w:r>
+      <w:r>
+        <w:rPr>
+          <w:rFonts w:eastAsia="Times New Roman" w:cs="Times New Roman"/>
+          <w:sz w:val="28"/>
+          <w:szCs w:val="28"/>
+        </w:rPr>
+        <w:t xml:space="preserve">для повышения качества и эффективности труда сотрудников </w:t>
+      </w:r>
+      <w:r>
+        <w:rPr>
+          <w:rFonts w:cs="Times New Roman"/>
+          <w:color w:val="000000"/>
+          <w:sz w:val="28"/>
+          <w:szCs w:val="28"/>
+          <w:shd w:fill="FFFFFF" w:val="clear"/>
+        </w:rPr>
+        <w:t>организации ООО «Авангард»</w:t>
+      </w:r>
+      <w:r>
+        <w:rPr>
+          <w:rFonts w:eastAsia="Times New Roman" w:cs="Times New Roman"/>
+          <w:sz w:val="28"/>
+          <w:szCs w:val="28"/>
+        </w:rPr>
+        <w:t>.</w:t>
+      </w:r>
+    </w:p>
+    <w:p>
+      <w:pPr>
+        <w:pStyle w:val="Normal"/>
+        <w:spacing w:lineRule="auto" w:line="360" w:before="0" w:after="0"/>
+        <w:ind w:firstLine="709"/>
+        <w:jc w:val="both"/>
+        <w:rPr>
+          <w:b/>
+          <w:bCs/>
+        </w:rPr>
+      </w:pPr>
+      <w:r>
+        <w:rPr>
+          <w:rFonts w:eastAsia="Times New Roman" w:cs="Times New Roman"/>
+          <w:b/>
+          <w:bCs/>
+          <w:sz w:val="28"/>
+          <w:szCs w:val="28"/>
+          <w:lang w:val="ru-RU"/>
+        </w:rPr>
+        <w:t>З</w:t>
+      </w:r>
+      <w:r>
+        <w:rPr>
+          <w:rFonts w:eastAsia="Times New Roman" w:cs="Times New Roman"/>
+          <w:b/>
+          <w:bCs/>
+          <w:sz w:val="28"/>
+          <w:szCs w:val="28"/>
+        </w:rPr>
+        <w:t>адачи:</w:t>
       </w:r>
     </w:p>
     <w:p>
       <w:pPr>
         <w:pStyle w:val="ListParagraph"/>
+        <w:widowControl/>
         <w:numPr>
           <w:ilvl w:val="0"/>
-          <w:numId w:val="11"/>
+          <w:numId w:val="19"/>
         </w:numPr>
-        <w:spacing w:lineRule="auto" w:line="360" w:before="0" w:after="0"/>
-        <w:ind w:firstLine="709" w:left="0"/>
+        <w:suppressAutoHyphens w:val="true"/>
+        <w:overflowPunct w:val="true"/>
+        <w:bidi w:val="0"/>
+        <w:spacing w:lineRule="auto" w:line="360" w:before="0" w:after="0"/>
+        <w:ind w:firstLine="680" w:left="0" w:right="0"/>
         <w:contextualSpacing/>
         <w:jc w:val="both"/>
-        <w:rPr>
-          <w:rFonts w:ascii="Times New Roman" w:hAnsi="Times New Roman" w:eastAsia="Times New Roman" w:cs="Times New Roman"/>
-          <w:sz w:val="28"/>
-          <w:szCs w:val="28"/>
-        </w:rPr>
+        <w:rPr/>
       </w:pPr>
       <w:r>
         <w:rPr>
@@ -592,25 +675,25 @@
           <w:sz w:val="28"/>
           <w:szCs w:val="28"/>
         </w:rPr>
-        <w:t>изучить методы и модели анализа данных для оценки благонадежности поставщика товаров;</w:t>
+        <w:t>Провести анализ теоретических основ и существующих методов оценки благонадежности поставщиков, а также выполнить обзор и сравнительный анализ рынка аналогичного программного обеспечения.</w:t>
       </w:r>
     </w:p>
     <w:p>
       <w:pPr>
         <w:pStyle w:val="ListParagraph"/>
+        <w:widowControl/>
         <w:numPr>
           <w:ilvl w:val="0"/>
-          <w:numId w:val="11"/>
+          <w:numId w:val="19"/>
         </w:numPr>
-        <w:spacing w:lineRule="auto" w:line="360" w:before="0" w:after="0"/>
-        <w:ind w:firstLine="709" w:left="0"/>
+        <w:suppressAutoHyphens w:val="true"/>
+        <w:overflowPunct w:val="true"/>
+        <w:bidi w:val="0"/>
+        <w:spacing w:lineRule="auto" w:line="360" w:before="0" w:after="0"/>
+        <w:ind w:firstLine="680" w:left="0" w:right="0"/>
         <w:contextualSpacing/>
         <w:jc w:val="both"/>
-        <w:rPr>
-          <w:rFonts w:ascii="Times New Roman" w:hAnsi="Times New Roman" w:eastAsia="Times New Roman" w:cs="Times New Roman"/>
-          <w:sz w:val="28"/>
-          <w:szCs w:val="28"/>
-        </w:rPr>
+        <w:rPr/>
       </w:pPr>
       <w:r>
         <w:rPr>
@@ -618,25 +701,25 @@
           <w:sz w:val="28"/>
           <w:szCs w:val="28"/>
         </w:rPr>
-        <w:t>описать характеристика деятельности и организационную структуру управления ООО «Авангард»;</w:t>
+        <w:t>Выполнить анализ деятельности и организационной структуры ООО «Авангард», исследовать бизнес-процесс закупки товаров и выбора поставщика, выявить его недостатки и сформировать предложения по автоматизации.</w:t>
       </w:r>
     </w:p>
     <w:p>
       <w:pPr>
         <w:pStyle w:val="ListParagraph"/>
+        <w:widowControl/>
         <w:numPr>
           <w:ilvl w:val="0"/>
-          <w:numId w:val="11"/>
+          <w:numId w:val="19"/>
         </w:numPr>
-        <w:spacing w:lineRule="auto" w:line="360" w:before="0" w:after="0"/>
-        <w:ind w:firstLine="709" w:left="0"/>
+        <w:suppressAutoHyphens w:val="true"/>
+        <w:overflowPunct w:val="true"/>
+        <w:bidi w:val="0"/>
+        <w:spacing w:lineRule="auto" w:line="360" w:before="0" w:after="0"/>
+        <w:ind w:firstLine="680" w:left="0" w:right="0"/>
         <w:contextualSpacing/>
         <w:jc w:val="both"/>
-        <w:rPr>
-          <w:rFonts w:ascii="Times New Roman" w:hAnsi="Times New Roman" w:eastAsia="Times New Roman" w:cs="Times New Roman"/>
-          <w:sz w:val="28"/>
-          <w:szCs w:val="28"/>
-        </w:rPr>
+        <w:rPr/>
       </w:pPr>
       <w:r>
         <w:rPr>
@@ -644,25 +727,25 @@
           <w:sz w:val="28"/>
           <w:szCs w:val="28"/>
         </w:rPr>
-        <w:t>провести анализ бизнес процесса закупки товаров и выбора поставщика и сформировать предложения по автоматизации;</w:t>
+        <w:t>Разработать архитектуру и выполнить техническую реализацию информационной системы (модуля) для оценки благонадежности поставщиков на платформе «1С:Предприятие 8.3» с интеграцией Python-сервиса на основе машинного обучения.</w:t>
       </w:r>
     </w:p>
     <w:p>
       <w:pPr>
         <w:pStyle w:val="ListParagraph"/>
+        <w:widowControl/>
         <w:numPr>
           <w:ilvl w:val="0"/>
-          <w:numId w:val="11"/>
+          <w:numId w:val="19"/>
         </w:numPr>
-        <w:spacing w:lineRule="auto" w:line="360" w:before="0" w:after="0"/>
-        <w:ind w:firstLine="709" w:left="0"/>
+        <w:suppressAutoHyphens w:val="true"/>
+        <w:overflowPunct w:val="true"/>
+        <w:bidi w:val="0"/>
+        <w:spacing w:lineRule="auto" w:line="360" w:before="0" w:after="0"/>
+        <w:ind w:firstLine="680" w:left="0" w:right="0"/>
         <w:contextualSpacing/>
         <w:jc w:val="both"/>
-        <w:rPr>
-          <w:rFonts w:ascii="Times New Roman" w:hAnsi="Times New Roman" w:eastAsia="Times New Roman" w:cs="Times New Roman"/>
-          <w:sz w:val="28"/>
-          <w:szCs w:val="28"/>
-        </w:rPr>
+        <w:rPr/>
       </w:pPr>
       <w:r>
         <w:rPr>
@@ -670,25 +753,25 @@
           <w:sz w:val="28"/>
           <w:szCs w:val="28"/>
         </w:rPr>
-        <w:t>провести сравнительный анализ рынка аналогичного ПО;</w:t>
+        <w:t>Провести тестирование и опытную эксплуатацию разработанной информационной системы для подтверждения ее работоспособности и стабильности.</w:t>
       </w:r>
     </w:p>
     <w:p>
       <w:pPr>
         <w:pStyle w:val="ListParagraph"/>
+        <w:widowControl/>
         <w:numPr>
           <w:ilvl w:val="0"/>
-          <w:numId w:val="11"/>
+          <w:numId w:val="19"/>
         </w:numPr>
-        <w:spacing w:lineRule="auto" w:line="360" w:before="0" w:after="0"/>
-        <w:ind w:firstLine="709" w:left="0"/>
+        <w:suppressAutoHyphens w:val="true"/>
+        <w:overflowPunct w:val="true"/>
+        <w:bidi w:val="0"/>
+        <w:spacing w:lineRule="auto" w:line="360" w:before="0" w:after="0"/>
+        <w:ind w:firstLine="680" w:left="0" w:right="0"/>
         <w:contextualSpacing/>
         <w:jc w:val="both"/>
-        <w:rPr>
-          <w:rFonts w:ascii="Times New Roman" w:hAnsi="Times New Roman" w:eastAsia="Times New Roman" w:cs="Times New Roman"/>
-          <w:sz w:val="28"/>
-          <w:szCs w:val="28"/>
-        </w:rPr>
+        <w:rPr/>
       </w:pPr>
       <w:r>
         <w:rPr>
@@ -696,33 +779,7 @@
           <w:sz w:val="28"/>
           <w:szCs w:val="28"/>
         </w:rPr>
-        <w:t>разработать информационную системы для рассматриваемого бизнес процесса;</w:t>
-      </w:r>
-    </w:p>
-    <w:p>
-      <w:pPr>
-        <w:pStyle w:val="ListParagraph"/>
-        <w:numPr>
-          <w:ilvl w:val="0"/>
-          <w:numId w:val="11"/>
-        </w:numPr>
-        <w:spacing w:lineRule="auto" w:line="360" w:before="0" w:after="0"/>
-        <w:ind w:firstLine="709" w:left="0"/>
-        <w:contextualSpacing/>
-        <w:jc w:val="both"/>
-        <w:rPr>
-          <w:rFonts w:ascii="Times New Roman" w:hAnsi="Times New Roman" w:eastAsia="Times New Roman" w:cs="Times New Roman"/>
-          <w:sz w:val="28"/>
-          <w:szCs w:val="28"/>
-        </w:rPr>
-      </w:pPr>
-      <w:r>
-        <w:rPr>
-          <w:rFonts w:eastAsia="Times New Roman" w:cs="Times New Roman"/>
-          <w:sz w:val="28"/>
-          <w:szCs w:val="28"/>
-        </w:rPr>
-        <w:t>оценить экономическую эффективность проекта.</w:t>
+        <w:t>Оценить экономическую эффективность внедрения разработанного проектного решения.</w:t>
       </w:r>
     </w:p>
     <w:p>
@@ -799,8 +856,8 @@
         </w:rPr>
       </w:pPr>
       <w:bookmarkStart w:id="3" w:name="__RefHeading___Toc22171_2829662935"/>
-      <w:bookmarkStart w:id="4" w:name="_Toc515886984"/>
-      <w:bookmarkStart w:id="5" w:name="_Hlk515217304"/>
+      <w:bookmarkStart w:id="4" w:name="_Hlk515217304"/>
+      <w:bookmarkStart w:id="5" w:name="_Toc515886984"/>
       <w:bookmarkStart w:id="6" w:name="_Toc483760664"/>
       <w:bookmarkEnd w:id="3"/>
       <w:r>
@@ -1764,7 +1821,7 @@
         <w:pStyle w:val="Normal"/>
         <w:widowControl/>
         <w:suppressAutoHyphens w:val="true"/>
-        <w:overflowPunct w:val="false"/>
+        <w:overflowPunct w:val="true"/>
         <w:spacing w:lineRule="auto" w:line="360"/>
         <w:ind w:hanging="0" w:left="0"/>
         <w:jc w:val="center"/>
@@ -2863,8 +2920,8 @@
           <w:szCs w:val="28"/>
         </w:rPr>
       </w:pPr>
-      <w:bookmarkStart w:id="13" w:name="OLE_LINK24"/>
-      <w:bookmarkStart w:id="14" w:name="OLE_LINK25"/>
+      <w:bookmarkStart w:id="13" w:name="OLE_LINK25"/>
+      <w:bookmarkStart w:id="14" w:name="OLE_LINK24"/>
       <w:bookmarkEnd w:id="13"/>
       <w:bookmarkEnd w:id="14"/>
       <w:r>
@@ -2921,10 +2978,10 @@
           <w:szCs w:val="28"/>
         </w:rPr>
       </w:r>
-      <w:bookmarkStart w:id="15" w:name="OLE_LINK24_Копия_1"/>
-      <w:bookmarkStart w:id="16" w:name="OLE_LINK25_Копия_1"/>
-      <w:bookmarkStart w:id="17" w:name="OLE_LINK24_Копия_1"/>
-      <w:bookmarkStart w:id="18" w:name="OLE_LINK25_Копия_1"/>
+      <w:bookmarkStart w:id="15" w:name="OLE_LINK25_Копия_1"/>
+      <w:bookmarkStart w:id="16" w:name="OLE_LINK24_Копия_1"/>
+      <w:bookmarkStart w:id="17" w:name="OLE_LINK25_Копия_1"/>
+      <w:bookmarkStart w:id="18" w:name="OLE_LINK24_Копия_1"/>
       <w:bookmarkEnd w:id="17"/>
       <w:bookmarkEnd w:id="18"/>
     </w:p>
@@ -6106,12 +6163,12 @@
         </w:rPr>
       </w:pPr>
       <w:bookmarkStart w:id="29" w:name="__RefHeading___Toc22185_2829662935"/>
-      <w:bookmarkStart w:id="30" w:name="_Toc509339939"/>
-      <w:bookmarkStart w:id="31" w:name="_Toc509264823"/>
-      <w:bookmarkStart w:id="32" w:name="_Toc484799749"/>
-      <w:bookmarkStart w:id="33" w:name="_Toc510113486"/>
-      <w:bookmarkStart w:id="34" w:name="_Toc515886991"/>
-      <w:bookmarkStart w:id="35" w:name="_Toc509663655"/>
+      <w:bookmarkStart w:id="30" w:name="_Toc509663655"/>
+      <w:bookmarkStart w:id="31" w:name="_Toc515886991"/>
+      <w:bookmarkStart w:id="32" w:name="_Toc510113486"/>
+      <w:bookmarkStart w:id="33" w:name="_Toc484799749"/>
+      <w:bookmarkStart w:id="34" w:name="_Toc509264823"/>
+      <w:bookmarkStart w:id="35" w:name="_Toc509339939"/>
       <w:bookmarkEnd w:id="29"/>
       <w:r>
         <w:rPr/>
@@ -8640,10 +8697,10 @@
               <wp:anchor behindDoc="0" distT="6350" distB="10160" distL="16510" distR="15875" simplePos="0" locked="0" layoutInCell="1" allowOverlap="1" relativeHeight="16">
                 <wp:simplePos x="0" y="0"/>
                 <wp:positionH relativeFrom="column">
-                  <wp:posOffset>1433830</wp:posOffset>
+                  <wp:posOffset>1433195</wp:posOffset>
                 </wp:positionH>
                 <wp:positionV relativeFrom="paragraph">
-                  <wp:posOffset>1821180</wp:posOffset>
+                  <wp:posOffset>1821815</wp:posOffset>
                 </wp:positionV>
                 <wp:extent cx="552450" cy="390525"/>
                 <wp:effectExtent l="16510" t="6350" r="15875" b="10160"/>
@@ -8692,7 +8749,7 @@
           </mc:Choice>
           <mc:Fallback>
             <w:pict>
-              <v:shape id="shape_0" ID="Стрелка: вправо 6" path="l-2147483635,-2147483631l-2147483635,0l-2147483622,-2147483632l-2147483635,-2147483623l-2147483635,-2147483629l0,-2147483629xe" fillcolor="#dae3f3" stroked="t" o:allowincell="f" style="position:absolute;margin-left:112.9pt;margin-top:143.35pt;width:43.45pt;height:30.7pt;mso-wrap-style:none;v-text-anchor:middle;rotation:90" type="_x0000_t13">
+              <v:shape id="shape_0" ID="Стрелка: вправо 6" path="l-2147483635,-2147483631l-2147483635,0l-2147483622,-2147483632l-2147483635,-2147483623l-2147483635,-2147483629l0,-2147483629xe" fillcolor="#dae3f3" stroked="t" o:allowincell="f" style="position:absolute;margin-left:112.85pt;margin-top:143.4pt;width:43.45pt;height:30.7pt;mso-wrap-style:none;v-text-anchor:middle;rotation:90" type="_x0000_t13">
                 <v:fill o:detectmouseclick="t" type="solid" color2="#251c0c"/>
                 <v:stroke color="#4472c4" weight="12600" joinstyle="miter" endcap="flat"/>
                 <w10:wrap type="none"/>
@@ -8772,10 +8829,10 @@
               <wp:anchor behindDoc="0" distT="6350" distB="10160" distL="16510" distR="15875" simplePos="0" locked="0" layoutInCell="1" allowOverlap="1" relativeHeight="18">
                 <wp:simplePos x="0" y="0"/>
                 <wp:positionH relativeFrom="column">
-                  <wp:posOffset>4358005</wp:posOffset>
+                  <wp:posOffset>4357370</wp:posOffset>
                 </wp:positionH>
                 <wp:positionV relativeFrom="paragraph">
-                  <wp:posOffset>1821180</wp:posOffset>
+                  <wp:posOffset>1821815</wp:posOffset>
                 </wp:positionV>
                 <wp:extent cx="552450" cy="390525"/>
                 <wp:effectExtent l="16510" t="6350" r="15875" b="10160"/>
@@ -8824,7 +8881,7 @@
           </mc:Choice>
           <mc:Fallback>
             <w:pict>
-              <v:shape id="shape_0" ID="Стрелка: вправо 12" path="l-2147483635,-2147483631l-2147483635,0l-2147483622,-2147483632l-2147483635,-2147483623l-2147483635,-2147483629l0,-2147483629xe" fillcolor="#dae3f3" stroked="t" o:allowincell="f" style="position:absolute;margin-left:343.15pt;margin-top:143.35pt;width:43.45pt;height:30.7pt;mso-wrap-style:none;v-text-anchor:middle;rotation:90" type="_x0000_t13">
+              <v:shape id="shape_0" ID="Стрелка: вправо 12" path="l-2147483635,-2147483631l-2147483635,0l-2147483622,-2147483632l-2147483635,-2147483623l-2147483635,-2147483629l0,-2147483629xe" fillcolor="#dae3f3" stroked="t" o:allowincell="f" style="position:absolute;margin-left:343.1pt;margin-top:143.4pt;width:43.45pt;height:30.7pt;mso-wrap-style:none;v-text-anchor:middle;rotation:90" type="_x0000_t13">
                 <v:fill o:detectmouseclick="t" type="solid" color2="#251c0c"/>
                 <v:stroke color="#4472c4" weight="12600" joinstyle="miter" endcap="flat"/>
                 <w10:wrap type="none"/>
@@ -9156,9 +9213,9 @@
         </w:rPr>
         <w:t>3</w:t>
       </w:r>
-      <w:bookmarkStart w:id="87" w:name="_Toc514667811"/>
+      <w:bookmarkStart w:id="87" w:name="_Toc484799750"/>
       <w:bookmarkStart w:id="88" w:name="_Toc515886995"/>
-      <w:bookmarkStart w:id="89" w:name="_Toc484799750"/>
+      <w:bookmarkStart w:id="89" w:name="_Toc514667811"/>
       <w:r>
         <w:rPr>
           <w:b w:val="false"/>
@@ -9694,9 +9751,9 @@
           <w:lang w:eastAsia="ru-RU"/>
         </w:rPr>
       </w:pPr>
-      <w:bookmarkStart w:id="92" w:name="OLE_LINK65"/>
+      <w:bookmarkStart w:id="92" w:name="OLE_LINK64"/>
       <w:bookmarkStart w:id="93" w:name="OLE_LINK66"/>
-      <w:bookmarkStart w:id="94" w:name="OLE_LINK64"/>
+      <w:bookmarkStart w:id="94" w:name="OLE_LINK65"/>
       <w:r>
         <w:rPr>
           <w:rFonts w:cs="Times New Roman"/>
@@ -10050,7 +10107,7 @@
               <w:pStyle w:val="Normal"/>
               <w:widowControl/>
               <w:suppressAutoHyphens w:val="true"/>
-              <w:overflowPunct w:val="false"/>
+              <w:overflowPunct w:val="true"/>
               <w:bidi w:val="0"/>
               <w:spacing w:lineRule="auto" w:line="360" w:before="0" w:after="160"/>
               <w:jc w:val="both"/>
@@ -10191,7 +10248,7 @@
               <w:pStyle w:val="Normal"/>
               <w:widowControl/>
               <w:suppressAutoHyphens w:val="true"/>
-              <w:overflowPunct w:val="false"/>
+              <w:overflowPunct w:val="true"/>
               <w:bidi w:val="0"/>
               <w:spacing w:lineRule="auto" w:line="360" w:before="0" w:after="160"/>
               <w:jc w:val="both"/>
@@ -10332,7 +10389,7 @@
               <w:pStyle w:val="Normal"/>
               <w:widowControl/>
               <w:suppressAutoHyphens w:val="true"/>
-              <w:overflowPunct w:val="false"/>
+              <w:overflowPunct w:val="true"/>
               <w:bidi w:val="0"/>
               <w:spacing w:lineRule="auto" w:line="360" w:before="0" w:after="160"/>
               <w:jc w:val="both"/>
@@ -10473,7 +10530,7 @@
               <w:pStyle w:val="Normal"/>
               <w:widowControl/>
               <w:suppressAutoHyphens w:val="true"/>
-              <w:overflowPunct w:val="false"/>
+              <w:overflowPunct w:val="true"/>
               <w:bidi w:val="0"/>
               <w:spacing w:lineRule="auto" w:line="360" w:before="0" w:after="160"/>
               <w:jc w:val="both"/>
@@ -10766,7 +10823,7 @@
               <w:pStyle w:val="Normal"/>
               <w:widowControl/>
               <w:suppressAutoHyphens w:val="true"/>
-              <w:overflowPunct w:val="false"/>
+              <w:overflowPunct w:val="true"/>
               <w:bidi w:val="0"/>
               <w:spacing w:lineRule="auto" w:line="360" w:before="0" w:after="160"/>
               <w:jc w:val="both"/>
@@ -11273,8 +11330,8 @@
           <w:szCs w:val="28"/>
         </w:rPr>
       </w:pPr>
-      <w:bookmarkStart w:id="124" w:name="OLE_LINK68"/>
-      <w:bookmarkStart w:id="125" w:name="OLE_LINK67"/>
+      <w:bookmarkStart w:id="124" w:name="OLE_LINK67"/>
+      <w:bookmarkStart w:id="125" w:name="OLE_LINK68"/>
       <w:r>
         <w:rPr>
           <w:rFonts w:cs="Times New Roman"/>
@@ -11717,7 +11774,7 @@
               <w:pStyle w:val="Normal"/>
               <w:widowControl/>
               <w:suppressAutoHyphens w:val="true"/>
-              <w:overflowPunct w:val="false"/>
+              <w:overflowPunct w:val="true"/>
               <w:bidi w:val="0"/>
               <w:spacing w:lineRule="auto" w:line="360" w:before="0" w:after="160"/>
               <w:jc w:val="both"/>
@@ -11858,7 +11915,7 @@
               <w:pStyle w:val="Normal"/>
               <w:widowControl/>
               <w:suppressAutoHyphens w:val="true"/>
-              <w:overflowPunct w:val="false"/>
+              <w:overflowPunct w:val="true"/>
               <w:bidi w:val="0"/>
               <w:spacing w:lineRule="auto" w:line="360" w:before="0" w:after="160"/>
               <w:jc w:val="both"/>
@@ -12302,7 +12359,7 @@
               <w:pStyle w:val="Normal"/>
               <w:widowControl/>
               <w:suppressAutoHyphens w:val="true"/>
-              <w:overflowPunct w:val="false"/>
+              <w:overflowPunct w:val="true"/>
               <w:bidi w:val="0"/>
               <w:spacing w:lineRule="auto" w:line="360" w:before="0" w:after="160"/>
               <w:jc w:val="both"/>
@@ -12443,7 +12500,7 @@
               <w:pStyle w:val="Normal"/>
               <w:widowControl/>
               <w:suppressAutoHyphens w:val="true"/>
-              <w:overflowPunct w:val="false"/>
+              <w:overflowPunct w:val="true"/>
               <w:bidi w:val="0"/>
               <w:spacing w:lineRule="auto" w:line="360" w:before="0" w:after="160"/>
               <w:jc w:val="both"/>
@@ -12584,7 +12641,7 @@
               <w:pStyle w:val="Normal"/>
               <w:widowControl/>
               <w:suppressAutoHyphens w:val="true"/>
-              <w:overflowPunct w:val="false"/>
+              <w:overflowPunct w:val="true"/>
               <w:bidi w:val="0"/>
               <w:spacing w:lineRule="auto" w:line="360" w:before="0" w:after="160"/>
               <w:jc w:val="both"/>
@@ -12877,7 +12934,7 @@
               <w:pStyle w:val="Normal"/>
               <w:widowControl/>
               <w:suppressAutoHyphens w:val="true"/>
-              <w:overflowPunct w:val="false"/>
+              <w:overflowPunct w:val="true"/>
               <w:bidi w:val="0"/>
               <w:spacing w:lineRule="auto" w:line="360" w:before="0" w:after="160"/>
               <w:jc w:val="both"/>
@@ -13018,7 +13075,7 @@
               <w:pStyle w:val="Normal"/>
               <w:widowControl/>
               <w:suppressAutoHyphens w:val="true"/>
-              <w:overflowPunct w:val="false"/>
+              <w:overflowPunct w:val="true"/>
               <w:bidi w:val="0"/>
               <w:spacing w:lineRule="auto" w:line="360" w:before="0" w:after="160"/>
               <w:jc w:val="both"/>
@@ -13156,7 +13213,7 @@
               <w:pStyle w:val="Normal"/>
               <w:widowControl/>
               <w:suppressAutoHyphens w:val="true"/>
-              <w:overflowPunct w:val="false"/>
+              <w:overflowPunct w:val="true"/>
               <w:bidi w:val="0"/>
               <w:spacing w:lineRule="auto" w:line="360" w:before="0" w:after="160"/>
               <w:jc w:val="both"/>
@@ -13294,7 +13351,7 @@
               <w:pStyle w:val="Normal"/>
               <w:widowControl/>
               <w:suppressAutoHyphens w:val="true"/>
-              <w:overflowPunct w:val="false"/>
+              <w:overflowPunct w:val="true"/>
               <w:bidi w:val="0"/>
               <w:spacing w:lineRule="auto" w:line="360" w:before="0" w:after="160"/>
               <w:jc w:val="both"/>
@@ -13432,7 +13489,7 @@
               <w:pStyle w:val="Normal"/>
               <w:widowControl/>
               <w:suppressAutoHyphens w:val="true"/>
-              <w:overflowPunct w:val="false"/>
+              <w:overflowPunct w:val="true"/>
               <w:bidi w:val="0"/>
               <w:spacing w:lineRule="auto" w:line="360" w:before="0" w:after="160"/>
               <w:jc w:val="both"/>
@@ -13570,7 +13627,7 @@
               <w:pStyle w:val="Normal"/>
               <w:widowControl/>
               <w:suppressAutoHyphens w:val="true"/>
-              <w:overflowPunct w:val="false"/>
+              <w:overflowPunct w:val="true"/>
               <w:bidi w:val="0"/>
               <w:spacing w:lineRule="auto" w:line="360" w:before="0" w:after="160"/>
               <w:jc w:val="both"/>
@@ -13708,7 +13765,7 @@
               <w:pStyle w:val="Normal"/>
               <w:widowControl/>
               <w:suppressAutoHyphens w:val="true"/>
-              <w:overflowPunct w:val="false"/>
+              <w:overflowPunct w:val="true"/>
               <w:bidi w:val="0"/>
               <w:spacing w:lineRule="auto" w:line="360" w:before="0" w:after="160"/>
               <w:jc w:val="both"/>
@@ -13846,7 +13903,7 @@
               <w:pStyle w:val="Normal"/>
               <w:widowControl/>
               <w:suppressAutoHyphens w:val="true"/>
-              <w:overflowPunct w:val="false"/>
+              <w:overflowPunct w:val="true"/>
               <w:bidi w:val="0"/>
               <w:spacing w:lineRule="auto" w:line="360" w:before="0" w:after="160"/>
               <w:jc w:val="both"/>
@@ -13984,7 +14041,7 @@
               <w:pStyle w:val="Normal"/>
               <w:widowControl/>
               <w:suppressAutoHyphens w:val="true"/>
-              <w:overflowPunct w:val="false"/>
+              <w:overflowPunct w:val="true"/>
               <w:bidi w:val="0"/>
               <w:spacing w:lineRule="auto" w:line="360" w:before="0" w:after="160"/>
               <w:jc w:val="both"/>
@@ -14122,7 +14179,7 @@
               <w:pStyle w:val="Normal"/>
               <w:widowControl/>
               <w:suppressAutoHyphens w:val="true"/>
-              <w:overflowPunct w:val="false"/>
+              <w:overflowPunct w:val="true"/>
               <w:bidi w:val="0"/>
               <w:spacing w:lineRule="auto" w:line="360" w:before="0" w:after="160"/>
               <w:jc w:val="both"/>
@@ -14412,7 +14469,7 @@
               <w:pStyle w:val="Normal"/>
               <w:widowControl/>
               <w:suppressAutoHyphens w:val="true"/>
-              <w:overflowPunct w:val="false"/>
+              <w:overflowPunct w:val="true"/>
               <w:bidi w:val="0"/>
               <w:spacing w:lineRule="auto" w:line="360" w:before="0" w:after="160"/>
               <w:jc w:val="both"/>
@@ -14553,7 +14610,7 @@
               <w:pStyle w:val="Normal"/>
               <w:widowControl/>
               <w:suppressAutoHyphens w:val="true"/>
-              <w:overflowPunct w:val="false"/>
+              <w:overflowPunct w:val="true"/>
               <w:bidi w:val="0"/>
               <w:spacing w:lineRule="auto" w:line="360" w:before="0" w:after="160"/>
               <w:jc w:val="both"/>
@@ -14691,7 +14748,7 @@
               <w:pStyle w:val="Normal"/>
               <w:widowControl/>
               <w:suppressAutoHyphens w:val="true"/>
-              <w:overflowPunct w:val="false"/>
+              <w:overflowPunct w:val="true"/>
               <w:bidi w:val="0"/>
               <w:spacing w:lineRule="auto" w:line="360" w:before="0" w:after="160"/>
               <w:jc w:val="both"/>
@@ -15755,35 +15812,29 @@
       <w:pPr>
         <w:pStyle w:val="Normal"/>
         <w:spacing w:lineRule="auto" w:line="360" w:before="0" w:after="0"/>
-        <w:ind w:firstLine="709"/>
+        <w:ind w:hanging="0"/>
         <w:jc w:val="center"/>
         <w:rPr>
           <w:rFonts w:ascii="Times New Roman" w:hAnsi="Times New Roman" w:cs="Times New Roman"/>
-          <w:bCs/>
-          <w:sz w:val="28"/>
-          <w:szCs w:val="28"/>
-        </w:rPr>
-      </w:pPr>
-      <w:r>
-        <w:rPr>
-          <w:rFonts w:cs="Times New Roman"/>
-          <w:bCs/>
-          <w:sz w:val="28"/>
-          <w:szCs w:val="28"/>
-        </w:rPr>
+          <w:sz w:val="28"/>
+          <w:szCs w:val="28"/>
+          <w:lang w:eastAsia="ru-RU"/>
+        </w:rPr>
+      </w:pPr>
+      <w:r>
         <w:drawing>
-          <wp:anchor behindDoc="0" distT="0" distB="0" distL="0" distR="0" simplePos="0" locked="0" layoutInCell="0" allowOverlap="1" relativeHeight="26">
+          <wp:anchor behindDoc="0" distT="0" distB="0" distL="0" distR="0" simplePos="0" locked="0" layoutInCell="0" allowOverlap="1" relativeHeight="31">
             <wp:simplePos x="0" y="0"/>
             <wp:positionH relativeFrom="column">
-              <wp:posOffset>-1080135</wp:posOffset>
+              <wp:posOffset>45085</wp:posOffset>
             </wp:positionH>
             <wp:positionV relativeFrom="paragraph">
-              <wp:posOffset>8255</wp:posOffset>
+              <wp:posOffset>31115</wp:posOffset>
             </wp:positionV>
-            <wp:extent cx="4069080" cy="3391535"/>
+            <wp:extent cx="5798185" cy="2562860"/>
             <wp:effectExtent l="0" t="0" r="0" b="0"/>
             <wp:wrapTopAndBottom/>
-            <wp:docPr id="24" name="Изображение7 Копия 1" descr=""/>
+            <wp:docPr id="24" name="Изображение7" descr=""/>
             <wp:cNvGraphicFramePr>
               <a:graphicFrameLocks xmlns:a="http://schemas.openxmlformats.org/drawingml/2006/main" noChangeAspect="1"/>
             </wp:cNvGraphicFramePr>
@@ -15791,7 +15842,7 @@
               <a:graphicData uri="http://schemas.openxmlformats.org/drawingml/2006/picture">
                 <pic:pic xmlns:pic="http://schemas.openxmlformats.org/drawingml/2006/picture">
                   <pic:nvPicPr>
-                    <pic:cNvPr id="24" name="Изображение7 Копия 1" descr=""/>
+                    <pic:cNvPr id="24" name="Изображение7" descr=""/>
                     <pic:cNvPicPr>
                       <a:picLocks noChangeAspect="1" noChangeArrowheads="1"/>
                     </pic:cNvPicPr>
@@ -15805,7 +15856,7 @@
                   <pic:spPr bwMode="auto">
                     <a:xfrm>
                       <a:off x="0" y="0"/>
-                      <a:ext cx="4069080" cy="3391535"/>
+                      <a:ext cx="5798185" cy="2562860"/>
                     </a:xfrm>
                     <a:prstGeom prst="rect">
                       <a:avLst/>
@@ -15816,51 +15867,47 @@
             </a:graphic>
           </wp:anchor>
         </w:drawing>
-        <w:drawing>
-          <wp:anchor behindDoc="0" distT="0" distB="0" distL="0" distR="0" simplePos="0" locked="0" layoutInCell="0" allowOverlap="1" relativeHeight="27">
-            <wp:simplePos x="0" y="0"/>
-            <wp:positionH relativeFrom="column">
-              <wp:posOffset>2892425</wp:posOffset>
-            </wp:positionH>
-            <wp:positionV relativeFrom="paragraph">
-              <wp:posOffset>55880</wp:posOffset>
-            </wp:positionV>
-            <wp:extent cx="3587115" cy="3077210"/>
-            <wp:effectExtent l="0" t="0" r="0" b="0"/>
-            <wp:wrapTopAndBottom/>
-            <wp:docPr id="25" name="Изображение8 Копия 1" descr=""/>
-            <wp:cNvGraphicFramePr>
-              <a:graphicFrameLocks xmlns:a="http://schemas.openxmlformats.org/drawingml/2006/main" noChangeAspect="1"/>
-            </wp:cNvGraphicFramePr>
-            <a:graphic xmlns:a="http://schemas.openxmlformats.org/drawingml/2006/main">
-              <a:graphicData uri="http://schemas.openxmlformats.org/drawingml/2006/picture">
-                <pic:pic xmlns:pic="http://schemas.openxmlformats.org/drawingml/2006/picture">
-                  <pic:nvPicPr>
-                    <pic:cNvPr id="25" name="Изображение8 Копия 1" descr=""/>
-                    <pic:cNvPicPr>
-                      <a:picLocks noChangeAspect="1" noChangeArrowheads="1"/>
-                    </pic:cNvPicPr>
-                  </pic:nvPicPr>
-                  <pic:blipFill>
-                    <a:blip r:embed="rId21"/>
-                    <a:stretch>
-                      <a:fillRect/>
-                    </a:stretch>
-                  </pic:blipFill>
-                  <pic:spPr bwMode="auto">
-                    <a:xfrm>
-                      <a:off x="0" y="0"/>
-                      <a:ext cx="3587115" cy="3077210"/>
-                    </a:xfrm>
-                    <a:prstGeom prst="rect">
-                      <a:avLst/>
-                    </a:prstGeom>
-                  </pic:spPr>
-                </pic:pic>
-              </a:graphicData>
-            </a:graphic>
-          </wp:anchor>
-        </w:drawing>
+      </w:r>
+      <w:r>
+        <w:rPr>
+          <w:rFonts w:cs="Times New Roman"/>
+          <w:sz w:val="28"/>
+          <w:szCs w:val="28"/>
+          <w:lang w:eastAsia="ru-RU"/>
+        </w:rPr>
+        <w:t>Рисунок 3.10 – Процедура для анализа поставщиков</w:t>
+      </w:r>
+    </w:p>
+    <w:p>
+      <w:pPr>
+        <w:pStyle w:val="Normal"/>
+        <w:spacing w:lineRule="auto" w:line="360" w:before="0" w:after="0"/>
+        <w:ind w:firstLine="709"/>
+        <w:jc w:val="both"/>
+        <w:rPr>
+          <w:rFonts w:ascii="Times New Roman" w:hAnsi="Times New Roman" w:cs="Times New Roman"/>
+          <w:bCs/>
+          <w:sz w:val="28"/>
+          <w:szCs w:val="28"/>
+        </w:rPr>
+      </w:pPr>
+      <w:r>
+        <w:rPr>
+          <w:rFonts w:cs="Times New Roman"/>
+          <w:bCs/>
+          <w:sz w:val="28"/>
+          <w:szCs w:val="28"/>
+        </w:rPr>
+        <w:t xml:space="preserve">Результаты оценки фиксируются в соответствующей табличной части </w:t>
+      </w:r>
+      <w:r>
+        <w:rPr>
+          <w:rFonts w:cs="Times New Roman"/>
+          <w:sz w:val="28"/>
+          <w:szCs w:val="28"/>
+          <w:lang w:eastAsia="ru-RU"/>
+        </w:rPr>
+        <w:t>(Рисунок 3.11).</w:t>
       </w:r>
     </w:p>
     <w:p>
@@ -15871,29 +15918,6 @@
         <w:jc w:val="center"/>
         <w:rPr>
           <w:rFonts w:ascii="Times New Roman" w:hAnsi="Times New Roman" w:cs="Times New Roman"/>
-          <w:sz w:val="28"/>
-          <w:szCs w:val="28"/>
-          <w:lang w:eastAsia="ru-RU"/>
-        </w:rPr>
-      </w:pPr>
-      <w:r>
-        <w:rPr>
-          <w:rFonts w:cs="Times New Roman"/>
-          <w:sz w:val="28"/>
-          <w:szCs w:val="28"/>
-          <w:lang w:eastAsia="ru-RU"/>
-        </w:rPr>
-        <w:t>Рисунок 3.10 – Процедура для анализа поставщиков</w:t>
-      </w:r>
-    </w:p>
-    <w:p>
-      <w:pPr>
-        <w:pStyle w:val="Normal"/>
-        <w:spacing w:lineRule="auto" w:line="360" w:before="0" w:after="0"/>
-        <w:ind w:firstLine="709"/>
-        <w:jc w:val="both"/>
-        <w:rPr>
-          <w:rFonts w:ascii="Times New Roman" w:hAnsi="Times New Roman" w:cs="Times New Roman"/>
           <w:bCs/>
           <w:sz w:val="28"/>
           <w:szCs w:val="28"/>
@@ -15906,40 +15930,8 @@
           <w:sz w:val="28"/>
           <w:szCs w:val="28"/>
         </w:rPr>
-        <w:t xml:space="preserve">Результаты оценки фиксируются в соответствующей табличной части </w:t>
-      </w:r>
-      <w:r>
-        <w:rPr>
-          <w:rFonts w:cs="Times New Roman"/>
-          <w:sz w:val="28"/>
-          <w:szCs w:val="28"/>
-          <w:lang w:eastAsia="ru-RU"/>
-        </w:rPr>
-        <w:t>(Рисунок 3.11).</w:t>
-      </w:r>
-    </w:p>
-    <w:p>
-      <w:pPr>
-        <w:pStyle w:val="Normal"/>
-        <w:spacing w:lineRule="auto" w:line="360" w:before="0" w:after="0"/>
-        <w:ind w:firstLine="709"/>
-        <w:jc w:val="center"/>
-        <w:rPr>
-          <w:rFonts w:ascii="Times New Roman" w:hAnsi="Times New Roman" w:cs="Times New Roman"/>
-          <w:bCs/>
-          <w:sz w:val="28"/>
-          <w:szCs w:val="28"/>
-        </w:rPr>
-      </w:pPr>
-      <w:r>
-        <w:rPr>
-          <w:rFonts w:cs="Times New Roman"/>
-          <w:bCs/>
-          <w:sz w:val="28"/>
-          <w:szCs w:val="28"/>
-        </w:rPr>
         <w:drawing>
-          <wp:anchor behindDoc="0" distT="0" distB="0" distL="0" distR="0" simplePos="0" locked="0" layoutInCell="0" allowOverlap="1" relativeHeight="28">
+          <wp:anchor behindDoc="0" distT="0" distB="0" distL="0" distR="0" simplePos="0" locked="0" layoutInCell="0" allowOverlap="1" relativeHeight="26">
             <wp:simplePos x="0" y="0"/>
             <wp:positionH relativeFrom="column">
               <wp:posOffset>42545</wp:posOffset>
@@ -15950,7 +15942,7 @@
             <wp:extent cx="5940425" cy="2131695"/>
             <wp:effectExtent l="0" t="0" r="0" b="0"/>
             <wp:wrapTopAndBottom/>
-            <wp:docPr id="26" name="Изображение9" descr=""/>
+            <wp:docPr id="25" name="Изображение9" descr=""/>
             <wp:cNvGraphicFramePr>
               <a:graphicFrameLocks xmlns:a="http://schemas.openxmlformats.org/drawingml/2006/main" noChangeAspect="1"/>
             </wp:cNvGraphicFramePr>
@@ -15958,13 +15950,13 @@
               <a:graphicData uri="http://schemas.openxmlformats.org/drawingml/2006/picture">
                 <pic:pic xmlns:pic="http://schemas.openxmlformats.org/drawingml/2006/picture">
                   <pic:nvPicPr>
-                    <pic:cNvPr id="26" name="Изображение9" descr=""/>
+                    <pic:cNvPr id="25" name="Изображение9" descr=""/>
                     <pic:cNvPicPr>
                       <a:picLocks noChangeAspect="1" noChangeArrowheads="1"/>
                     </pic:cNvPicPr>
                   </pic:nvPicPr>
                   <pic:blipFill>
-                    <a:blip r:embed="rId22"/>
+                    <a:blip r:embed="rId21"/>
                     <a:stretch>
                       <a:fillRect/>
                     </a:stretch>
@@ -16093,7 +16085,7 @@
           <w:szCs w:val="28"/>
         </w:rPr>
         <w:drawing>
-          <wp:anchor behindDoc="0" distT="0" distB="0" distL="0" distR="0" simplePos="0" locked="0" layoutInCell="0" allowOverlap="1" relativeHeight="29">
+          <wp:anchor behindDoc="0" distT="0" distB="0" distL="0" distR="0" simplePos="0" locked="0" layoutInCell="0" allowOverlap="1" relativeHeight="27">
             <wp:simplePos x="0" y="0"/>
             <wp:positionH relativeFrom="column">
               <wp:posOffset>0</wp:posOffset>
@@ -16104,7 +16096,7 @@
             <wp:extent cx="5940425" cy="2141220"/>
             <wp:effectExtent l="0" t="0" r="0" b="0"/>
             <wp:wrapTopAndBottom/>
-            <wp:docPr id="27" name="Изображение10" descr=""/>
+            <wp:docPr id="26" name="Изображение10" descr=""/>
             <wp:cNvGraphicFramePr>
               <a:graphicFrameLocks xmlns:a="http://schemas.openxmlformats.org/drawingml/2006/main" noChangeAspect="1"/>
             </wp:cNvGraphicFramePr>
@@ -16112,13 +16104,13 @@
               <a:graphicData uri="http://schemas.openxmlformats.org/drawingml/2006/picture">
                 <pic:pic xmlns:pic="http://schemas.openxmlformats.org/drawingml/2006/picture">
                   <pic:nvPicPr>
-                    <pic:cNvPr id="27" name="Изображение10" descr=""/>
+                    <pic:cNvPr id="26" name="Изображение10" descr=""/>
                     <pic:cNvPicPr>
                       <a:picLocks noChangeAspect="1" noChangeArrowheads="1"/>
                     </pic:cNvPicPr>
                   </pic:nvPicPr>
                   <pic:blipFill>
-                    <a:blip r:embed="rId23"/>
+                    <a:blip r:embed="rId22"/>
                     <a:stretch>
                       <a:fillRect/>
                     </a:stretch>
@@ -16201,8 +16193,8 @@
           <w:szCs w:val="28"/>
         </w:rPr>
       </w:pPr>
-      <w:bookmarkStart w:id="211" w:name="OLE_LINK6"/>
-      <w:bookmarkStart w:id="212" w:name="OLE_LINK7"/>
+      <w:bookmarkStart w:id="211" w:name="OLE_LINK7"/>
+      <w:bookmarkStart w:id="212" w:name="OLE_LINK6"/>
       <w:bookmarkEnd w:id="211"/>
       <w:bookmarkEnd w:id="212"/>
       <w:r>
@@ -16213,8 +16205,8 @@
         </w:rPr>
         <w:t>Р</w:t>
       </w:r>
-      <w:bookmarkStart w:id="213" w:name="OLE_LINK5"/>
-      <w:bookmarkStart w:id="214" w:name="OLE_LINK4"/>
+      <w:bookmarkStart w:id="213" w:name="OLE_LINK4"/>
+      <w:bookmarkStart w:id="214" w:name="OLE_LINK5"/>
       <w:r>
         <w:rPr>
           <w:rFonts w:cs="Times New Roman"/>
@@ -16245,11 +16237,11 @@
           <w:szCs w:val="28"/>
         </w:rPr>
       </w:pPr>
-      <w:bookmarkStart w:id="215" w:name="OLE_LINK7_Копия_1"/>
-      <w:bookmarkStart w:id="216" w:name="OLE_LINK6_Копия_1"/>
+      <w:bookmarkStart w:id="215" w:name="OLE_LINK3"/>
+      <w:bookmarkStart w:id="216" w:name="OLE_LINK2"/>
       <w:bookmarkStart w:id="217" w:name="OLE_LINK1"/>
-      <w:bookmarkStart w:id="218" w:name="OLE_LINK2"/>
-      <w:bookmarkStart w:id="219" w:name="OLE_LINK3"/>
+      <w:bookmarkStart w:id="218" w:name="OLE_LINK6_Копия_1"/>
+      <w:bookmarkStart w:id="219" w:name="OLE_LINK7_Копия_1"/>
       <w:bookmarkEnd w:id="213"/>
       <w:bookmarkEnd w:id="214"/>
       <w:bookmarkEnd w:id="215"/>
@@ -16545,7 +16537,7 @@
               <w:pStyle w:val="Normal"/>
               <w:widowControl/>
               <w:suppressAutoHyphens w:val="true"/>
-              <w:overflowPunct w:val="false"/>
+              <w:overflowPunct w:val="true"/>
               <w:bidi w:val="0"/>
               <w:spacing w:lineRule="auto" w:line="360" w:before="0" w:after="160"/>
               <w:jc w:val="both"/>
@@ -16653,7 +16645,7 @@
               <w:pStyle w:val="Normal"/>
               <w:widowControl/>
               <w:suppressAutoHyphens w:val="true"/>
-              <w:overflowPunct w:val="false"/>
+              <w:overflowPunct w:val="true"/>
               <w:bidi w:val="0"/>
               <w:spacing w:lineRule="auto" w:line="360" w:before="0" w:after="160"/>
               <w:jc w:val="both"/>
@@ -16721,7 +16713,7 @@
               <w:pStyle w:val="Normal"/>
               <w:widowControl/>
               <w:suppressAutoHyphens w:val="true"/>
-              <w:overflowPunct w:val="false"/>
+              <w:overflowPunct w:val="true"/>
               <w:bidi w:val="0"/>
               <w:spacing w:lineRule="auto" w:line="360" w:before="0" w:after="160"/>
               <w:jc w:val="both"/>
@@ -16859,12 +16851,12 @@
           <w:lang w:eastAsia="ru-RU"/>
         </w:rPr>
       </w:r>
-      <w:bookmarkStart w:id="231" w:name="OLE_LINK2_Копия_1"/>
+      <w:bookmarkStart w:id="231" w:name="OLE_LINK1_Копия_1"/>
       <w:bookmarkStart w:id="232" w:name="OLE_LINK3_Копия_1"/>
-      <w:bookmarkStart w:id="233" w:name="OLE_LINK1_Копия_1"/>
-      <w:bookmarkStart w:id="234" w:name="OLE_LINK2_Копия_1"/>
+      <w:bookmarkStart w:id="233" w:name="OLE_LINK2_Копия_1"/>
+      <w:bookmarkStart w:id="234" w:name="OLE_LINK1_Копия_1"/>
       <w:bookmarkStart w:id="235" w:name="OLE_LINK3_Копия_1"/>
-      <w:bookmarkStart w:id="236" w:name="OLE_LINK1_Копия_1"/>
+      <w:bookmarkStart w:id="236" w:name="OLE_LINK2_Копия_1"/>
       <w:bookmarkEnd w:id="234"/>
       <w:bookmarkEnd w:id="235"/>
       <w:bookmarkEnd w:id="236"/>
@@ -16911,7 +16903,7 @@
           <wp:inline distT="0" distB="0" distL="0" distR="0">
             <wp:extent cx="1209675" cy="1736090"/>
             <wp:effectExtent l="0" t="0" r="0" b="0"/>
-            <wp:docPr id="28" name="Рисунок 38" descr=""/>
+            <wp:docPr id="27" name="Рисунок 38" descr=""/>
             <wp:cNvGraphicFramePr>
               <a:graphicFrameLocks xmlns:a="http://schemas.openxmlformats.org/drawingml/2006/main" noChangeAspect="1"/>
             </wp:cNvGraphicFramePr>
@@ -16919,13 +16911,13 @@
               <a:graphicData uri="http://schemas.openxmlformats.org/drawingml/2006/picture">
                 <pic:pic xmlns:pic="http://schemas.openxmlformats.org/drawingml/2006/picture">
                   <pic:nvPicPr>
-                    <pic:cNvPr id="28" name="Рисунок 38" descr=""/>
+                    <pic:cNvPr id="27" name="Рисунок 38" descr=""/>
                     <pic:cNvPicPr>
                       <a:picLocks noChangeAspect="1" noChangeArrowheads="1"/>
                     </pic:cNvPicPr>
                   </pic:nvPicPr>
                   <pic:blipFill>
-                    <a:blip r:embed="rId24"/>
+                    <a:blip r:embed="rId23"/>
                     <a:stretch>
                       <a:fillRect/>
                     </a:stretch>
@@ -16990,7 +16982,7 @@
           <w:lang w:eastAsia="ru-RU"/>
         </w:rPr>
         <w:drawing>
-          <wp:anchor behindDoc="0" distT="0" distB="0" distL="0" distR="0" simplePos="0" locked="0" layoutInCell="0" allowOverlap="1" relativeHeight="30">
+          <wp:anchor behindDoc="0" distT="0" distB="0" distL="0" distR="0" simplePos="0" locked="0" layoutInCell="0" allowOverlap="1" relativeHeight="28">
             <wp:simplePos x="0" y="0"/>
             <wp:positionH relativeFrom="column">
               <wp:posOffset>0</wp:posOffset>
@@ -17001,7 +16993,7 @@
             <wp:extent cx="5940425" cy="969010"/>
             <wp:effectExtent l="0" t="0" r="0" b="0"/>
             <wp:wrapTopAndBottom/>
-            <wp:docPr id="29" name="Изображение11" descr=""/>
+            <wp:docPr id="28" name="Изображение11" descr=""/>
             <wp:cNvGraphicFramePr>
               <a:graphicFrameLocks xmlns:a="http://schemas.openxmlformats.org/drawingml/2006/main" noChangeAspect="1"/>
             </wp:cNvGraphicFramePr>
@@ -17009,13 +17001,13 @@
               <a:graphicData uri="http://schemas.openxmlformats.org/drawingml/2006/picture">
                 <pic:pic xmlns:pic="http://schemas.openxmlformats.org/drawingml/2006/picture">
                   <pic:nvPicPr>
-                    <pic:cNvPr id="29" name="Изображение11" descr=""/>
+                    <pic:cNvPr id="28" name="Изображение11" descr=""/>
                     <pic:cNvPicPr>
                       <a:picLocks noChangeAspect="1" noChangeArrowheads="1"/>
                     </pic:cNvPicPr>
                   </pic:nvPicPr>
                   <pic:blipFill>
-                    <a:blip r:embed="rId25"/>
+                    <a:blip r:embed="rId24"/>
                     <a:stretch>
                       <a:fillRect/>
                     </a:stretch>
@@ -17126,7 +17118,7 @@
           <w:lang w:eastAsia="ru-RU"/>
         </w:rPr>
         <w:drawing>
-          <wp:anchor behindDoc="0" distT="0" distB="0" distL="0" distR="0" simplePos="0" locked="0" layoutInCell="0" allowOverlap="1" relativeHeight="31">
+          <wp:anchor behindDoc="0" distT="0" distB="0" distL="0" distR="0" simplePos="0" locked="0" layoutInCell="0" allowOverlap="1" relativeHeight="29">
             <wp:simplePos x="0" y="0"/>
             <wp:positionH relativeFrom="column">
               <wp:align>center</wp:align>
@@ -17137,7 +17129,7 @@
             <wp:extent cx="5940425" cy="1803400"/>
             <wp:effectExtent l="0" t="0" r="0" b="0"/>
             <wp:wrapTopAndBottom/>
-            <wp:docPr id="30" name="Изображение12" descr=""/>
+            <wp:docPr id="29" name="Изображение12" descr=""/>
             <wp:cNvGraphicFramePr>
               <a:graphicFrameLocks xmlns:a="http://schemas.openxmlformats.org/drawingml/2006/main" noChangeAspect="1"/>
             </wp:cNvGraphicFramePr>
@@ -17145,13 +17137,13 @@
               <a:graphicData uri="http://schemas.openxmlformats.org/drawingml/2006/picture">
                 <pic:pic xmlns:pic="http://schemas.openxmlformats.org/drawingml/2006/picture">
                   <pic:nvPicPr>
-                    <pic:cNvPr id="30" name="Изображение12" descr=""/>
+                    <pic:cNvPr id="29" name="Изображение12" descr=""/>
                     <pic:cNvPicPr>
                       <a:picLocks noChangeAspect="1" noChangeArrowheads="1"/>
                     </pic:cNvPicPr>
                   </pic:nvPicPr>
                   <pic:blipFill>
-                    <a:blip r:embed="rId26"/>
+                    <a:blip r:embed="rId25"/>
                     <a:stretch>
                       <a:fillRect/>
                     </a:stretch>
@@ -17355,7 +17347,7 @@
         <w:pStyle w:val="Normal"/>
         <w:numPr>
           <w:ilvl w:val="0"/>
-          <w:numId w:val="13"/>
+          <w:numId w:val="12"/>
         </w:numPr>
         <w:rPr/>
       </w:pPr>
@@ -17364,6 +17356,170 @@
       <w:r>
         <w:rPr/>
         <w:t>Расчёт интегрального показателя риска на основе бизнес-правил.</w:t>
+      </w:r>
+    </w:p>
+    <w:p>
+      <w:pPr>
+        <w:pStyle w:val="Normal"/>
+        <w:numPr>
+          <w:ilvl w:val="0"/>
+          <w:numId w:val="12"/>
+        </w:numPr>
+        <w:rPr/>
+      </w:pPr>
+      <w:bookmarkStart w:id="243" w:name="__RefHeading___Toc3380_4046097046"/>
+      <w:bookmarkEnd w:id="243"/>
+      <w:r>
+        <w:rPr/>
+        <w:t>Генерация синтетического обучающего набора данных.</w:t>
+      </w:r>
+    </w:p>
+    <w:p>
+      <w:pPr>
+        <w:pStyle w:val="Normal"/>
+        <w:numPr>
+          <w:ilvl w:val="0"/>
+          <w:numId w:val="12"/>
+        </w:numPr>
+        <w:rPr/>
+      </w:pPr>
+      <w:bookmarkStart w:id="244" w:name="__RefHeading___Toc3382_4046097046"/>
+      <w:bookmarkEnd w:id="244"/>
+      <w:r>
+        <w:rPr/>
+        <w:t>Расширение признакового пространства за счёт производных метрик.</w:t>
+      </w:r>
+    </w:p>
+    <w:p>
+      <w:pPr>
+        <w:pStyle w:val="Normal"/>
+        <w:numPr>
+          <w:ilvl w:val="0"/>
+          <w:numId w:val="12"/>
+        </w:numPr>
+        <w:rPr/>
+      </w:pPr>
+      <w:bookmarkStart w:id="245" w:name="__RefHeading___Toc3384_4046097046"/>
+      <w:bookmarkEnd w:id="245"/>
+      <w:r>
+        <w:rPr/>
+        <w:t>Применение техник балансировки данных (SMOTE).</w:t>
+      </w:r>
+    </w:p>
+    <w:p>
+      <w:pPr>
+        <w:pStyle w:val="Normal"/>
+        <w:numPr>
+          <w:ilvl w:val="0"/>
+          <w:numId w:val="12"/>
+        </w:numPr>
+        <w:rPr/>
+      </w:pPr>
+      <w:bookmarkStart w:id="246" w:name="__RefHeading___Toc3386_4046097046"/>
+      <w:bookmarkEnd w:id="246"/>
+      <w:r>
+        <w:rPr/>
+        <w:t>Использование ансамбля моделей (StackingClassifier) для повышения точности прогнозирования.</w:t>
+      </w:r>
+    </w:p>
+    <w:p>
+      <w:pPr>
+        <w:pStyle w:val="Normal"/>
+        <w:rPr/>
+      </w:pPr>
+      <w:bookmarkStart w:id="247" w:name="__RefHeading___Toc3388_4046097046"/>
+      <w:bookmarkEnd w:id="247"/>
+      <w:r>
+        <w:rPr/>
+        <w:tab/>
+        <w:t>Интерфейс взаимодействия с моделью представлен в виде класса SupplierRiskModel, который предоставляет методы для обучения, прогнозирования, оценки и сохранения модели.</w:t>
+      </w:r>
+    </w:p>
+    <w:p>
+      <w:pPr>
+        <w:pStyle w:val="Normal"/>
+        <w:rPr/>
+      </w:pPr>
+      <w:r>
+        <w:rPr/>
+      </w:r>
+    </w:p>
+    <w:p>
+      <w:pPr>
+        <w:pStyle w:val="Normal"/>
+        <w:rPr/>
+      </w:pPr>
+      <w:bookmarkStart w:id="248" w:name="__RefHeading___Toc3390_4046097046"/>
+      <w:bookmarkEnd w:id="248"/>
+      <w:r>
+        <w:rPr/>
+        <w:tab/>
+        <w:t>Разработка модели машинного обучения в среде Python предполагает создание и настройку объектов-классификаторов, определение пайплайнов предобработки данных, а также реализацию методов валидации и интерпретации результатов. Все созданные объекты и методы инкапсулированы в единый класс, что обеспечивает целостность и сопровождаемость решения.</w:t>
+      </w:r>
+    </w:p>
+    <w:p>
+      <w:pPr>
+        <w:pStyle w:val="Normal"/>
+        <w:rPr/>
+      </w:pPr>
+      <w:bookmarkStart w:id="249" w:name="__RefHeading___Toc3392_4046097046"/>
+      <w:bookmarkEnd w:id="249"/>
+      <w:r>
+        <w:rPr/>
+        <w:tab/>
+        <w:t>Рассмотрим подробнее ключевые методы разработанного класса SupplierRiskModel.</w:t>
+      </w:r>
+    </w:p>
+    <w:p>
+      <w:pPr>
+        <w:pStyle w:val="Normal"/>
+        <w:rPr/>
+      </w:pPr>
+      <w:bookmarkStart w:id="250" w:name="__RefHeading___Toc3394_4046097046"/>
+      <w:bookmarkEnd w:id="250"/>
+      <w:r>
+        <w:rPr/>
+        <w:tab/>
+        <w:t>Метод calculate_risk_score:</w:t>
+      </w:r>
+    </w:p>
+    <w:p>
+      <w:pPr>
+        <w:pStyle w:val="Normal"/>
+        <w:rPr/>
+      </w:pPr>
+      <w:bookmarkStart w:id="251" w:name="__RefHeading___Toc3396_4046097046"/>
+      <w:bookmarkEnd w:id="251"/>
+      <w:r>
+        <w:rPr/>
+        <w:tab/>
+        <w:t>Предназначен для расчёта интегрального показателя риска поставщика на основе взвешенной суммы факторов риска. Формула расчёта включает такие параметры, как наличие убытков, нулевая выручка, налоговая задолженность, арбитражные дела и другие. Весовые коэффициенты определены на основе экспертной оценки значимости каждого фактора. Результирующее значение нормализуется в диапазон от 0 до 10.</w:t>
+      </w:r>
+    </w:p>
+    <w:p>
+      <w:pPr>
+        <w:pStyle w:val="Normal"/>
+        <w:rPr/>
+      </w:pPr>
+      <w:bookmarkStart w:id="252" w:name="__RefHeading___Toc3398_4046097046"/>
+      <w:bookmarkEnd w:id="252"/>
+      <w:r>
+        <w:rPr/>
+        <w:tab/>
+        <w:t>Метод prepare_advanced_features:</w:t>
+      </w:r>
+    </w:p>
+    <w:p>
+      <w:pPr>
+        <w:pStyle w:val="Normal"/>
+        <w:rPr/>
+      </w:pPr>
+      <w:bookmarkStart w:id="253" w:name="__RefHeading___Toc3400_4046097046"/>
+      <w:bookmarkEnd w:id="253"/>
+      <w:r>
+        <w:rPr/>
+        <w:tab/>
+        <w:t>Выполняет расширение исходного признакового пространства за счёт создания производных признаков, таких как:</w:t>
       </w:r>
     </w:p>
     <w:p>
@@ -17375,11 +17531,11 @@
         </w:numPr>
         <w:rPr/>
       </w:pPr>
-      <w:bookmarkStart w:id="243" w:name="__RefHeading___Toc3380_4046097046"/>
-      <w:bookmarkEnd w:id="243"/>
+      <w:bookmarkStart w:id="254" w:name="__RefHeading___Toc3402_4046097046"/>
+      <w:bookmarkEnd w:id="254"/>
       <w:r>
         <w:rPr/>
-        <w:t>Генерация синтетического обучающего набора данных.</w:t>
+        <w:t>Общее количество негативных факторов.</w:t>
       </w:r>
     </w:p>
     <w:p>
@@ -17391,11 +17547,11 @@
         </w:numPr>
         <w:rPr/>
       </w:pPr>
-      <w:bookmarkStart w:id="244" w:name="__RefHeading___Toc3382_4046097046"/>
-      <w:bookmarkEnd w:id="244"/>
+      <w:bookmarkStart w:id="255" w:name="__RefHeading___Toc3404_4046097046"/>
+      <w:bookmarkEnd w:id="255"/>
       <w:r>
         <w:rPr/>
-        <w:t>Расширение признакового пространства за счёт производных метрик.</w:t>
+        <w:t>Индекс стабильности поставщика.</w:t>
       </w:r>
     </w:p>
     <w:p>
@@ -17407,11 +17563,11 @@
         </w:numPr>
         <w:rPr/>
       </w:pPr>
-      <w:bookmarkStart w:id="245" w:name="__RefHeading___Toc3384_4046097046"/>
-      <w:bookmarkEnd w:id="245"/>
+      <w:bookmarkStart w:id="256" w:name="__RefHeading___Toc3406_4046097046"/>
+      <w:bookmarkEnd w:id="256"/>
       <w:r>
         <w:rPr/>
-        <w:t>Применение техник балансировки данных (SMOTE).</w:t>
+        <w:t>Взаимодействия между ключевыми рисковыми факторами.</w:t>
       </w:r>
     </w:p>
     <w:p>
@@ -17423,11 +17579,11 @@
         </w:numPr>
         <w:rPr/>
       </w:pPr>
-      <w:bookmarkStart w:id="246" w:name="__RefHeading___Toc3386_4046097046"/>
-      <w:bookmarkEnd w:id="246"/>
+      <w:bookmarkStart w:id="257" w:name="__RefHeading___Toc3408_4046097046"/>
+      <w:bookmarkEnd w:id="257"/>
       <w:r>
         <w:rPr/>
-        <w:t>Использование ансамбля моделей (StackingClassifier) для повышения точности прогнозирования.</w:t>
+        <w:t>Относительные показатели (например, риск на год работы компании).</w:t>
       </w:r>
     </w:p>
     <w:p>
@@ -17435,12 +17591,12 @@
         <w:pStyle w:val="Normal"/>
         <w:rPr/>
       </w:pPr>
-      <w:bookmarkStart w:id="247" w:name="__RefHeading___Toc3388_4046097046"/>
-      <w:bookmarkEnd w:id="247"/>
+      <w:bookmarkStart w:id="258" w:name="__RefHeading___Toc3410_4046097046"/>
+      <w:bookmarkEnd w:id="258"/>
       <w:r>
         <w:rPr/>
         <w:tab/>
-        <w:t>Интерфейс взаимодействия с моделью представлен в виде класса SupplierRiskModel, который предоставляет методы для обучения, прогнозирования, оценки и сохранения модели.</w:t>
+        <w:t>Это позволяет модели учитывать не только исходные данные, но и сложные зависимости между ними.</w:t>
       </w:r>
     </w:p>
     <w:p>
@@ -17448,86 +17604,30 @@
         <w:pStyle w:val="Normal"/>
         <w:rPr/>
       </w:pPr>
-      <w:r>
-        <w:rPr/>
-      </w:r>
-    </w:p>
-    <w:p>
-      <w:pPr>
-        <w:pStyle w:val="Normal"/>
-        <w:rPr/>
-      </w:pPr>
-      <w:bookmarkStart w:id="248" w:name="__RefHeading___Toc3390_4046097046"/>
-      <w:bookmarkEnd w:id="248"/>
       <w:r>
         <w:rPr/>
         <w:tab/>
-        <w:t>Разработка модели машинного обучения в среде Python предполагает создание и настройку объектов-классификаторов, определение пайплайнов предобработки данных, а также реализацию методов валидации и интерпретации результатов. Все созданные объекты и методы инкапсулированы в единый класс, что обеспечивает целостность и сопровождаемость решения.</w:t>
-      </w:r>
-    </w:p>
-    <w:p>
-      <w:pPr>
-        <w:pStyle w:val="Normal"/>
+        <w:t xml:space="preserve">Метод create_super_ensemble </w:t>
+      </w:r>
+      <w:r>
         <w:rPr/>
-      </w:pPr>
-      <w:bookmarkStart w:id="249" w:name="__RefHeading___Toc3392_4046097046"/>
-      <w:bookmarkEnd w:id="249"/>
+        <w:t>р</w:t>
+      </w:r>
+      <w:r>
+        <w:rPr/>
+        <w:t xml:space="preserve">еализует ансамблевую модель на основе стекинга (StackingClassifier). </w:t>
+        <w:tab/>
+      </w:r>
+    </w:p>
+    <w:p>
+      <w:pPr>
+        <w:pStyle w:val="Normal"/>
+        <w:rPr/>
+      </w:pPr>
       <w:r>
         <w:rPr/>
         <w:tab/>
-        <w:t>Рассмотрим подробнее ключевые методы разработанного класса SupplierRiskModel.</w:t>
-      </w:r>
-    </w:p>
-    <w:p>
-      <w:pPr>
-        <w:pStyle w:val="Normal"/>
-        <w:rPr/>
-      </w:pPr>
-      <w:bookmarkStart w:id="250" w:name="__RefHeading___Toc3394_4046097046"/>
-      <w:bookmarkEnd w:id="250"/>
-      <w:r>
-        <w:rPr/>
-        <w:tab/>
-        <w:t>Метод calculate_risk_score:</w:t>
-      </w:r>
-    </w:p>
-    <w:p>
-      <w:pPr>
-        <w:pStyle w:val="Normal"/>
-        <w:rPr/>
-      </w:pPr>
-      <w:bookmarkStart w:id="251" w:name="__RefHeading___Toc3396_4046097046"/>
-      <w:bookmarkEnd w:id="251"/>
-      <w:r>
-        <w:rPr/>
-        <w:tab/>
-        <w:t>Предназначен для расчёта интегрального показателя риска поставщика на основе взвешенной суммы факторов риска. Формула расчёта включает такие параметры, как наличие убытков, нулевая выручка, налоговая задолженность, арбитражные дела и другие. Весовые коэффициенты определены на основе экспертной оценки значимости каждого фактора. Результирующее значение нормализуется в диапазон от 0 до 10.</w:t>
-      </w:r>
-    </w:p>
-    <w:p>
-      <w:pPr>
-        <w:pStyle w:val="Normal"/>
-        <w:rPr/>
-      </w:pPr>
-      <w:bookmarkStart w:id="252" w:name="__RefHeading___Toc3398_4046097046"/>
-      <w:bookmarkEnd w:id="252"/>
-      <w:r>
-        <w:rPr/>
-        <w:tab/>
-        <w:t>Метод prepare_advanced_features:</w:t>
-      </w:r>
-    </w:p>
-    <w:p>
-      <w:pPr>
-        <w:pStyle w:val="Normal"/>
-        <w:rPr/>
-      </w:pPr>
-      <w:bookmarkStart w:id="253" w:name="__RefHeading___Toc3400_4046097046"/>
-      <w:bookmarkEnd w:id="253"/>
-      <w:r>
-        <w:rPr/>
-        <w:tab/>
-        <w:t>Выполняет расширение исходного признакового пространства за счёт создания производных признаков, таких как:</w:t>
+        <w:t>В качестве базовых моделей используются:</w:t>
       </w:r>
     </w:p>
     <w:p>
@@ -17539,11 +17639,11 @@
         </w:numPr>
         <w:rPr/>
       </w:pPr>
-      <w:bookmarkStart w:id="254" w:name="__RefHeading___Toc3402_4046097046"/>
-      <w:bookmarkEnd w:id="254"/>
+      <w:bookmarkStart w:id="259" w:name="__RefHeading___Toc3416_4046097046"/>
+      <w:bookmarkEnd w:id="259"/>
       <w:r>
         <w:rPr/>
-        <w:t>Общее количество негативных факторов.</w:t>
+        <w:t>RandomForestClassifier с балансировкой классов.</w:t>
       </w:r>
     </w:p>
     <w:p>
@@ -17555,11 +17655,11 @@
         </w:numPr>
         <w:rPr/>
       </w:pPr>
-      <w:bookmarkStart w:id="255" w:name="__RefHeading___Toc3404_4046097046"/>
-      <w:bookmarkEnd w:id="255"/>
+      <w:bookmarkStart w:id="260" w:name="__RefHeading___Toc3418_4046097046"/>
+      <w:bookmarkEnd w:id="260"/>
       <w:r>
         <w:rPr/>
-        <w:t>Индекс стабильности поставщика.</w:t>
+        <w:t>BalancedRandomForestClassifier.</w:t>
       </w:r>
     </w:p>
     <w:p>
@@ -17571,11 +17671,11 @@
         </w:numPr>
         <w:rPr/>
       </w:pPr>
-      <w:bookmarkStart w:id="256" w:name="__RefHeading___Toc3406_4046097046"/>
-      <w:bookmarkEnd w:id="256"/>
+      <w:bookmarkStart w:id="261" w:name="__RefHeading___Toc3420_4046097046"/>
+      <w:bookmarkEnd w:id="261"/>
       <w:r>
         <w:rPr/>
-        <w:t>Взаимодействия между ключевыми рисковыми факторами.</w:t>
+        <w:t>XGBoost.</w:t>
       </w:r>
     </w:p>
     <w:p>
@@ -17587,11 +17687,11 @@
         </w:numPr>
         <w:rPr/>
       </w:pPr>
-      <w:bookmarkStart w:id="257" w:name="__RefHeading___Toc3408_4046097046"/>
-      <w:bookmarkEnd w:id="257"/>
+      <w:bookmarkStart w:id="262" w:name="__RefHeading___Toc3422_4046097046"/>
+      <w:bookmarkEnd w:id="262"/>
       <w:r>
         <w:rPr/>
-        <w:t>Относительные показатели (например, риск на год работы компании).</w:t>
+        <w:t>GradientBoostingClassifier.</w:t>
       </w:r>
     </w:p>
     <w:p>
@@ -17599,12 +17699,10 @@
         <w:pStyle w:val="Normal"/>
         <w:rPr/>
       </w:pPr>
-      <w:bookmarkStart w:id="258" w:name="__RefHeading___Toc3410_4046097046"/>
-      <w:bookmarkEnd w:id="258"/>
       <w:r>
         <w:rPr/>
         <w:tab/>
-        <w:t>Это позволяет модели учитывать не только исходные данные, но и сложные зависимости между ними.</w:t>
+        <w:t>Метод train_high_accuracy_model осуществляет полный цикл обучения модели, начиная с генерации синтетического набора данных и расширения признакового пространства, после чего выполняется балансировка классов с помощью SMOTE. Далее производится разделение данных на обучающую и тестовую выборки, масштабирование и преобразование признаков, а затем непосредственно обучение ансамблевой модели с последующей оценкой ее качества на тестовых данных.</w:t>
       </w:r>
     </w:p>
     <w:p>
@@ -17612,258 +17710,8 @@
         <w:pStyle w:val="Normal"/>
         <w:rPr/>
       </w:pPr>
-      <w:r>
-        <w:rPr/>
-      </w:r>
-    </w:p>
-    <w:p>
-      <w:pPr>
-        <w:pStyle w:val="Normal"/>
-        <w:rPr/>
-      </w:pPr>
-      <w:bookmarkStart w:id="259" w:name="__RefHeading___Toc3412_4046097046"/>
-      <w:bookmarkEnd w:id="259"/>
-      <w:r>
-        <w:rPr/>
-        <w:tab/>
-        <w:t>Метод create_super_ensemble:</w:t>
-      </w:r>
-    </w:p>
-    <w:p>
-      <w:pPr>
-        <w:pStyle w:val="Normal"/>
-        <w:rPr/>
-      </w:pPr>
-      <w:bookmarkStart w:id="260" w:name="__RefHeading___Toc3414_4046097046"/>
-      <w:bookmarkEnd w:id="260"/>
-      <w:r>
-        <w:rPr/>
-        <w:tab/>
-        <w:t>Реализует ансамблевую модель на основе стекинга (StackingClassifier). В качестве базовых моделей используются:</w:t>
-      </w:r>
-    </w:p>
-    <w:p>
-      <w:pPr>
-        <w:pStyle w:val="Normal"/>
-        <w:numPr>
-          <w:ilvl w:val="0"/>
-          <w:numId w:val="15"/>
-        </w:numPr>
-        <w:rPr/>
-      </w:pPr>
-      <w:bookmarkStart w:id="261" w:name="__RefHeading___Toc3416_4046097046"/>
-      <w:bookmarkEnd w:id="261"/>
-      <w:r>
-        <w:rPr/>
-        <w:t>RandomForestClassifier с балансировкой классов.</w:t>
-      </w:r>
-    </w:p>
-    <w:p>
-      <w:pPr>
-        <w:pStyle w:val="Normal"/>
-        <w:numPr>
-          <w:ilvl w:val="0"/>
-          <w:numId w:val="15"/>
-        </w:numPr>
-        <w:rPr/>
-      </w:pPr>
-      <w:bookmarkStart w:id="262" w:name="__RefHeading___Toc3418_4046097046"/>
-      <w:bookmarkEnd w:id="262"/>
-      <w:r>
-        <w:rPr/>
-        <w:t>BalancedRandomForestClassifier.</w:t>
-      </w:r>
-    </w:p>
-    <w:p>
-      <w:pPr>
-        <w:pStyle w:val="Normal"/>
-        <w:numPr>
-          <w:ilvl w:val="0"/>
-          <w:numId w:val="15"/>
-        </w:numPr>
-        <w:rPr/>
-      </w:pPr>
-      <w:bookmarkStart w:id="263" w:name="__RefHeading___Toc3420_4046097046"/>
+      <w:bookmarkStart w:id="263" w:name="__RefHeading___Toc3444_4046097046"/>
       <w:bookmarkEnd w:id="263"/>
-      <w:r>
-        <w:rPr/>
-        <w:t>XGBoost.</w:t>
-      </w:r>
-    </w:p>
-    <w:p>
-      <w:pPr>
-        <w:pStyle w:val="Normal"/>
-        <w:numPr>
-          <w:ilvl w:val="0"/>
-          <w:numId w:val="15"/>
-        </w:numPr>
-        <w:rPr/>
-      </w:pPr>
-      <w:bookmarkStart w:id="264" w:name="__RefHeading___Toc3422_4046097046"/>
-      <w:bookmarkEnd w:id="264"/>
-      <w:r>
-        <w:rPr/>
-        <w:t>GradientBoostingClassifier.</w:t>
-      </w:r>
-    </w:p>
-    <w:p>
-      <w:pPr>
-        <w:pStyle w:val="Normal"/>
-        <w:rPr/>
-      </w:pPr>
-      <w:bookmarkStart w:id="265" w:name="__RefHeading___Toc3424_4046097046"/>
-      <w:bookmarkEnd w:id="265"/>
-      <w:r>
-        <w:rPr/>
-        <w:tab/>
-        <w:t>В качестве метамодели применяется логистическая регрессия. Такой подход позволяет объединить сильные стороны различных алгоритмов и повысить общую точность прогнозирования.</w:t>
-      </w:r>
-    </w:p>
-    <w:p>
-      <w:pPr>
-        <w:pStyle w:val="Normal"/>
-        <w:rPr/>
-      </w:pPr>
-      <w:bookmarkStart w:id="266" w:name="__RefHeading___Toc3426_4046097046"/>
-      <w:bookmarkEnd w:id="266"/>
-      <w:r>
-        <w:rPr/>
-        <w:tab/>
-        <w:t>Метод train_high_accuracy_model:</w:t>
-      </w:r>
-    </w:p>
-    <w:p>
-      <w:pPr>
-        <w:pStyle w:val="Normal"/>
-        <w:rPr/>
-      </w:pPr>
-      <w:bookmarkStart w:id="267" w:name="__RefHeading___Toc3428_4046097046"/>
-      <w:bookmarkEnd w:id="267"/>
-      <w:r>
-        <w:rPr/>
-        <w:tab/>
-        <w:t>Осуществляет полный цикл обучения модели:</w:t>
-      </w:r>
-    </w:p>
-    <w:p>
-      <w:pPr>
-        <w:pStyle w:val="Normal"/>
-        <w:numPr>
-          <w:ilvl w:val="0"/>
-          <w:numId w:val="16"/>
-        </w:numPr>
-        <w:rPr/>
-      </w:pPr>
-      <w:bookmarkStart w:id="268" w:name="__RefHeading___Toc3430_4046097046"/>
-      <w:bookmarkEnd w:id="268"/>
-      <w:r>
-        <w:rPr/>
-        <w:t>Генерация синтетического набора данных.</w:t>
-      </w:r>
-    </w:p>
-    <w:p>
-      <w:pPr>
-        <w:pStyle w:val="Normal"/>
-        <w:numPr>
-          <w:ilvl w:val="0"/>
-          <w:numId w:val="16"/>
-        </w:numPr>
-        <w:rPr/>
-      </w:pPr>
-      <w:bookmarkStart w:id="269" w:name="__RefHeading___Toc3432_4046097046"/>
-      <w:bookmarkEnd w:id="269"/>
-      <w:r>
-        <w:rPr/>
-        <w:t>Расширение признакового пространства.</w:t>
-      </w:r>
-    </w:p>
-    <w:p>
-      <w:pPr>
-        <w:pStyle w:val="Normal"/>
-        <w:numPr>
-          <w:ilvl w:val="0"/>
-          <w:numId w:val="16"/>
-        </w:numPr>
-        <w:rPr/>
-      </w:pPr>
-      <w:bookmarkStart w:id="270" w:name="__RefHeading___Toc3434_4046097046"/>
-      <w:bookmarkEnd w:id="270"/>
-      <w:r>
-        <w:rPr/>
-        <w:t>Балансировка классов с помощью SMOTE.</w:t>
-      </w:r>
-    </w:p>
-    <w:p>
-      <w:pPr>
-        <w:pStyle w:val="Normal"/>
-        <w:numPr>
-          <w:ilvl w:val="0"/>
-          <w:numId w:val="16"/>
-        </w:numPr>
-        <w:rPr/>
-      </w:pPr>
-      <w:bookmarkStart w:id="271" w:name="__RefHeading___Toc3436_4046097046"/>
-      <w:bookmarkEnd w:id="271"/>
-      <w:r>
-        <w:rPr/>
-        <w:t>Разделение данных на обучающую и тестовую выборки.</w:t>
-      </w:r>
-    </w:p>
-    <w:p>
-      <w:pPr>
-        <w:pStyle w:val="Normal"/>
-        <w:numPr>
-          <w:ilvl w:val="0"/>
-          <w:numId w:val="16"/>
-        </w:numPr>
-        <w:rPr/>
-      </w:pPr>
-      <w:bookmarkStart w:id="272" w:name="__RefHeading___Toc3438_4046097046"/>
-      <w:bookmarkEnd w:id="272"/>
-      <w:r>
-        <w:rPr/>
-        <w:t>Масштабирование и преобразование признаков.</w:t>
-      </w:r>
-    </w:p>
-    <w:p>
-      <w:pPr>
-        <w:pStyle w:val="Normal"/>
-        <w:numPr>
-          <w:ilvl w:val="0"/>
-          <w:numId w:val="16"/>
-        </w:numPr>
-        <w:rPr/>
-      </w:pPr>
-      <w:bookmarkStart w:id="273" w:name="__RefHeading___Toc3440_4046097046"/>
-      <w:bookmarkEnd w:id="273"/>
-      <w:r>
-        <w:rPr/>
-        <w:t>Обучение ансамблевой модели.</w:t>
-      </w:r>
-    </w:p>
-    <w:p>
-      <w:pPr>
-        <w:pStyle w:val="Normal"/>
-        <w:numPr>
-          <w:ilvl w:val="0"/>
-          <w:numId w:val="16"/>
-        </w:numPr>
-        <w:rPr/>
-      </w:pPr>
-      <w:bookmarkStart w:id="274" w:name="__RefHeading___Toc3442_4046097046"/>
-      <w:bookmarkEnd w:id="274"/>
-      <w:r>
-        <w:rPr/>
-        <w:t>Оценка качества модели на тестовых данных.</w:t>
-      </w:r>
-    </w:p>
-    <w:p>
-      <w:pPr>
-        <w:pStyle w:val="Normal"/>
-        <w:rPr/>
-      </w:pPr>
-      <w:bookmarkStart w:id="275" w:name="__RefHeading___Toc3444_4046097046"/>
-      <w:bookmarkEnd w:id="275"/>
       <w:r>
         <w:rPr/>
         <w:tab/>
@@ -17875,8 +17723,8 @@
         <w:pStyle w:val="Normal"/>
         <w:rPr/>
       </w:pPr>
-      <w:bookmarkStart w:id="276" w:name="__RefHeading___Toc3446_4046097046"/>
-      <w:bookmarkEnd w:id="276"/>
+      <w:bookmarkStart w:id="264" w:name="__RefHeading___Toc3446_4046097046"/>
+      <w:bookmarkEnd w:id="264"/>
       <w:r>
         <w:rPr/>
         <w:tab/>
@@ -17888,21 +17736,12 @@
         <w:pStyle w:val="Normal"/>
         <w:rPr/>
       </w:pPr>
-      <w:bookmarkStart w:id="277" w:name="__RefHeading___Toc3448_4046097046"/>
-      <w:bookmarkEnd w:id="277"/>
+      <w:bookmarkStart w:id="265" w:name="__RefHeading___Toc3448_4046097046"/>
+      <w:bookmarkEnd w:id="265"/>
       <w:r>
         <w:rPr/>
         <w:tab/>
         <w:t>Таким образом, разработанная модель представляет собой комплексное решение для автоматической оценки рисков поставщиков, сочетающее в себе бизнес-логику расчёта рисков, методы машинного обучения и техники обработки данных. Модель демонстрирует высокую точность (accuracy: 0.8577) и может быть интегрирована в существующие системы управления поставщиками.</w:t>
-      </w:r>
-    </w:p>
-    <w:p>
-      <w:pPr>
-        <w:pStyle w:val="Normal"/>
-        <w:rPr/>
-      </w:pPr>
-      <w:r>
-        <w:rPr/>
       </w:r>
       <w:r>
         <w:br w:type="page"/>
@@ -17922,8 +17761,8 @@
           <w:szCs w:val="28"/>
         </w:rPr>
       </w:pPr>
-      <w:bookmarkStart w:id="278" w:name="__RefHeading___Toc3450_4046097046"/>
-      <w:bookmarkEnd w:id="278"/>
+      <w:bookmarkStart w:id="266" w:name="__RefHeading___Toc3450_4046097046"/>
+      <w:bookmarkEnd w:id="266"/>
       <w:r>
         <w:rPr>
           <w:b w:val="false"/>
@@ -18031,8 +17870,8 @@
         <w:pStyle w:val="Normal"/>
         <w:rPr/>
       </w:pPr>
-      <w:bookmarkStart w:id="279" w:name="__RefHeading___Toc3452_4046097046"/>
-      <w:bookmarkEnd w:id="279"/>
+      <w:bookmarkStart w:id="267" w:name="__RefHeading___Toc3452_4046097046"/>
+      <w:bookmarkEnd w:id="267"/>
       <w:r>
         <w:rPr>
           <w:b w:val="false"/>
@@ -18067,11 +17906,11 @@
           <w:szCs w:val="28"/>
         </w:rPr>
       </w:pPr>
-      <w:bookmarkStart w:id="280" w:name="__RefHeading___Toc3454_4046097046"/>
-      <w:bookmarkEnd w:id="280"/>
+      <w:bookmarkStart w:id="268" w:name="__RefHeading___Toc3454_4046097046"/>
+      <w:bookmarkEnd w:id="268"/>
       <w:r>
         <w:drawing>
-          <wp:anchor behindDoc="0" distT="0" distB="0" distL="0" distR="0" simplePos="0" locked="0" layoutInCell="0" allowOverlap="1" relativeHeight="32">
+          <wp:anchor behindDoc="0" distT="0" distB="0" distL="0" distR="0" simplePos="0" locked="0" layoutInCell="0" allowOverlap="1" relativeHeight="30">
             <wp:simplePos x="0" y="0"/>
             <wp:positionH relativeFrom="column">
               <wp:posOffset>1092200</wp:posOffset>
@@ -18082,7 +17921,7 @@
             <wp:extent cx="3755390" cy="4862195"/>
             <wp:effectExtent l="0" t="0" r="0" b="0"/>
             <wp:wrapTopAndBottom/>
-            <wp:docPr id="31" name="Изображение13" descr=""/>
+            <wp:docPr id="30" name="Изображение13" descr=""/>
             <wp:cNvGraphicFramePr>
               <a:graphicFrameLocks xmlns:a="http://schemas.openxmlformats.org/drawingml/2006/main" noChangeAspect="1"/>
             </wp:cNvGraphicFramePr>
@@ -18090,13 +17929,13 @@
               <a:graphicData uri="http://schemas.openxmlformats.org/drawingml/2006/picture">
                 <pic:pic xmlns:pic="http://schemas.openxmlformats.org/drawingml/2006/picture">
                   <pic:nvPicPr>
-                    <pic:cNvPr id="31" name="Изображение13" descr=""/>
+                    <pic:cNvPr id="30" name="Изображение13" descr=""/>
                     <pic:cNvPicPr>
                       <a:picLocks noChangeAspect="1" noChangeArrowheads="1"/>
                     </pic:cNvPicPr>
                   </pic:nvPicPr>
                   <pic:blipFill>
-                    <a:blip r:embed="rId27"/>
+                    <a:blip r:embed="rId26"/>
                     <a:stretch>
                       <a:fillRect/>
                     </a:stretch>
@@ -18159,8 +17998,8 @@
           <w:color w:val="auto"/>
         </w:rPr>
       </w:pPr>
-      <w:bookmarkStart w:id="281" w:name="__RefHeading___Toc3456_4046097046"/>
-      <w:bookmarkEnd w:id="281"/>
+      <w:bookmarkStart w:id="269" w:name="__RefHeading___Toc3456_4046097046"/>
+      <w:bookmarkEnd w:id="269"/>
       <w:r>
         <w:rPr>
           <w:b w:val="false"/>
@@ -18175,8 +18014,6 @@
         <w:pStyle w:val="Normal"/>
         <w:rPr/>
       </w:pPr>
-      <w:bookmarkStart w:id="282" w:name="__RefHeading___Toc3458_4046097046"/>
-      <w:bookmarkEnd w:id="282"/>
       <w:r>
         <w:rPr/>
         <w:tab/>
@@ -18205,25 +18042,19 @@
         <w:rPr>
           <w:lang w:val="ru-RU"/>
         </w:rPr>
-        <w:t>нужны для:\</w:t>
-      </w:r>
-    </w:p>
-    <w:p>
-      <w:pPr>
-        <w:pStyle w:val="Normal"/>
-        <w:numPr>
-          <w:ilvl w:val="0"/>
-          <w:numId w:val="17"/>
-        </w:numPr>
-        <w:rPr/>
-      </w:pPr>
-      <w:bookmarkStart w:id="283" w:name="__RefHeading___Toc3460_4046097046"/>
-      <w:bookmarkEnd w:id="283"/>
+        <w:t xml:space="preserve">нужны для </w:t>
+      </w:r>
       <w:r>
         <w:rPr>
           <w:lang w:val="ru-RU"/>
         </w:rPr>
-        <w:t xml:space="preserve">Хранения переменных окружения (ключ </w:t>
+        <w:t>х</w:t>
+      </w:r>
+      <w:r>
+        <w:rPr>
+          <w:lang w:val="ru-RU"/>
+        </w:rPr>
+        <w:t xml:space="preserve">ранения </w:t>
       </w:r>
       <w:r>
         <w:rPr>
@@ -18231,89 +18062,53 @@
           <w:color w:val="auto"/>
           <w:lang w:val="ru-RU"/>
         </w:rPr>
-        <w:t>API "Репутация")</w:t>
-      </w:r>
-    </w:p>
-    <w:p>
-      <w:pPr>
-        <w:pStyle w:val="Normal"/>
-        <w:ind w:hanging="0" w:left="720"/>
+        <w:t xml:space="preserve">API </w:t>
+      </w:r>
+      <w:r>
+        <w:rPr>
+          <w:lang w:val="ru-RU"/>
+        </w:rPr>
+        <w:t>ключ</w:t>
+      </w:r>
+      <w:r>
+        <w:rPr>
+          <w:lang w:val="ru-RU"/>
+        </w:rPr>
+        <w:t xml:space="preserve">а </w:t>
+      </w:r>
+      <w:r>
+        <w:rPr>
+          <w:b w:val="false"/>
+          <w:color w:val="auto"/>
+          <w:lang w:val="ru-RU"/>
+        </w:rPr>
+        <w:t>"Репутация"</w:t>
+      </w:r>
+      <w:r>
+        <w:rPr>
+          <w:b w:val="false"/>
+          <w:color w:val="auto"/>
+          <w:lang w:val="ru-RU"/>
+        </w:rPr>
+        <w:t>.</w:t>
+      </w:r>
+    </w:p>
+    <w:p>
+      <w:pPr>
+        <w:pStyle w:val="Normal"/>
+        <w:widowControl/>
+        <w:suppressAutoHyphens w:val="true"/>
+        <w:overflowPunct w:val="true"/>
+        <w:bidi w:val="0"/>
+        <w:spacing w:lineRule="auto" w:line="360" w:before="0" w:after="160"/>
+        <w:ind w:hanging="0" w:left="0" w:right="0"/>
+        <w:jc w:val="both"/>
         <w:rPr/>
       </w:pPr>
-      <w:bookmarkStart w:id="284" w:name="__RefHeading___Toc3462_4046097046"/>
-      <w:bookmarkEnd w:id="284"/>
-      <w:r>
-        <w:rPr>
-          <w:lang w:val="ru-RU"/>
-        </w:rPr>
-        <w:t xml:space="preserve">Логирование событий </w:t>
-      </w:r>
-      <w:r>
-        <w:rPr/>
-        <w:t>Python-</w:t>
-      </w:r>
-      <w:r>
-        <w:rPr>
-          <w:lang w:val="ru-RU"/>
-        </w:rPr>
-        <w:t>сервиса (</w:t>
-      </w:r>
-      <w:r>
-        <w:rPr/>
-        <w:t>log.py</w:t>
-      </w:r>
-      <w:r>
-        <w:rPr>
-          <w:lang w:val="ru-RU"/>
-        </w:rPr>
-        <w:t>) позволяют производить</w:t>
-      </w:r>
-      <w:r>
-        <w:rPr/>
-        <w:t>:</w:t>
-      </w:r>
-    </w:p>
-    <w:p>
-      <w:pPr>
-        <w:pStyle w:val="Normal"/>
-        <w:numPr>
-          <w:ilvl w:val="0"/>
-          <w:numId w:val="17"/>
-        </w:numPr>
-        <w:rPr/>
-      </w:pPr>
-      <w:bookmarkStart w:id="285" w:name="__RefHeading___Toc3464_4046097046"/>
-      <w:bookmarkEnd w:id="285"/>
-      <w:r>
-        <w:rPr/>
-        <w:t>Отслеживание, анализ и отладку работы системы</w:t>
-      </w:r>
-    </w:p>
-    <w:p>
-      <w:pPr>
-        <w:pStyle w:val="Normal"/>
-        <w:numPr>
-          <w:ilvl w:val="0"/>
-          <w:numId w:val="17"/>
-        </w:numPr>
-        <w:rPr/>
-      </w:pPr>
-      <w:r>
-        <w:rPr/>
-        <w:t>Находить и исправлять ошибки, контролировать процессы</w:t>
-        <w:tab/>
-      </w:r>
-    </w:p>
-    <w:p>
-      <w:pPr>
-        <w:pStyle w:val="Normal"/>
-        <w:rPr/>
-      </w:pPr>
-      <w:bookmarkStart w:id="286" w:name="__RefHeading___Toc3470_4046097046"/>
-      <w:bookmarkEnd w:id="286"/>
       <w:r>
         <w:rPr/>
         <w:tab/>
+        <w:t>Логирование событий Python-сервиса (log.py) позволяет производить отслеживание, анализ и отладку работы системы, а также находить и исправлять ошибки и контролировать процессы.</w:t>
       </w:r>
     </w:p>
     <w:p>
@@ -18332,12 +18127,12 @@
         <w:pStyle w:val="Normal"/>
         <w:numPr>
           <w:ilvl w:val="0"/>
-          <w:numId w:val="23"/>
+          <w:numId w:val="16"/>
         </w:numPr>
         <w:rPr/>
       </w:pPr>
-      <w:bookmarkStart w:id="287" w:name="__RefHeading___Toc3472_4046097046"/>
-      <w:bookmarkEnd w:id="287"/>
+      <w:bookmarkStart w:id="270" w:name="__RefHeading___Toc3472_4046097046"/>
+      <w:bookmarkEnd w:id="270"/>
       <w:r>
         <w:rPr/>
         <w:t>Обработку HTTP-запросов от клиентской части на 1С</w:t>
@@ -18348,12 +18143,12 @@
         <w:pStyle w:val="Normal"/>
         <w:numPr>
           <w:ilvl w:val="0"/>
-          <w:numId w:val="23"/>
+          <w:numId w:val="16"/>
         </w:numPr>
         <w:rPr/>
       </w:pPr>
-      <w:bookmarkStart w:id="288" w:name="__RefHeading___Toc3474_4046097046"/>
-      <w:bookmarkEnd w:id="288"/>
+      <w:bookmarkStart w:id="271" w:name="__RefHeading___Toc3474_4046097046"/>
+      <w:bookmarkEnd w:id="271"/>
       <w:r>
         <w:rPr/>
         <w:t>Управление жизненным циклом приложения через контекстные менеджеры</w:t>
@@ -18364,12 +18159,12 @@
         <w:pStyle w:val="Normal"/>
         <w:numPr>
           <w:ilvl w:val="0"/>
-          <w:numId w:val="23"/>
+          <w:numId w:val="16"/>
         </w:numPr>
         <w:rPr/>
       </w:pPr>
-      <w:bookmarkStart w:id="289" w:name="__RefHeading___Toc3476_4046097046"/>
-      <w:bookmarkEnd w:id="289"/>
+      <w:bookmarkStart w:id="272" w:name="__RefHeading___Toc3476_4046097046"/>
+      <w:bookmarkEnd w:id="272"/>
       <w:r>
         <w:rPr/>
         <w:t>Настройку CORS-политик для кросс-доменных запросов</w:t>
@@ -18380,12 +18175,12 @@
         <w:pStyle w:val="Normal"/>
         <w:numPr>
           <w:ilvl w:val="0"/>
-          <w:numId w:val="23"/>
+          <w:numId w:val="16"/>
         </w:numPr>
         <w:rPr/>
       </w:pPr>
-      <w:bookmarkStart w:id="290" w:name="__RefHeading___Toc3478_4046097046"/>
-      <w:bookmarkEnd w:id="290"/>
+      <w:bookmarkStart w:id="273" w:name="__RefHeading___Toc3478_4046097046"/>
+      <w:bookmarkEnd w:id="273"/>
       <w:r>
         <w:rPr/>
         <w:t>Маршрутизацию запросов к соответствующим обработчикам</w:t>
@@ -18405,12 +18200,626 @@
         <w:pStyle w:val="Normal"/>
         <w:rPr/>
       </w:pPr>
-      <w:bookmarkStart w:id="291" w:name="__RefHeading___Toc3480_4046097046"/>
-      <w:bookmarkEnd w:id="291"/>
+      <w:bookmarkStart w:id="274" w:name="__RefHeading___Toc3480_4046097046"/>
+      <w:bookmarkEnd w:id="274"/>
       <w:r>
         <w:rPr/>
         <w:tab/>
-        <w:t>Модуль HTTP-запросов (queries.py) предоставляет:</w:t>
+        <w:t>Модуль HTTP-запросов (queries.py) предоставляет асинхронные клиенты для выполнения HTTP-запросов, обеспечивает обработку ошибок и таймаутов при работе с внешними API, а также реализует унифицированный интерфейс для взаимодействия с различными сервисами.</w:t>
+      </w:r>
+    </w:p>
+    <w:p>
+      <w:pPr>
+        <w:pStyle w:val="Normal"/>
+        <w:rPr/>
+      </w:pPr>
+      <w:r>
+        <w:rPr/>
+      </w:r>
+    </w:p>
+    <w:p>
+      <w:pPr>
+        <w:pStyle w:val="Normal"/>
+        <w:rPr/>
+      </w:pPr>
+      <w:r>
+        <w:rPr/>
+        <w:tab/>
+        <w:t>Модуль routers.py определяет конечные точки API, где реализован эндпоинт /api/v1/check для обработки POST-запросов, организован пайплайн обработки данных, включающий их получение, преобразование, анализ и возврат результатов, а также обеспечена интеграция с внешними сервисами и ML-моделью.</w:t>
+      </w:r>
+    </w:p>
+    <w:p>
+      <w:pPr>
+        <w:pStyle w:val="Normal"/>
+        <w:rPr/>
+      </w:pPr>
+      <w:r>
+        <w:rPr/>
+      </w:r>
+    </w:p>
+    <w:p>
+      <w:pPr>
+        <w:pStyle w:val="Normal"/>
+        <w:rPr/>
+      </w:pPr>
+      <w:r>
+        <w:rPr/>
+        <w:tab/>
+        <w:t xml:space="preserve">Модуль </w:t>
+      </w:r>
+      <w:r>
+        <w:rPr/>
+        <w:t>utils.py — содерж</w:t>
+      </w:r>
+      <w:r>
+        <w:rPr/>
+        <w:t>и</w:t>
+      </w:r>
+      <w:r>
+        <w:rPr/>
+        <w:t xml:space="preserve">т  </w:t>
+      </w:r>
+      <w:r>
+        <w:rPr/>
+        <w:t>у</w:t>
+      </w:r>
+      <w:r>
+        <w:rPr/>
+        <w:t xml:space="preserve">тилиты </w:t>
+      </w:r>
+      <w:r>
+        <w:rPr/>
+        <w:t xml:space="preserve">для </w:t>
+      </w:r>
+      <w:r>
+        <w:rPr/>
+        <w:t>обработки данных</w:t>
+      </w:r>
+    </w:p>
+    <w:p>
+      <w:pPr>
+        <w:pStyle w:val="Normal"/>
+        <w:rPr/>
+      </w:pPr>
+      <w:r>
+        <w:rPr/>
+      </w:r>
+    </w:p>
+    <w:p>
+      <w:pPr>
+        <w:pStyle w:val="Normal"/>
+        <w:rPr/>
+      </w:pPr>
+      <w:r>
+        <w:rPr/>
+        <w:tab/>
+        <w:t>Модуль model.py, содержащий модель машинного обучения, представляет собой ядро системы оценки и включает класс SupplierRiskModel для работы с ансамблевой моделью классификации, методы предобработки данных и извлечения признаков, алгоритмы расчета интегральных показателей риска, а также механизмы валидации и оценки качества предсказаний.</w:t>
+      </w:r>
+    </w:p>
+    <w:p>
+      <w:pPr>
+        <w:pStyle w:val="Normal"/>
+        <w:widowControl/>
+        <w:numPr>
+          <w:ilvl w:val="0"/>
+          <w:numId w:val="0"/>
+        </w:numPr>
+        <w:suppressAutoHyphens w:val="true"/>
+        <w:overflowPunct w:val="true"/>
+        <w:bidi w:val="0"/>
+        <w:spacing w:lineRule="auto" w:line="360" w:before="0" w:after="160"/>
+        <w:ind w:hanging="0" w:left="0" w:right="0"/>
+        <w:jc w:val="both"/>
+        <w:rPr/>
+      </w:pPr>
+      <w:r>
+        <w:rPr/>
+        <w:t xml:space="preserve"> </w:t>
+      </w:r>
+      <w:r>
+        <w:rPr/>
+        <w:tab/>
+        <w:t xml:space="preserve">Модуль model_provider.py - </w:t>
+      </w:r>
+      <w:r>
+        <w:rPr/>
+        <w:t>п</w:t>
+      </w:r>
+      <w:r>
+        <w:rPr/>
+        <w:t>оставщик модели, обеспечивает загрузку предобученных моделей из сериализованных файлов, управление их жизненным циклом в производственной среде, а также изоляцию логики работы с моделями для упрощения поддержки и дальнейшего развития системы.</w:t>
+      </w:r>
+    </w:p>
+    <w:p>
+      <w:pPr>
+        <w:pStyle w:val="Normal"/>
+        <w:rPr/>
+      </w:pPr>
+      <w:bookmarkStart w:id="275" w:name="__RefHeading___Toc3524_4046097046"/>
+      <w:bookmarkEnd w:id="275"/>
+      <w:r>
+        <w:rPr/>
+        <w:tab/>
+        <w:t>Взаимодействие компонентов в процессе оценки поставщика происходит по следующему алгоритму:</w:t>
+      </w:r>
+    </w:p>
+    <w:p>
+      <w:pPr>
+        <w:pStyle w:val="Normal"/>
+        <w:numPr>
+          <w:ilvl w:val="0"/>
+          <w:numId w:val="20"/>
+        </w:numPr>
+        <w:rPr/>
+      </w:pPr>
+      <w:bookmarkStart w:id="276" w:name="__RefHeading___Toc3526_4046097046"/>
+      <w:bookmarkEnd w:id="276"/>
+      <w:r>
+        <w:rPr/>
+        <w:t>Клиентское приложение на 1С формирует JSON-запрос с ИНН поставщиков</w:t>
+      </w:r>
+    </w:p>
+    <w:p>
+      <w:pPr>
+        <w:pStyle w:val="Normal"/>
+        <w:numPr>
+          <w:ilvl w:val="0"/>
+          <w:numId w:val="20"/>
+        </w:numPr>
+        <w:rPr/>
+      </w:pPr>
+      <w:bookmarkStart w:id="277" w:name="__RefHeading___Toc3528_4046097046"/>
+      <w:bookmarkEnd w:id="277"/>
+      <w:r>
+        <w:rPr/>
+        <w:t>FastAPI-сервер принимает запрос и передает его в обработчик роутера</w:t>
+      </w:r>
+    </w:p>
+    <w:p>
+      <w:pPr>
+        <w:pStyle w:val="Normal"/>
+        <w:numPr>
+          <w:ilvl w:val="0"/>
+          <w:numId w:val="20"/>
+        </w:numPr>
+        <w:rPr/>
+      </w:pPr>
+      <w:bookmarkStart w:id="278" w:name="__RefHeading___Toc3530_4046097046"/>
+      <w:bookmarkEnd w:id="278"/>
+      <w:r>
+        <w:rPr/>
+        <w:t>Модуль утилит выполняет асинхронные запросы к API "Репутация"</w:t>
+      </w:r>
+    </w:p>
+    <w:p>
+      <w:pPr>
+        <w:pStyle w:val="Normal"/>
+        <w:numPr>
+          <w:ilvl w:val="0"/>
+          <w:numId w:val="20"/>
+        </w:numPr>
+        <w:rPr/>
+      </w:pPr>
+      <w:bookmarkStart w:id="279" w:name="__RefHeading___Toc3532_4046097046"/>
+      <w:bookmarkEnd w:id="279"/>
+      <w:r>
+        <w:rPr/>
+        <w:t>Полученные данные преобразуются в структурированные признаки</w:t>
+      </w:r>
+    </w:p>
+    <w:p>
+      <w:pPr>
+        <w:pStyle w:val="Normal"/>
+        <w:numPr>
+          <w:ilvl w:val="0"/>
+          <w:numId w:val="20"/>
+        </w:numPr>
+        <w:rPr/>
+      </w:pPr>
+      <w:bookmarkStart w:id="280" w:name="__RefHeading___Toc3534_4046097046"/>
+      <w:bookmarkEnd w:id="280"/>
+      <w:r>
+        <w:rPr/>
+        <w:t>ML-модель анализирует признаки и генерирует оценку надежности</w:t>
+      </w:r>
+    </w:p>
+    <w:p>
+      <w:pPr>
+        <w:pStyle w:val="Normal"/>
+        <w:numPr>
+          <w:ilvl w:val="0"/>
+          <w:numId w:val="20"/>
+        </w:numPr>
+        <w:rPr/>
+      </w:pPr>
+      <w:bookmarkStart w:id="281" w:name="__RefHeading___Toc3536_4046097046"/>
+      <w:bookmarkEnd w:id="281"/>
+      <w:r>
+        <w:rPr/>
+        <w:t>Результаты форматируются и возвращаются в 1С для отображения</w:t>
+      </w:r>
+    </w:p>
+    <w:p>
+      <w:pPr>
+        <w:pStyle w:val="Normal"/>
+        <w:rPr/>
+      </w:pPr>
+      <w:r>
+        <w:rPr/>
+      </w:r>
+    </w:p>
+    <w:p>
+      <w:pPr>
+        <w:pStyle w:val="Normal"/>
+        <w:rPr/>
+      </w:pPr>
+      <w:bookmarkStart w:id="282" w:name="__RefHeading___Toc3538_4046097046"/>
+      <w:bookmarkEnd w:id="282"/>
+      <w:r>
+        <w:rPr/>
+        <w:tab/>
+        <w:t>Преимущества выбранной архитектуры:</w:t>
+      </w:r>
+    </w:p>
+    <w:p>
+      <w:pPr>
+        <w:pStyle w:val="Normal"/>
+        <w:numPr>
+          <w:ilvl w:val="0"/>
+          <w:numId w:val="15"/>
+        </w:numPr>
+        <w:rPr/>
+      </w:pPr>
+      <w:bookmarkStart w:id="283" w:name="__RefHeading___Toc3540_4046097046"/>
+      <w:bookmarkEnd w:id="283"/>
+      <w:r>
+        <w:rPr/>
+        <w:t>Модульность: каждый компонент отвечает за конкретную задачу</w:t>
+      </w:r>
+    </w:p>
+    <w:p>
+      <w:pPr>
+        <w:pStyle w:val="Normal"/>
+        <w:numPr>
+          <w:ilvl w:val="0"/>
+          <w:numId w:val="15"/>
+        </w:numPr>
+        <w:rPr/>
+      </w:pPr>
+      <w:bookmarkStart w:id="284" w:name="__RefHeading___Toc3542_4046097046"/>
+      <w:bookmarkEnd w:id="284"/>
+      <w:r>
+        <w:rPr/>
+        <w:t>Масштабируемость: возможность независимого масштабирования компонентов</w:t>
+      </w:r>
+    </w:p>
+    <w:p>
+      <w:pPr>
+        <w:pStyle w:val="Normal"/>
+        <w:numPr>
+          <w:ilvl w:val="0"/>
+          <w:numId w:val="15"/>
+        </w:numPr>
+        <w:rPr/>
+      </w:pPr>
+      <w:bookmarkStart w:id="285" w:name="__RefHeading___Toc3544_4046097046"/>
+      <w:bookmarkEnd w:id="285"/>
+      <w:r>
+        <w:rPr/>
+        <w:t>Поддерживаемость: четкое разделение ответственности между модулями</w:t>
+      </w:r>
+    </w:p>
+    <w:p>
+      <w:pPr>
+        <w:pStyle w:val="Normal"/>
+        <w:numPr>
+          <w:ilvl w:val="0"/>
+          <w:numId w:val="15"/>
+        </w:numPr>
+        <w:rPr/>
+      </w:pPr>
+      <w:bookmarkStart w:id="286" w:name="__RefHeading___Toc3546_4046097046"/>
+      <w:bookmarkEnd w:id="286"/>
+      <w:r>
+        <w:rPr/>
+        <w:t>Интегрируемость: REST API позволяет легко интегрироваться с различными системами</w:t>
+      </w:r>
+    </w:p>
+    <w:p>
+      <w:pPr>
+        <w:pStyle w:val="Normal"/>
+        <w:rPr/>
+      </w:pPr>
+      <w:bookmarkStart w:id="287" w:name="__RefHeading___Toc3548_4046097046"/>
+      <w:bookmarkEnd w:id="287"/>
+      <w:r>
+        <w:rPr/>
+        <w:tab/>
+        <w:t>Экономическая эффективность разработанного решения обеспечивается за счет использования API «Репутация» с гибкой системой оплаты — стоимость одной проверки составляет всего 2,5 рубля, при этом отсутствуют ограничения на количество проверяемых организаций, что особенно важно для предприятия с нерегулярной потребностью в анализе контрагентов. Дополнительным фактором снижения затрат выступает облачная архитектура Python-сервиса, позволяющая минимизировать расходы на содержание и обслуживание собственной инфраструктуры.</w:t>
+      </w:r>
+    </w:p>
+    <w:p>
+      <w:pPr>
+        <w:pStyle w:val="Normal"/>
+        <w:rPr/>
+      </w:pPr>
+      <w:r>
+        <w:rPr/>
+      </w:r>
+    </w:p>
+    <w:p>
+      <w:pPr>
+        <w:pStyle w:val="Normal"/>
+        <w:rPr/>
+      </w:pPr>
+      <w:bookmarkStart w:id="288" w:name="__RefHeading___Toc3556_4046097046"/>
+      <w:bookmarkEnd w:id="288"/>
+      <w:r>
+        <w:rPr/>
+        <w:tab/>
+        <w:t>Данная архитектура позволяет сочетать преимущества платформы 1С:Предприятие для работы с бизнес-логикой и Python-стека для реализации сложных алгоритмов машинного обучения, обеспечивая высокую точность оценок при минимальных эксплуатационных затратах.</w:t>
+      </w:r>
+      <w:r>
+        <w:br w:type="page"/>
+      </w:r>
+    </w:p>
+    <w:p>
+      <w:pPr>
+        <w:pStyle w:val="Heading1"/>
+        <w:spacing w:lineRule="auto" w:line="259" w:before="0" w:after="0"/>
+        <w:ind w:hanging="0" w:left="0"/>
+        <w:rPr>
+          <w:rFonts w:ascii="Times New Roman" w:hAnsi="Times New Roman"/>
+          <w:b w:val="false"/>
+          <w:color w:val="auto"/>
+        </w:rPr>
+      </w:pPr>
+      <w:bookmarkStart w:id="289" w:name="__RefHeading___Toc22201_2829662935"/>
+      <w:bookmarkEnd w:id="289"/>
+      <w:r>
+        <w:rPr>
+          <w:b w:val="false"/>
+          <w:color w:val="auto"/>
+          <w:lang w:val="ru-RU"/>
+        </w:rPr>
+        <w:t>4.</w:t>
+      </w:r>
+      <w:r>
+        <w:rPr>
+          <w:b w:val="false"/>
+          <w:color w:val="auto"/>
+          <w:lang w:val="en-US"/>
+        </w:rPr>
+        <w:t xml:space="preserve"> </w:t>
+      </w:r>
+      <w:bookmarkStart w:id="290" w:name="_Toc483260915"/>
+      <w:bookmarkStart w:id="291" w:name="_Toc515887000"/>
+      <w:bookmarkStart w:id="292" w:name="_Toc509663666"/>
+      <w:bookmarkStart w:id="293" w:name="_Toc509339948"/>
+      <w:r>
+        <w:rPr>
+          <w:b w:val="false"/>
+          <w:color w:val="auto"/>
+        </w:rPr>
+        <w:t>Тестирование и опытная эксплуатация информационной системы</w:t>
+      </w:r>
+      <w:bookmarkEnd w:id="290"/>
+      <w:bookmarkEnd w:id="291"/>
+      <w:bookmarkEnd w:id="292"/>
+      <w:bookmarkEnd w:id="293"/>
+    </w:p>
+    <w:p>
+      <w:pPr>
+        <w:pStyle w:val="ListParagraph"/>
+        <w:spacing w:lineRule="auto" w:line="360" w:before="0" w:after="0"/>
+        <w:ind w:firstLine="709" w:left="0"/>
+        <w:contextualSpacing/>
+        <w:jc w:val="both"/>
+        <w:rPr>
+          <w:rFonts w:ascii="Times New Roman" w:hAnsi="Times New Roman"/>
+          <w:sz w:val="28"/>
+          <w:szCs w:val="28"/>
+        </w:rPr>
+      </w:pPr>
+      <w:r>
+        <w:rPr>
+          <w:sz w:val="28"/>
+          <w:szCs w:val="28"/>
+        </w:rPr>
+      </w:r>
+    </w:p>
+    <w:p>
+      <w:pPr>
+        <w:pStyle w:val="ListParagraph"/>
+        <w:spacing w:lineRule="auto" w:line="360" w:before="0" w:after="0"/>
+        <w:ind w:firstLine="709" w:left="0"/>
+        <w:contextualSpacing/>
+        <w:jc w:val="both"/>
+        <w:rPr>
+          <w:rFonts w:ascii="Times New Roman" w:hAnsi="Times New Roman"/>
+          <w:sz w:val="28"/>
+          <w:szCs w:val="28"/>
+        </w:rPr>
+      </w:pPr>
+      <w:r>
+        <w:rPr>
+          <w:sz w:val="28"/>
+          <w:szCs w:val="28"/>
+        </w:rPr>
+        <w:t>Целью тестирования ставится выяснение обстоятельств, в которых поведение программы не соответствует спецификации. Для обнаружения всех ошибок в программе необходимо выполнить исчерпывающее тестирование, то есть тестирование на всевозможных наборах данных. [23]</w:t>
+      </w:r>
+    </w:p>
+    <w:p>
+      <w:pPr>
+        <w:pStyle w:val="Normal"/>
+        <w:suppressAutoHyphens w:val="true"/>
+        <w:spacing w:lineRule="auto" w:line="360" w:before="0" w:after="0"/>
+        <w:ind w:firstLine="709"/>
+        <w:jc w:val="both"/>
+        <w:rPr>
+          <w:rFonts w:ascii="Times New Roman" w:hAnsi="Times New Roman" w:cs="Times New Roman"/>
+          <w:sz w:val="28"/>
+          <w:szCs w:val="28"/>
+        </w:rPr>
+      </w:pPr>
+      <w:r>
+        <w:rPr>
+          <w:rFonts w:cs="Times New Roman"/>
+          <w:sz w:val="28"/>
+          <w:szCs w:val="28"/>
+        </w:rPr>
+        <w:t>После реализации информационной системы необходимо провести функциональное тестирование и осуществить отладку информационной системы.</w:t>
+      </w:r>
+    </w:p>
+    <w:p>
+      <w:pPr>
+        <w:pStyle w:val="Normal"/>
+        <w:suppressAutoHyphens w:val="true"/>
+        <w:spacing w:lineRule="auto" w:line="360" w:before="0" w:after="0"/>
+        <w:ind w:firstLine="709"/>
+        <w:jc w:val="both"/>
+        <w:rPr>
+          <w:rFonts w:ascii="Times New Roman" w:hAnsi="Times New Roman" w:cs="Times New Roman"/>
+          <w:sz w:val="28"/>
+          <w:szCs w:val="28"/>
+        </w:rPr>
+      </w:pPr>
+      <w:r>
+        <w:rPr>
+          <w:rFonts w:cs="Times New Roman"/>
+          <w:sz w:val="28"/>
+          <w:szCs w:val="28"/>
+        </w:rPr>
+        <w:t>Основная задача тестирования состоит в поиске отсутствующих или неправильно выполняемых функций с целью оценки, насколько хорошо модуль программы отвечает заявленным требованиям. Функциональные тесты подтверждают правильность данных на входе и выходе.</w:t>
+      </w:r>
+    </w:p>
+    <w:p>
+      <w:pPr>
+        <w:pStyle w:val="Normal"/>
+        <w:suppressAutoHyphens w:val="true"/>
+        <w:spacing w:lineRule="auto" w:line="360" w:before="0" w:after="0"/>
+        <w:ind w:firstLine="709"/>
+        <w:jc w:val="both"/>
+        <w:rPr>
+          <w:rFonts w:ascii="Times New Roman" w:hAnsi="Times New Roman" w:cs="Times New Roman"/>
+          <w:sz w:val="28"/>
+          <w:szCs w:val="28"/>
+        </w:rPr>
+      </w:pPr>
+      <w:bookmarkStart w:id="294" w:name="OLE_LINK86"/>
+      <w:r>
+        <w:rPr>
+          <w:rFonts w:cs="Times New Roman"/>
+          <w:sz w:val="28"/>
+          <w:szCs w:val="28"/>
+        </w:rPr>
+        <w:t>В процессе проведения локальной отладки разработанного модуля были выполнены следующие тесты:</w:t>
+      </w:r>
+      <w:bookmarkEnd w:id="294"/>
+    </w:p>
+    <w:p>
+      <w:pPr>
+        <w:pStyle w:val="Normal"/>
+        <w:numPr>
+          <w:ilvl w:val="0"/>
+          <w:numId w:val="18"/>
+        </w:numPr>
+        <w:suppressAutoHyphens w:val="true"/>
+        <w:spacing w:lineRule="auto" w:line="360" w:before="0" w:after="0"/>
+        <w:jc w:val="both"/>
+        <w:rPr/>
+      </w:pPr>
+      <w:r>
+        <w:rPr>
+          <w:rFonts w:cs="Times New Roman"/>
+          <w:sz w:val="28"/>
+          <w:szCs w:val="28"/>
+        </w:rPr>
+        <w:t>Загрузка программы;</w:t>
+      </w:r>
+    </w:p>
+    <w:p>
+      <w:pPr>
+        <w:pStyle w:val="Normal"/>
+        <w:numPr>
+          <w:ilvl w:val="0"/>
+          <w:numId w:val="18"/>
+        </w:numPr>
+        <w:suppressAutoHyphens w:val="true"/>
+        <w:spacing w:lineRule="auto" w:line="360" w:before="0" w:after="0"/>
+        <w:jc w:val="both"/>
+        <w:rPr/>
+      </w:pPr>
+      <w:r>
+        <w:rPr>
+          <w:rFonts w:cs="Times New Roman"/>
+          <w:sz w:val="28"/>
+          <w:szCs w:val="28"/>
+        </w:rPr>
+        <w:t>Ввод пустого поля ИНН;</w:t>
+      </w:r>
+    </w:p>
+    <w:p>
+      <w:pPr>
+        <w:pStyle w:val="Normal"/>
+        <w:numPr>
+          <w:ilvl w:val="0"/>
+          <w:numId w:val="18"/>
+        </w:numPr>
+        <w:suppressAutoHyphens w:val="true"/>
+        <w:spacing w:lineRule="auto" w:line="360" w:before="0" w:after="0"/>
+        <w:jc w:val="both"/>
+        <w:rPr/>
+      </w:pPr>
+      <w:r>
+        <w:rPr>
+          <w:rFonts w:cs="Times New Roman"/>
+          <w:sz w:val="28"/>
+          <w:szCs w:val="28"/>
+        </w:rPr>
+        <w:t>Ввод пустого поля КПП;</w:t>
+      </w:r>
+    </w:p>
+    <w:p>
+      <w:pPr>
+        <w:pStyle w:val="Normal"/>
+        <w:numPr>
+          <w:ilvl w:val="0"/>
+          <w:numId w:val="18"/>
+        </w:numPr>
+        <w:suppressAutoHyphens w:val="true"/>
+        <w:spacing w:lineRule="auto" w:line="360" w:before="0" w:after="0"/>
+        <w:jc w:val="both"/>
+        <w:rPr/>
+      </w:pPr>
+      <w:r>
+        <w:rPr>
+          <w:rFonts w:cs="Times New Roman"/>
+          <w:sz w:val="28"/>
+          <w:szCs w:val="28"/>
+        </w:rPr>
+        <w:t>Ввод ИНН несуществующей компании;</w:t>
+      </w:r>
+    </w:p>
+    <w:p>
+      <w:pPr>
+        <w:pStyle w:val="Normal"/>
+        <w:numPr>
+          <w:ilvl w:val="0"/>
+          <w:numId w:val="18"/>
+        </w:numPr>
+        <w:suppressAutoHyphens w:val="true"/>
+        <w:spacing w:lineRule="auto" w:line="360" w:before="0" w:after="0"/>
+        <w:jc w:val="both"/>
+        <w:rPr/>
+      </w:pPr>
+      <w:r>
+        <w:rPr>
+          <w:rFonts w:cs="Times New Roman"/>
+          <w:sz w:val="28"/>
+          <w:szCs w:val="28"/>
+        </w:rPr>
+        <w:t>Попытка провести анализ при пустой выборке поставщиков.</w:t>
       </w:r>
     </w:p>
     <w:p>
@@ -18422,11 +18831,9 @@
         </w:numPr>
         <w:rPr/>
       </w:pPr>
-      <w:bookmarkStart w:id="292" w:name="__RefHeading___Toc3482_4046097046"/>
-      <w:bookmarkEnd w:id="292"/>
       <w:r>
         <w:rPr/>
-        <w:t>Асинхронные клиенты для выполнения HTTP-запросов</w:t>
+        <w:t>Анализ сформированной выборки поставщиков</w:t>
       </w:r>
     </w:p>
     <w:p>
@@ -18438,720 +18845,9 @@
         </w:numPr>
         <w:rPr/>
       </w:pPr>
-      <w:bookmarkStart w:id="293" w:name="__RefHeading___Toc3484_4046097046"/>
-      <w:bookmarkEnd w:id="293"/>
       <w:r>
         <w:rPr/>
-        <w:t>Обработку ошибок и таймаутов при работе с внешними API</w:t>
-      </w:r>
-    </w:p>
-    <w:p>
-      <w:pPr>
-        <w:pStyle w:val="Normal"/>
-        <w:numPr>
-          <w:ilvl w:val="0"/>
-          <w:numId w:val="18"/>
-        </w:numPr>
-        <w:rPr/>
-      </w:pPr>
-      <w:bookmarkStart w:id="294" w:name="__RefHeading___Toc3486_4046097046"/>
-      <w:bookmarkEnd w:id="294"/>
-      <w:r>
-        <w:rPr/>
-        <w:t>Унифицированный интерфейс для взаимодействия с различными сервисами</w:t>
-      </w:r>
-    </w:p>
-    <w:p>
-      <w:pPr>
-        <w:pStyle w:val="Normal"/>
-        <w:rPr/>
-      </w:pPr>
-      <w:r>
-        <w:rPr/>
-      </w:r>
-    </w:p>
-    <w:p>
-      <w:pPr>
-        <w:pStyle w:val="Normal"/>
-        <w:rPr/>
-      </w:pPr>
-      <w:bookmarkStart w:id="295" w:name="__RefHeading___Toc3488_4046097046"/>
-      <w:bookmarkEnd w:id="295"/>
-      <w:r>
-        <w:rPr/>
-        <w:tab/>
-        <w:t>Модуль роутинга (routers.py) определяет конечные точки API, где:</w:t>
-      </w:r>
-    </w:p>
-    <w:p>
-      <w:pPr>
-        <w:pStyle w:val="Normal"/>
-        <w:numPr>
-          <w:ilvl w:val="0"/>
-          <w:numId w:val="24"/>
-        </w:numPr>
-        <w:rPr/>
-      </w:pPr>
-      <w:bookmarkStart w:id="296" w:name="__RefHeading___Toc3490_4046097046"/>
-      <w:bookmarkEnd w:id="296"/>
-      <w:r>
-        <w:rPr/>
-        <w:t>Реализован эндпоинт /api/v1/check для обработки POST-запросов</w:t>
-      </w:r>
-    </w:p>
-    <w:p>
-      <w:pPr>
-        <w:pStyle w:val="Normal"/>
-        <w:numPr>
-          <w:ilvl w:val="0"/>
-          <w:numId w:val="24"/>
-        </w:numPr>
-        <w:rPr/>
-      </w:pPr>
-      <w:bookmarkStart w:id="297" w:name="__RefHeading___Toc3492_4046097046"/>
-      <w:bookmarkEnd w:id="297"/>
-      <w:r>
-        <w:rPr/>
-        <w:t>Организован пайплайн обработки данных: получение → преобразование → анализ → возврат результатов</w:t>
-      </w:r>
-    </w:p>
-    <w:p>
-      <w:pPr>
-        <w:pStyle w:val="Normal"/>
-        <w:numPr>
-          <w:ilvl w:val="0"/>
-          <w:numId w:val="24"/>
-        </w:numPr>
-        <w:rPr/>
-      </w:pPr>
-      <w:bookmarkStart w:id="298" w:name="__RefHeading___Toc3494_4046097046"/>
-      <w:bookmarkEnd w:id="298"/>
-      <w:r>
-        <w:rPr/>
-        <w:t>Обеспечена интеграция с внешними сервисами и ML-моделью</w:t>
-      </w:r>
-    </w:p>
-    <w:p>
-      <w:pPr>
-        <w:pStyle w:val="Normal"/>
-        <w:rPr/>
-      </w:pPr>
-      <w:bookmarkStart w:id="299" w:name="__RefHeading___Toc3496_4046097046"/>
-      <w:bookmarkEnd w:id="299"/>
-      <w:r>
-        <w:rPr/>
-        <w:tab/>
-        <w:t>Утилиты обработки данных (utils.py) содержат:</w:t>
-      </w:r>
-    </w:p>
-    <w:p>
-      <w:pPr>
-        <w:pStyle w:val="Normal"/>
-        <w:numPr>
-          <w:ilvl w:val="0"/>
-          <w:numId w:val="19"/>
-        </w:numPr>
-        <w:rPr/>
-      </w:pPr>
-      <w:bookmarkStart w:id="300" w:name="__RefHeading___Toc3498_4046097046"/>
-      <w:bookmarkEnd w:id="300"/>
-      <w:r>
-        <w:rPr/>
-        <w:t>Функции для взаимодействия с API сервиса "Репутация"</w:t>
-      </w:r>
-    </w:p>
-    <w:p>
-      <w:pPr>
-        <w:pStyle w:val="Normal"/>
-        <w:numPr>
-          <w:ilvl w:val="0"/>
-          <w:numId w:val="19"/>
-        </w:numPr>
-        <w:rPr/>
-      </w:pPr>
-      <w:bookmarkStart w:id="301" w:name="__RefHeading___Toc3500_4046097046"/>
-      <w:bookmarkEnd w:id="301"/>
-      <w:r>
-        <w:rPr/>
-        <w:t>Алгоритмы преобразования сырых данных в признаки для ML-модели</w:t>
-      </w:r>
-    </w:p>
-    <w:p>
-      <w:pPr>
-        <w:pStyle w:val="Normal"/>
-        <w:numPr>
-          <w:ilvl w:val="0"/>
-          <w:numId w:val="19"/>
-        </w:numPr>
-        <w:rPr/>
-      </w:pPr>
-      <w:bookmarkStart w:id="302" w:name="__RefHeading___Toc3502_4046097046"/>
-      <w:bookmarkEnd w:id="302"/>
-      <w:r>
-        <w:rPr/>
-        <w:t>Методы извлечения и нормализации данных о компаниях</w:t>
-      </w:r>
-    </w:p>
-    <w:p>
-      <w:pPr>
-        <w:pStyle w:val="Normal"/>
-        <w:numPr>
-          <w:ilvl w:val="0"/>
-          <w:numId w:val="19"/>
-        </w:numPr>
-        <w:rPr/>
-      </w:pPr>
-      <w:bookmarkStart w:id="303" w:name="__RefHeading___Toc3504_4046097046"/>
-      <w:bookmarkEnd w:id="303"/>
-      <w:r>
-        <w:rPr/>
-        <w:t>Логику обработки ответов от внешних сервисов</w:t>
-      </w:r>
-    </w:p>
-    <w:p>
-      <w:pPr>
-        <w:pStyle w:val="Normal"/>
-        <w:rPr/>
-      </w:pPr>
-      <w:r>
-        <w:rPr/>
-      </w:r>
-    </w:p>
-    <w:p>
-      <w:pPr>
-        <w:pStyle w:val="Normal"/>
-        <w:rPr/>
-      </w:pPr>
-      <w:bookmarkStart w:id="304" w:name="__RefHeading___Toc3506_4046097046"/>
-      <w:bookmarkEnd w:id="304"/>
-      <w:r>
-        <w:rPr/>
-        <w:tab/>
-        <w:t>Модель машинного обучения (model.py) представляет собой ядро системы оценки и включает:</w:t>
-      </w:r>
-    </w:p>
-    <w:p>
-      <w:pPr>
-        <w:pStyle w:val="Normal"/>
-        <w:numPr>
-          <w:ilvl w:val="0"/>
-          <w:numId w:val="25"/>
-        </w:numPr>
-        <w:rPr/>
-      </w:pPr>
-      <w:bookmarkStart w:id="305" w:name="__RefHeading___Toc3508_4046097046"/>
-      <w:bookmarkEnd w:id="305"/>
-      <w:r>
-        <w:rPr/>
-        <w:t>Класс SupplierRiskModel для работы с ансамблевой моделью классификации</w:t>
-      </w:r>
-    </w:p>
-    <w:p>
-      <w:pPr>
-        <w:pStyle w:val="Normal"/>
-        <w:numPr>
-          <w:ilvl w:val="0"/>
-          <w:numId w:val="25"/>
-        </w:numPr>
-        <w:rPr/>
-      </w:pPr>
-      <w:bookmarkStart w:id="306" w:name="__RefHeading___Toc3510_4046097046"/>
-      <w:bookmarkEnd w:id="306"/>
-      <w:r>
-        <w:rPr/>
-        <w:t>Методы предобработки данных и извлечения признаков</w:t>
-      </w:r>
-    </w:p>
-    <w:p>
-      <w:pPr>
-        <w:pStyle w:val="Normal"/>
-        <w:numPr>
-          <w:ilvl w:val="0"/>
-          <w:numId w:val="25"/>
-        </w:numPr>
-        <w:rPr/>
-      </w:pPr>
-      <w:bookmarkStart w:id="307" w:name="__RefHeading___Toc3512_4046097046"/>
-      <w:bookmarkEnd w:id="307"/>
-      <w:r>
-        <w:rPr/>
-        <w:t>Алгоритмы расчета интегральных показателей риска</w:t>
-      </w:r>
-    </w:p>
-    <w:p>
-      <w:pPr>
-        <w:pStyle w:val="Normal"/>
-        <w:numPr>
-          <w:ilvl w:val="0"/>
-          <w:numId w:val="25"/>
-        </w:numPr>
-        <w:rPr/>
-      </w:pPr>
-      <w:bookmarkStart w:id="308" w:name="__RefHeading___Toc3514_4046097046"/>
-      <w:bookmarkEnd w:id="308"/>
-      <w:r>
-        <w:rPr/>
-        <w:t>Механизмы валидации и оценки качества предсказаний</w:t>
-      </w:r>
-      <w:r>
-        <w:br w:type="page"/>
-      </w:r>
-    </w:p>
-    <w:p>
-      <w:pPr>
-        <w:pStyle w:val="Normal"/>
-        <w:spacing w:before="0" w:after="160"/>
-        <w:rPr/>
-      </w:pPr>
-      <w:bookmarkStart w:id="309" w:name="__RefHeading___Toc3516_4046097046"/>
-      <w:bookmarkEnd w:id="309"/>
-      <w:r>
-        <w:rPr/>
-        <w:tab/>
-        <w:t>Поставщик модели (model_provider.py) обеспечивает:</w:t>
-      </w:r>
-    </w:p>
-    <w:p>
-      <w:pPr>
-        <w:pStyle w:val="Normal"/>
-        <w:numPr>
-          <w:ilvl w:val="0"/>
-          <w:numId w:val="19"/>
-        </w:numPr>
-        <w:rPr/>
-      </w:pPr>
-      <w:bookmarkStart w:id="310" w:name="__RefHeading___Toc3518_4046097046"/>
-      <w:bookmarkEnd w:id="310"/>
-      <w:r>
-        <w:rPr/>
-        <w:t>Загрузку предобученных моделей из сериализованных файлов</w:t>
-      </w:r>
-    </w:p>
-    <w:p>
-      <w:pPr>
-        <w:pStyle w:val="Normal"/>
-        <w:numPr>
-          <w:ilvl w:val="0"/>
-          <w:numId w:val="19"/>
-        </w:numPr>
-        <w:rPr/>
-      </w:pPr>
-      <w:bookmarkStart w:id="311" w:name="__RefHeading___Toc3520_4046097046"/>
-      <w:bookmarkEnd w:id="311"/>
-      <w:r>
-        <w:rPr/>
-        <w:t>Управление жизненным циклом ML-моделей в производственной среде</w:t>
-      </w:r>
-    </w:p>
-    <w:p>
-      <w:pPr>
-        <w:pStyle w:val="Normal"/>
-        <w:numPr>
-          <w:ilvl w:val="0"/>
-          <w:numId w:val="19"/>
-        </w:numPr>
-        <w:rPr/>
-      </w:pPr>
-      <w:bookmarkStart w:id="312" w:name="__RefHeading___Toc3522_4046097046"/>
-      <w:bookmarkEnd w:id="312"/>
-      <w:r>
-        <w:rPr/>
-        <w:t>Изоляцию логики работы с моделями для упрощения поддержки</w:t>
-      </w:r>
-    </w:p>
-    <w:p>
-      <w:pPr>
-        <w:pStyle w:val="Normal"/>
-        <w:ind w:hanging="0" w:left="720"/>
-        <w:rPr/>
-      </w:pPr>
-      <w:r>
-        <w:rPr/>
-      </w:r>
-    </w:p>
-    <w:p>
-      <w:pPr>
-        <w:pStyle w:val="Normal"/>
-        <w:rPr/>
-      </w:pPr>
-      <w:r>
-        <w:rPr/>
-      </w:r>
-    </w:p>
-    <w:p>
-      <w:pPr>
-        <w:pStyle w:val="Normal"/>
-        <w:rPr/>
-      </w:pPr>
-      <w:bookmarkStart w:id="313" w:name="__RefHeading___Toc3524_4046097046"/>
-      <w:bookmarkEnd w:id="313"/>
-      <w:r>
-        <w:rPr/>
-        <w:tab/>
-        <w:t>Взаимодействие компонентов в процессе оценки поставщика происходит по следующему алгоритму:</w:t>
-      </w:r>
-    </w:p>
-    <w:p>
-      <w:pPr>
-        <w:pStyle w:val="Normal"/>
-        <w:numPr>
-          <w:ilvl w:val="0"/>
-          <w:numId w:val="20"/>
-        </w:numPr>
-        <w:rPr/>
-      </w:pPr>
-      <w:bookmarkStart w:id="314" w:name="__RefHeading___Toc3526_4046097046"/>
-      <w:bookmarkEnd w:id="314"/>
-      <w:r>
-        <w:rPr/>
-        <w:t>Клиентское приложение на 1С формирует JSON-запрос с ИНН поставщиков</w:t>
-      </w:r>
-    </w:p>
-    <w:p>
-      <w:pPr>
-        <w:pStyle w:val="Normal"/>
-        <w:numPr>
-          <w:ilvl w:val="0"/>
-          <w:numId w:val="20"/>
-        </w:numPr>
-        <w:rPr/>
-      </w:pPr>
-      <w:bookmarkStart w:id="315" w:name="__RefHeading___Toc3528_4046097046"/>
-      <w:bookmarkEnd w:id="315"/>
-      <w:r>
-        <w:rPr/>
-        <w:t>FastAPI-сервер принимает запрос и передает его в обработчик роутера</w:t>
-      </w:r>
-    </w:p>
-    <w:p>
-      <w:pPr>
-        <w:pStyle w:val="Normal"/>
-        <w:numPr>
-          <w:ilvl w:val="0"/>
-          <w:numId w:val="20"/>
-        </w:numPr>
-        <w:rPr/>
-      </w:pPr>
-      <w:bookmarkStart w:id="316" w:name="__RefHeading___Toc3530_4046097046"/>
-      <w:bookmarkEnd w:id="316"/>
-      <w:r>
-        <w:rPr/>
-        <w:t>Модуль утилит выполняет асинхронные запросы к API "Репутация"</w:t>
-      </w:r>
-    </w:p>
-    <w:p>
-      <w:pPr>
-        <w:pStyle w:val="Normal"/>
-        <w:numPr>
-          <w:ilvl w:val="0"/>
-          <w:numId w:val="20"/>
-        </w:numPr>
-        <w:rPr/>
-      </w:pPr>
-      <w:bookmarkStart w:id="317" w:name="__RefHeading___Toc3532_4046097046"/>
-      <w:bookmarkEnd w:id="317"/>
-      <w:r>
-        <w:rPr/>
-        <w:t>Полученные данные преобразуются в структурированные признаки</w:t>
-      </w:r>
-    </w:p>
-    <w:p>
-      <w:pPr>
-        <w:pStyle w:val="Normal"/>
-        <w:numPr>
-          <w:ilvl w:val="0"/>
-          <w:numId w:val="20"/>
-        </w:numPr>
-        <w:rPr/>
-      </w:pPr>
-      <w:bookmarkStart w:id="318" w:name="__RefHeading___Toc3534_4046097046"/>
-      <w:bookmarkEnd w:id="318"/>
-      <w:r>
-        <w:rPr/>
-        <w:t>ML-модель анализирует признаки и генерирует оценку надежности</w:t>
-      </w:r>
-    </w:p>
-    <w:p>
-      <w:pPr>
-        <w:pStyle w:val="Normal"/>
-        <w:numPr>
-          <w:ilvl w:val="0"/>
-          <w:numId w:val="20"/>
-        </w:numPr>
-        <w:rPr/>
-      </w:pPr>
-      <w:bookmarkStart w:id="319" w:name="__RefHeading___Toc3536_4046097046"/>
-      <w:bookmarkEnd w:id="319"/>
-      <w:r>
-        <w:rPr/>
-        <w:t>Результаты форматируются и возвращаются в 1С для отображения</w:t>
-      </w:r>
-    </w:p>
-    <w:p>
-      <w:pPr>
-        <w:pStyle w:val="Normal"/>
-        <w:rPr/>
-      </w:pPr>
-      <w:r>
-        <w:rPr/>
-      </w:r>
-    </w:p>
-    <w:p>
-      <w:pPr>
-        <w:pStyle w:val="Normal"/>
-        <w:rPr/>
-      </w:pPr>
-      <w:bookmarkStart w:id="320" w:name="__RefHeading___Toc3538_4046097046"/>
-      <w:bookmarkEnd w:id="320"/>
-      <w:r>
-        <w:rPr/>
-        <w:tab/>
-        <w:t>Преимущества выбранной архитектуры:</w:t>
-      </w:r>
-    </w:p>
-    <w:p>
-      <w:pPr>
-        <w:pStyle w:val="Normal"/>
-        <w:numPr>
-          <w:ilvl w:val="0"/>
-          <w:numId w:val="21"/>
-        </w:numPr>
-        <w:rPr/>
-      </w:pPr>
-      <w:bookmarkStart w:id="321" w:name="__RefHeading___Toc3540_4046097046"/>
-      <w:bookmarkEnd w:id="321"/>
-      <w:r>
-        <w:rPr/>
-        <w:t>Модульность: каждый компонент отвечает за конкретную задачу</w:t>
-      </w:r>
-    </w:p>
-    <w:p>
-      <w:pPr>
-        <w:pStyle w:val="Normal"/>
-        <w:numPr>
-          <w:ilvl w:val="0"/>
-          <w:numId w:val="21"/>
-        </w:numPr>
-        <w:rPr/>
-      </w:pPr>
-      <w:bookmarkStart w:id="322" w:name="__RefHeading___Toc3542_4046097046"/>
-      <w:bookmarkEnd w:id="322"/>
-      <w:r>
-        <w:rPr/>
-        <w:t>Масштабируемость: возможность независимого масштабирования компонентов</w:t>
-      </w:r>
-    </w:p>
-    <w:p>
-      <w:pPr>
-        <w:pStyle w:val="Normal"/>
-        <w:numPr>
-          <w:ilvl w:val="0"/>
-          <w:numId w:val="21"/>
-        </w:numPr>
-        <w:rPr/>
-      </w:pPr>
-      <w:bookmarkStart w:id="323" w:name="__RefHeading___Toc3544_4046097046"/>
-      <w:bookmarkEnd w:id="323"/>
-      <w:r>
-        <w:rPr/>
-        <w:t>Поддерживаемость: четкое разделение ответственности между модулями</w:t>
-      </w:r>
-    </w:p>
-    <w:p>
-      <w:pPr>
-        <w:pStyle w:val="Normal"/>
-        <w:numPr>
-          <w:ilvl w:val="0"/>
-          <w:numId w:val="21"/>
-        </w:numPr>
-        <w:rPr/>
-      </w:pPr>
-      <w:bookmarkStart w:id="324" w:name="__RefHeading___Toc3546_4046097046"/>
-      <w:bookmarkEnd w:id="324"/>
-      <w:r>
-        <w:rPr/>
-        <w:t>Интегрируемость: REST API позволяет легко интегрироваться с различными системами</w:t>
-      </w:r>
-    </w:p>
-    <w:p>
-      <w:pPr>
-        <w:pStyle w:val="Normal"/>
-        <w:rPr/>
-      </w:pPr>
-      <w:r>
-        <w:rPr/>
-      </w:r>
-    </w:p>
-    <w:p>
-      <w:pPr>
-        <w:pStyle w:val="Normal"/>
-        <w:rPr/>
-      </w:pPr>
-      <w:bookmarkStart w:id="325" w:name="__RefHeading___Toc3548_4046097046"/>
-      <w:bookmarkEnd w:id="325"/>
-      <w:r>
-        <w:rPr/>
-        <w:tab/>
-        <w:t>Экономическая эффективность решения обеспечивается за счет:</w:t>
-      </w:r>
-    </w:p>
-    <w:p>
-      <w:pPr>
-        <w:pStyle w:val="Normal"/>
-        <w:numPr>
-          <w:ilvl w:val="0"/>
-          <w:numId w:val="22"/>
-        </w:numPr>
-        <w:rPr/>
-      </w:pPr>
-      <w:bookmarkStart w:id="326" w:name="__RefHeading___Toc3550_4046097046"/>
-      <w:bookmarkEnd w:id="326"/>
-      <w:r>
-        <w:rPr/>
-        <w:t>Использования API "Репутация" с оплатой по запросам (2,5 рубля за проверку)</w:t>
-      </w:r>
-    </w:p>
-    <w:p>
-      <w:pPr>
-        <w:pStyle w:val="Normal"/>
-        <w:numPr>
-          <w:ilvl w:val="0"/>
-          <w:numId w:val="22"/>
-        </w:numPr>
-        <w:rPr/>
-      </w:pPr>
-      <w:bookmarkStart w:id="327" w:name="__RefHeading___Toc3552_4046097046"/>
-      <w:bookmarkEnd w:id="327"/>
-      <w:r>
-        <w:rPr/>
-        <w:t>Отсутствия ограничений на количество проверяемых организаций</w:t>
-      </w:r>
-    </w:p>
-    <w:p>
-      <w:pPr>
-        <w:pStyle w:val="Normal"/>
-        <w:numPr>
-          <w:ilvl w:val="0"/>
-          <w:numId w:val="22"/>
-        </w:numPr>
-        <w:rPr/>
-      </w:pPr>
-      <w:bookmarkStart w:id="328" w:name="__RefHeading___Toc3554_4046097046"/>
-      <w:bookmarkEnd w:id="328"/>
-      <w:r>
-        <w:rPr/>
-        <w:t>Минимизации затрат на инфраструктуру благодаря облачной архитектуре</w:t>
-      </w:r>
-    </w:p>
-    <w:p>
-      <w:pPr>
-        <w:pStyle w:val="Normal"/>
-        <w:rPr/>
-      </w:pPr>
-      <w:r>
-        <w:rPr/>
-      </w:r>
-    </w:p>
-    <w:p>
-      <w:pPr>
-        <w:pStyle w:val="Normal"/>
-        <w:rPr/>
-      </w:pPr>
-      <w:bookmarkStart w:id="329" w:name="__RefHeading___Toc3556_4046097046"/>
-      <w:bookmarkEnd w:id="329"/>
-      <w:r>
-        <w:rPr/>
-        <w:tab/>
-        <w:t>Данная архитектура позволяет сочетать преимущества платформы 1С:Предприятие для работы с бизнес-логикой и Python-стека для реализации сложных алгоритмов машинного обучения, обеспечивая высокую точность оценок при минимальных эксплуатационных затратах.</w:t>
-      </w:r>
-      <w:r>
-        <w:br w:type="page"/>
-      </w:r>
-    </w:p>
-    <w:p>
-      <w:pPr>
-        <w:pStyle w:val="Heading1"/>
-        <w:spacing w:lineRule="auto" w:line="259" w:before="0" w:after="0"/>
-        <w:ind w:hanging="0" w:left="0"/>
-        <w:rPr>
-          <w:rFonts w:ascii="Times New Roman" w:hAnsi="Times New Roman"/>
-          <w:b w:val="false"/>
-          <w:color w:val="auto"/>
-        </w:rPr>
-      </w:pPr>
-      <w:bookmarkStart w:id="330" w:name="__RefHeading___Toc22201_2829662935"/>
-      <w:bookmarkEnd w:id="330"/>
-      <w:r>
-        <w:rPr>
-          <w:b w:val="false"/>
-          <w:color w:val="auto"/>
-          <w:lang w:val="ru-RU"/>
-        </w:rPr>
-        <w:t>4.</w:t>
-      </w:r>
-      <w:r>
-        <w:rPr>
-          <w:b w:val="false"/>
-          <w:color w:val="auto"/>
-          <w:lang w:val="en-US"/>
-        </w:rPr>
-        <w:t xml:space="preserve"> </w:t>
-      </w:r>
-      <w:bookmarkStart w:id="331" w:name="_Toc509339948"/>
-      <w:bookmarkStart w:id="332" w:name="_Toc509663666"/>
-      <w:bookmarkStart w:id="333" w:name="_Toc515887000"/>
-      <w:bookmarkStart w:id="334" w:name="_Toc483260915"/>
-      <w:r>
-        <w:rPr>
-          <w:b w:val="false"/>
-          <w:color w:val="auto"/>
-        </w:rPr>
-        <w:t>Тестирование и опытная эксплуатация информационной системы</w:t>
-      </w:r>
-      <w:bookmarkEnd w:id="331"/>
-      <w:bookmarkEnd w:id="332"/>
-      <w:bookmarkEnd w:id="333"/>
-      <w:bookmarkEnd w:id="334"/>
-    </w:p>
-    <w:p>
-      <w:pPr>
-        <w:pStyle w:val="ListParagraph"/>
-        <w:spacing w:lineRule="auto" w:line="360" w:before="0" w:after="0"/>
-        <w:ind w:firstLine="709" w:left="0"/>
-        <w:contextualSpacing/>
-        <w:jc w:val="both"/>
-        <w:rPr>
-          <w:rFonts w:ascii="Times New Roman" w:hAnsi="Times New Roman"/>
-          <w:sz w:val="28"/>
-          <w:szCs w:val="28"/>
-        </w:rPr>
-      </w:pPr>
-      <w:r>
-        <w:rPr>
-          <w:sz w:val="28"/>
-          <w:szCs w:val="28"/>
-        </w:rPr>
-      </w:r>
-    </w:p>
-    <w:p>
-      <w:pPr>
-        <w:pStyle w:val="ListParagraph"/>
-        <w:spacing w:lineRule="auto" w:line="360" w:before="0" w:after="0"/>
-        <w:ind w:firstLine="709" w:left="0"/>
-        <w:contextualSpacing/>
-        <w:jc w:val="both"/>
-        <w:rPr>
-          <w:rFonts w:ascii="Times New Roman" w:hAnsi="Times New Roman"/>
-          <w:sz w:val="28"/>
-          <w:szCs w:val="28"/>
-        </w:rPr>
-      </w:pPr>
-      <w:r>
-        <w:rPr>
-          <w:sz w:val="28"/>
-          <w:szCs w:val="28"/>
-        </w:rPr>
-        <w:t>Целью тестирования ставится выяснение обстоятельств, в которых поведение программы не соответствует спецификации. Для обнаружения всех ошибок в программе необходимо выполнить исчерпывающее тестирование, то есть тестирование на всевозможных наборах данных. [23]</w:t>
+        <w:t>Выход из программы</w:t>
       </w:r>
     </w:p>
     <w:p>
@@ -19173,210 +18869,9 @@
           <w:sz w:val="28"/>
           <w:szCs w:val="28"/>
         </w:rPr>
-        <w:t>После реализации информационной системы необходимо провести функциональное тестирование и осуществить отладку информационной системы.</w:t>
-      </w:r>
-    </w:p>
-    <w:p>
-      <w:pPr>
-        <w:pStyle w:val="Normal"/>
-        <w:suppressAutoHyphens w:val="true"/>
-        <w:spacing w:lineRule="auto" w:line="360" w:before="0" w:after="0"/>
-        <w:ind w:firstLine="709"/>
-        <w:jc w:val="both"/>
-        <w:rPr>
-          <w:rFonts w:ascii="Times New Roman" w:hAnsi="Times New Roman" w:cs="Times New Roman"/>
-          <w:sz w:val="28"/>
-          <w:szCs w:val="28"/>
-        </w:rPr>
-      </w:pPr>
-      <w:r>
-        <w:rPr>
-          <w:rFonts w:cs="Times New Roman"/>
-          <w:sz w:val="28"/>
-          <w:szCs w:val="28"/>
-        </w:rPr>
-        <w:t>Основная задача тестирования состоит в поиске отсутствующих или неправильно выполняемых функций с целью оценки, насколько хорошо модуль программы отвечает заявленным требованиям. Функциональные тесты подтверждают правильность данных на входе и выходе.</w:t>
-      </w:r>
-    </w:p>
-    <w:p>
-      <w:pPr>
-        <w:pStyle w:val="Normal"/>
-        <w:suppressAutoHyphens w:val="true"/>
-        <w:spacing w:lineRule="auto" w:line="360" w:before="0" w:after="0"/>
-        <w:ind w:firstLine="709"/>
-        <w:jc w:val="both"/>
-        <w:rPr>
-          <w:rFonts w:ascii="Times New Roman" w:hAnsi="Times New Roman" w:cs="Times New Roman"/>
-          <w:sz w:val="28"/>
-          <w:szCs w:val="28"/>
-        </w:rPr>
-      </w:pPr>
-      <w:bookmarkStart w:id="335" w:name="OLE_LINK86"/>
-      <w:r>
-        <w:rPr>
-          <w:rFonts w:cs="Times New Roman"/>
-          <w:sz w:val="28"/>
-          <w:szCs w:val="28"/>
-        </w:rPr>
-        <w:t>В процессе проведения локальной отладки разработанного модуля были выполнены следующие тесты:</w:t>
-      </w:r>
-      <w:bookmarkEnd w:id="335"/>
-    </w:p>
-    <w:p>
-      <w:pPr>
-        <w:pStyle w:val="Normal"/>
-        <w:numPr>
-          <w:ilvl w:val="0"/>
-          <w:numId w:val="26"/>
-        </w:numPr>
-        <w:suppressAutoHyphens w:val="true"/>
-        <w:spacing w:lineRule="auto" w:line="360" w:before="0" w:after="0"/>
-        <w:jc w:val="both"/>
-        <w:rPr/>
-      </w:pPr>
-      <w:r>
-        <w:rPr>
-          <w:rFonts w:cs="Times New Roman"/>
-          <w:sz w:val="28"/>
-          <w:szCs w:val="28"/>
-        </w:rPr>
-        <w:t>Загрузка программы;</w:t>
-      </w:r>
-    </w:p>
-    <w:p>
-      <w:pPr>
-        <w:pStyle w:val="Normal"/>
-        <w:numPr>
-          <w:ilvl w:val="0"/>
-          <w:numId w:val="26"/>
-        </w:numPr>
-        <w:suppressAutoHyphens w:val="true"/>
-        <w:spacing w:lineRule="auto" w:line="360" w:before="0" w:after="0"/>
-        <w:jc w:val="both"/>
-        <w:rPr/>
-      </w:pPr>
-      <w:r>
-        <w:rPr>
-          <w:rFonts w:cs="Times New Roman"/>
-          <w:sz w:val="28"/>
-          <w:szCs w:val="28"/>
-        </w:rPr>
-        <w:t>Ввод пустого поля ИНН;</w:t>
-      </w:r>
-    </w:p>
-    <w:p>
-      <w:pPr>
-        <w:pStyle w:val="Normal"/>
-        <w:numPr>
-          <w:ilvl w:val="0"/>
-          <w:numId w:val="26"/>
-        </w:numPr>
-        <w:suppressAutoHyphens w:val="true"/>
-        <w:spacing w:lineRule="auto" w:line="360" w:before="0" w:after="0"/>
-        <w:jc w:val="both"/>
-        <w:rPr/>
-      </w:pPr>
-      <w:r>
-        <w:rPr>
-          <w:rFonts w:cs="Times New Roman"/>
-          <w:sz w:val="28"/>
-          <w:szCs w:val="28"/>
-        </w:rPr>
-        <w:t>Ввод пустого поля КПП;</w:t>
-      </w:r>
-    </w:p>
-    <w:p>
-      <w:pPr>
-        <w:pStyle w:val="Normal"/>
-        <w:numPr>
-          <w:ilvl w:val="0"/>
-          <w:numId w:val="26"/>
-        </w:numPr>
-        <w:suppressAutoHyphens w:val="true"/>
-        <w:spacing w:lineRule="auto" w:line="360" w:before="0" w:after="0"/>
-        <w:jc w:val="both"/>
-        <w:rPr/>
-      </w:pPr>
-      <w:r>
-        <w:rPr>
-          <w:rFonts w:cs="Times New Roman"/>
-          <w:sz w:val="28"/>
-          <w:szCs w:val="28"/>
-        </w:rPr>
-        <w:t>Ввод ИНН несуществующей компании;</w:t>
-      </w:r>
-    </w:p>
-    <w:p>
-      <w:pPr>
-        <w:pStyle w:val="Normal"/>
-        <w:numPr>
-          <w:ilvl w:val="0"/>
-          <w:numId w:val="26"/>
-        </w:numPr>
-        <w:suppressAutoHyphens w:val="true"/>
-        <w:spacing w:lineRule="auto" w:line="360" w:before="0" w:after="0"/>
-        <w:jc w:val="both"/>
-        <w:rPr/>
-      </w:pPr>
-      <w:r>
-        <w:rPr>
-          <w:rFonts w:cs="Times New Roman"/>
-          <w:sz w:val="28"/>
-          <w:szCs w:val="28"/>
-        </w:rPr>
-        <w:t>Попытка провести анализ при пустой выборке поставщиков.</w:t>
-      </w:r>
-    </w:p>
-    <w:p>
-      <w:pPr>
-        <w:pStyle w:val="Normal"/>
-        <w:numPr>
-          <w:ilvl w:val="0"/>
-          <w:numId w:val="26"/>
-        </w:numPr>
-        <w:rPr/>
-      </w:pPr>
-      <w:r>
-        <w:rPr/>
-        <w:t>Анализ сформированной выборки поставщиков</w:t>
-      </w:r>
-    </w:p>
-    <w:p>
-      <w:pPr>
-        <w:pStyle w:val="Normal"/>
-        <w:numPr>
-          <w:ilvl w:val="0"/>
-          <w:numId w:val="26"/>
-        </w:numPr>
-        <w:rPr/>
-      </w:pPr>
-      <w:r>
-        <w:rPr/>
-        <w:t>Выход из программы</w:t>
-      </w:r>
-    </w:p>
-    <w:p>
-      <w:pPr>
-        <w:pStyle w:val="Normal"/>
-        <w:suppressAutoHyphens w:val="true"/>
-        <w:spacing w:lineRule="auto" w:line="360" w:before="0" w:after="0"/>
-        <w:ind w:firstLine="709"/>
-        <w:jc w:val="both"/>
-        <w:rPr>
-          <w:rFonts w:ascii="Times New Roman" w:hAnsi="Times New Roman" w:cs="Times New Roman"/>
-          <w:sz w:val="28"/>
-          <w:szCs w:val="28"/>
-        </w:rPr>
-      </w:pPr>
-      <w:r>
-        <w:rPr>
-          <w:rFonts w:cs="Times New Roman"/>
-          <w:sz w:val="28"/>
-          <w:szCs w:val="28"/>
-        </w:rPr>
         <w:t xml:space="preserve">В ходе локального тестирования ошибок обнаружено не было, </w:t>
       </w:r>
-      <w:bookmarkStart w:id="336" w:name="_Toc287542792"/>
+      <w:bookmarkStart w:id="295" w:name="_Toc287542792"/>
       <w:r>
         <w:rPr>
           <w:rFonts w:cs="Times New Roman"/>
@@ -19385,7 +18880,7 @@
         </w:rPr>
         <w:t>таким образом, разработанная информационная система показала себя как стабильное и надежное приложение</w:t>
       </w:r>
-      <w:bookmarkEnd w:id="336"/>
+      <w:bookmarkEnd w:id="295"/>
       <w:r>
         <w:rPr>
           <w:rFonts w:cs="Times New Roman"/>
@@ -19427,8 +18922,8 @@
           <w:color w:val="auto"/>
         </w:rPr>
       </w:pPr>
-      <w:bookmarkStart w:id="337" w:name="__RefHeading___Toc22203_2829662935"/>
-      <w:bookmarkEnd w:id="337"/>
+      <w:bookmarkStart w:id="296" w:name="__RefHeading___Toc22203_2829662935"/>
+      <w:bookmarkEnd w:id="296"/>
       <w:r>
         <w:rPr>
           <w:b w:val="false"/>
@@ -19437,7 +18932,7 @@
         </w:rPr>
         <w:t>5</w:t>
       </w:r>
-      <w:bookmarkStart w:id="338" w:name="_Toc515887001"/>
+      <w:bookmarkStart w:id="297" w:name="_Toc515887001"/>
       <w:r>
         <w:rPr>
           <w:b w:val="false"/>
@@ -19453,7 +18948,7 @@
         </w:rPr>
         <w:t>Оценка экономической эффективности проекта</w:t>
       </w:r>
-      <w:bookmarkEnd w:id="338"/>
+      <w:bookmarkEnd w:id="297"/>
     </w:p>
     <w:p>
       <w:pPr>
@@ -19465,8 +18960,8 @@
           <w:color w:val="auto"/>
         </w:rPr>
       </w:pPr>
-      <w:bookmarkStart w:id="339" w:name="__RefHeading___Toc22205_2829662935"/>
-      <w:bookmarkEnd w:id="339"/>
+      <w:bookmarkStart w:id="298" w:name="__RefHeading___Toc22205_2829662935"/>
+      <w:bookmarkEnd w:id="298"/>
       <w:r>
         <w:rPr>
           <w:b w:val="false"/>
@@ -19474,8 +18969,8 @@
         </w:rPr>
         <w:t xml:space="preserve">5.1. </w:t>
       </w:r>
-      <w:bookmarkStart w:id="340" w:name="_Toc515887002"/>
-      <w:bookmarkStart w:id="341" w:name="_Toc484018865"/>
+      <w:bookmarkStart w:id="299" w:name="_Toc484018865"/>
+      <w:bookmarkStart w:id="300" w:name="_Toc515887002"/>
       <w:r>
         <w:rPr>
           <w:b w:val="false"/>
@@ -19483,8 +18978,8 @@
         </w:rPr>
         <w:t>Расчет затрат на разработку</w:t>
       </w:r>
-      <w:bookmarkEnd w:id="340"/>
-      <w:bookmarkEnd w:id="341"/>
+      <w:bookmarkEnd w:id="299"/>
+      <w:bookmarkEnd w:id="300"/>
     </w:p>
     <w:p>
       <w:pPr>
@@ -19655,8 +19150,8 @@
         </w:tblCellMar>
       </w:tblPr>
       <w:tblGrid>
-        <w:gridCol w:w="2433"/>
-        <w:gridCol w:w="4600"/>
+        <w:gridCol w:w="2432"/>
+        <w:gridCol w:w="4601"/>
         <w:gridCol w:w="2346"/>
       </w:tblGrid>
       <w:tr>
@@ -19665,7 +19160,7 @@
         </w:trPr>
         <w:tc>
           <w:tcPr>
-            <w:tcW w:w="2433" w:type="dxa"/>
+            <w:tcW w:w="2432" w:type="dxa"/>
             <w:tcBorders>
               <w:top w:val="single" w:sz="4" w:space="0" w:color="000000"/>
               <w:left w:val="single" w:sz="4" w:space="0" w:color="000000"/>
@@ -19699,7 +19194,7 @@
         </w:tc>
         <w:tc>
           <w:tcPr>
-            <w:tcW w:w="4600" w:type="dxa"/>
+            <w:tcW w:w="4601" w:type="dxa"/>
             <w:tcBorders>
               <w:top w:val="single" w:sz="4" w:space="0" w:color="000000"/>
               <w:left w:val="single" w:sz="4" w:space="0" w:color="000000"/>
@@ -19772,7 +19267,7 @@
         </w:trPr>
         <w:tc>
           <w:tcPr>
-            <w:tcW w:w="2433" w:type="dxa"/>
+            <w:tcW w:w="2432" w:type="dxa"/>
             <w:tcBorders>
               <w:top w:val="single" w:sz="4" w:space="0" w:color="000000"/>
               <w:left w:val="single" w:sz="4" w:space="0" w:color="000000"/>
@@ -19805,7 +19300,7 @@
         </w:tc>
         <w:tc>
           <w:tcPr>
-            <w:tcW w:w="4600" w:type="dxa"/>
+            <w:tcW w:w="4601" w:type="dxa"/>
             <w:tcBorders>
               <w:top w:val="single" w:sz="4" w:space="0" w:color="000000"/>
               <w:left w:val="single" w:sz="4" w:space="0" w:color="000000"/>
@@ -19877,7 +19372,7 @@
         </w:trPr>
         <w:tc>
           <w:tcPr>
-            <w:tcW w:w="2433" w:type="dxa"/>
+            <w:tcW w:w="2432" w:type="dxa"/>
             <w:tcBorders>
               <w:top w:val="single" w:sz="4" w:space="0" w:color="000000"/>
               <w:left w:val="single" w:sz="4" w:space="0" w:color="000000"/>
@@ -19910,7 +19405,7 @@
         </w:tc>
         <w:tc>
           <w:tcPr>
-            <w:tcW w:w="4600" w:type="dxa"/>
+            <w:tcW w:w="4601" w:type="dxa"/>
             <w:tcBorders>
               <w:top w:val="single" w:sz="4" w:space="0" w:color="000000"/>
               <w:left w:val="single" w:sz="4" w:space="0" w:color="000000"/>
@@ -19982,7 +19477,7 @@
         </w:trPr>
         <w:tc>
           <w:tcPr>
-            <w:tcW w:w="2433" w:type="dxa"/>
+            <w:tcW w:w="2432" w:type="dxa"/>
             <w:tcBorders>
               <w:top w:val="single" w:sz="4" w:space="0" w:color="000000"/>
               <w:left w:val="single" w:sz="4" w:space="0" w:color="000000"/>
@@ -20015,7 +19510,7 @@
         </w:tc>
         <w:tc>
           <w:tcPr>
-            <w:tcW w:w="4600" w:type="dxa"/>
+            <w:tcW w:w="4601" w:type="dxa"/>
             <w:tcBorders>
               <w:top w:val="single" w:sz="4" w:space="0" w:color="000000"/>
               <w:left w:val="single" w:sz="4" w:space="0" w:color="000000"/>
@@ -20087,7 +19582,7 @@
         </w:trPr>
         <w:tc>
           <w:tcPr>
-            <w:tcW w:w="2433" w:type="dxa"/>
+            <w:tcW w:w="2432" w:type="dxa"/>
             <w:tcBorders>
               <w:top w:val="single" w:sz="4" w:space="0" w:color="000000"/>
               <w:left w:val="single" w:sz="4" w:space="0" w:color="000000"/>
@@ -20120,7 +19615,7 @@
         </w:tc>
         <w:tc>
           <w:tcPr>
-            <w:tcW w:w="4600" w:type="dxa"/>
+            <w:tcW w:w="4601" w:type="dxa"/>
             <w:tcBorders>
               <w:top w:val="single" w:sz="4" w:space="0" w:color="000000"/>
               <w:left w:val="single" w:sz="4" w:space="0" w:color="000000"/>
@@ -20919,8 +20414,8 @@
           <w:color w:val="auto"/>
         </w:rPr>
       </w:pPr>
-      <w:bookmarkStart w:id="342" w:name="__RefHeading___Toc22207_2829662935"/>
-      <w:bookmarkEnd w:id="342"/>
+      <w:bookmarkStart w:id="301" w:name="__RefHeading___Toc22207_2829662935"/>
+      <w:bookmarkEnd w:id="301"/>
       <w:r>
         <w:rPr>
           <w:b w:val="false"/>
@@ -20928,8 +20423,8 @@
         </w:rPr>
         <w:t xml:space="preserve">5.2. </w:t>
       </w:r>
-      <w:bookmarkStart w:id="343" w:name="_Toc484018866"/>
-      <w:bookmarkStart w:id="344" w:name="_Toc515887003"/>
+      <w:bookmarkStart w:id="302" w:name="_Toc515887003"/>
+      <w:bookmarkStart w:id="303" w:name="_Toc484018866"/>
       <w:r>
         <w:rPr>
           <w:b w:val="false"/>
@@ -20937,8 +20432,8 @@
         </w:rPr>
         <w:t>Содержание и эксплуатация вычислительное техники</w:t>
       </w:r>
-      <w:bookmarkEnd w:id="343"/>
-      <w:bookmarkEnd w:id="344"/>
+      <w:bookmarkEnd w:id="302"/>
+      <w:bookmarkEnd w:id="303"/>
     </w:p>
     <w:p>
       <w:pPr>
@@ -22157,8 +21652,8 @@
         <w:jc w:val="center"/>
         <w:rPr/>
       </w:pPr>
-      <w:bookmarkStart w:id="345" w:name="__RefHeading___Toc22209_2829662935"/>
-      <w:bookmarkEnd w:id="345"/>
+      <w:bookmarkStart w:id="304" w:name="__RefHeading___Toc22209_2829662935"/>
+      <w:bookmarkEnd w:id="304"/>
       <w:r>
         <w:rPr>
           <w:b w:val="false"/>
@@ -22166,8 +21661,8 @@
         </w:rPr>
         <w:t xml:space="preserve">5.3. </w:t>
       </w:r>
-      <w:bookmarkStart w:id="346" w:name="_Toc515887004"/>
-      <w:bookmarkStart w:id="347" w:name="_Toc484018867"/>
+      <w:bookmarkStart w:id="305" w:name="_Toc484018867"/>
+      <w:bookmarkStart w:id="306" w:name="_Toc515887004"/>
       <w:r>
         <w:rPr>
           <w:b w:val="false"/>
@@ -22175,8 +21670,8 @@
         </w:rPr>
         <w:t>Экономический эффект</w:t>
       </w:r>
-      <w:bookmarkEnd w:id="346"/>
-      <w:bookmarkEnd w:id="347"/>
+      <w:bookmarkEnd w:id="305"/>
+      <w:bookmarkEnd w:id="306"/>
     </w:p>
     <w:p>
       <w:pPr>
@@ -23063,9 +22558,9 @@
           <w:color w:val="auto"/>
         </w:rPr>
       </w:pPr>
-      <w:bookmarkStart w:id="348" w:name="__RefHeading___Toc22211_2829662935"/>
-      <w:bookmarkStart w:id="349" w:name="_Toc515887005"/>
-      <w:bookmarkEnd w:id="348"/>
+      <w:bookmarkStart w:id="307" w:name="__RefHeading___Toc22211_2829662935"/>
+      <w:bookmarkStart w:id="308" w:name="_Toc515887005"/>
+      <w:bookmarkEnd w:id="307"/>
       <w:r>
         <w:rPr>
           <w:b w:val="false"/>
@@ -23073,7 +22568,7 @@
         </w:rPr>
         <w:t>Заключение</w:t>
       </w:r>
-      <w:bookmarkEnd w:id="349"/>
+      <w:bookmarkEnd w:id="308"/>
     </w:p>
     <w:p>
       <w:pPr>
@@ -23095,9 +22590,9 @@
         </w:rPr>
         <w:t xml:space="preserve">В результате выполнения выпускной квалификационной работы была рассмотрена и проанализирована деятельность отдела закупок </w:t>
       </w:r>
-      <w:bookmarkStart w:id="350" w:name="OLE_LINK196"/>
-      <w:bookmarkStart w:id="351" w:name="OLE_LINK197"/>
-      <w:bookmarkStart w:id="352" w:name="OLE_LINK198"/>
+      <w:bookmarkStart w:id="309" w:name="OLE_LINK198"/>
+      <w:bookmarkStart w:id="310" w:name="OLE_LINK197"/>
+      <w:bookmarkStart w:id="311" w:name="OLE_LINK196"/>
       <w:r>
         <w:rPr>
           <w:rFonts w:eastAsia="Times New Roman" w:cs="Times New Roman"/>
@@ -23106,9 +22601,9 @@
         </w:rPr>
         <w:t>ООО</w:t>
       </w:r>
-      <w:bookmarkEnd w:id="350"/>
-      <w:bookmarkEnd w:id="351"/>
-      <w:bookmarkEnd w:id="352"/>
+      <w:bookmarkEnd w:id="309"/>
+      <w:bookmarkEnd w:id="310"/>
+      <w:bookmarkEnd w:id="311"/>
       <w:r>
         <w:rPr>
           <w:rFonts w:eastAsia="Times New Roman" w:cs="Times New Roman"/>
@@ -23117,8 +22612,8 @@
         </w:rPr>
         <w:t xml:space="preserve"> «Авангард», разработано и внедрено проектное решение по автоматизации </w:t>
       </w:r>
-      <w:bookmarkStart w:id="353" w:name="OLE_LINK199"/>
-      <w:bookmarkStart w:id="354" w:name="OLE_LINK200"/>
+      <w:bookmarkStart w:id="312" w:name="OLE_LINK200"/>
+      <w:bookmarkStart w:id="313" w:name="OLE_LINK199"/>
       <w:r>
         <w:rPr>
           <w:sz w:val="28"/>
@@ -23126,8 +22621,8 @@
         </w:rPr>
         <w:t xml:space="preserve">процесса </w:t>
       </w:r>
-      <w:bookmarkEnd w:id="353"/>
-      <w:bookmarkEnd w:id="354"/>
+      <w:bookmarkEnd w:id="312"/>
+      <w:bookmarkEnd w:id="313"/>
       <w:r>
         <w:rPr>
           <w:sz w:val="28"/>
@@ -23392,9 +22887,9 @@
           <w:color w:val="auto"/>
         </w:rPr>
       </w:pPr>
-      <w:bookmarkStart w:id="355" w:name="__RefHeading___Toc22213_2829662935"/>
-      <w:bookmarkStart w:id="356" w:name="_Toc515887006"/>
-      <w:bookmarkEnd w:id="355"/>
+      <w:bookmarkStart w:id="314" w:name="__RefHeading___Toc22213_2829662935"/>
+      <w:bookmarkStart w:id="315" w:name="_Toc515887006"/>
+      <w:bookmarkEnd w:id="314"/>
       <w:r>
         <w:rPr>
           <w:b w:val="false"/>
@@ -23402,14 +22897,14 @@
         </w:rPr>
         <w:t>Список литературы</w:t>
       </w:r>
-      <w:bookmarkEnd w:id="356"/>
+      <w:bookmarkEnd w:id="315"/>
     </w:p>
     <w:p>
       <w:pPr>
         <w:pStyle w:val="ListParagraph"/>
         <w:numPr>
           <w:ilvl w:val="0"/>
-          <w:numId w:val="12"/>
+          <w:numId w:val="11"/>
         </w:numPr>
         <w:spacing w:lineRule="auto" w:line="360" w:before="0" w:after="0"/>
         <w:ind w:firstLine="709" w:left="0"/>
@@ -23437,7 +22932,7 @@
         <w:pStyle w:val="ListParagraph"/>
         <w:numPr>
           <w:ilvl w:val="0"/>
-          <w:numId w:val="12"/>
+          <w:numId w:val="11"/>
         </w:numPr>
         <w:spacing w:lineRule="auto" w:line="360" w:before="0" w:after="0"/>
         <w:ind w:firstLine="709" w:left="0"/>
@@ -23465,7 +22960,7 @@
         <w:pStyle w:val="ListParagraph"/>
         <w:numPr>
           <w:ilvl w:val="0"/>
-          <w:numId w:val="12"/>
+          <w:numId w:val="11"/>
         </w:numPr>
         <w:spacing w:lineRule="auto" w:line="360" w:before="0" w:after="0"/>
         <w:ind w:firstLine="709" w:left="0"/>
@@ -23493,7 +22988,7 @@
         <w:pStyle w:val="ListParagraph"/>
         <w:numPr>
           <w:ilvl w:val="0"/>
-          <w:numId w:val="12"/>
+          <w:numId w:val="11"/>
         </w:numPr>
         <w:spacing w:lineRule="auto" w:line="360" w:before="0" w:after="0"/>
         <w:ind w:firstLine="709" w:left="0"/>
@@ -23521,7 +23016,7 @@
         <w:pStyle w:val="ListParagraph"/>
         <w:numPr>
           <w:ilvl w:val="0"/>
-          <w:numId w:val="12"/>
+          <w:numId w:val="11"/>
         </w:numPr>
         <w:spacing w:lineRule="auto" w:line="360" w:before="0" w:after="0"/>
         <w:ind w:firstLine="709" w:left="0"/>
@@ -23549,7 +23044,7 @@
         <w:pStyle w:val="ListParagraph"/>
         <w:numPr>
           <w:ilvl w:val="0"/>
-          <w:numId w:val="12"/>
+          <w:numId w:val="11"/>
         </w:numPr>
         <w:spacing w:lineRule="auto" w:line="360" w:before="0" w:after="0"/>
         <w:ind w:firstLine="709" w:left="0"/>
@@ -23577,7 +23072,7 @@
         <w:pStyle w:val="ListParagraph"/>
         <w:numPr>
           <w:ilvl w:val="0"/>
-          <w:numId w:val="12"/>
+          <w:numId w:val="11"/>
         </w:numPr>
         <w:spacing w:lineRule="auto" w:line="360" w:before="0" w:after="0"/>
         <w:ind w:firstLine="709" w:left="0"/>
@@ -23605,7 +23100,7 @@
         <w:pStyle w:val="ListParagraph"/>
         <w:numPr>
           <w:ilvl w:val="0"/>
-          <w:numId w:val="12"/>
+          <w:numId w:val="11"/>
         </w:numPr>
         <w:spacing w:lineRule="auto" w:line="360" w:before="0" w:after="0"/>
         <w:ind w:firstLine="709" w:left="0"/>
@@ -23633,7 +23128,7 @@
         <w:pStyle w:val="ListParagraph"/>
         <w:numPr>
           <w:ilvl w:val="0"/>
-          <w:numId w:val="12"/>
+          <w:numId w:val="11"/>
         </w:numPr>
         <w:spacing w:lineRule="auto" w:line="360" w:before="0" w:after="0"/>
         <w:ind w:firstLine="709" w:left="0"/>
@@ -23661,7 +23156,7 @@
         <w:pStyle w:val="ListParagraph"/>
         <w:numPr>
           <w:ilvl w:val="0"/>
-          <w:numId w:val="12"/>
+          <w:numId w:val="11"/>
         </w:numPr>
         <w:spacing w:lineRule="auto" w:line="360" w:before="0" w:after="0"/>
         <w:ind w:firstLine="709" w:left="0"/>
@@ -23689,7 +23184,7 @@
         <w:pStyle w:val="ListParagraph"/>
         <w:numPr>
           <w:ilvl w:val="0"/>
-          <w:numId w:val="12"/>
+          <w:numId w:val="11"/>
         </w:numPr>
         <w:spacing w:lineRule="auto" w:line="360" w:before="0" w:after="0"/>
         <w:ind w:firstLine="709" w:left="0"/>
@@ -23717,7 +23212,7 @@
         <w:pStyle w:val="ListParagraph"/>
         <w:numPr>
           <w:ilvl w:val="0"/>
-          <w:numId w:val="12"/>
+          <w:numId w:val="11"/>
         </w:numPr>
         <w:spacing w:lineRule="auto" w:line="360" w:before="0" w:after="0"/>
         <w:ind w:firstLine="709" w:left="0"/>
@@ -23745,7 +23240,7 @@
         <w:pStyle w:val="ListParagraph"/>
         <w:numPr>
           <w:ilvl w:val="0"/>
-          <w:numId w:val="12"/>
+          <w:numId w:val="11"/>
         </w:numPr>
         <w:spacing w:lineRule="auto" w:line="360" w:before="0" w:after="0"/>
         <w:ind w:firstLine="709" w:left="0"/>
@@ -23773,7 +23268,7 @@
         <w:pStyle w:val="ListParagraph"/>
         <w:numPr>
           <w:ilvl w:val="0"/>
-          <w:numId w:val="12"/>
+          <w:numId w:val="11"/>
         </w:numPr>
         <w:spacing w:lineRule="auto" w:line="360" w:before="0" w:after="0"/>
         <w:ind w:firstLine="709" w:left="0"/>
@@ -23801,7 +23296,7 @@
         <w:pStyle w:val="ListParagraph"/>
         <w:numPr>
           <w:ilvl w:val="0"/>
-          <w:numId w:val="12"/>
+          <w:numId w:val="11"/>
         </w:numPr>
         <w:spacing w:lineRule="auto" w:line="360" w:before="0" w:after="0"/>
         <w:ind w:firstLine="709" w:left="0"/>
@@ -23829,7 +23324,7 @@
         <w:pStyle w:val="ListParagraph"/>
         <w:numPr>
           <w:ilvl w:val="0"/>
-          <w:numId w:val="12"/>
+          <w:numId w:val="11"/>
         </w:numPr>
         <w:spacing w:lineRule="auto" w:line="360" w:before="0" w:after="0"/>
         <w:ind w:firstLine="709" w:left="0"/>
@@ -23897,7 +23392,7 @@
         <w:pStyle w:val="ListParagraph"/>
         <w:numPr>
           <w:ilvl w:val="0"/>
-          <w:numId w:val="12"/>
+          <w:numId w:val="11"/>
         </w:numPr>
         <w:spacing w:lineRule="auto" w:line="360" w:before="0" w:after="0"/>
         <w:ind w:firstLine="709" w:left="0"/>
@@ -23925,7 +23420,7 @@
         <w:pStyle w:val="ListParagraph"/>
         <w:numPr>
           <w:ilvl w:val="0"/>
-          <w:numId w:val="12"/>
+          <w:numId w:val="11"/>
         </w:numPr>
         <w:spacing w:lineRule="auto" w:line="360" w:before="0" w:after="0"/>
         <w:ind w:firstLine="709" w:left="0"/>
@@ -23953,7 +23448,7 @@
         <w:pStyle w:val="ListParagraph"/>
         <w:numPr>
           <w:ilvl w:val="0"/>
-          <w:numId w:val="12"/>
+          <w:numId w:val="11"/>
         </w:numPr>
         <w:spacing w:lineRule="auto" w:line="360" w:before="0" w:after="0"/>
         <w:ind w:firstLine="709" w:left="0"/>
@@ -23981,7 +23476,7 @@
         <w:pStyle w:val="ListParagraph"/>
         <w:numPr>
           <w:ilvl w:val="0"/>
-          <w:numId w:val="12"/>
+          <w:numId w:val="11"/>
         </w:numPr>
         <w:spacing w:lineRule="auto" w:line="360" w:before="0" w:after="0"/>
         <w:ind w:firstLine="709" w:left="0"/>
@@ -24009,7 +23504,7 @@
         <w:pStyle w:val="ListParagraph"/>
         <w:numPr>
           <w:ilvl w:val="0"/>
-          <w:numId w:val="12"/>
+          <w:numId w:val="11"/>
         </w:numPr>
         <w:spacing w:lineRule="auto" w:line="360" w:before="0" w:after="0"/>
         <w:ind w:firstLine="709" w:left="0"/>
@@ -24037,7 +23532,7 @@
         <w:pStyle w:val="ListParagraph"/>
         <w:numPr>
           <w:ilvl w:val="0"/>
-          <w:numId w:val="12"/>
+          <w:numId w:val="11"/>
         </w:numPr>
         <w:spacing w:lineRule="auto" w:line="360" w:before="0" w:after="0"/>
         <w:ind w:firstLine="709" w:left="0"/>
@@ -24065,7 +23560,7 @@
         <w:pStyle w:val="ListParagraph"/>
         <w:numPr>
           <w:ilvl w:val="0"/>
-          <w:numId w:val="12"/>
+          <w:numId w:val="11"/>
         </w:numPr>
         <w:spacing w:lineRule="auto" w:line="360" w:before="0" w:after="0"/>
         <w:ind w:firstLine="709" w:left="0"/>
@@ -24093,7 +23588,7 @@
         <w:pStyle w:val="ListParagraph"/>
         <w:numPr>
           <w:ilvl w:val="0"/>
-          <w:numId w:val="12"/>
+          <w:numId w:val="11"/>
         </w:numPr>
         <w:spacing w:lineRule="auto" w:line="360" w:before="0" w:after="0"/>
         <w:ind w:firstLine="709" w:left="0"/>
@@ -24117,9 +23612,9 @@
       </w:r>
     </w:p>
     <w:sectPr>
-      <w:footerReference w:type="even" r:id="rId28"/>
-      <w:footerReference w:type="default" r:id="rId29"/>
-      <w:footerReference w:type="first" r:id="rId30"/>
+      <w:footerReference w:type="even" r:id="rId27"/>
+      <w:footerReference w:type="default" r:id="rId28"/>
+      <w:footerReference w:type="first" r:id="rId29"/>
       <w:type w:val="nextPage"/>
       <w:pgSz w:w="11906" w:h="16838"/>
       <w:pgMar w:left="1701" w:right="850" w:gutter="0" w:header="0" w:top="1134" w:footer="708" w:bottom="1134"/>
@@ -25459,14 +24954,133 @@
   <w:abstractNum w:abstractNumId="11">
     <w:lvl w:ilvl="0">
       <w:start w:val="1"/>
-      <w:numFmt w:val="bullet"/>
-      <w:lvlText w:val=""/>
+      <w:numFmt w:val="decimal"/>
+      <w:lvlText w:val="%1."/>
       <w:lvlJc w:val="left"/>
       <w:pPr>
         <w:tabs>
           <w:tab w:val="num" w:pos="0"/>
         </w:tabs>
         <w:ind w:left="1429" w:hanging="360"/>
+      </w:pPr>
+      <w:rPr/>
+    </w:lvl>
+    <w:lvl w:ilvl="1">
+      <w:start w:val="1"/>
+      <w:numFmt w:val="lowerLetter"/>
+      <w:lvlText w:val="%2."/>
+      <w:lvlJc w:val="left"/>
+      <w:pPr>
+        <w:tabs>
+          <w:tab w:val="num" w:pos="0"/>
+        </w:tabs>
+        <w:ind w:left="2149" w:hanging="360"/>
+      </w:pPr>
+      <w:rPr/>
+    </w:lvl>
+    <w:lvl w:ilvl="2">
+      <w:start w:val="1"/>
+      <w:numFmt w:val="lowerRoman"/>
+      <w:lvlText w:val="%3."/>
+      <w:lvlJc w:val="right"/>
+      <w:pPr>
+        <w:tabs>
+          <w:tab w:val="num" w:pos="0"/>
+        </w:tabs>
+        <w:ind w:left="2869" w:hanging="180"/>
+      </w:pPr>
+      <w:rPr/>
+    </w:lvl>
+    <w:lvl w:ilvl="3">
+      <w:start w:val="1"/>
+      <w:numFmt w:val="decimal"/>
+      <w:lvlText w:val="%4."/>
+      <w:lvlJc w:val="left"/>
+      <w:pPr>
+        <w:tabs>
+          <w:tab w:val="num" w:pos="0"/>
+        </w:tabs>
+        <w:ind w:left="3589" w:hanging="360"/>
+      </w:pPr>
+      <w:rPr/>
+    </w:lvl>
+    <w:lvl w:ilvl="4">
+      <w:start w:val="1"/>
+      <w:numFmt w:val="lowerLetter"/>
+      <w:lvlText w:val="%5."/>
+      <w:lvlJc w:val="left"/>
+      <w:pPr>
+        <w:tabs>
+          <w:tab w:val="num" w:pos="0"/>
+        </w:tabs>
+        <w:ind w:left="4309" w:hanging="360"/>
+      </w:pPr>
+      <w:rPr/>
+    </w:lvl>
+    <w:lvl w:ilvl="5">
+      <w:start w:val="1"/>
+      <w:numFmt w:val="lowerRoman"/>
+      <w:lvlText w:val="%6."/>
+      <w:lvlJc w:val="right"/>
+      <w:pPr>
+        <w:tabs>
+          <w:tab w:val="num" w:pos="0"/>
+        </w:tabs>
+        <w:ind w:left="5029" w:hanging="180"/>
+      </w:pPr>
+      <w:rPr/>
+    </w:lvl>
+    <w:lvl w:ilvl="6">
+      <w:start w:val="1"/>
+      <w:numFmt w:val="decimal"/>
+      <w:lvlText w:val="%7."/>
+      <w:lvlJc w:val="left"/>
+      <w:pPr>
+        <w:tabs>
+          <w:tab w:val="num" w:pos="0"/>
+        </w:tabs>
+        <w:ind w:left="5749" w:hanging="360"/>
+      </w:pPr>
+      <w:rPr/>
+    </w:lvl>
+    <w:lvl w:ilvl="7">
+      <w:start w:val="1"/>
+      <w:numFmt w:val="lowerLetter"/>
+      <w:lvlText w:val="%8."/>
+      <w:lvlJc w:val="left"/>
+      <w:pPr>
+        <w:tabs>
+          <w:tab w:val="num" w:pos="0"/>
+        </w:tabs>
+        <w:ind w:left="6469" w:hanging="360"/>
+      </w:pPr>
+      <w:rPr/>
+    </w:lvl>
+    <w:lvl w:ilvl="8">
+      <w:start w:val="1"/>
+      <w:numFmt w:val="lowerRoman"/>
+      <w:lvlText w:val="%9."/>
+      <w:lvlJc w:val="right"/>
+      <w:pPr>
+        <w:tabs>
+          <w:tab w:val="num" w:pos="0"/>
+        </w:tabs>
+        <w:ind w:left="7189" w:hanging="180"/>
+      </w:pPr>
+      <w:rPr/>
+    </w:lvl>
+  </w:abstractNum>
+  <w:abstractNum w:abstractNumId="12">
+    <w:lvl w:ilvl="0">
+      <w:start w:val="1"/>
+      <w:numFmt w:val="bullet"/>
+      <w:lvlText w:val=""/>
+      <w:lvlJc w:val="left"/>
+      <w:pPr>
+        <w:tabs>
+          <w:tab w:val="num" w:pos="720"/>
+        </w:tabs>
+        <w:ind w:left="720" w:hanging="360"/>
       </w:pPr>
       <w:rPr>
         <w:rFonts w:ascii="Symbol" w:hAnsi="Symbol" w:cs="Symbol" w:hint="default"/>
@@ -25475,31 +25089,31 @@
     <w:lvl w:ilvl="1">
       <w:start w:val="1"/>
       <w:numFmt w:val="bullet"/>
-      <w:lvlText w:val="o"/>
+      <w:lvlText w:val="◦"/>
       <w:lvlJc w:val="left"/>
       <w:pPr>
         <w:tabs>
-          <w:tab w:val="num" w:pos="0"/>
+          <w:tab w:val="num" w:pos="1080"/>
         </w:tabs>
-        <w:ind w:left="2149" w:hanging="360"/>
+        <w:ind w:left="1080" w:hanging="360"/>
       </w:pPr>
       <w:rPr>
-        <w:rFonts w:ascii="Courier New" w:hAnsi="Courier New" w:cs="Courier New" w:hint="default"/>
+        <w:rFonts w:ascii="OpenSymbol" w:hAnsi="OpenSymbol" w:cs="OpenSymbol" w:hint="default"/>
       </w:rPr>
     </w:lvl>
     <w:lvl w:ilvl="2">
       <w:start w:val="1"/>
       <w:numFmt w:val="bullet"/>
-      <w:lvlText w:val=""/>
+      <w:lvlText w:val="▪"/>
       <w:lvlJc w:val="left"/>
       <w:pPr>
         <w:tabs>
-          <w:tab w:val="num" w:pos="0"/>
+          <w:tab w:val="num" w:pos="1440"/>
         </w:tabs>
-        <w:ind w:left="2869" w:hanging="360"/>
+        <w:ind w:left="1440" w:hanging="360"/>
       </w:pPr>
       <w:rPr>
-        <w:rFonts w:ascii="Wingdings" w:hAnsi="Wingdings" w:cs="Wingdings" w:hint="default"/>
+        <w:rFonts w:ascii="OpenSymbol" w:hAnsi="OpenSymbol" w:cs="OpenSymbol" w:hint="default"/>
       </w:rPr>
     </w:lvl>
     <w:lvl w:ilvl="3">
@@ -25509,9 +25123,9 @@
       <w:lvlJc w:val="left"/>
       <w:pPr>
         <w:tabs>
-          <w:tab w:val="num" w:pos="0"/>
+          <w:tab w:val="num" w:pos="1800"/>
         </w:tabs>
-        <w:ind w:left="3589" w:hanging="360"/>
+        <w:ind w:left="1800" w:hanging="360"/>
       </w:pPr>
       <w:rPr>
         <w:rFonts w:ascii="Symbol" w:hAnsi="Symbol" w:cs="Symbol" w:hint="default"/>
@@ -25520,31 +25134,31 @@
     <w:lvl w:ilvl="4">
       <w:start w:val="1"/>
       <w:numFmt w:val="bullet"/>
-      <w:lvlText w:val="o"/>
+      <w:lvlText w:val="◦"/>
       <w:lvlJc w:val="left"/>
       <w:pPr>
         <w:tabs>
-          <w:tab w:val="num" w:pos="0"/>
+          <w:tab w:val="num" w:pos="2160"/>
         </w:tabs>
-        <w:ind w:left="4309" w:hanging="360"/>
+        <w:ind w:left="2160" w:hanging="360"/>
       </w:pPr>
       <w:rPr>
-        <w:rFonts w:ascii="Courier New" w:hAnsi="Courier New" w:cs="Courier New" w:hint="default"/>
+        <w:rFonts w:ascii="OpenSymbol" w:hAnsi="OpenSymbol" w:cs="OpenSymbol" w:hint="default"/>
       </w:rPr>
     </w:lvl>
     <w:lvl w:ilvl="5">
       <w:start w:val="1"/>
       <w:numFmt w:val="bullet"/>
-      <w:lvlText w:val=""/>
+      <w:lvlText w:val="▪"/>
       <w:lvlJc w:val="left"/>
       <w:pPr>
         <w:tabs>
-          <w:tab w:val="num" w:pos="0"/>
+          <w:tab w:val="num" w:pos="2520"/>
         </w:tabs>
-        <w:ind w:left="5029" w:hanging="360"/>
+        <w:ind w:left="2520" w:hanging="360"/>
       </w:pPr>
       <w:rPr>
-        <w:rFonts w:ascii="Wingdings" w:hAnsi="Wingdings" w:cs="Wingdings" w:hint="default"/>
+        <w:rFonts w:ascii="OpenSymbol" w:hAnsi="OpenSymbol" w:cs="OpenSymbol" w:hint="default"/>
       </w:rPr>
     </w:lvl>
     <w:lvl w:ilvl="6">
@@ -25554,9 +25168,9 @@
       <w:lvlJc w:val="left"/>
       <w:pPr>
         <w:tabs>
-          <w:tab w:val="num" w:pos="0"/>
+          <w:tab w:val="num" w:pos="2880"/>
         </w:tabs>
-        <w:ind w:left="5749" w:hanging="360"/>
+        <w:ind w:left="2880" w:hanging="360"/>
       </w:pPr>
       <w:rPr>
         <w:rFonts w:ascii="Symbol" w:hAnsi="Symbol" w:cs="Symbol" w:hint="default"/>
@@ -25565,151 +25179,32 @@
     <w:lvl w:ilvl="7">
       <w:start w:val="1"/>
       <w:numFmt w:val="bullet"/>
-      <w:lvlText w:val="o"/>
+      <w:lvlText w:val="◦"/>
       <w:lvlJc w:val="left"/>
       <w:pPr>
         <w:tabs>
-          <w:tab w:val="num" w:pos="0"/>
+          <w:tab w:val="num" w:pos="3240"/>
         </w:tabs>
-        <w:ind w:left="6469" w:hanging="360"/>
+        <w:ind w:left="3240" w:hanging="360"/>
       </w:pPr>
       <w:rPr>
-        <w:rFonts w:ascii="Courier New" w:hAnsi="Courier New" w:cs="Courier New" w:hint="default"/>
+        <w:rFonts w:ascii="OpenSymbol" w:hAnsi="OpenSymbol" w:cs="OpenSymbol" w:hint="default"/>
       </w:rPr>
     </w:lvl>
     <w:lvl w:ilvl="8">
       <w:start w:val="1"/>
       <w:numFmt w:val="bullet"/>
-      <w:lvlText w:val=""/>
+      <w:lvlText w:val="▪"/>
       <w:lvlJc w:val="left"/>
       <w:pPr>
         <w:tabs>
-          <w:tab w:val="num" w:pos="0"/>
+          <w:tab w:val="num" w:pos="3600"/>
         </w:tabs>
-        <w:ind w:left="7189" w:hanging="360"/>
+        <w:ind w:left="3600" w:hanging="360"/>
       </w:pPr>
       <w:rPr>
-        <w:rFonts w:ascii="Wingdings" w:hAnsi="Wingdings" w:cs="Wingdings" w:hint="default"/>
+        <w:rFonts w:ascii="OpenSymbol" w:hAnsi="OpenSymbol" w:cs="OpenSymbol" w:hint="default"/>
       </w:rPr>
-    </w:lvl>
-  </w:abstractNum>
-  <w:abstractNum w:abstractNumId="12">
-    <w:lvl w:ilvl="0">
-      <w:start w:val="1"/>
-      <w:numFmt w:val="decimal"/>
-      <w:lvlText w:val="%1."/>
-      <w:lvlJc w:val="left"/>
-      <w:pPr>
-        <w:tabs>
-          <w:tab w:val="num" w:pos="0"/>
-        </w:tabs>
-        <w:ind w:left="1429" w:hanging="360"/>
-      </w:pPr>
-      <w:rPr/>
-    </w:lvl>
-    <w:lvl w:ilvl="1">
-      <w:start w:val="1"/>
-      <w:numFmt w:val="lowerLetter"/>
-      <w:lvlText w:val="%2."/>
-      <w:lvlJc w:val="left"/>
-      <w:pPr>
-        <w:tabs>
-          <w:tab w:val="num" w:pos="0"/>
-        </w:tabs>
-        <w:ind w:left="2149" w:hanging="360"/>
-      </w:pPr>
-      <w:rPr/>
-    </w:lvl>
-    <w:lvl w:ilvl="2">
-      <w:start w:val="1"/>
-      <w:numFmt w:val="lowerRoman"/>
-      <w:lvlText w:val="%3."/>
-      <w:lvlJc w:val="right"/>
-      <w:pPr>
-        <w:tabs>
-          <w:tab w:val="num" w:pos="0"/>
-        </w:tabs>
-        <w:ind w:left="2869" w:hanging="180"/>
-      </w:pPr>
-      <w:rPr/>
-    </w:lvl>
-    <w:lvl w:ilvl="3">
-      <w:start w:val="1"/>
-      <w:numFmt w:val="decimal"/>
-      <w:lvlText w:val="%4."/>
-      <w:lvlJc w:val="left"/>
-      <w:pPr>
-        <w:tabs>
-          <w:tab w:val="num" w:pos="0"/>
-        </w:tabs>
-        <w:ind w:left="3589" w:hanging="360"/>
-      </w:pPr>
-      <w:rPr/>
-    </w:lvl>
-    <w:lvl w:ilvl="4">
-      <w:start w:val="1"/>
-      <w:numFmt w:val="lowerLetter"/>
-      <w:lvlText w:val="%5."/>
-      <w:lvlJc w:val="left"/>
-      <w:pPr>
-        <w:tabs>
-          <w:tab w:val="num" w:pos="0"/>
-        </w:tabs>
-        <w:ind w:left="4309" w:hanging="360"/>
-      </w:pPr>
-      <w:rPr/>
-    </w:lvl>
-    <w:lvl w:ilvl="5">
-      <w:start w:val="1"/>
-      <w:numFmt w:val="lowerRoman"/>
-      <w:lvlText w:val="%6."/>
-      <w:lvlJc w:val="right"/>
-      <w:pPr>
-        <w:tabs>
-          <w:tab w:val="num" w:pos="0"/>
-        </w:tabs>
-        <w:ind w:left="5029" w:hanging="180"/>
-      </w:pPr>
-      <w:rPr/>
-    </w:lvl>
-    <w:lvl w:ilvl="6">
-      <w:start w:val="1"/>
-      <w:numFmt w:val="decimal"/>
-      <w:lvlText w:val="%7."/>
-      <w:lvlJc w:val="left"/>
-      <w:pPr>
-        <w:tabs>
-          <w:tab w:val="num" w:pos="0"/>
-        </w:tabs>
-        <w:ind w:left="5749" w:hanging="360"/>
-      </w:pPr>
-      <w:rPr/>
-    </w:lvl>
-    <w:lvl w:ilvl="7">
-      <w:start w:val="1"/>
-      <w:numFmt w:val="lowerLetter"/>
-      <w:lvlText w:val="%8."/>
-      <w:lvlJc w:val="left"/>
-      <w:pPr>
-        <w:tabs>
-          <w:tab w:val="num" w:pos="0"/>
-        </w:tabs>
-        <w:ind w:left="6469" w:hanging="360"/>
-      </w:pPr>
-      <w:rPr/>
-    </w:lvl>
-    <w:lvl w:ilvl="8">
-      <w:start w:val="1"/>
-      <w:numFmt w:val="lowerRoman"/>
-      <w:lvlText w:val="%9."/>
-      <w:lvlJc w:val="right"/>
-      <w:pPr>
-        <w:tabs>
-          <w:tab w:val="num" w:pos="0"/>
-        </w:tabs>
-        <w:ind w:left="7189" w:hanging="180"/>
-      </w:pPr>
-      <w:rPr/>
     </w:lvl>
   </w:abstractNum>
   <w:abstractNum w:abstractNumId="13">
@@ -26400,1102 +25895,6 @@
   <w:abstractNum w:abstractNumId="18">
     <w:lvl w:ilvl="0">
       <w:start w:val="1"/>
-      <w:numFmt w:val="bullet"/>
-      <w:lvlText w:val=""/>
-      <w:lvlJc w:val="left"/>
-      <w:pPr>
-        <w:tabs>
-          <w:tab w:val="num" w:pos="720"/>
-        </w:tabs>
-        <w:ind w:left="720" w:hanging="360"/>
-      </w:pPr>
-      <w:rPr>
-        <w:rFonts w:ascii="Symbol" w:hAnsi="Symbol" w:cs="Symbol" w:hint="default"/>
-      </w:rPr>
-    </w:lvl>
-    <w:lvl w:ilvl="1">
-      <w:start w:val="1"/>
-      <w:numFmt w:val="bullet"/>
-      <w:lvlText w:val="◦"/>
-      <w:lvlJc w:val="left"/>
-      <w:pPr>
-        <w:tabs>
-          <w:tab w:val="num" w:pos="1080"/>
-        </w:tabs>
-        <w:ind w:left="1080" w:hanging="360"/>
-      </w:pPr>
-      <w:rPr>
-        <w:rFonts w:ascii="OpenSymbol" w:hAnsi="OpenSymbol" w:cs="OpenSymbol" w:hint="default"/>
-      </w:rPr>
-    </w:lvl>
-    <w:lvl w:ilvl="2">
-      <w:start w:val="1"/>
-      <w:numFmt w:val="bullet"/>
-      <w:lvlText w:val="▪"/>
-      <w:lvlJc w:val="left"/>
-      <w:pPr>
-        <w:tabs>
-          <w:tab w:val="num" w:pos="1440"/>
-        </w:tabs>
-        <w:ind w:left="1440" w:hanging="360"/>
-      </w:pPr>
-      <w:rPr>
-        <w:rFonts w:ascii="OpenSymbol" w:hAnsi="OpenSymbol" w:cs="OpenSymbol" w:hint="default"/>
-      </w:rPr>
-    </w:lvl>
-    <w:lvl w:ilvl="3">
-      <w:start w:val="1"/>
-      <w:numFmt w:val="bullet"/>
-      <w:lvlText w:val=""/>
-      <w:lvlJc w:val="left"/>
-      <w:pPr>
-        <w:tabs>
-          <w:tab w:val="num" w:pos="1800"/>
-        </w:tabs>
-        <w:ind w:left="1800" w:hanging="360"/>
-      </w:pPr>
-      <w:rPr>
-        <w:rFonts w:ascii="Symbol" w:hAnsi="Symbol" w:cs="Symbol" w:hint="default"/>
-      </w:rPr>
-    </w:lvl>
-    <w:lvl w:ilvl="4">
-      <w:start w:val="1"/>
-      <w:numFmt w:val="bullet"/>
-      <w:lvlText w:val="◦"/>
-      <w:lvlJc w:val="left"/>
-      <w:pPr>
-        <w:tabs>
-          <w:tab w:val="num" w:pos="2160"/>
-        </w:tabs>
-        <w:ind w:left="2160" w:hanging="360"/>
-      </w:pPr>
-      <w:rPr>
-        <w:rFonts w:ascii="OpenSymbol" w:hAnsi="OpenSymbol" w:cs="OpenSymbol" w:hint="default"/>
-      </w:rPr>
-    </w:lvl>
-    <w:lvl w:ilvl="5">
-      <w:start w:val="1"/>
-      <w:numFmt w:val="bullet"/>
-      <w:lvlText w:val="▪"/>
-      <w:lvlJc w:val="left"/>
-      <w:pPr>
-        <w:tabs>
-          <w:tab w:val="num" w:pos="2520"/>
-        </w:tabs>
-        <w:ind w:left="2520" w:hanging="360"/>
-      </w:pPr>
-      <w:rPr>
-        <w:rFonts w:ascii="OpenSymbol" w:hAnsi="OpenSymbol" w:cs="OpenSymbol" w:hint="default"/>
-      </w:rPr>
-    </w:lvl>
-    <w:lvl w:ilvl="6">
-      <w:start w:val="1"/>
-      <w:numFmt w:val="bullet"/>
-      <w:lvlText w:val=""/>
-      <w:lvlJc w:val="left"/>
-      <w:pPr>
-        <w:tabs>
-          <w:tab w:val="num" w:pos="2880"/>
-        </w:tabs>
-        <w:ind w:left="2880" w:hanging="360"/>
-      </w:pPr>
-      <w:rPr>
-        <w:rFonts w:ascii="Symbol" w:hAnsi="Symbol" w:cs="Symbol" w:hint="default"/>
-      </w:rPr>
-    </w:lvl>
-    <w:lvl w:ilvl="7">
-      <w:start w:val="1"/>
-      <w:numFmt w:val="bullet"/>
-      <w:lvlText w:val="◦"/>
-      <w:lvlJc w:val="left"/>
-      <w:pPr>
-        <w:tabs>
-          <w:tab w:val="num" w:pos="3240"/>
-        </w:tabs>
-        <w:ind w:left="3240" w:hanging="360"/>
-      </w:pPr>
-      <w:rPr>
-        <w:rFonts w:ascii="OpenSymbol" w:hAnsi="OpenSymbol" w:cs="OpenSymbol" w:hint="default"/>
-      </w:rPr>
-    </w:lvl>
-    <w:lvl w:ilvl="8">
-      <w:start w:val="1"/>
-      <w:numFmt w:val="bullet"/>
-      <w:lvlText w:val="▪"/>
-      <w:lvlJc w:val="left"/>
-      <w:pPr>
-        <w:tabs>
-          <w:tab w:val="num" w:pos="3600"/>
-        </w:tabs>
-        <w:ind w:left="3600" w:hanging="360"/>
-      </w:pPr>
-      <w:rPr>
-        <w:rFonts w:ascii="OpenSymbol" w:hAnsi="OpenSymbol" w:cs="OpenSymbol" w:hint="default"/>
-      </w:rPr>
-    </w:lvl>
-  </w:abstractNum>
-  <w:abstractNum w:abstractNumId="19">
-    <w:lvl w:ilvl="0">
-      <w:start w:val="1"/>
-      <w:numFmt w:val="bullet"/>
-      <w:lvlText w:val=""/>
-      <w:lvlJc w:val="left"/>
-      <w:pPr>
-        <w:tabs>
-          <w:tab w:val="num" w:pos="720"/>
-        </w:tabs>
-        <w:ind w:left="720" w:hanging="360"/>
-      </w:pPr>
-      <w:rPr>
-        <w:rFonts w:ascii="Symbol" w:hAnsi="Symbol" w:cs="Symbol" w:hint="default"/>
-      </w:rPr>
-    </w:lvl>
-    <w:lvl w:ilvl="1">
-      <w:start w:val="1"/>
-      <w:numFmt w:val="bullet"/>
-      <w:lvlText w:val="◦"/>
-      <w:lvlJc w:val="left"/>
-      <w:pPr>
-        <w:tabs>
-          <w:tab w:val="num" w:pos="1080"/>
-        </w:tabs>
-        <w:ind w:left="1080" w:hanging="360"/>
-      </w:pPr>
-      <w:rPr>
-        <w:rFonts w:ascii="OpenSymbol" w:hAnsi="OpenSymbol" w:cs="OpenSymbol" w:hint="default"/>
-      </w:rPr>
-    </w:lvl>
-    <w:lvl w:ilvl="2">
-      <w:start w:val="1"/>
-      <w:numFmt w:val="bullet"/>
-      <w:lvlText w:val="▪"/>
-      <w:lvlJc w:val="left"/>
-      <w:pPr>
-        <w:tabs>
-          <w:tab w:val="num" w:pos="1440"/>
-        </w:tabs>
-        <w:ind w:left="1440" w:hanging="360"/>
-      </w:pPr>
-      <w:rPr>
-        <w:rFonts w:ascii="OpenSymbol" w:hAnsi="OpenSymbol" w:cs="OpenSymbol" w:hint="default"/>
-      </w:rPr>
-    </w:lvl>
-    <w:lvl w:ilvl="3">
-      <w:start w:val="1"/>
-      <w:numFmt w:val="bullet"/>
-      <w:lvlText w:val=""/>
-      <w:lvlJc w:val="left"/>
-      <w:pPr>
-        <w:tabs>
-          <w:tab w:val="num" w:pos="1800"/>
-        </w:tabs>
-        <w:ind w:left="1800" w:hanging="360"/>
-      </w:pPr>
-      <w:rPr>
-        <w:rFonts w:ascii="Symbol" w:hAnsi="Symbol" w:cs="Symbol" w:hint="default"/>
-      </w:rPr>
-    </w:lvl>
-    <w:lvl w:ilvl="4">
-      <w:start w:val="1"/>
-      <w:numFmt w:val="bullet"/>
-      <w:lvlText w:val="◦"/>
-      <w:lvlJc w:val="left"/>
-      <w:pPr>
-        <w:tabs>
-          <w:tab w:val="num" w:pos="2160"/>
-        </w:tabs>
-        <w:ind w:left="2160" w:hanging="360"/>
-      </w:pPr>
-      <w:rPr>
-        <w:rFonts w:ascii="OpenSymbol" w:hAnsi="OpenSymbol" w:cs="OpenSymbol" w:hint="default"/>
-      </w:rPr>
-    </w:lvl>
-    <w:lvl w:ilvl="5">
-      <w:start w:val="1"/>
-      <w:numFmt w:val="bullet"/>
-      <w:lvlText w:val="▪"/>
-      <w:lvlJc w:val="left"/>
-      <w:pPr>
-        <w:tabs>
-          <w:tab w:val="num" w:pos="2520"/>
-        </w:tabs>
-        <w:ind w:left="2520" w:hanging="360"/>
-      </w:pPr>
-      <w:rPr>
-        <w:rFonts w:ascii="OpenSymbol" w:hAnsi="OpenSymbol" w:cs="OpenSymbol" w:hint="default"/>
-      </w:rPr>
-    </w:lvl>
-    <w:lvl w:ilvl="6">
-      <w:start w:val="1"/>
-      <w:numFmt w:val="bullet"/>
-      <w:lvlText w:val=""/>
-      <w:lvlJc w:val="left"/>
-      <w:pPr>
-        <w:tabs>
-          <w:tab w:val="num" w:pos="2880"/>
-        </w:tabs>
-        <w:ind w:left="2880" w:hanging="360"/>
-      </w:pPr>
-      <w:rPr>
-        <w:rFonts w:ascii="Symbol" w:hAnsi="Symbol" w:cs="Symbol" w:hint="default"/>
-      </w:rPr>
-    </w:lvl>
-    <w:lvl w:ilvl="7">
-      <w:start w:val="1"/>
-      <w:numFmt w:val="bullet"/>
-      <w:lvlText w:val="◦"/>
-      <w:lvlJc w:val="left"/>
-      <w:pPr>
-        <w:tabs>
-          <w:tab w:val="num" w:pos="3240"/>
-        </w:tabs>
-        <w:ind w:left="3240" w:hanging="360"/>
-      </w:pPr>
-      <w:rPr>
-        <w:rFonts w:ascii="OpenSymbol" w:hAnsi="OpenSymbol" w:cs="OpenSymbol" w:hint="default"/>
-      </w:rPr>
-    </w:lvl>
-    <w:lvl w:ilvl="8">
-      <w:start w:val="1"/>
-      <w:numFmt w:val="bullet"/>
-      <w:lvlText w:val="▪"/>
-      <w:lvlJc w:val="left"/>
-      <w:pPr>
-        <w:tabs>
-          <w:tab w:val="num" w:pos="3600"/>
-        </w:tabs>
-        <w:ind w:left="3600" w:hanging="360"/>
-      </w:pPr>
-      <w:rPr>
-        <w:rFonts w:ascii="OpenSymbol" w:hAnsi="OpenSymbol" w:cs="OpenSymbol" w:hint="default"/>
-      </w:rPr>
-    </w:lvl>
-  </w:abstractNum>
-  <w:abstractNum w:abstractNumId="20">
-    <w:lvl w:ilvl="0">
-      <w:start w:val="1"/>
-      <w:numFmt w:val="bullet"/>
-      <w:lvlText w:val=""/>
-      <w:lvlJc w:val="left"/>
-      <w:pPr>
-        <w:tabs>
-          <w:tab w:val="num" w:pos="720"/>
-        </w:tabs>
-        <w:ind w:left="720" w:hanging="360"/>
-      </w:pPr>
-      <w:rPr>
-        <w:rFonts w:ascii="Symbol" w:hAnsi="Symbol" w:cs="Symbol" w:hint="default"/>
-      </w:rPr>
-    </w:lvl>
-    <w:lvl w:ilvl="1">
-      <w:start w:val="1"/>
-      <w:numFmt w:val="bullet"/>
-      <w:lvlText w:val="◦"/>
-      <w:lvlJc w:val="left"/>
-      <w:pPr>
-        <w:tabs>
-          <w:tab w:val="num" w:pos="1080"/>
-        </w:tabs>
-        <w:ind w:left="1080" w:hanging="360"/>
-      </w:pPr>
-      <w:rPr>
-        <w:rFonts w:ascii="OpenSymbol" w:hAnsi="OpenSymbol" w:cs="OpenSymbol" w:hint="default"/>
-      </w:rPr>
-    </w:lvl>
-    <w:lvl w:ilvl="2">
-      <w:start w:val="1"/>
-      <w:numFmt w:val="bullet"/>
-      <w:lvlText w:val="▪"/>
-      <w:lvlJc w:val="left"/>
-      <w:pPr>
-        <w:tabs>
-          <w:tab w:val="num" w:pos="1440"/>
-        </w:tabs>
-        <w:ind w:left="1440" w:hanging="360"/>
-      </w:pPr>
-      <w:rPr>
-        <w:rFonts w:ascii="OpenSymbol" w:hAnsi="OpenSymbol" w:cs="OpenSymbol" w:hint="default"/>
-      </w:rPr>
-    </w:lvl>
-    <w:lvl w:ilvl="3">
-      <w:start w:val="1"/>
-      <w:numFmt w:val="bullet"/>
-      <w:lvlText w:val=""/>
-      <w:lvlJc w:val="left"/>
-      <w:pPr>
-        <w:tabs>
-          <w:tab w:val="num" w:pos="1800"/>
-        </w:tabs>
-        <w:ind w:left="1800" w:hanging="360"/>
-      </w:pPr>
-      <w:rPr>
-        <w:rFonts w:ascii="Symbol" w:hAnsi="Symbol" w:cs="Symbol" w:hint="default"/>
-      </w:rPr>
-    </w:lvl>
-    <w:lvl w:ilvl="4">
-      <w:start w:val="1"/>
-      <w:numFmt w:val="bullet"/>
-      <w:lvlText w:val="◦"/>
-      <w:lvlJc w:val="left"/>
-      <w:pPr>
-        <w:tabs>
-          <w:tab w:val="num" w:pos="2160"/>
-        </w:tabs>
-        <w:ind w:left="2160" w:hanging="360"/>
-      </w:pPr>
-      <w:rPr>
-        <w:rFonts w:ascii="OpenSymbol" w:hAnsi="OpenSymbol" w:cs="OpenSymbol" w:hint="default"/>
-      </w:rPr>
-    </w:lvl>
-    <w:lvl w:ilvl="5">
-      <w:start w:val="1"/>
-      <w:numFmt w:val="bullet"/>
-      <w:lvlText w:val="▪"/>
-      <w:lvlJc w:val="left"/>
-      <w:pPr>
-        <w:tabs>
-          <w:tab w:val="num" w:pos="2520"/>
-        </w:tabs>
-        <w:ind w:left="2520" w:hanging="360"/>
-      </w:pPr>
-      <w:rPr>
-        <w:rFonts w:ascii="OpenSymbol" w:hAnsi="OpenSymbol" w:cs="OpenSymbol" w:hint="default"/>
-      </w:rPr>
-    </w:lvl>
-    <w:lvl w:ilvl="6">
-      <w:start w:val="1"/>
-      <w:numFmt w:val="bullet"/>
-      <w:lvlText w:val=""/>
-      <w:lvlJc w:val="left"/>
-      <w:pPr>
-        <w:tabs>
-          <w:tab w:val="num" w:pos="2880"/>
-        </w:tabs>
-        <w:ind w:left="2880" w:hanging="360"/>
-      </w:pPr>
-      <w:rPr>
-        <w:rFonts w:ascii="Symbol" w:hAnsi="Symbol" w:cs="Symbol" w:hint="default"/>
-      </w:rPr>
-    </w:lvl>
-    <w:lvl w:ilvl="7">
-      <w:start w:val="1"/>
-      <w:numFmt w:val="bullet"/>
-      <w:lvlText w:val="◦"/>
-      <w:lvlJc w:val="left"/>
-      <w:pPr>
-        <w:tabs>
-          <w:tab w:val="num" w:pos="3240"/>
-        </w:tabs>
-        <w:ind w:left="3240" w:hanging="360"/>
-      </w:pPr>
-      <w:rPr>
-        <w:rFonts w:ascii="OpenSymbol" w:hAnsi="OpenSymbol" w:cs="OpenSymbol" w:hint="default"/>
-      </w:rPr>
-    </w:lvl>
-    <w:lvl w:ilvl="8">
-      <w:start w:val="1"/>
-      <w:numFmt w:val="bullet"/>
-      <w:lvlText w:val="▪"/>
-      <w:lvlJc w:val="left"/>
-      <w:pPr>
-        <w:tabs>
-          <w:tab w:val="num" w:pos="3600"/>
-        </w:tabs>
-        <w:ind w:left="3600" w:hanging="360"/>
-      </w:pPr>
-      <w:rPr>
-        <w:rFonts w:ascii="OpenSymbol" w:hAnsi="OpenSymbol" w:cs="OpenSymbol" w:hint="default"/>
-      </w:rPr>
-    </w:lvl>
-  </w:abstractNum>
-  <w:abstractNum w:abstractNumId="21">
-    <w:lvl w:ilvl="0">
-      <w:start w:val="1"/>
-      <w:numFmt w:val="bullet"/>
-      <w:lvlText w:val=""/>
-      <w:lvlJc w:val="left"/>
-      <w:pPr>
-        <w:tabs>
-          <w:tab w:val="num" w:pos="720"/>
-        </w:tabs>
-        <w:ind w:left="720" w:hanging="360"/>
-      </w:pPr>
-      <w:rPr>
-        <w:rFonts w:ascii="Symbol" w:hAnsi="Symbol" w:cs="Symbol" w:hint="default"/>
-      </w:rPr>
-    </w:lvl>
-    <w:lvl w:ilvl="1">
-      <w:start w:val="1"/>
-      <w:numFmt w:val="bullet"/>
-      <w:lvlText w:val="◦"/>
-      <w:lvlJc w:val="left"/>
-      <w:pPr>
-        <w:tabs>
-          <w:tab w:val="num" w:pos="1080"/>
-        </w:tabs>
-        <w:ind w:left="1080" w:hanging="360"/>
-      </w:pPr>
-      <w:rPr>
-        <w:rFonts w:ascii="OpenSymbol" w:hAnsi="OpenSymbol" w:cs="OpenSymbol" w:hint="default"/>
-      </w:rPr>
-    </w:lvl>
-    <w:lvl w:ilvl="2">
-      <w:start w:val="1"/>
-      <w:numFmt w:val="bullet"/>
-      <w:lvlText w:val="▪"/>
-      <w:lvlJc w:val="left"/>
-      <w:pPr>
-        <w:tabs>
-          <w:tab w:val="num" w:pos="1440"/>
-        </w:tabs>
-        <w:ind w:left="1440" w:hanging="360"/>
-      </w:pPr>
-      <w:rPr>
-        <w:rFonts w:ascii="OpenSymbol" w:hAnsi="OpenSymbol" w:cs="OpenSymbol" w:hint="default"/>
-      </w:rPr>
-    </w:lvl>
-    <w:lvl w:ilvl="3">
-      <w:start w:val="1"/>
-      <w:numFmt w:val="bullet"/>
-      <w:lvlText w:val=""/>
-      <w:lvlJc w:val="left"/>
-      <w:pPr>
-        <w:tabs>
-          <w:tab w:val="num" w:pos="1800"/>
-        </w:tabs>
-        <w:ind w:left="1800" w:hanging="360"/>
-      </w:pPr>
-      <w:rPr>
-        <w:rFonts w:ascii="Symbol" w:hAnsi="Symbol" w:cs="Symbol" w:hint="default"/>
-      </w:rPr>
-    </w:lvl>
-    <w:lvl w:ilvl="4">
-      <w:start w:val="1"/>
-      <w:numFmt w:val="bullet"/>
-      <w:lvlText w:val="◦"/>
-      <w:lvlJc w:val="left"/>
-      <w:pPr>
-        <w:tabs>
-          <w:tab w:val="num" w:pos="2160"/>
-        </w:tabs>
-        <w:ind w:left="2160" w:hanging="360"/>
-      </w:pPr>
-      <w:rPr>
-        <w:rFonts w:ascii="OpenSymbol" w:hAnsi="OpenSymbol" w:cs="OpenSymbol" w:hint="default"/>
-      </w:rPr>
-    </w:lvl>
-    <w:lvl w:ilvl="5">
-      <w:start w:val="1"/>
-      <w:numFmt w:val="bullet"/>
-      <w:lvlText w:val="▪"/>
-      <w:lvlJc w:val="left"/>
-      <w:pPr>
-        <w:tabs>
-          <w:tab w:val="num" w:pos="2520"/>
-        </w:tabs>
-        <w:ind w:left="2520" w:hanging="360"/>
-      </w:pPr>
-      <w:rPr>
-        <w:rFonts w:ascii="OpenSymbol" w:hAnsi="OpenSymbol" w:cs="OpenSymbol" w:hint="default"/>
-      </w:rPr>
-    </w:lvl>
-    <w:lvl w:ilvl="6">
-      <w:start w:val="1"/>
-      <w:numFmt w:val="bullet"/>
-      <w:lvlText w:val=""/>
-      <w:lvlJc w:val="left"/>
-      <w:pPr>
-        <w:tabs>
-          <w:tab w:val="num" w:pos="2880"/>
-        </w:tabs>
-        <w:ind w:left="2880" w:hanging="360"/>
-      </w:pPr>
-      <w:rPr>
-        <w:rFonts w:ascii="Symbol" w:hAnsi="Symbol" w:cs="Symbol" w:hint="default"/>
-      </w:rPr>
-    </w:lvl>
-    <w:lvl w:ilvl="7">
-      <w:start w:val="1"/>
-      <w:numFmt w:val="bullet"/>
-      <w:lvlText w:val="◦"/>
-      <w:lvlJc w:val="left"/>
-      <w:pPr>
-        <w:tabs>
-          <w:tab w:val="num" w:pos="3240"/>
-        </w:tabs>
-        <w:ind w:left="3240" w:hanging="360"/>
-      </w:pPr>
-      <w:rPr>
-        <w:rFonts w:ascii="OpenSymbol" w:hAnsi="OpenSymbol" w:cs="OpenSymbol" w:hint="default"/>
-      </w:rPr>
-    </w:lvl>
-    <w:lvl w:ilvl="8">
-      <w:start w:val="1"/>
-      <w:numFmt w:val="bullet"/>
-      <w:lvlText w:val="▪"/>
-      <w:lvlJc w:val="left"/>
-      <w:pPr>
-        <w:tabs>
-          <w:tab w:val="num" w:pos="3600"/>
-        </w:tabs>
-        <w:ind w:left="3600" w:hanging="360"/>
-      </w:pPr>
-      <w:rPr>
-        <w:rFonts w:ascii="OpenSymbol" w:hAnsi="OpenSymbol" w:cs="OpenSymbol" w:hint="default"/>
-      </w:rPr>
-    </w:lvl>
-  </w:abstractNum>
-  <w:abstractNum w:abstractNumId="22">
-    <w:lvl w:ilvl="0">
-      <w:start w:val="1"/>
-      <w:numFmt w:val="bullet"/>
-      <w:lvlText w:val=""/>
-      <w:lvlJc w:val="left"/>
-      <w:pPr>
-        <w:tabs>
-          <w:tab w:val="num" w:pos="720"/>
-        </w:tabs>
-        <w:ind w:left="720" w:hanging="360"/>
-      </w:pPr>
-      <w:rPr>
-        <w:rFonts w:ascii="Symbol" w:hAnsi="Symbol" w:cs="Symbol" w:hint="default"/>
-      </w:rPr>
-    </w:lvl>
-    <w:lvl w:ilvl="1">
-      <w:start w:val="1"/>
-      <w:numFmt w:val="bullet"/>
-      <w:lvlText w:val="◦"/>
-      <w:lvlJc w:val="left"/>
-      <w:pPr>
-        <w:tabs>
-          <w:tab w:val="num" w:pos="1080"/>
-        </w:tabs>
-        <w:ind w:left="1080" w:hanging="360"/>
-      </w:pPr>
-      <w:rPr>
-        <w:rFonts w:ascii="OpenSymbol" w:hAnsi="OpenSymbol" w:cs="OpenSymbol" w:hint="default"/>
-      </w:rPr>
-    </w:lvl>
-    <w:lvl w:ilvl="2">
-      <w:start w:val="1"/>
-      <w:numFmt w:val="bullet"/>
-      <w:lvlText w:val="▪"/>
-      <w:lvlJc w:val="left"/>
-      <w:pPr>
-        <w:tabs>
-          <w:tab w:val="num" w:pos="1440"/>
-        </w:tabs>
-        <w:ind w:left="1440" w:hanging="360"/>
-      </w:pPr>
-      <w:rPr>
-        <w:rFonts w:ascii="OpenSymbol" w:hAnsi="OpenSymbol" w:cs="OpenSymbol" w:hint="default"/>
-      </w:rPr>
-    </w:lvl>
-    <w:lvl w:ilvl="3">
-      <w:start w:val="1"/>
-      <w:numFmt w:val="bullet"/>
-      <w:lvlText w:val=""/>
-      <w:lvlJc w:val="left"/>
-      <w:pPr>
-        <w:tabs>
-          <w:tab w:val="num" w:pos="1800"/>
-        </w:tabs>
-        <w:ind w:left="1800" w:hanging="360"/>
-      </w:pPr>
-      <w:rPr>
-        <w:rFonts w:ascii="Symbol" w:hAnsi="Symbol" w:cs="Symbol" w:hint="default"/>
-      </w:rPr>
-    </w:lvl>
-    <w:lvl w:ilvl="4">
-      <w:start w:val="1"/>
-      <w:numFmt w:val="bullet"/>
-      <w:lvlText w:val="◦"/>
-      <w:lvlJc w:val="left"/>
-      <w:pPr>
-        <w:tabs>
-          <w:tab w:val="num" w:pos="2160"/>
-        </w:tabs>
-        <w:ind w:left="2160" w:hanging="360"/>
-      </w:pPr>
-      <w:rPr>
-        <w:rFonts w:ascii="OpenSymbol" w:hAnsi="OpenSymbol" w:cs="OpenSymbol" w:hint="default"/>
-      </w:rPr>
-    </w:lvl>
-    <w:lvl w:ilvl="5">
-      <w:start w:val="1"/>
-      <w:numFmt w:val="bullet"/>
-      <w:lvlText w:val="▪"/>
-      <w:lvlJc w:val="left"/>
-      <w:pPr>
-        <w:tabs>
-          <w:tab w:val="num" w:pos="2520"/>
-        </w:tabs>
-        <w:ind w:left="2520" w:hanging="360"/>
-      </w:pPr>
-      <w:rPr>
-        <w:rFonts w:ascii="OpenSymbol" w:hAnsi="OpenSymbol" w:cs="OpenSymbol" w:hint="default"/>
-      </w:rPr>
-    </w:lvl>
-    <w:lvl w:ilvl="6">
-      <w:start w:val="1"/>
-      <w:numFmt w:val="bullet"/>
-      <w:lvlText w:val=""/>
-      <w:lvlJc w:val="left"/>
-      <w:pPr>
-        <w:tabs>
-          <w:tab w:val="num" w:pos="2880"/>
-        </w:tabs>
-        <w:ind w:left="2880" w:hanging="360"/>
-      </w:pPr>
-      <w:rPr>
-        <w:rFonts w:ascii="Symbol" w:hAnsi="Symbol" w:cs="Symbol" w:hint="default"/>
-      </w:rPr>
-    </w:lvl>
-    <w:lvl w:ilvl="7">
-      <w:start w:val="1"/>
-      <w:numFmt w:val="bullet"/>
-      <w:lvlText w:val="◦"/>
-      <w:lvlJc w:val="left"/>
-      <w:pPr>
-        <w:tabs>
-          <w:tab w:val="num" w:pos="3240"/>
-        </w:tabs>
-        <w:ind w:left="3240" w:hanging="360"/>
-      </w:pPr>
-      <w:rPr>
-        <w:rFonts w:ascii="OpenSymbol" w:hAnsi="OpenSymbol" w:cs="OpenSymbol" w:hint="default"/>
-      </w:rPr>
-    </w:lvl>
-    <w:lvl w:ilvl="8">
-      <w:start w:val="1"/>
-      <w:numFmt w:val="bullet"/>
-      <w:lvlText w:val="▪"/>
-      <w:lvlJc w:val="left"/>
-      <w:pPr>
-        <w:tabs>
-          <w:tab w:val="num" w:pos="3600"/>
-        </w:tabs>
-        <w:ind w:left="3600" w:hanging="360"/>
-      </w:pPr>
-      <w:rPr>
-        <w:rFonts w:ascii="OpenSymbol" w:hAnsi="OpenSymbol" w:cs="OpenSymbol" w:hint="default"/>
-      </w:rPr>
-    </w:lvl>
-  </w:abstractNum>
-  <w:abstractNum w:abstractNumId="23">
-    <w:lvl w:ilvl="0">
-      <w:start w:val="1"/>
-      <w:numFmt w:val="bullet"/>
-      <w:lvlText w:val=""/>
-      <w:lvlJc w:val="left"/>
-      <w:pPr>
-        <w:tabs>
-          <w:tab w:val="num" w:pos="720"/>
-        </w:tabs>
-        <w:ind w:left="720" w:hanging="360"/>
-      </w:pPr>
-      <w:rPr>
-        <w:rFonts w:ascii="Symbol" w:hAnsi="Symbol" w:cs="Symbol" w:hint="default"/>
-      </w:rPr>
-    </w:lvl>
-    <w:lvl w:ilvl="1">
-      <w:start w:val="1"/>
-      <w:numFmt w:val="bullet"/>
-      <w:lvlText w:val="◦"/>
-      <w:lvlJc w:val="left"/>
-      <w:pPr>
-        <w:tabs>
-          <w:tab w:val="num" w:pos="1080"/>
-        </w:tabs>
-        <w:ind w:left="1080" w:hanging="360"/>
-      </w:pPr>
-      <w:rPr>
-        <w:rFonts w:ascii="OpenSymbol" w:hAnsi="OpenSymbol" w:cs="OpenSymbol" w:hint="default"/>
-      </w:rPr>
-    </w:lvl>
-    <w:lvl w:ilvl="2">
-      <w:start w:val="1"/>
-      <w:numFmt w:val="bullet"/>
-      <w:lvlText w:val="▪"/>
-      <w:lvlJc w:val="left"/>
-      <w:pPr>
-        <w:tabs>
-          <w:tab w:val="num" w:pos="1440"/>
-        </w:tabs>
-        <w:ind w:left="1440" w:hanging="360"/>
-      </w:pPr>
-      <w:rPr>
-        <w:rFonts w:ascii="OpenSymbol" w:hAnsi="OpenSymbol" w:cs="OpenSymbol" w:hint="default"/>
-      </w:rPr>
-    </w:lvl>
-    <w:lvl w:ilvl="3">
-      <w:start w:val="1"/>
-      <w:numFmt w:val="bullet"/>
-      <w:lvlText w:val=""/>
-      <w:lvlJc w:val="left"/>
-      <w:pPr>
-        <w:tabs>
-          <w:tab w:val="num" w:pos="1800"/>
-        </w:tabs>
-        <w:ind w:left="1800" w:hanging="360"/>
-      </w:pPr>
-      <w:rPr>
-        <w:rFonts w:ascii="Symbol" w:hAnsi="Symbol" w:cs="Symbol" w:hint="default"/>
-      </w:rPr>
-    </w:lvl>
-    <w:lvl w:ilvl="4">
-      <w:start w:val="1"/>
-      <w:numFmt w:val="bullet"/>
-      <w:lvlText w:val="◦"/>
-      <w:lvlJc w:val="left"/>
-      <w:pPr>
-        <w:tabs>
-          <w:tab w:val="num" w:pos="2160"/>
-        </w:tabs>
-        <w:ind w:left="2160" w:hanging="360"/>
-      </w:pPr>
-      <w:rPr>
-        <w:rFonts w:ascii="OpenSymbol" w:hAnsi="OpenSymbol" w:cs="OpenSymbol" w:hint="default"/>
-      </w:rPr>
-    </w:lvl>
-    <w:lvl w:ilvl="5">
-      <w:start w:val="1"/>
-      <w:numFmt w:val="bullet"/>
-      <w:lvlText w:val="▪"/>
-      <w:lvlJc w:val="left"/>
-      <w:pPr>
-        <w:tabs>
-          <w:tab w:val="num" w:pos="2520"/>
-        </w:tabs>
-        <w:ind w:left="2520" w:hanging="360"/>
-      </w:pPr>
-      <w:rPr>
-        <w:rFonts w:ascii="OpenSymbol" w:hAnsi="OpenSymbol" w:cs="OpenSymbol" w:hint="default"/>
-      </w:rPr>
-    </w:lvl>
-    <w:lvl w:ilvl="6">
-      <w:start w:val="1"/>
-      <w:numFmt w:val="bullet"/>
-      <w:lvlText w:val=""/>
-      <w:lvlJc w:val="left"/>
-      <w:pPr>
-        <w:tabs>
-          <w:tab w:val="num" w:pos="2880"/>
-        </w:tabs>
-        <w:ind w:left="2880" w:hanging="360"/>
-      </w:pPr>
-      <w:rPr>
-        <w:rFonts w:ascii="Symbol" w:hAnsi="Symbol" w:cs="Symbol" w:hint="default"/>
-      </w:rPr>
-    </w:lvl>
-    <w:lvl w:ilvl="7">
-      <w:start w:val="1"/>
-      <w:numFmt w:val="bullet"/>
-      <w:lvlText w:val="◦"/>
-      <w:lvlJc w:val="left"/>
-      <w:pPr>
-        <w:tabs>
-          <w:tab w:val="num" w:pos="3240"/>
-        </w:tabs>
-        <w:ind w:left="3240" w:hanging="360"/>
-      </w:pPr>
-      <w:rPr>
-        <w:rFonts w:ascii="OpenSymbol" w:hAnsi="OpenSymbol" w:cs="OpenSymbol" w:hint="default"/>
-      </w:rPr>
-    </w:lvl>
-    <w:lvl w:ilvl="8">
-      <w:start w:val="1"/>
-      <w:numFmt w:val="bullet"/>
-      <w:lvlText w:val="▪"/>
-      <w:lvlJc w:val="left"/>
-      <w:pPr>
-        <w:tabs>
-          <w:tab w:val="num" w:pos="3600"/>
-        </w:tabs>
-        <w:ind w:left="3600" w:hanging="360"/>
-      </w:pPr>
-      <w:rPr>
-        <w:rFonts w:ascii="OpenSymbol" w:hAnsi="OpenSymbol" w:cs="OpenSymbol" w:hint="default"/>
-      </w:rPr>
-    </w:lvl>
-  </w:abstractNum>
-  <w:abstractNum w:abstractNumId="24">
-    <w:lvl w:ilvl="0">
-      <w:start w:val="1"/>
-      <w:numFmt w:val="bullet"/>
-      <w:lvlText w:val=""/>
-      <w:lvlJc w:val="left"/>
-      <w:pPr>
-        <w:tabs>
-          <w:tab w:val="num" w:pos="720"/>
-        </w:tabs>
-        <w:ind w:left="720" w:hanging="360"/>
-      </w:pPr>
-      <w:rPr>
-        <w:rFonts w:ascii="Symbol" w:hAnsi="Symbol" w:cs="Symbol" w:hint="default"/>
-      </w:rPr>
-    </w:lvl>
-    <w:lvl w:ilvl="1">
-      <w:start w:val="1"/>
-      <w:numFmt w:val="bullet"/>
-      <w:lvlText w:val="◦"/>
-      <w:lvlJc w:val="left"/>
-      <w:pPr>
-        <w:tabs>
-          <w:tab w:val="num" w:pos="1080"/>
-        </w:tabs>
-        <w:ind w:left="1080" w:hanging="360"/>
-      </w:pPr>
-      <w:rPr>
-        <w:rFonts w:ascii="OpenSymbol" w:hAnsi="OpenSymbol" w:cs="OpenSymbol" w:hint="default"/>
-      </w:rPr>
-    </w:lvl>
-    <w:lvl w:ilvl="2">
-      <w:start w:val="1"/>
-      <w:numFmt w:val="bullet"/>
-      <w:lvlText w:val="▪"/>
-      <w:lvlJc w:val="left"/>
-      <w:pPr>
-        <w:tabs>
-          <w:tab w:val="num" w:pos="1440"/>
-        </w:tabs>
-        <w:ind w:left="1440" w:hanging="360"/>
-      </w:pPr>
-      <w:rPr>
-        <w:rFonts w:ascii="OpenSymbol" w:hAnsi="OpenSymbol" w:cs="OpenSymbol" w:hint="default"/>
-      </w:rPr>
-    </w:lvl>
-    <w:lvl w:ilvl="3">
-      <w:start w:val="1"/>
-      <w:numFmt w:val="bullet"/>
-      <w:lvlText w:val=""/>
-      <w:lvlJc w:val="left"/>
-      <w:pPr>
-        <w:tabs>
-          <w:tab w:val="num" w:pos="1800"/>
-        </w:tabs>
-        <w:ind w:left="1800" w:hanging="360"/>
-      </w:pPr>
-      <w:rPr>
-        <w:rFonts w:ascii="Symbol" w:hAnsi="Symbol" w:cs="Symbol" w:hint="default"/>
-      </w:rPr>
-    </w:lvl>
-    <w:lvl w:ilvl="4">
-      <w:start w:val="1"/>
-      <w:numFmt w:val="bullet"/>
-      <w:lvlText w:val="◦"/>
-      <w:lvlJc w:val="left"/>
-      <w:pPr>
-        <w:tabs>
-          <w:tab w:val="num" w:pos="2160"/>
-        </w:tabs>
-        <w:ind w:left="2160" w:hanging="360"/>
-      </w:pPr>
-      <w:rPr>
-        <w:rFonts w:ascii="OpenSymbol" w:hAnsi="OpenSymbol" w:cs="OpenSymbol" w:hint="default"/>
-      </w:rPr>
-    </w:lvl>
-    <w:lvl w:ilvl="5">
-      <w:start w:val="1"/>
-      <w:numFmt w:val="bullet"/>
-      <w:lvlText w:val="▪"/>
-      <w:lvlJc w:val="left"/>
-      <w:pPr>
-        <w:tabs>
-          <w:tab w:val="num" w:pos="2520"/>
-        </w:tabs>
-        <w:ind w:left="2520" w:hanging="360"/>
-      </w:pPr>
-      <w:rPr>
-        <w:rFonts w:ascii="OpenSymbol" w:hAnsi="OpenSymbol" w:cs="OpenSymbol" w:hint="default"/>
-      </w:rPr>
-    </w:lvl>
-    <w:lvl w:ilvl="6">
-      <w:start w:val="1"/>
-      <w:numFmt w:val="bullet"/>
-      <w:lvlText w:val=""/>
-      <w:lvlJc w:val="left"/>
-      <w:pPr>
-        <w:tabs>
-          <w:tab w:val="num" w:pos="2880"/>
-        </w:tabs>
-        <w:ind w:left="2880" w:hanging="360"/>
-      </w:pPr>
-      <w:rPr>
-        <w:rFonts w:ascii="Symbol" w:hAnsi="Symbol" w:cs="Symbol" w:hint="default"/>
-      </w:rPr>
-    </w:lvl>
-    <w:lvl w:ilvl="7">
-      <w:start w:val="1"/>
-      <w:numFmt w:val="bullet"/>
-      <w:lvlText w:val="◦"/>
-      <w:lvlJc w:val="left"/>
-      <w:pPr>
-        <w:tabs>
-          <w:tab w:val="num" w:pos="3240"/>
-        </w:tabs>
-        <w:ind w:left="3240" w:hanging="360"/>
-      </w:pPr>
-      <w:rPr>
-        <w:rFonts w:ascii="OpenSymbol" w:hAnsi="OpenSymbol" w:cs="OpenSymbol" w:hint="default"/>
-      </w:rPr>
-    </w:lvl>
-    <w:lvl w:ilvl="8">
-      <w:start w:val="1"/>
-      <w:numFmt w:val="bullet"/>
-      <w:lvlText w:val="▪"/>
-      <w:lvlJc w:val="left"/>
-      <w:pPr>
-        <w:tabs>
-          <w:tab w:val="num" w:pos="3600"/>
-        </w:tabs>
-        <w:ind w:left="3600" w:hanging="360"/>
-      </w:pPr>
-      <w:rPr>
-        <w:rFonts w:ascii="OpenSymbol" w:hAnsi="OpenSymbol" w:cs="OpenSymbol" w:hint="default"/>
-      </w:rPr>
-    </w:lvl>
-  </w:abstractNum>
-  <w:abstractNum w:abstractNumId="25">
-    <w:lvl w:ilvl="0">
-      <w:start w:val="1"/>
-      <w:numFmt w:val="bullet"/>
-      <w:lvlText w:val=""/>
-      <w:lvlJc w:val="left"/>
-      <w:pPr>
-        <w:tabs>
-          <w:tab w:val="num" w:pos="720"/>
-        </w:tabs>
-        <w:ind w:left="720" w:hanging="360"/>
-      </w:pPr>
-      <w:rPr>
-        <w:rFonts w:ascii="Symbol" w:hAnsi="Symbol" w:cs="Symbol" w:hint="default"/>
-      </w:rPr>
-    </w:lvl>
-    <w:lvl w:ilvl="1">
-      <w:start w:val="1"/>
-      <w:numFmt w:val="bullet"/>
-      <w:lvlText w:val="◦"/>
-      <w:lvlJc w:val="left"/>
-      <w:pPr>
-        <w:tabs>
-          <w:tab w:val="num" w:pos="1080"/>
-        </w:tabs>
-        <w:ind w:left="1080" w:hanging="360"/>
-      </w:pPr>
-      <w:rPr>
-        <w:rFonts w:ascii="OpenSymbol" w:hAnsi="OpenSymbol" w:cs="OpenSymbol" w:hint="default"/>
-      </w:rPr>
-    </w:lvl>
-    <w:lvl w:ilvl="2">
-      <w:start w:val="1"/>
-      <w:numFmt w:val="bullet"/>
-      <w:lvlText w:val="▪"/>
-      <w:lvlJc w:val="left"/>
-      <w:pPr>
-        <w:tabs>
-          <w:tab w:val="num" w:pos="1440"/>
-        </w:tabs>
-        <w:ind w:left="1440" w:hanging="360"/>
-      </w:pPr>
-      <w:rPr>
-        <w:rFonts w:ascii="OpenSymbol" w:hAnsi="OpenSymbol" w:cs="OpenSymbol" w:hint="default"/>
-      </w:rPr>
-    </w:lvl>
-    <w:lvl w:ilvl="3">
-      <w:start w:val="1"/>
-      <w:numFmt w:val="bullet"/>
-      <w:lvlText w:val=""/>
-      <w:lvlJc w:val="left"/>
-      <w:pPr>
-        <w:tabs>
-          <w:tab w:val="num" w:pos="1800"/>
-        </w:tabs>
-        <w:ind w:left="1800" w:hanging="360"/>
-      </w:pPr>
-      <w:rPr>
-        <w:rFonts w:ascii="Symbol" w:hAnsi="Symbol" w:cs="Symbol" w:hint="default"/>
-      </w:rPr>
-    </w:lvl>
-    <w:lvl w:ilvl="4">
-      <w:start w:val="1"/>
-      <w:numFmt w:val="bullet"/>
-      <w:lvlText w:val="◦"/>
-      <w:lvlJc w:val="left"/>
-      <w:pPr>
-        <w:tabs>
-          <w:tab w:val="num" w:pos="2160"/>
-        </w:tabs>
-        <w:ind w:left="2160" w:hanging="360"/>
-      </w:pPr>
-      <w:rPr>
-        <w:rFonts w:ascii="OpenSymbol" w:hAnsi="OpenSymbol" w:cs="OpenSymbol" w:hint="default"/>
-      </w:rPr>
-    </w:lvl>
-    <w:lvl w:ilvl="5">
-      <w:start w:val="1"/>
-      <w:numFmt w:val="bullet"/>
-      <w:lvlText w:val="▪"/>
-      <w:lvlJc w:val="left"/>
-      <w:pPr>
-        <w:tabs>
-          <w:tab w:val="num" w:pos="2520"/>
-        </w:tabs>
-        <w:ind w:left="2520" w:hanging="360"/>
-      </w:pPr>
-      <w:rPr>
-        <w:rFonts w:ascii="OpenSymbol" w:hAnsi="OpenSymbol" w:cs="OpenSymbol" w:hint="default"/>
-      </w:rPr>
-    </w:lvl>
-    <w:lvl w:ilvl="6">
-      <w:start w:val="1"/>
-      <w:numFmt w:val="bullet"/>
-      <w:lvlText w:val=""/>
-      <w:lvlJc w:val="left"/>
-      <w:pPr>
-        <w:tabs>
-          <w:tab w:val="num" w:pos="2880"/>
-        </w:tabs>
-        <w:ind w:left="2880" w:hanging="360"/>
-      </w:pPr>
-      <w:rPr>
-        <w:rFonts w:ascii="Symbol" w:hAnsi="Symbol" w:cs="Symbol" w:hint="default"/>
-      </w:rPr>
-    </w:lvl>
-    <w:lvl w:ilvl="7">
-      <w:start w:val="1"/>
-      <w:numFmt w:val="bullet"/>
-      <w:lvlText w:val="◦"/>
-      <w:lvlJc w:val="left"/>
-      <w:pPr>
-        <w:tabs>
-          <w:tab w:val="num" w:pos="3240"/>
-        </w:tabs>
-        <w:ind w:left="3240" w:hanging="360"/>
-      </w:pPr>
-      <w:rPr>
-        <w:rFonts w:ascii="OpenSymbol" w:hAnsi="OpenSymbol" w:cs="OpenSymbol" w:hint="default"/>
-      </w:rPr>
-    </w:lvl>
-    <w:lvl w:ilvl="8">
-      <w:start w:val="1"/>
-      <w:numFmt w:val="bullet"/>
-      <w:lvlText w:val="▪"/>
-      <w:lvlJc w:val="left"/>
-      <w:pPr>
-        <w:tabs>
-          <w:tab w:val="num" w:pos="3600"/>
-        </w:tabs>
-        <w:ind w:left="3600" w:hanging="360"/>
-      </w:pPr>
-      <w:rPr>
-        <w:rFonts w:ascii="OpenSymbol" w:hAnsi="OpenSymbol" w:cs="OpenSymbol" w:hint="default"/>
-      </w:rPr>
-    </w:lvl>
-  </w:abstractNum>
-  <w:abstractNum w:abstractNumId="26">
-    <w:lvl w:ilvl="0">
-      <w:start w:val="1"/>
       <w:numFmt w:val="decimal"/>
       <w:lvlText w:val="%1."/>
       <w:lvlJc w:val="left"/>
@@ -27612,7 +26011,245 @@
       <w:rPr/>
     </w:lvl>
   </w:abstractNum>
-  <w:abstractNum w:abstractNumId="27">
+  <w:abstractNum w:abstractNumId="19">
+    <w:lvl w:ilvl="0">
+      <w:start w:val="1"/>
+      <w:numFmt w:val="decimal"/>
+      <w:lvlText w:val="%1."/>
+      <w:lvlJc w:val="left"/>
+      <w:pPr>
+        <w:tabs>
+          <w:tab w:val="num" w:pos="720"/>
+        </w:tabs>
+        <w:ind w:left="720" w:hanging="360"/>
+      </w:pPr>
+      <w:rPr/>
+    </w:lvl>
+    <w:lvl w:ilvl="1">
+      <w:start w:val="1"/>
+      <w:numFmt w:val="decimal"/>
+      <w:lvlText w:val="%2."/>
+      <w:lvlJc w:val="left"/>
+      <w:pPr>
+        <w:tabs>
+          <w:tab w:val="num" w:pos="1080"/>
+        </w:tabs>
+        <w:ind w:left="1080" w:hanging="360"/>
+      </w:pPr>
+      <w:rPr/>
+    </w:lvl>
+    <w:lvl w:ilvl="2">
+      <w:start w:val="1"/>
+      <w:numFmt w:val="decimal"/>
+      <w:lvlText w:val="%3."/>
+      <w:lvlJc w:val="left"/>
+      <w:pPr>
+        <w:tabs>
+          <w:tab w:val="num" w:pos="1440"/>
+        </w:tabs>
+        <w:ind w:left="1440" w:hanging="360"/>
+      </w:pPr>
+      <w:rPr/>
+    </w:lvl>
+    <w:lvl w:ilvl="3">
+      <w:start w:val="1"/>
+      <w:numFmt w:val="decimal"/>
+      <w:lvlText w:val="%4."/>
+      <w:lvlJc w:val="left"/>
+      <w:pPr>
+        <w:tabs>
+          <w:tab w:val="num" w:pos="1800"/>
+        </w:tabs>
+        <w:ind w:left="1800" w:hanging="360"/>
+      </w:pPr>
+      <w:rPr/>
+    </w:lvl>
+    <w:lvl w:ilvl="4">
+      <w:start w:val="1"/>
+      <w:numFmt w:val="decimal"/>
+      <w:lvlText w:val="%5."/>
+      <w:lvlJc w:val="left"/>
+      <w:pPr>
+        <w:tabs>
+          <w:tab w:val="num" w:pos="2160"/>
+        </w:tabs>
+        <w:ind w:left="2160" w:hanging="360"/>
+      </w:pPr>
+      <w:rPr/>
+    </w:lvl>
+    <w:lvl w:ilvl="5">
+      <w:start w:val="1"/>
+      <w:numFmt w:val="decimal"/>
+      <w:lvlText w:val="%6."/>
+      <w:lvlJc w:val="left"/>
+      <w:pPr>
+        <w:tabs>
+          <w:tab w:val="num" w:pos="2520"/>
+        </w:tabs>
+        <w:ind w:left="2520" w:hanging="360"/>
+      </w:pPr>
+      <w:rPr/>
+    </w:lvl>
+    <w:lvl w:ilvl="6">
+      <w:start w:val="1"/>
+      <w:numFmt w:val="decimal"/>
+      <w:lvlText w:val="%7."/>
+      <w:lvlJc w:val="left"/>
+      <w:pPr>
+        <w:tabs>
+          <w:tab w:val="num" w:pos="2880"/>
+        </w:tabs>
+        <w:ind w:left="2880" w:hanging="360"/>
+      </w:pPr>
+      <w:rPr/>
+    </w:lvl>
+    <w:lvl w:ilvl="7">
+      <w:start w:val="1"/>
+      <w:numFmt w:val="decimal"/>
+      <w:lvlText w:val="%8."/>
+      <w:lvlJc w:val="left"/>
+      <w:pPr>
+        <w:tabs>
+          <w:tab w:val="num" w:pos="3240"/>
+        </w:tabs>
+        <w:ind w:left="3240" w:hanging="360"/>
+      </w:pPr>
+      <w:rPr/>
+    </w:lvl>
+    <w:lvl w:ilvl="8">
+      <w:start w:val="1"/>
+      <w:numFmt w:val="decimal"/>
+      <w:lvlText w:val="%9."/>
+      <w:lvlJc w:val="left"/>
+      <w:pPr>
+        <w:tabs>
+          <w:tab w:val="num" w:pos="3600"/>
+        </w:tabs>
+        <w:ind w:left="3600" w:hanging="360"/>
+      </w:pPr>
+      <w:rPr/>
+    </w:lvl>
+  </w:abstractNum>
+  <w:abstractNum w:abstractNumId="20">
+    <w:lvl w:ilvl="0">
+      <w:start w:val="1"/>
+      <w:numFmt w:val="decimal"/>
+      <w:lvlText w:val="%1."/>
+      <w:lvlJc w:val="left"/>
+      <w:pPr>
+        <w:tabs>
+          <w:tab w:val="num" w:pos="720"/>
+        </w:tabs>
+        <w:ind w:left="720" w:hanging="360"/>
+      </w:pPr>
+      <w:rPr/>
+    </w:lvl>
+    <w:lvl w:ilvl="1">
+      <w:start w:val="1"/>
+      <w:numFmt w:val="decimal"/>
+      <w:lvlText w:val="%2."/>
+      <w:lvlJc w:val="left"/>
+      <w:pPr>
+        <w:tabs>
+          <w:tab w:val="num" w:pos="1080"/>
+        </w:tabs>
+        <w:ind w:left="1080" w:hanging="360"/>
+      </w:pPr>
+      <w:rPr/>
+    </w:lvl>
+    <w:lvl w:ilvl="2">
+      <w:start w:val="1"/>
+      <w:numFmt w:val="decimal"/>
+      <w:lvlText w:val="%3."/>
+      <w:lvlJc w:val="left"/>
+      <w:pPr>
+        <w:tabs>
+          <w:tab w:val="num" w:pos="1440"/>
+        </w:tabs>
+        <w:ind w:left="1440" w:hanging="360"/>
+      </w:pPr>
+      <w:rPr/>
+    </w:lvl>
+    <w:lvl w:ilvl="3">
+      <w:start w:val="1"/>
+      <w:numFmt w:val="decimal"/>
+      <w:lvlText w:val="%4."/>
+      <w:lvlJc w:val="left"/>
+      <w:pPr>
+        <w:tabs>
+          <w:tab w:val="num" w:pos="1800"/>
+        </w:tabs>
+        <w:ind w:left="1800" w:hanging="360"/>
+      </w:pPr>
+      <w:rPr/>
+    </w:lvl>
+    <w:lvl w:ilvl="4">
+      <w:start w:val="1"/>
+      <w:numFmt w:val="decimal"/>
+      <w:lvlText w:val="%5."/>
+      <w:lvlJc w:val="left"/>
+      <w:pPr>
+        <w:tabs>
+          <w:tab w:val="num" w:pos="2160"/>
+        </w:tabs>
+        <w:ind w:left="2160" w:hanging="360"/>
+      </w:pPr>
+      <w:rPr/>
+    </w:lvl>
+    <w:lvl w:ilvl="5">
+      <w:start w:val="1"/>
+      <w:numFmt w:val="decimal"/>
+      <w:lvlText w:val="%6."/>
+      <w:lvlJc w:val="left"/>
+      <w:pPr>
+        <w:tabs>
+          <w:tab w:val="num" w:pos="2520"/>
+        </w:tabs>
+        <w:ind w:left="2520" w:hanging="360"/>
+      </w:pPr>
+      <w:rPr/>
+    </w:lvl>
+    <w:lvl w:ilvl="6">
+      <w:start w:val="1"/>
+      <w:numFmt w:val="decimal"/>
+      <w:lvlText w:val="%7."/>
+      <w:lvlJc w:val="left"/>
+      <w:pPr>
+        <w:tabs>
+          <w:tab w:val="num" w:pos="2880"/>
+        </w:tabs>
+        <w:ind w:left="2880" w:hanging="360"/>
+      </w:pPr>
+      <w:rPr/>
+    </w:lvl>
+    <w:lvl w:ilvl="7">
+      <w:start w:val="1"/>
+      <w:numFmt w:val="decimal"/>
+      <w:lvlText w:val="%8."/>
+      <w:lvlJc w:val="left"/>
+      <w:pPr>
+        <w:tabs>
+          <w:tab w:val="num" w:pos="3240"/>
+        </w:tabs>
+        <w:ind w:left="3240" w:hanging="360"/>
+      </w:pPr>
+      <w:rPr/>
+    </w:lvl>
+    <w:lvl w:ilvl="8">
+      <w:start w:val="1"/>
+      <w:numFmt w:val="decimal"/>
+      <w:lvlText w:val="%9."/>
+      <w:lvlJc w:val="left"/>
+      <w:pPr>
+        <w:tabs>
+          <w:tab w:val="num" w:pos="3600"/>
+        </w:tabs>
+        <w:ind w:left="3600" w:hanging="360"/>
+      </w:pPr>
+      <w:rPr/>
+    </w:lvl>
+  </w:abstractNum>
+  <w:abstractNum w:abstractNumId="21">
     <w:lvl w:ilvl="0">
       <w:start w:val="1"/>
       <w:numFmt w:val="none"/>
@@ -27794,24 +26431,6 @@
   <w:num w:numId="21">
     <w:abstractNumId w:val="21"/>
   </w:num>
-  <w:num w:numId="22">
-    <w:abstractNumId w:val="22"/>
-  </w:num>
-  <w:num w:numId="23">
-    <w:abstractNumId w:val="23"/>
-  </w:num>
-  <w:num w:numId="24">
-    <w:abstractNumId w:val="24"/>
-  </w:num>
-  <w:num w:numId="25">
-    <w:abstractNumId w:val="25"/>
-  </w:num>
-  <w:num w:numId="26">
-    <w:abstractNumId w:val="26"/>
-  </w:num>
-  <w:num w:numId="27">
-    <w:abstractNumId w:val="27"/>
-  </w:num>
 </w:numbering>
 </file>
 
@@ -27838,7 +26457,7 @@
     <w:pPr>
       <w:widowControl/>
       <w:suppressAutoHyphens w:val="true"/>
-      <w:overflowPunct w:val="false"/>
+      <w:overflowPunct w:val="true"/>
       <w:bidi w:val="0"/>
       <w:spacing w:lineRule="auto" w:line="360" w:before="0" w:after="160"/>
       <w:jc w:val="both"/>
@@ -28026,6 +26645,14 @@
   </w:style>
   <w:style w:type="character" w:styleId="InternetLink5">
     <w:name w:val="Internet Link5"/>
+    <w:qFormat/>
+    <w:rPr>
+      <w:color w:val="000080"/>
+      <w:u w:val="single"/>
+    </w:rPr>
+  </w:style>
+  <w:style w:type="character" w:styleId="InternetLink6">
+    <w:name w:val="Internet Link6"/>
     <w:qFormat/>
     <w:rPr>
       <w:color w:val="000080"/>
@@ -28378,7 +27005,7 @@
     <w:pPr>
       <w:widowControl w:val="false"/>
       <w:suppressAutoHyphens w:val="true"/>
-      <w:overflowPunct w:val="true"/>
+      <w:overflowPunct w:val="false"/>
       <w:bidi w:val="0"/>
       <w:spacing w:before="0" w:after="0"/>
       <w:jc w:val="left"/>
@@ -28557,7 +27184,7 @@
     <w:pPr>
       <w:widowControl w:val="false"/>
       <w:suppressAutoHyphens w:val="true"/>
-      <w:overflowPunct w:val="true"/>
+      <w:overflowPunct w:val="false"/>
       <w:bidi w:val="0"/>
       <w:spacing w:lineRule="auto" w:line="216" w:before="283" w:after="0"/>
       <w:jc w:val="left"/>
@@ -28804,7 +27431,7 @@
     <w:pPr>
       <w:widowControl w:val="false"/>
       <w:suppressAutoHyphens w:val="true"/>
-      <w:overflowPunct w:val="true"/>
+      <w:overflowPunct w:val="false"/>
       <w:bidi w:val="0"/>
       <w:spacing w:lineRule="atLeast" w:line="0" w:before="0" w:after="0"/>
       <w:jc w:val="left"/>
@@ -28835,7 +27462,7 @@
     <w:pPr>
       <w:widowControl w:val="false"/>
       <w:suppressAutoHyphens w:val="true"/>
-      <w:overflowPunct w:val="true"/>
+      <w:overflowPunct w:val="false"/>
       <w:bidi w:val="0"/>
       <w:spacing w:before="0" w:after="0"/>
       <w:jc w:val="center"/>
@@ -28865,7 +27492,7 @@
     <w:pPr>
       <w:widowControl w:val="false"/>
       <w:suppressAutoHyphens w:val="true"/>
-      <w:overflowPunct w:val="true"/>
+      <w:overflowPunct w:val="false"/>
       <w:bidi w:val="0"/>
       <w:spacing w:before="0" w:after="0"/>
       <w:ind w:hanging="340" w:left="340"/>
@@ -28896,7 +27523,7 @@
     <w:pPr>
       <w:widowControl w:val="false"/>
       <w:suppressAutoHyphens w:val="true"/>
-      <w:overflowPunct w:val="true"/>
+      <w:overflowPunct w:val="false"/>
       <w:bidi w:val="0"/>
       <w:spacing w:before="0" w:after="0"/>
       <w:jc w:val="left"/>
@@ -28916,7 +27543,7 @@
     <w:pPr>
       <w:widowControl w:val="false"/>
       <w:suppressAutoHyphens w:val="true"/>
-      <w:overflowPunct w:val="true"/>
+      <w:overflowPunct w:val="false"/>
       <w:bidi w:val="0"/>
       <w:spacing w:before="0" w:after="0"/>
       <w:jc w:val="left"/>
@@ -28936,7 +27563,7 @@
     <w:pPr>
       <w:widowControl w:val="false"/>
       <w:suppressAutoHyphens w:val="true"/>
-      <w:overflowPunct w:val="true"/>
+      <w:overflowPunct w:val="false"/>
       <w:bidi w:val="0"/>
       <w:spacing w:before="0" w:after="0"/>
       <w:jc w:val="left"/>
@@ -29244,7 +27871,7 @@
     <w:pPr>
       <w:widowControl w:val="false"/>
       <w:suppressAutoHyphens w:val="true"/>
-      <w:overflowPunct w:val="true"/>
+      <w:overflowPunct w:val="false"/>
       <w:bidi w:val="0"/>
       <w:spacing w:before="0" w:after="0"/>
       <w:jc w:val="left"/>
@@ -29264,7 +27891,7 @@
     <w:pPr>
       <w:widowControl w:val="false"/>
       <w:suppressAutoHyphens w:val="true"/>
-      <w:overflowPunct w:val="true"/>
+      <w:overflowPunct w:val="false"/>
       <w:bidi w:val="0"/>
       <w:spacing w:before="0" w:after="0"/>
       <w:jc w:val="left"/>
@@ -29284,7 +27911,7 @@
     <w:pPr>
       <w:widowControl w:val="false"/>
       <w:suppressAutoHyphens w:val="true"/>
-      <w:overflowPunct w:val="true"/>
+      <w:overflowPunct w:val="false"/>
       <w:bidi w:val="0"/>
       <w:spacing w:before="0" w:after="0"/>
       <w:ind w:hanging="340" w:left="340"/>
@@ -29315,7 +27942,7 @@
     <w:pPr>
       <w:widowControl w:val="false"/>
       <w:suppressAutoHyphens w:val="true"/>
-      <w:overflowPunct w:val="true"/>
+      <w:overflowPunct w:val="false"/>
       <w:bidi w:val="0"/>
       <w:spacing w:lineRule="auto" w:line="216" w:before="283" w:after="0"/>
       <w:jc w:val="left"/>
@@ -29562,7 +28189,7 @@
     <w:pPr>
       <w:widowControl w:val="false"/>
       <w:suppressAutoHyphens w:val="true"/>
-      <w:overflowPunct w:val="true"/>
+      <w:overflowPunct w:val="false"/>
       <w:bidi w:val="0"/>
       <w:spacing w:before="0" w:after="0"/>
       <w:jc w:val="left"/>
@@ -29583,7 +28210,7 @@
     <w:pPr>
       <w:widowControl w:val="false"/>
       <w:suppressAutoHyphens w:val="true"/>
-      <w:overflowPunct w:val="true"/>
+      <w:overflowPunct w:val="false"/>
       <w:bidi w:val="0"/>
       <w:spacing w:before="0" w:after="0"/>
       <w:jc w:val="left"/>
@@ -29603,7 +28230,7 @@
     <w:pPr>
       <w:widowControl w:val="false"/>
       <w:suppressAutoHyphens w:val="true"/>
-      <w:overflowPunct w:val="true"/>
+      <w:overflowPunct w:val="false"/>
       <w:bidi w:val="0"/>
       <w:spacing w:before="0" w:after="0"/>
       <w:jc w:val="left"/>
@@ -29624,7 +28251,7 @@
     <w:pPr>
       <w:widowControl w:val="false"/>
       <w:suppressAutoHyphens w:val="true"/>
-      <w:overflowPunct w:val="true"/>
+      <w:overflowPunct w:val="false"/>
       <w:bidi w:val="0"/>
       <w:spacing w:before="0" w:after="0"/>
       <w:jc w:val="left"/>
@@ -29644,7 +28271,7 @@
     <w:pPr>
       <w:widowControl w:val="false"/>
       <w:suppressAutoHyphens w:val="true"/>
-      <w:overflowPunct w:val="true"/>
+      <w:overflowPunct w:val="false"/>
       <w:bidi w:val="0"/>
       <w:spacing w:before="0" w:after="0"/>
       <w:jc w:val="left"/>
@@ -29664,7 +28291,7 @@
     <w:pPr>
       <w:widowControl w:val="false"/>
       <w:suppressAutoHyphens w:val="true"/>
-      <w:overflowPunct w:val="true"/>
+      <w:overflowPunct w:val="false"/>
       <w:bidi w:val="0"/>
       <w:spacing w:before="0" w:after="0"/>
       <w:jc w:val="left"/>
@@ -29684,7 +28311,7 @@
     <w:pPr>
       <w:widowControl w:val="false"/>
       <w:suppressAutoHyphens w:val="true"/>
-      <w:overflowPunct w:val="true"/>
+      <w:overflowPunct w:val="false"/>
       <w:bidi w:val="0"/>
       <w:spacing w:before="0" w:after="0"/>
       <w:jc w:val="left"/>
@@ -29704,7 +28331,7 @@
     <w:pPr>
       <w:widowControl w:val="false"/>
       <w:suppressAutoHyphens w:val="true"/>
-      <w:overflowPunct w:val="true"/>
+      <w:overflowPunct w:val="false"/>
       <w:bidi w:val="0"/>
       <w:spacing w:before="0" w:after="0"/>
       <w:jc w:val="left"/>
@@ -29724,7 +28351,7 @@
     <w:pPr>
       <w:widowControl w:val="false"/>
       <w:suppressAutoHyphens w:val="true"/>
-      <w:overflowPunct w:val="true"/>
+      <w:overflowPunct w:val="false"/>
       <w:bidi w:val="0"/>
       <w:spacing w:before="0" w:after="0"/>
       <w:jc w:val="left"/>
@@ -29744,7 +28371,7 @@
     <w:pPr>
       <w:widowControl w:val="false"/>
       <w:suppressAutoHyphens w:val="true"/>
-      <w:overflowPunct w:val="true"/>
+      <w:overflowPunct w:val="false"/>
       <w:bidi w:val="0"/>
       <w:spacing w:before="0" w:after="0"/>
       <w:jc w:val="left"/>
@@ -29764,7 +28391,7 @@
     <w:pPr>
       <w:widowControl w:val="false"/>
       <w:suppressAutoHyphens w:val="true"/>
-      <w:overflowPunct w:val="true"/>
+      <w:overflowPunct w:val="false"/>
       <w:bidi w:val="0"/>
       <w:spacing w:before="0" w:after="0"/>
       <w:jc w:val="left"/>
@@ -29784,7 +28411,7 @@
     <w:pPr>
       <w:widowControl w:val="false"/>
       <w:suppressAutoHyphens w:val="true"/>
-      <w:overflowPunct w:val="true"/>
+      <w:overflowPunct w:val="false"/>
       <w:bidi w:val="0"/>
       <w:spacing w:before="0" w:after="0"/>
       <w:jc w:val="left"/>
@@ -29804,7 +28431,7 @@
     <w:pPr>
       <w:widowControl w:val="false"/>
       <w:suppressAutoHyphens w:val="true"/>
-      <w:overflowPunct w:val="true"/>
+      <w:overflowPunct w:val="false"/>
       <w:bidi w:val="0"/>
       <w:spacing w:before="0" w:after="0"/>
       <w:jc w:val="left"/>
@@ -29824,7 +28451,7 @@
     <w:pPr>
       <w:widowControl w:val="false"/>
       <w:suppressAutoHyphens w:val="true"/>
-      <w:overflowPunct w:val="true"/>
+      <w:overflowPunct w:val="false"/>
       <w:bidi w:val="0"/>
       <w:spacing w:before="0" w:after="0"/>
       <w:jc w:val="left"/>
@@ -29844,7 +28471,7 @@
     <w:pPr>
       <w:widowControl w:val="false"/>
       <w:suppressAutoHyphens w:val="true"/>
-      <w:overflowPunct w:val="true"/>
+      <w:overflowPunct w:val="false"/>
       <w:bidi w:val="0"/>
       <w:spacing w:before="0" w:after="0"/>
       <w:jc w:val="left"/>
@@ -29864,7 +28491,7 @@
     <w:pPr>
       <w:widowControl w:val="false"/>
       <w:suppressAutoHyphens w:val="true"/>
-      <w:overflowPunct w:val="true"/>
+      <w:overflowPunct w:val="false"/>
       <w:bidi w:val="0"/>
       <w:spacing w:before="0" w:after="0"/>
       <w:jc w:val="left"/>
@@ -29884,7 +28511,7 @@
     <w:pPr>
       <w:widowControl w:val="false"/>
       <w:suppressAutoHyphens w:val="true"/>
-      <w:overflowPunct w:val="true"/>
+      <w:overflowPunct w:val="false"/>
       <w:bidi w:val="0"/>
       <w:spacing w:before="0" w:after="0"/>
       <w:jc w:val="left"/>
@@ -29904,7 +28531,7 @@
     <w:pPr>
       <w:widowControl w:val="false"/>
       <w:suppressAutoHyphens w:val="true"/>
-      <w:overflowPunct w:val="true"/>
+      <w:overflowPunct w:val="false"/>
       <w:bidi w:val="0"/>
       <w:spacing w:before="0" w:after="0"/>
       <w:jc w:val="left"/>
@@ -29924,7 +28551,7 @@
     <w:pPr>
       <w:widowControl w:val="false"/>
       <w:suppressAutoHyphens w:val="true"/>
-      <w:overflowPunct w:val="true"/>
+      <w:overflowPunct w:val="false"/>
       <w:bidi w:val="0"/>
       <w:spacing w:before="0" w:after="0"/>
       <w:jc w:val="left"/>
@@ -29944,7 +28571,7 @@
     <w:pPr>
       <w:widowControl w:val="false"/>
       <w:suppressAutoHyphens w:val="true"/>
-      <w:overflowPunct w:val="true"/>
+      <w:overflowPunct w:val="false"/>
       <w:bidi w:val="0"/>
       <w:spacing w:before="0" w:after="0"/>
       <w:jc w:val="left"/>
@@ -29964,7 +28591,7 @@
     <w:pPr>
       <w:widowControl w:val="false"/>
       <w:suppressAutoHyphens w:val="true"/>
-      <w:overflowPunct w:val="true"/>
+      <w:overflowPunct w:val="false"/>
       <w:bidi w:val="0"/>
       <w:spacing w:before="0" w:after="0"/>
       <w:jc w:val="left"/>
@@ -29984,7 +28611,7 @@
     <w:pPr>
       <w:widowControl w:val="false"/>
       <w:suppressAutoHyphens w:val="true"/>
-      <w:overflowPunct w:val="true"/>
+      <w:overflowPunct w:val="false"/>
       <w:bidi w:val="0"/>
       <w:spacing w:before="0" w:after="0"/>
       <w:jc w:val="left"/>
@@ -30004,7 +28631,7 @@
     <w:pPr>
       <w:widowControl w:val="false"/>
       <w:suppressAutoHyphens w:val="true"/>
-      <w:overflowPunct w:val="true"/>
+      <w:overflowPunct w:val="false"/>
       <w:bidi w:val="0"/>
       <w:spacing w:before="0" w:after="0"/>
       <w:jc w:val="left"/>
@@ -30024,7 +28651,7 @@
     <w:pPr>
       <w:widowControl w:val="false"/>
       <w:suppressAutoHyphens w:val="true"/>
-      <w:overflowPunct w:val="true"/>
+      <w:overflowPunct w:val="false"/>
       <w:bidi w:val="0"/>
       <w:spacing w:before="0" w:after="0"/>
       <w:jc w:val="left"/>
@@ -30044,7 +28671,7 @@
     <w:pPr>
       <w:widowControl w:val="false"/>
       <w:suppressAutoHyphens w:val="true"/>
-      <w:overflowPunct w:val="true"/>
+      <w:overflowPunct w:val="false"/>
       <w:bidi w:val="0"/>
       <w:spacing w:before="0" w:after="0"/>
       <w:jc w:val="left"/>
@@ -30064,7 +28691,7 @@
     <w:pPr>
       <w:widowControl w:val="false"/>
       <w:suppressAutoHyphens w:val="true"/>
-      <w:overflowPunct w:val="true"/>
+      <w:overflowPunct w:val="false"/>
       <w:bidi w:val="0"/>
       <w:spacing w:before="0" w:after="0"/>
       <w:jc w:val="left"/>
@@ -30084,7 +28711,7 @@
     <w:pPr>
       <w:widowControl w:val="false"/>
       <w:suppressAutoHyphens w:val="true"/>
-      <w:overflowPunct w:val="true"/>
+      <w:overflowPunct w:val="false"/>
       <w:bidi w:val="0"/>
       <w:spacing w:before="0" w:after="0"/>
       <w:jc w:val="left"/>
@@ -30104,7 +28731,7 @@
     <w:pPr>
       <w:widowControl w:val="false"/>
       <w:suppressAutoHyphens w:val="true"/>
-      <w:overflowPunct w:val="true"/>
+      <w:overflowPunct w:val="false"/>
       <w:bidi w:val="0"/>
       <w:spacing w:before="0" w:after="0"/>
       <w:jc w:val="left"/>
@@ -30124,7 +28751,7 @@
     <w:pPr>
       <w:widowControl w:val="false"/>
       <w:suppressAutoHyphens w:val="true"/>
-      <w:overflowPunct w:val="true"/>
+      <w:overflowPunct w:val="false"/>
       <w:bidi w:val="0"/>
       <w:spacing w:before="0" w:after="0"/>
       <w:jc w:val="left"/>
@@ -30144,7 +28771,7 @@
     <w:pPr>
       <w:widowControl w:val="false"/>
       <w:suppressAutoHyphens w:val="true"/>
-      <w:overflowPunct w:val="true"/>
+      <w:overflowPunct w:val="false"/>
       <w:bidi w:val="0"/>
       <w:spacing w:before="0" w:after="0"/>
       <w:jc w:val="left"/>
@@ -30164,7 +28791,7 @@
     <w:pPr>
       <w:widowControl w:val="false"/>
       <w:suppressAutoHyphens w:val="true"/>
-      <w:overflowPunct w:val="true"/>
+      <w:overflowPunct w:val="false"/>
       <w:bidi w:val="0"/>
       <w:spacing w:before="0" w:after="0"/>
       <w:jc w:val="left"/>
@@ -30184,7 +28811,7 @@
     <w:pPr>
       <w:widowControl w:val="false"/>
       <w:suppressAutoHyphens w:val="true"/>
-      <w:overflowPunct w:val="true"/>
+      <w:overflowPunct w:val="false"/>
       <w:bidi w:val="0"/>
       <w:spacing w:before="0" w:after="0"/>
       <w:jc w:val="left"/>
@@ -30204,7 +28831,7 @@
     <w:pPr>
       <w:widowControl w:val="false"/>
       <w:suppressAutoHyphens w:val="true"/>
-      <w:overflowPunct w:val="true"/>
+      <w:overflowPunct w:val="false"/>
       <w:bidi w:val="0"/>
       <w:spacing w:before="0" w:after="0"/>
       <w:jc w:val="left"/>
@@ -30224,7 +28851,7 @@
     <w:pPr>
       <w:widowControl w:val="false"/>
       <w:suppressAutoHyphens w:val="true"/>
-      <w:overflowPunct w:val="true"/>
+      <w:overflowPunct w:val="false"/>
       <w:bidi w:val="0"/>
       <w:spacing w:before="0" w:after="0"/>
       <w:jc w:val="left"/>
@@ -30244,7 +28871,7 @@
     <w:pPr>
       <w:widowControl w:val="false"/>
       <w:suppressAutoHyphens w:val="true"/>
-      <w:overflowPunct w:val="true"/>
+      <w:overflowPunct w:val="false"/>
       <w:bidi w:val="0"/>
       <w:spacing w:before="0" w:after="0"/>
       <w:jc w:val="left"/>
@@ -30264,7 +28891,7 @@
     <w:pPr>
       <w:widowControl w:val="false"/>
       <w:suppressAutoHyphens w:val="true"/>
-      <w:overflowPunct w:val="true"/>
+      <w:overflowPunct w:val="false"/>
       <w:bidi w:val="0"/>
       <w:spacing w:before="0" w:after="0"/>
       <w:jc w:val="left"/>
@@ -30284,7 +28911,7 @@
     <w:pPr>
       <w:widowControl w:val="false"/>
       <w:suppressAutoHyphens w:val="true"/>
-      <w:overflowPunct w:val="true"/>
+      <w:overflowPunct w:val="false"/>
       <w:bidi w:val="0"/>
       <w:spacing w:before="0" w:after="0"/>
       <w:jc w:val="left"/>
@@ -30304,7 +28931,7 @@
     <w:pPr>
       <w:widowControl w:val="false"/>
       <w:suppressAutoHyphens w:val="true"/>
-      <w:overflowPunct w:val="true"/>
+      <w:overflowPunct w:val="false"/>
       <w:bidi w:val="0"/>
       <w:spacing w:before="0" w:after="0"/>
       <w:jc w:val="left"/>
@@ -30324,7 +28951,7 @@
     <w:pPr>
       <w:widowControl w:val="false"/>
       <w:suppressAutoHyphens w:val="true"/>
-      <w:overflowPunct w:val="true"/>
+      <w:overflowPunct w:val="false"/>
       <w:bidi w:val="0"/>
       <w:spacing w:before="0" w:after="0"/>
       <w:jc w:val="left"/>
@@ -30344,7 +28971,7 @@
     <w:pPr>
       <w:widowControl w:val="false"/>
       <w:suppressAutoHyphens w:val="true"/>
-      <w:overflowPunct w:val="true"/>
+      <w:overflowPunct w:val="false"/>
       <w:bidi w:val="0"/>
       <w:spacing w:before="0" w:after="0"/>
       <w:jc w:val="left"/>
@@ -30364,7 +28991,7 @@
     <w:pPr>
       <w:widowControl w:val="false"/>
       <w:suppressAutoHyphens w:val="true"/>
-      <w:overflowPunct w:val="true"/>
+      <w:overflowPunct w:val="false"/>
       <w:bidi w:val="0"/>
       <w:spacing w:before="0" w:after="0"/>
       <w:jc w:val="left"/>
@@ -30384,7 +29011,7 @@
     <w:pPr>
       <w:widowControl w:val="false"/>
       <w:suppressAutoHyphens w:val="true"/>
-      <w:overflowPunct w:val="true"/>
+      <w:overflowPunct w:val="false"/>
       <w:bidi w:val="0"/>
       <w:spacing w:before="0" w:after="0"/>
       <w:jc w:val="left"/>
@@ -30404,7 +29031,7 @@
     <w:pPr>
       <w:widowControl w:val="false"/>
       <w:suppressAutoHyphens w:val="true"/>
-      <w:overflowPunct w:val="true"/>
+      <w:overflowPunct w:val="false"/>
       <w:bidi w:val="0"/>
       <w:spacing w:before="0" w:after="0"/>
       <w:jc w:val="left"/>
@@ -30424,7 +29051,7 @@
     <w:pPr>
       <w:widowControl w:val="false"/>
       <w:suppressAutoHyphens w:val="true"/>
-      <w:overflowPunct w:val="true"/>
+      <w:overflowPunct w:val="false"/>
       <w:bidi w:val="0"/>
       <w:spacing w:before="0" w:after="0"/>
       <w:jc w:val="left"/>
@@ -30444,7 +29071,7 @@
     <w:pPr>
       <w:widowControl w:val="false"/>
       <w:suppressAutoHyphens w:val="true"/>
-      <w:overflowPunct w:val="true"/>
+      <w:overflowPunct w:val="false"/>
       <w:bidi w:val="0"/>
       <w:spacing w:before="0" w:after="0"/>
       <w:jc w:val="left"/>
@@ -30464,7 +29091,7 @@
     <w:pPr>
       <w:widowControl w:val="false"/>
       <w:suppressAutoHyphens w:val="true"/>
-      <w:overflowPunct w:val="true"/>
+      <w:overflowPunct w:val="false"/>
       <w:bidi w:val="0"/>
       <w:spacing w:before="0" w:after="0"/>
       <w:jc w:val="left"/>
@@ -30484,7 +29111,7 @@
     <w:pPr>
       <w:widowControl w:val="false"/>
       <w:suppressAutoHyphens w:val="true"/>
-      <w:overflowPunct w:val="true"/>
+      <w:overflowPunct w:val="false"/>
       <w:bidi w:val="0"/>
       <w:spacing w:before="0" w:after="0"/>
       <w:jc w:val="left"/>
@@ -30504,7 +29131,7 @@
     <w:pPr>
       <w:widowControl w:val="false"/>
       <w:suppressAutoHyphens w:val="true"/>
-      <w:overflowPunct w:val="true"/>
+      <w:overflowPunct w:val="false"/>
       <w:bidi w:val="0"/>
       <w:spacing w:before="0" w:after="0"/>
       <w:jc w:val="left"/>
@@ -30524,7 +29151,7 @@
     <w:pPr>
       <w:widowControl w:val="false"/>
       <w:suppressAutoHyphens w:val="true"/>
-      <w:overflowPunct w:val="true"/>
+      <w:overflowPunct w:val="false"/>
       <w:bidi w:val="0"/>
       <w:spacing w:before="0" w:after="0"/>
       <w:jc w:val="left"/>
@@ -30544,7 +29171,7 @@
     <w:pPr>
       <w:widowControl w:val="false"/>
       <w:suppressAutoHyphens w:val="true"/>
-      <w:overflowPunct w:val="true"/>
+      <w:overflowPunct w:val="false"/>
       <w:bidi w:val="0"/>
       <w:spacing w:before="0" w:after="0"/>
       <w:jc w:val="left"/>
@@ -30564,7 +29191,7 @@
     <w:pPr>
       <w:widowControl w:val="false"/>
       <w:suppressAutoHyphens w:val="true"/>
-      <w:overflowPunct w:val="true"/>
+      <w:overflowPunct w:val="false"/>
       <w:bidi w:val="0"/>
       <w:spacing w:before="0" w:after="0"/>
       <w:jc w:val="left"/>
@@ -30584,7 +29211,7 @@
     <w:pPr>
       <w:widowControl w:val="false"/>
       <w:suppressAutoHyphens w:val="true"/>
-      <w:overflowPunct w:val="true"/>
+      <w:overflowPunct w:val="false"/>
       <w:bidi w:val="0"/>
       <w:spacing w:before="0" w:after="0"/>
       <w:jc w:val="left"/>
@@ -30604,7 +29231,7 @@
     <w:pPr>
       <w:widowControl w:val="false"/>
       <w:suppressAutoHyphens w:val="true"/>
-      <w:overflowPunct w:val="true"/>
+      <w:overflowPunct w:val="false"/>
       <w:bidi w:val="0"/>
       <w:spacing w:before="0" w:after="0"/>
       <w:jc w:val="left"/>
@@ -30624,7 +29251,7 @@
     <w:pPr>
       <w:widowControl w:val="false"/>
       <w:suppressAutoHyphens w:val="true"/>
-      <w:overflowPunct w:val="true"/>
+      <w:overflowPunct w:val="false"/>
       <w:bidi w:val="0"/>
       <w:spacing w:before="0" w:after="0"/>
       <w:jc w:val="left"/>
@@ -30644,7 +29271,7 @@
     <w:pPr>
       <w:widowControl w:val="false"/>
       <w:suppressAutoHyphens w:val="true"/>
-      <w:overflowPunct w:val="true"/>
+      <w:overflowPunct w:val="false"/>
       <w:bidi w:val="0"/>
       <w:spacing w:before="0" w:after="0"/>
       <w:jc w:val="left"/>
@@ -30664,7 +29291,7 @@
     <w:pPr>
       <w:widowControl w:val="false"/>
       <w:suppressAutoHyphens w:val="true"/>
-      <w:overflowPunct w:val="true"/>
+      <w:overflowPunct w:val="false"/>
       <w:bidi w:val="0"/>
       <w:spacing w:before="0" w:after="0"/>
       <w:jc w:val="left"/>
@@ -30684,7 +29311,7 @@
     <w:pPr>
       <w:widowControl w:val="false"/>
       <w:suppressAutoHyphens w:val="true"/>
-      <w:overflowPunct w:val="true"/>
+      <w:overflowPunct w:val="false"/>
       <w:bidi w:val="0"/>
       <w:spacing w:before="0" w:after="0"/>
       <w:jc w:val="left"/>
@@ -30704,7 +29331,7 @@
     <w:pPr>
       <w:widowControl w:val="false"/>
       <w:suppressAutoHyphens w:val="true"/>
-      <w:overflowPunct w:val="true"/>
+      <w:overflowPunct w:val="false"/>
       <w:bidi w:val="0"/>
       <w:spacing w:before="0" w:after="0"/>
       <w:jc w:val="left"/>
@@ -30724,7 +29351,7 @@
     <w:pPr>
       <w:widowControl w:val="false"/>
       <w:suppressAutoHyphens w:val="true"/>
-      <w:overflowPunct w:val="true"/>
+      <w:overflowPunct w:val="false"/>
       <w:bidi w:val="0"/>
       <w:spacing w:before="0" w:after="0"/>
       <w:jc w:val="left"/>
@@ -30744,7 +29371,7 @@
     <w:pPr>
       <w:widowControl w:val="false"/>
       <w:suppressAutoHyphens w:val="true"/>
-      <w:overflowPunct w:val="true"/>
+      <w:overflowPunct w:val="false"/>
       <w:bidi w:val="0"/>
       <w:spacing w:before="0" w:after="0"/>
       <w:jc w:val="left"/>
@@ -30764,7 +29391,7 @@
     <w:pPr>
       <w:widowControl w:val="false"/>
       <w:suppressAutoHyphens w:val="true"/>
-      <w:overflowPunct w:val="true"/>
+      <w:overflowPunct w:val="false"/>
       <w:bidi w:val="0"/>
       <w:spacing w:before="0" w:after="0"/>
       <w:jc w:val="left"/>
@@ -30784,7 +29411,7 @@
     <w:pPr>
       <w:widowControl w:val="false"/>
       <w:suppressAutoHyphens w:val="true"/>
-      <w:overflowPunct w:val="true"/>
+      <w:overflowPunct w:val="false"/>
       <w:bidi w:val="0"/>
       <w:spacing w:before="0" w:after="0"/>
       <w:jc w:val="left"/>
@@ -30804,7 +29431,7 @@
     <w:pPr>
       <w:widowControl w:val="false"/>
       <w:suppressAutoHyphens w:val="true"/>
-      <w:overflowPunct w:val="true"/>
+      <w:overflowPunct w:val="false"/>
       <w:bidi w:val="0"/>
       <w:spacing w:before="0" w:after="0"/>
       <w:jc w:val="left"/>
@@ -30824,7 +29451,7 @@
     <w:pPr>
       <w:widowControl w:val="false"/>
       <w:suppressAutoHyphens w:val="true"/>
-      <w:overflowPunct w:val="true"/>
+      <w:overflowPunct w:val="false"/>
       <w:bidi w:val="0"/>
       <w:spacing w:before="0" w:after="0"/>
       <w:jc w:val="left"/>
@@ -30844,7 +29471,7 @@
     <w:pPr>
       <w:widowControl w:val="false"/>
       <w:suppressAutoHyphens w:val="true"/>
-      <w:overflowPunct w:val="true"/>
+      <w:overflowPunct w:val="false"/>
       <w:bidi w:val="0"/>
       <w:spacing w:before="0" w:after="0"/>
       <w:jc w:val="left"/>
@@ -30864,7 +29491,7 @@
     <w:pPr>
       <w:widowControl w:val="false"/>
       <w:suppressAutoHyphens w:val="true"/>
-      <w:overflowPunct w:val="true"/>
+      <w:overflowPunct w:val="false"/>
       <w:bidi w:val="0"/>
       <w:spacing w:before="0" w:after="0"/>
       <w:jc w:val="left"/>
@@ -30884,7 +29511,7 @@
     <w:pPr>
       <w:widowControl w:val="false"/>
       <w:suppressAutoHyphens w:val="true"/>
-      <w:overflowPunct w:val="true"/>
+      <w:overflowPunct w:val="false"/>
       <w:bidi w:val="0"/>
       <w:spacing w:before="0" w:after="0"/>
       <w:jc w:val="left"/>
@@ -30904,7 +29531,7 @@
     <w:pPr>
       <w:widowControl w:val="false"/>
       <w:suppressAutoHyphens w:val="true"/>
-      <w:overflowPunct w:val="true"/>
+      <w:overflowPunct w:val="false"/>
       <w:bidi w:val="0"/>
       <w:spacing w:before="0" w:after="0"/>
       <w:jc w:val="left"/>
@@ -30924,7 +29551,7 @@
     <w:pPr>
       <w:widowControl w:val="false"/>
       <w:suppressAutoHyphens w:val="true"/>
-      <w:overflowPunct w:val="true"/>
+      <w:overflowPunct w:val="false"/>
       <w:bidi w:val="0"/>
       <w:spacing w:before="0" w:after="0"/>
       <w:jc w:val="left"/>
@@ -30944,7 +29571,7 @@
     <w:pPr>
       <w:widowControl w:val="false"/>
       <w:suppressAutoHyphens w:val="true"/>
-      <w:overflowPunct w:val="true"/>
+      <w:overflowPunct w:val="false"/>
       <w:bidi w:val="0"/>
       <w:spacing w:before="0" w:after="0"/>
       <w:jc w:val="left"/>
@@ -30964,7 +29591,7 @@
     <w:pPr>
       <w:widowControl w:val="false"/>
       <w:suppressAutoHyphens w:val="true"/>
-      <w:overflowPunct w:val="true"/>
+      <w:overflowPunct w:val="false"/>
       <w:bidi w:val="0"/>
       <w:spacing w:before="0" w:after="0"/>
       <w:jc w:val="left"/>
@@ -30984,7 +29611,7 @@
     <w:pPr>
       <w:widowControl w:val="false"/>
       <w:suppressAutoHyphens w:val="true"/>
-      <w:overflowPunct w:val="true"/>
+      <w:overflowPunct w:val="false"/>
       <w:bidi w:val="0"/>
       <w:spacing w:before="0" w:after="0"/>
       <w:jc w:val="left"/>
@@ -31004,7 +29631,7 @@
     <w:pPr>
       <w:widowControl w:val="false"/>
       <w:suppressAutoHyphens w:val="true"/>
-      <w:overflowPunct w:val="true"/>
+      <w:overflowPunct w:val="false"/>
       <w:bidi w:val="0"/>
       <w:spacing w:before="0" w:after="0"/>
       <w:jc w:val="left"/>
@@ -31024,7 +29651,7 @@
     <w:pPr>
       <w:widowControl w:val="false"/>
       <w:suppressAutoHyphens w:val="true"/>
-      <w:overflowPunct w:val="true"/>
+      <w:overflowPunct w:val="false"/>
       <w:bidi w:val="0"/>
       <w:spacing w:before="0" w:after="0"/>
       <w:jc w:val="left"/>
@@ -31044,7 +29671,7 @@
     <w:pPr>
       <w:widowControl w:val="false"/>
       <w:suppressAutoHyphens w:val="true"/>
-      <w:overflowPunct w:val="true"/>
+      <w:overflowPunct w:val="false"/>
       <w:bidi w:val="0"/>
       <w:spacing w:before="0" w:after="0"/>
       <w:jc w:val="left"/>
@@ -31064,7 +29691,7 @@
     <w:pPr>
       <w:widowControl w:val="false"/>
       <w:suppressAutoHyphens w:val="true"/>
-      <w:overflowPunct w:val="true"/>
+      <w:overflowPunct w:val="false"/>
       <w:bidi w:val="0"/>
       <w:spacing w:before="0" w:after="0"/>
       <w:jc w:val="left"/>
@@ -31084,7 +29711,7 @@
     <w:pPr>
       <w:widowControl w:val="false"/>
       <w:suppressAutoHyphens w:val="true"/>
-      <w:overflowPunct w:val="true"/>
+      <w:overflowPunct w:val="false"/>
       <w:bidi w:val="0"/>
       <w:spacing w:before="0" w:after="0"/>
       <w:jc w:val="left"/>
@@ -31104,7 +29731,7 @@
     <w:pPr>
       <w:widowControl w:val="false"/>
       <w:suppressAutoHyphens w:val="true"/>
-      <w:overflowPunct w:val="true"/>
+      <w:overflowPunct w:val="false"/>
       <w:bidi w:val="0"/>
       <w:spacing w:before="0" w:after="0"/>
       <w:jc w:val="left"/>
@@ -31124,7 +29751,7 @@
     <w:pPr>
       <w:widowControl w:val="false"/>
       <w:suppressAutoHyphens w:val="true"/>
-      <w:overflowPunct w:val="true"/>
+      <w:overflowPunct w:val="false"/>
       <w:bidi w:val="0"/>
       <w:spacing w:before="0" w:after="0"/>
       <w:jc w:val="left"/>
@@ -31144,7 +29771,7 @@
     <w:pPr>
       <w:widowControl w:val="false"/>
       <w:suppressAutoHyphens w:val="true"/>
-      <w:overflowPunct w:val="true"/>
+      <w:overflowPunct w:val="false"/>
       <w:bidi w:val="0"/>
       <w:spacing w:before="0" w:after="0"/>
       <w:jc w:val="left"/>
@@ -31164,7 +29791,7 @@
     <w:pPr>
       <w:widowControl w:val="false"/>
       <w:suppressAutoHyphens w:val="true"/>
-      <w:overflowPunct w:val="true"/>
+      <w:overflowPunct w:val="false"/>
       <w:bidi w:val="0"/>
       <w:spacing w:before="0" w:after="0"/>
       <w:jc w:val="left"/>
@@ -31184,7 +29811,7 @@
     <w:pPr>
       <w:widowControl w:val="false"/>
       <w:suppressAutoHyphens w:val="true"/>
-      <w:overflowPunct w:val="true"/>
+      <w:overflowPunct w:val="false"/>
       <w:bidi w:val="0"/>
       <w:spacing w:before="0" w:after="0"/>
       <w:jc w:val="left"/>
@@ -31204,7 +29831,7 @@
     <w:pPr>
       <w:widowControl w:val="false"/>
       <w:suppressAutoHyphens w:val="true"/>
-      <w:overflowPunct w:val="true"/>
+      <w:overflowPunct w:val="false"/>
       <w:bidi w:val="0"/>
       <w:spacing w:before="0" w:after="0"/>
       <w:jc w:val="left"/>
@@ -31224,7 +29851,7 @@
     <w:pPr>
       <w:widowControl w:val="false"/>
       <w:suppressAutoHyphens w:val="true"/>
-      <w:overflowPunct w:val="true"/>
+      <w:overflowPunct w:val="false"/>
       <w:bidi w:val="0"/>
       <w:spacing w:before="0" w:after="0"/>
       <w:jc w:val="left"/>
@@ -31244,7 +29871,7 @@
     <w:pPr>
       <w:widowControl w:val="false"/>
       <w:suppressAutoHyphens w:val="true"/>
-      <w:overflowPunct w:val="true"/>
+      <w:overflowPunct w:val="false"/>
       <w:bidi w:val="0"/>
       <w:spacing w:before="0" w:after="0"/>
       <w:jc w:val="left"/>
@@ -31264,7 +29891,7 @@
     <w:pPr>
       <w:widowControl w:val="false"/>
       <w:suppressAutoHyphens w:val="true"/>
-      <w:overflowPunct w:val="true"/>
+      <w:overflowPunct w:val="false"/>
       <w:bidi w:val="0"/>
       <w:spacing w:before="0" w:after="0"/>
       <w:jc w:val="left"/>
@@ -31284,7 +29911,7 @@
     <w:pPr>
       <w:widowControl w:val="false"/>
       <w:suppressAutoHyphens w:val="true"/>
-      <w:overflowPunct w:val="true"/>
+      <w:overflowPunct w:val="false"/>
       <w:bidi w:val="0"/>
       <w:spacing w:before="0" w:after="0"/>
       <w:jc w:val="left"/>
@@ -31304,7 +29931,7 @@
     <w:pPr>
       <w:widowControl w:val="false"/>
       <w:suppressAutoHyphens w:val="true"/>
-      <w:overflowPunct w:val="true"/>
+      <w:overflowPunct w:val="false"/>
       <w:bidi w:val="0"/>
       <w:spacing w:before="0" w:after="0"/>
       <w:jc w:val="left"/>
@@ -31324,7 +29951,7 @@
     <w:pPr>
       <w:widowControl w:val="false"/>
       <w:suppressAutoHyphens w:val="true"/>
-      <w:overflowPunct w:val="true"/>
+      <w:overflowPunct w:val="false"/>
       <w:bidi w:val="0"/>
       <w:spacing w:before="0" w:after="0"/>
       <w:jc w:val="left"/>
@@ -31344,7 +29971,7 @@
     <w:pPr>
       <w:widowControl w:val="false"/>
       <w:suppressAutoHyphens w:val="true"/>
-      <w:overflowPunct w:val="true"/>
+      <w:overflowPunct w:val="false"/>
       <w:bidi w:val="0"/>
       <w:spacing w:before="0" w:after="0"/>
       <w:jc w:val="left"/>
@@ -31364,7 +29991,7 @@
     <w:pPr>
       <w:widowControl w:val="false"/>
       <w:suppressAutoHyphens w:val="true"/>
-      <w:overflowPunct w:val="true"/>
+      <w:overflowPunct w:val="false"/>
       <w:bidi w:val="0"/>
       <w:spacing w:before="0" w:after="0"/>
       <w:jc w:val="left"/>
@@ -31384,7 +30011,7 @@
     <w:pPr>
       <w:widowControl w:val="false"/>
       <w:suppressAutoHyphens w:val="true"/>
-      <w:overflowPunct w:val="true"/>
+      <w:overflowPunct w:val="false"/>
       <w:bidi w:val="0"/>
       <w:spacing w:before="0" w:after="0"/>
       <w:jc w:val="left"/>
@@ -31404,7 +30031,7 @@
     <w:pPr>
       <w:widowControl w:val="false"/>
       <w:suppressAutoHyphens w:val="true"/>
-      <w:overflowPunct w:val="true"/>
+      <w:overflowPunct w:val="false"/>
       <w:bidi w:val="0"/>
       <w:spacing w:before="0" w:after="0"/>
       <w:jc w:val="left"/>
@@ -31424,7 +30051,7 @@
     <w:pPr>
       <w:widowControl w:val="false"/>
       <w:suppressAutoHyphens w:val="true"/>
-      <w:overflowPunct w:val="true"/>
+      <w:overflowPunct w:val="false"/>
       <w:bidi w:val="0"/>
       <w:spacing w:before="0" w:after="0"/>
       <w:jc w:val="left"/>
@@ -31444,7 +30071,7 @@
     <w:pPr>
       <w:widowControl w:val="false"/>
       <w:suppressAutoHyphens w:val="true"/>
-      <w:overflowPunct w:val="true"/>
+      <w:overflowPunct w:val="false"/>
       <w:bidi w:val="0"/>
       <w:spacing w:before="0" w:after="0"/>
       <w:jc w:val="left"/>
@@ -31464,7 +30091,7 @@
     <w:pPr>
       <w:widowControl w:val="false"/>
       <w:suppressAutoHyphens w:val="true"/>
-      <w:overflowPunct w:val="true"/>
+      <w:overflowPunct w:val="false"/>
       <w:bidi w:val="0"/>
       <w:spacing w:before="0" w:after="0"/>
       <w:jc w:val="left"/>
@@ -31484,7 +30111,7 @@
     <w:pPr>
       <w:widowControl w:val="false"/>
       <w:suppressAutoHyphens w:val="true"/>
-      <w:overflowPunct w:val="true"/>
+      <w:overflowPunct w:val="false"/>
       <w:bidi w:val="0"/>
       <w:spacing w:before="0" w:after="0"/>
       <w:jc w:val="left"/>
@@ -31504,7 +30131,7 @@
     <w:pPr>
       <w:widowControl w:val="false"/>
       <w:suppressAutoHyphens w:val="true"/>
-      <w:overflowPunct w:val="true"/>
+      <w:overflowPunct w:val="false"/>
       <w:bidi w:val="0"/>
       <w:spacing w:before="0" w:after="0"/>
       <w:jc w:val="left"/>
@@ -31524,7 +30151,7 @@
     <w:pPr>
       <w:widowControl w:val="false"/>
       <w:suppressAutoHyphens w:val="true"/>
-      <w:overflowPunct w:val="true"/>
+      <w:overflowPunct w:val="false"/>
       <w:bidi w:val="0"/>
       <w:spacing w:before="0" w:after="0"/>
       <w:jc w:val="left"/>
@@ -31544,7 +30171,7 @@
     <w:pPr>
       <w:widowControl w:val="false"/>
       <w:suppressAutoHyphens w:val="true"/>
-      <w:overflowPunct w:val="true"/>
+      <w:overflowPunct w:val="false"/>
       <w:bidi w:val="0"/>
       <w:spacing w:before="0" w:after="0"/>
       <w:jc w:val="left"/>
@@ -31564,7 +30191,7 @@
     <w:pPr>
       <w:widowControl w:val="false"/>
       <w:suppressAutoHyphens w:val="true"/>
-      <w:overflowPunct w:val="true"/>
+      <w:overflowPunct w:val="false"/>
       <w:bidi w:val="0"/>
       <w:spacing w:before="0" w:after="0"/>
       <w:jc w:val="left"/>
@@ -31584,7 +30211,7 @@
     <w:pPr>
       <w:widowControl w:val="false"/>
       <w:suppressAutoHyphens w:val="true"/>
-      <w:overflowPunct w:val="true"/>
+      <w:overflowPunct w:val="false"/>
       <w:bidi w:val="0"/>
       <w:spacing w:before="0" w:after="0"/>
       <w:jc w:val="left"/>
@@ -31604,7 +30231,7 @@
     <w:pPr>
       <w:widowControl w:val="false"/>
       <w:suppressAutoHyphens w:val="true"/>
-      <w:overflowPunct w:val="true"/>
+      <w:overflowPunct w:val="false"/>
       <w:bidi w:val="0"/>
       <w:spacing w:before="0" w:after="0"/>
       <w:jc w:val="left"/>
@@ -31624,7 +30251,7 @@
     <w:pPr>
       <w:widowControl w:val="false"/>
       <w:suppressAutoHyphens w:val="true"/>
-      <w:overflowPunct w:val="true"/>
+      <w:overflowPunct w:val="false"/>
       <w:bidi w:val="0"/>
       <w:spacing w:before="0" w:after="0"/>
       <w:jc w:val="left"/>
@@ -31644,7 +30271,7 @@
     <w:pPr>
       <w:widowControl w:val="false"/>
       <w:suppressAutoHyphens w:val="true"/>
-      <w:overflowPunct w:val="true"/>
+      <w:overflowPunct w:val="false"/>
       <w:bidi w:val="0"/>
       <w:spacing w:before="0" w:after="0"/>
       <w:jc w:val="left"/>
@@ -31664,7 +30291,7 @@
     <w:pPr>
       <w:widowControl w:val="false"/>
       <w:suppressAutoHyphens w:val="true"/>
-      <w:overflowPunct w:val="true"/>
+      <w:overflowPunct w:val="false"/>
       <w:bidi w:val="0"/>
       <w:spacing w:before="0" w:after="0"/>
       <w:jc w:val="left"/>
@@ -31684,7 +30311,7 @@
     <w:pPr>
       <w:widowControl w:val="false"/>
       <w:suppressAutoHyphens w:val="true"/>
-      <w:overflowPunct w:val="true"/>
+      <w:overflowPunct w:val="false"/>
       <w:bidi w:val="0"/>
       <w:spacing w:before="0" w:after="0"/>
       <w:jc w:val="left"/>
@@ -31704,7 +30331,7 @@
     <w:pPr>
       <w:widowControl w:val="false"/>
       <w:suppressAutoHyphens w:val="true"/>
-      <w:overflowPunct w:val="true"/>
+      <w:overflowPunct w:val="false"/>
       <w:bidi w:val="0"/>
       <w:spacing w:before="0" w:after="0"/>
       <w:jc w:val="left"/>
@@ -31724,7 +30351,7 @@
     <w:pPr>
       <w:widowControl w:val="false"/>
       <w:suppressAutoHyphens w:val="true"/>
-      <w:overflowPunct w:val="true"/>
+      <w:overflowPunct w:val="false"/>
       <w:bidi w:val="0"/>
       <w:spacing w:before="0" w:after="0"/>
       <w:jc w:val="left"/>
@@ -31744,7 +30371,7 @@
     <w:pPr>
       <w:widowControl w:val="false"/>
       <w:suppressAutoHyphens w:val="true"/>
-      <w:overflowPunct w:val="true"/>
+      <w:overflowPunct w:val="false"/>
       <w:bidi w:val="0"/>
       <w:spacing w:before="0" w:after="0"/>
       <w:jc w:val="left"/>
@@ -31764,7 +30391,7 @@
     <w:pPr>
       <w:widowControl w:val="false"/>
       <w:suppressAutoHyphens w:val="true"/>
-      <w:overflowPunct w:val="true"/>
+      <w:overflowPunct w:val="false"/>
       <w:bidi w:val="0"/>
       <w:spacing w:before="0" w:after="0"/>
       <w:jc w:val="left"/>
@@ -31784,7 +30411,7 @@
     <w:pPr>
       <w:widowControl w:val="false"/>
       <w:suppressAutoHyphens w:val="true"/>
-      <w:overflowPunct w:val="true"/>
+      <w:overflowPunct w:val="false"/>
       <w:bidi w:val="0"/>
       <w:spacing w:before="0" w:after="0"/>
       <w:jc w:val="left"/>
@@ -31804,7 +30431,7 @@
     <w:pPr>
       <w:widowControl w:val="false"/>
       <w:suppressAutoHyphens w:val="true"/>
-      <w:overflowPunct w:val="true"/>
+      <w:overflowPunct w:val="false"/>
       <w:bidi w:val="0"/>
       <w:spacing w:before="0" w:after="0"/>
       <w:jc w:val="left"/>
@@ -31824,7 +30451,7 @@
     <w:pPr>
       <w:widowControl w:val="false"/>
       <w:suppressAutoHyphens w:val="true"/>
-      <w:overflowPunct w:val="true"/>
+      <w:overflowPunct w:val="false"/>
       <w:bidi w:val="0"/>
       <w:spacing w:before="0" w:after="0"/>
       <w:jc w:val="left"/>
@@ -31844,7 +30471,7 @@
     <w:pPr>
       <w:widowControl w:val="false"/>
       <w:suppressAutoHyphens w:val="true"/>
-      <w:overflowPunct w:val="true"/>
+      <w:overflowPunct w:val="false"/>
       <w:bidi w:val="0"/>
       <w:spacing w:before="0" w:after="0"/>
       <w:jc w:val="left"/>
@@ -31864,7 +30491,7 @@
     <w:pPr>
       <w:widowControl w:val="false"/>
       <w:suppressAutoHyphens w:val="true"/>
-      <w:overflowPunct w:val="true"/>
+      <w:overflowPunct w:val="false"/>
       <w:bidi w:val="0"/>
       <w:spacing w:before="0" w:after="0"/>
       <w:jc w:val="left"/>
@@ -31884,7 +30511,7 @@
     <w:pPr>
       <w:widowControl w:val="false"/>
       <w:suppressAutoHyphens w:val="true"/>
-      <w:overflowPunct w:val="true"/>
+      <w:overflowPunct w:val="false"/>
       <w:bidi w:val="0"/>
       <w:spacing w:before="0" w:after="0"/>
       <w:jc w:val="left"/>
@@ -31904,7 +30531,7 @@
     <w:pPr>
       <w:widowControl w:val="false"/>
       <w:suppressAutoHyphens w:val="true"/>
-      <w:overflowPunct w:val="true"/>
+      <w:overflowPunct w:val="false"/>
       <w:bidi w:val="0"/>
       <w:spacing w:before="0" w:after="0"/>
       <w:jc w:val="left"/>
@@ -31924,7 +30551,7 @@
     <w:pPr>
       <w:widowControl w:val="false"/>
       <w:suppressAutoHyphens w:val="true"/>
-      <w:overflowPunct w:val="true"/>
+      <w:overflowPunct w:val="false"/>
       <w:bidi w:val="0"/>
       <w:spacing w:before="0" w:after="0"/>
       <w:jc w:val="left"/>
@@ -31944,7 +30571,7 @@
     <w:pPr>
       <w:widowControl w:val="false"/>
       <w:suppressAutoHyphens w:val="true"/>
-      <w:overflowPunct w:val="true"/>
+      <w:overflowPunct w:val="false"/>
       <w:bidi w:val="0"/>
       <w:spacing w:before="0" w:after="0"/>
       <w:jc w:val="left"/>
@@ -31964,7 +30591,7 @@
     <w:pPr>
       <w:widowControl w:val="false"/>
       <w:suppressAutoHyphens w:val="true"/>
-      <w:overflowPunct w:val="true"/>
+      <w:overflowPunct w:val="false"/>
       <w:bidi w:val="0"/>
       <w:spacing w:before="0" w:after="0"/>
       <w:jc w:val="left"/>
@@ -31984,7 +30611,7 @@
     <w:pPr>
       <w:widowControl w:val="false"/>
       <w:suppressAutoHyphens w:val="true"/>
-      <w:overflowPunct w:val="true"/>
+      <w:overflowPunct w:val="false"/>
       <w:bidi w:val="0"/>
       <w:spacing w:before="0" w:after="0"/>
       <w:jc w:val="left"/>
@@ -32004,7 +30631,7 @@
     <w:pPr>
       <w:widowControl w:val="false"/>
       <w:suppressAutoHyphens w:val="true"/>
-      <w:overflowPunct w:val="true"/>
+      <w:overflowPunct w:val="false"/>
       <w:bidi w:val="0"/>
       <w:spacing w:before="0" w:after="0"/>
       <w:jc w:val="left"/>
@@ -32024,7 +30651,7 @@
     <w:pPr>
       <w:widowControl w:val="false"/>
       <w:suppressAutoHyphens w:val="true"/>
-      <w:overflowPunct w:val="true"/>
+      <w:overflowPunct w:val="false"/>
       <w:bidi w:val="0"/>
       <w:spacing w:before="0" w:after="0"/>
       <w:jc w:val="left"/>
@@ -32044,7 +30671,7 @@
     <w:pPr>
       <w:widowControl w:val="false"/>
       <w:suppressAutoHyphens w:val="true"/>
-      <w:overflowPunct w:val="true"/>
+      <w:overflowPunct w:val="false"/>
       <w:bidi w:val="0"/>
       <w:spacing w:before="0" w:after="0"/>
       <w:jc w:val="left"/>
@@ -32064,7 +30691,7 @@
     <w:pPr>
       <w:widowControl w:val="false"/>
       <w:suppressAutoHyphens w:val="true"/>
-      <w:overflowPunct w:val="true"/>
+      <w:overflowPunct w:val="false"/>
       <w:bidi w:val="0"/>
       <w:spacing w:before="0" w:after="0"/>
       <w:jc w:val="left"/>
@@ -32084,7 +30711,7 @@
     <w:pPr>
       <w:widowControl w:val="false"/>
       <w:suppressAutoHyphens w:val="true"/>
-      <w:overflowPunct w:val="true"/>
+      <w:overflowPunct w:val="false"/>
       <w:bidi w:val="0"/>
       <w:spacing w:before="0" w:after="0"/>
       <w:jc w:val="left"/>
@@ -32104,7 +30731,7 @@
     <w:pPr>
       <w:widowControl w:val="false"/>
       <w:suppressAutoHyphens w:val="true"/>
-      <w:overflowPunct w:val="true"/>
+      <w:overflowPunct w:val="false"/>
       <w:bidi w:val="0"/>
       <w:spacing w:before="0" w:after="0"/>
       <w:jc w:val="left"/>
@@ -32124,7 +30751,7 @@
     <w:pPr>
       <w:widowControl w:val="false"/>
       <w:suppressAutoHyphens w:val="true"/>
-      <w:overflowPunct w:val="true"/>
+      <w:overflowPunct w:val="false"/>
       <w:bidi w:val="0"/>
       <w:spacing w:before="0" w:after="0"/>
       <w:jc w:val="left"/>
@@ -32144,7 +30771,7 @@
     <w:pPr>
       <w:widowControl w:val="false"/>
       <w:suppressAutoHyphens w:val="true"/>
-      <w:overflowPunct w:val="true"/>
+      <w:overflowPunct w:val="false"/>
       <w:bidi w:val="0"/>
       <w:spacing w:before="0" w:after="0"/>
       <w:jc w:val="left"/>
@@ -32164,7 +30791,7 @@
     <w:pPr>
       <w:widowControl w:val="false"/>
       <w:suppressAutoHyphens w:val="true"/>
-      <w:overflowPunct w:val="true"/>
+      <w:overflowPunct w:val="false"/>
       <w:bidi w:val="0"/>
       <w:spacing w:before="0" w:after="0"/>
       <w:jc w:val="left"/>
@@ -32184,7 +30811,7 @@
     <w:pPr>
       <w:widowControl w:val="false"/>
       <w:suppressAutoHyphens w:val="true"/>
-      <w:overflowPunct w:val="true"/>
+      <w:overflowPunct w:val="false"/>
       <w:bidi w:val="0"/>
       <w:spacing w:before="0" w:after="0"/>
       <w:jc w:val="left"/>
@@ -32204,7 +30831,7 @@
     <w:pPr>
       <w:widowControl w:val="false"/>
       <w:suppressAutoHyphens w:val="true"/>
-      <w:overflowPunct w:val="true"/>
+      <w:overflowPunct w:val="false"/>
       <w:bidi w:val="0"/>
       <w:spacing w:before="0" w:after="0"/>
       <w:jc w:val="left"/>
@@ -32224,7 +30851,7 @@
     <w:pPr>
       <w:widowControl w:val="false"/>
       <w:suppressAutoHyphens w:val="true"/>
-      <w:overflowPunct w:val="true"/>
+      <w:overflowPunct w:val="false"/>
       <w:bidi w:val="0"/>
       <w:spacing w:before="0" w:after="0"/>
       <w:jc w:val="left"/>
@@ -32244,7 +30871,7 @@
     <w:pPr>
       <w:widowControl w:val="false"/>
       <w:suppressAutoHyphens w:val="true"/>
-      <w:overflowPunct w:val="true"/>
+      <w:overflowPunct w:val="false"/>
       <w:bidi w:val="0"/>
       <w:spacing w:before="0" w:after="0"/>
       <w:jc w:val="left"/>
@@ -32264,7 +30891,7 @@
     <w:pPr>
       <w:widowControl w:val="false"/>
       <w:suppressAutoHyphens w:val="true"/>
-      <w:overflowPunct w:val="true"/>
+      <w:overflowPunct w:val="false"/>
       <w:bidi w:val="0"/>
       <w:spacing w:before="0" w:after="0"/>
       <w:jc w:val="left"/>
@@ -32284,7 +30911,7 @@
     <w:pPr>
       <w:widowControl w:val="false"/>
       <w:suppressAutoHyphens w:val="true"/>
-      <w:overflowPunct w:val="true"/>
+      <w:overflowPunct w:val="false"/>
       <w:bidi w:val="0"/>
       <w:spacing w:before="0" w:after="0"/>
       <w:jc w:val="left"/>
@@ -32304,7 +30931,7 @@
     <w:pPr>
       <w:widowControl w:val="false"/>
       <w:suppressAutoHyphens w:val="true"/>
-      <w:overflowPunct w:val="true"/>
+      <w:overflowPunct w:val="false"/>
       <w:bidi w:val="0"/>
       <w:spacing w:before="0" w:after="0"/>
       <w:jc w:val="left"/>
@@ -32324,7 +30951,7 @@
     <w:pPr>
       <w:widowControl w:val="false"/>
       <w:suppressAutoHyphens w:val="true"/>
-      <w:overflowPunct w:val="true"/>
+      <w:overflowPunct w:val="false"/>
       <w:bidi w:val="0"/>
       <w:spacing w:before="0" w:after="0"/>
       <w:jc w:val="left"/>
@@ -32344,7 +30971,7 @@
     <w:pPr>
       <w:widowControl w:val="false"/>
       <w:suppressAutoHyphens w:val="true"/>
-      <w:overflowPunct w:val="true"/>
+      <w:overflowPunct w:val="false"/>
       <w:bidi w:val="0"/>
       <w:spacing w:before="0" w:after="0"/>
       <w:jc w:val="left"/>
@@ -32364,7 +30991,7 @@
     <w:pPr>
       <w:widowControl w:val="false"/>
       <w:suppressAutoHyphens w:val="true"/>
-      <w:overflowPunct w:val="true"/>
+      <w:overflowPunct w:val="false"/>
       <w:bidi w:val="0"/>
       <w:spacing w:before="0" w:after="0"/>
       <w:jc w:val="left"/>
@@ -32384,7 +31011,7 @@
     <w:pPr>
       <w:widowControl w:val="false"/>
       <w:suppressAutoHyphens w:val="true"/>
-      <w:overflowPunct w:val="true"/>
+      <w:overflowPunct w:val="false"/>
       <w:bidi w:val="0"/>
       <w:spacing w:before="0" w:after="0"/>
       <w:jc w:val="left"/>
@@ -32404,7 +31031,7 @@
     <w:pPr>
       <w:widowControl w:val="false"/>
       <w:suppressAutoHyphens w:val="true"/>
-      <w:overflowPunct w:val="true"/>
+      <w:overflowPunct w:val="false"/>
       <w:bidi w:val="0"/>
       <w:spacing w:before="0" w:after="0"/>
       <w:jc w:val="left"/>
@@ -32424,7 +31051,7 @@
     <w:pPr>
       <w:widowControl w:val="false"/>
       <w:suppressAutoHyphens w:val="true"/>
-      <w:overflowPunct w:val="true"/>
+      <w:overflowPunct w:val="false"/>
       <w:bidi w:val="0"/>
       <w:spacing w:before="0" w:after="0"/>
       <w:jc w:val="left"/>
@@ -32444,7 +31071,7 @@
     <w:pPr>
       <w:widowControl w:val="false"/>
       <w:suppressAutoHyphens w:val="true"/>
-      <w:overflowPunct w:val="true"/>
+      <w:overflowPunct w:val="false"/>
       <w:bidi w:val="0"/>
       <w:spacing w:before="0" w:after="0"/>
       <w:jc w:val="left"/>
@@ -32464,7 +31091,7 @@
     <w:pPr>
       <w:widowControl w:val="false"/>
       <w:suppressAutoHyphens w:val="true"/>
-      <w:overflowPunct w:val="true"/>
+      <w:overflowPunct w:val="false"/>
       <w:bidi w:val="0"/>
       <w:spacing w:before="0" w:after="0"/>
       <w:jc w:val="left"/>
@@ -32484,7 +31111,7 @@
     <w:pPr>
       <w:widowControl w:val="false"/>
       <w:suppressAutoHyphens w:val="true"/>
-      <w:overflowPunct w:val="true"/>
+      <w:overflowPunct w:val="false"/>
       <w:bidi w:val="0"/>
       <w:spacing w:before="0" w:after="0"/>
       <w:jc w:val="left"/>
@@ -32504,7 +31131,7 @@
     <w:pPr>
       <w:widowControl w:val="false"/>
       <w:suppressAutoHyphens w:val="true"/>
-      <w:overflowPunct w:val="true"/>
+      <w:overflowPunct w:val="false"/>
       <w:bidi w:val="0"/>
       <w:spacing w:before="0" w:after="0"/>
       <w:jc w:val="left"/>
@@ -32524,7 +31151,7 @@
     <w:pPr>
       <w:widowControl w:val="false"/>
       <w:suppressAutoHyphens w:val="true"/>
-      <w:overflowPunct w:val="true"/>
+      <w:overflowPunct w:val="false"/>
       <w:bidi w:val="0"/>
       <w:spacing w:before="0" w:after="0"/>
       <w:jc w:val="left"/>
@@ -32544,7 +31171,7 @@
     <w:pPr>
       <w:widowControl w:val="false"/>
       <w:suppressAutoHyphens w:val="true"/>
-      <w:overflowPunct w:val="true"/>
+      <w:overflowPunct w:val="false"/>
       <w:bidi w:val="0"/>
       <w:spacing w:before="0" w:after="0"/>
       <w:jc w:val="left"/>
@@ -32564,7 +31191,7 @@
     <w:pPr>
       <w:widowControl w:val="false"/>
       <w:suppressAutoHyphens w:val="true"/>
-      <w:overflowPunct w:val="true"/>
+      <w:overflowPunct w:val="false"/>
       <w:bidi w:val="0"/>
       <w:spacing w:before="0" w:after="0"/>
       <w:jc w:val="left"/>
@@ -32584,7 +31211,7 @@
     <w:pPr>
       <w:widowControl w:val="false"/>
       <w:suppressAutoHyphens w:val="true"/>
-      <w:overflowPunct w:val="true"/>
+      <w:overflowPunct w:val="false"/>
       <w:bidi w:val="0"/>
       <w:spacing w:before="0" w:after="0"/>
       <w:jc w:val="left"/>
@@ -32604,7 +31231,7 @@
     <w:pPr>
       <w:widowControl w:val="false"/>
       <w:suppressAutoHyphens w:val="true"/>
-      <w:overflowPunct w:val="true"/>
+      <w:overflowPunct w:val="false"/>
       <w:bidi w:val="0"/>
       <w:spacing w:before="0" w:after="0"/>
       <w:jc w:val="left"/>
@@ -32624,7 +31251,7 @@
     <w:pPr>
       <w:widowControl w:val="false"/>
       <w:suppressAutoHyphens w:val="true"/>
-      <w:overflowPunct w:val="true"/>
+      <w:overflowPunct w:val="false"/>
       <w:bidi w:val="0"/>
       <w:spacing w:before="0" w:after="0"/>
       <w:jc w:val="left"/>
@@ -32644,7 +31271,7 @@
     <w:pPr>
       <w:widowControl w:val="false"/>
       <w:suppressAutoHyphens w:val="true"/>
-      <w:overflowPunct w:val="true"/>
+      <w:overflowPunct w:val="false"/>
       <w:bidi w:val="0"/>
       <w:spacing w:before="0" w:after="0"/>
       <w:jc w:val="left"/>
@@ -32664,7 +31291,7 @@
     <w:pPr>
       <w:widowControl w:val="false"/>
       <w:suppressAutoHyphens w:val="true"/>
-      <w:overflowPunct w:val="true"/>
+      <w:overflowPunct w:val="false"/>
       <w:bidi w:val="0"/>
       <w:spacing w:before="0" w:after="0"/>
       <w:jc w:val="left"/>
@@ -32684,7 +31311,7 @@
     <w:pPr>
       <w:widowControl w:val="false"/>
       <w:suppressAutoHyphens w:val="true"/>
-      <w:overflowPunct w:val="true"/>
+      <w:overflowPunct w:val="false"/>
       <w:bidi w:val="0"/>
       <w:spacing w:before="0" w:after="0"/>
       <w:jc w:val="left"/>
@@ -32704,7 +31331,7 @@
     <w:pPr>
       <w:widowControl w:val="false"/>
       <w:suppressAutoHyphens w:val="true"/>
-      <w:overflowPunct w:val="true"/>
+      <w:overflowPunct w:val="false"/>
       <w:bidi w:val="0"/>
       <w:spacing w:before="0" w:after="0"/>
       <w:jc w:val="left"/>
@@ -32724,7 +31351,7 @@
     <w:pPr>
       <w:widowControl w:val="false"/>
       <w:suppressAutoHyphens w:val="true"/>
-      <w:overflowPunct w:val="true"/>
+      <w:overflowPunct w:val="false"/>
       <w:bidi w:val="0"/>
       <w:spacing w:before="0" w:after="0"/>
       <w:jc w:val="left"/>
@@ -32744,7 +31371,7 @@
     <w:pPr>
       <w:widowControl w:val="false"/>
       <w:suppressAutoHyphens w:val="true"/>
-      <w:overflowPunct w:val="true"/>
+      <w:overflowPunct w:val="false"/>
       <w:bidi w:val="0"/>
       <w:spacing w:before="0" w:after="0"/>
       <w:jc w:val="left"/>
@@ -32764,7 +31391,7 @@
     <w:pPr>
       <w:widowControl w:val="false"/>
       <w:suppressAutoHyphens w:val="true"/>
-      <w:overflowPunct w:val="true"/>
+      <w:overflowPunct w:val="false"/>
       <w:bidi w:val="0"/>
       <w:spacing w:before="0" w:after="0"/>
       <w:jc w:val="left"/>
@@ -32784,7 +31411,7 @@
     <w:pPr>
       <w:widowControl w:val="false"/>
       <w:suppressAutoHyphens w:val="true"/>
-      <w:overflowPunct w:val="true"/>
+      <w:overflowPunct w:val="false"/>
       <w:bidi w:val="0"/>
       <w:spacing w:before="0" w:after="0"/>
       <w:jc w:val="left"/>
@@ -32804,7 +31431,7 @@
     <w:pPr>
       <w:widowControl w:val="false"/>
       <w:suppressAutoHyphens w:val="true"/>
-      <w:overflowPunct w:val="true"/>
+      <w:overflowPunct w:val="false"/>
       <w:bidi w:val="0"/>
       <w:spacing w:before="0" w:after="0"/>
       <w:jc w:val="left"/>
@@ -32824,7 +31451,7 @@
     <w:pPr>
       <w:widowControl w:val="false"/>
       <w:suppressAutoHyphens w:val="true"/>
-      <w:overflowPunct w:val="true"/>
+      <w:overflowPunct w:val="false"/>
       <w:bidi w:val="0"/>
       <w:spacing w:before="0" w:after="0"/>
       <w:jc w:val="left"/>
@@ -32844,7 +31471,7 @@
     <w:pPr>
       <w:widowControl w:val="false"/>
       <w:suppressAutoHyphens w:val="true"/>
-      <w:overflowPunct w:val="true"/>
+      <w:overflowPunct w:val="false"/>
       <w:bidi w:val="0"/>
       <w:spacing w:before="0" w:after="0"/>
       <w:jc w:val="left"/>
@@ -32864,7 +31491,7 @@
     <w:pPr>
       <w:widowControl w:val="false"/>
       <w:suppressAutoHyphens w:val="true"/>
-      <w:overflowPunct w:val="true"/>
+      <w:overflowPunct w:val="false"/>
       <w:bidi w:val="0"/>
       <w:spacing w:before="0" w:after="0"/>
       <w:jc w:val="left"/>
@@ -32884,7 +31511,7 @@
     <w:pPr>
       <w:widowControl w:val="false"/>
       <w:suppressAutoHyphens w:val="true"/>
-      <w:overflowPunct w:val="true"/>
+      <w:overflowPunct w:val="false"/>
       <w:bidi w:val="0"/>
       <w:spacing w:before="0" w:after="0"/>
       <w:jc w:val="left"/>
@@ -32904,7 +31531,7 @@
     <w:pPr>
       <w:widowControl w:val="false"/>
       <w:suppressAutoHyphens w:val="true"/>
-      <w:overflowPunct w:val="true"/>
+      <w:overflowPunct w:val="false"/>
       <w:bidi w:val="0"/>
       <w:spacing w:before="0" w:after="0"/>
       <w:jc w:val="left"/>
@@ -32924,7 +31551,7 @@
     <w:pPr>
       <w:widowControl w:val="false"/>
       <w:suppressAutoHyphens w:val="true"/>
-      <w:overflowPunct w:val="true"/>
+      <w:overflowPunct w:val="false"/>
       <w:bidi w:val="0"/>
       <w:spacing w:before="0" w:after="0"/>
       <w:jc w:val="left"/>
@@ -32944,7 +31571,7 @@
     <w:pPr>
       <w:widowControl w:val="false"/>
       <w:suppressAutoHyphens w:val="true"/>
-      <w:overflowPunct w:val="true"/>
+      <w:overflowPunct w:val="false"/>
       <w:bidi w:val="0"/>
       <w:spacing w:before="0" w:after="0"/>
       <w:jc w:val="left"/>
@@ -32964,7 +31591,7 @@
     <w:pPr>
       <w:widowControl w:val="false"/>
       <w:suppressAutoHyphens w:val="true"/>
-      <w:overflowPunct w:val="true"/>
+      <w:overflowPunct w:val="false"/>
       <w:bidi w:val="0"/>
       <w:spacing w:before="0" w:after="0"/>
       <w:jc w:val="left"/>
@@ -32984,7 +31611,7 @@
     <w:pPr>
       <w:widowControl w:val="false"/>
       <w:suppressAutoHyphens w:val="true"/>
-      <w:overflowPunct w:val="true"/>
+      <w:overflowPunct w:val="false"/>
       <w:bidi w:val="0"/>
       <w:spacing w:before="0" w:after="0"/>
       <w:jc w:val="left"/>
@@ -33004,7 +31631,7 @@
     <w:pPr>
       <w:widowControl w:val="false"/>
       <w:suppressAutoHyphens w:val="true"/>
-      <w:overflowPunct w:val="true"/>
+      <w:overflowPunct w:val="false"/>
       <w:bidi w:val="0"/>
       <w:spacing w:before="0" w:after="0"/>
       <w:jc w:val="left"/>
@@ -33024,7 +31651,7 @@
     <w:pPr>
       <w:widowControl w:val="false"/>
       <w:suppressAutoHyphens w:val="true"/>
-      <w:overflowPunct w:val="true"/>
+      <w:overflowPunct w:val="false"/>
       <w:bidi w:val="0"/>
       <w:spacing w:before="0" w:after="0"/>
       <w:jc w:val="left"/>
@@ -33044,7 +31671,7 @@
     <w:pPr>
       <w:widowControl w:val="false"/>
       <w:suppressAutoHyphens w:val="true"/>
-      <w:overflowPunct w:val="true"/>
+      <w:overflowPunct w:val="false"/>
       <w:bidi w:val="0"/>
       <w:spacing w:before="0" w:after="0"/>
       <w:jc w:val="left"/>
@@ -33064,7 +31691,7 @@
     <w:pPr>
       <w:widowControl w:val="false"/>
       <w:suppressAutoHyphens w:val="true"/>
-      <w:overflowPunct w:val="true"/>
+      <w:overflowPunct w:val="false"/>
       <w:bidi w:val="0"/>
       <w:spacing w:before="0" w:after="0"/>
       <w:jc w:val="left"/>
@@ -33084,7 +31711,7 @@
     <w:pPr>
       <w:widowControl w:val="false"/>
       <w:suppressAutoHyphens w:val="true"/>
-      <w:overflowPunct w:val="true"/>
+      <w:overflowPunct w:val="false"/>
       <w:bidi w:val="0"/>
       <w:spacing w:before="0" w:after="0"/>
       <w:jc w:val="left"/>
@@ -33104,7 +31731,7 @@
     <w:pPr>
       <w:widowControl w:val="false"/>
       <w:suppressAutoHyphens w:val="true"/>
-      <w:overflowPunct w:val="true"/>
+      <w:overflowPunct w:val="false"/>
       <w:bidi w:val="0"/>
       <w:spacing w:before="0" w:after="0"/>
       <w:jc w:val="left"/>
@@ -33124,7 +31751,7 @@
     <w:pPr>
       <w:widowControl w:val="false"/>
       <w:suppressAutoHyphens w:val="true"/>
-      <w:overflowPunct w:val="true"/>
+      <w:overflowPunct w:val="false"/>
       <w:bidi w:val="0"/>
       <w:spacing w:before="0" w:after="0"/>
       <w:jc w:val="left"/>
@@ -33144,7 +31771,7 @@
     <w:pPr>
       <w:widowControl w:val="false"/>
       <w:suppressAutoHyphens w:val="true"/>
-      <w:overflowPunct w:val="true"/>
+      <w:overflowPunct w:val="false"/>
       <w:bidi w:val="0"/>
       <w:spacing w:before="0" w:after="0"/>
       <w:jc w:val="left"/>
@@ -33164,7 +31791,7 @@
     <w:pPr>
       <w:widowControl w:val="false"/>
       <w:suppressAutoHyphens w:val="true"/>
-      <w:overflowPunct w:val="true"/>
+      <w:overflowPunct w:val="false"/>
       <w:bidi w:val="0"/>
       <w:spacing w:before="0" w:after="0"/>
       <w:jc w:val="left"/>
@@ -33184,7 +31811,7 @@
     <w:pPr>
       <w:widowControl w:val="false"/>
       <w:suppressAutoHyphens w:val="true"/>
-      <w:overflowPunct w:val="true"/>
+      <w:overflowPunct w:val="false"/>
       <w:bidi w:val="0"/>
       <w:spacing w:before="0" w:after="0"/>
       <w:jc w:val="left"/>
@@ -33204,7 +31831,7 @@
     <w:pPr>
       <w:widowControl w:val="false"/>
       <w:suppressAutoHyphens w:val="true"/>
-      <w:overflowPunct w:val="true"/>
+      <w:overflowPunct w:val="false"/>
       <w:bidi w:val="0"/>
       <w:spacing w:before="0" w:after="0"/>
       <w:jc w:val="left"/>
@@ -33224,7 +31851,7 @@
     <w:pPr>
       <w:widowControl w:val="false"/>
       <w:suppressAutoHyphens w:val="true"/>
-      <w:overflowPunct w:val="true"/>
+      <w:overflowPunct w:val="false"/>
       <w:bidi w:val="0"/>
       <w:spacing w:before="0" w:after="0"/>
       <w:jc w:val="left"/>
@@ -33244,7 +31871,7 @@
     <w:pPr>
       <w:widowControl w:val="false"/>
       <w:suppressAutoHyphens w:val="true"/>
-      <w:overflowPunct w:val="true"/>
+      <w:overflowPunct w:val="false"/>
       <w:bidi w:val="0"/>
       <w:spacing w:before="0" w:after="0"/>
       <w:jc w:val="left"/>
@@ -33264,7 +31891,7 @@
     <w:pPr>
       <w:widowControl w:val="false"/>
       <w:suppressAutoHyphens w:val="true"/>
-      <w:overflowPunct w:val="true"/>
+      <w:overflowPunct w:val="false"/>
       <w:bidi w:val="0"/>
       <w:spacing w:before="0" w:after="0"/>
       <w:jc w:val="left"/>
@@ -33284,7 +31911,7 @@
     <w:pPr>
       <w:widowControl w:val="false"/>
       <w:suppressAutoHyphens w:val="true"/>
-      <w:overflowPunct w:val="true"/>
+      <w:overflowPunct w:val="false"/>
       <w:bidi w:val="0"/>
       <w:spacing w:before="0" w:after="0"/>
       <w:jc w:val="left"/>
@@ -33304,7 +31931,7 @@
     <w:pPr>
       <w:widowControl w:val="false"/>
       <w:suppressAutoHyphens w:val="true"/>
-      <w:overflowPunct w:val="true"/>
+      <w:overflowPunct w:val="false"/>
       <w:bidi w:val="0"/>
       <w:spacing w:before="0" w:after="0"/>
       <w:jc w:val="left"/>
@@ -33324,7 +31951,7 @@
     <w:pPr>
       <w:widowControl w:val="false"/>
       <w:suppressAutoHyphens w:val="true"/>
-      <w:overflowPunct w:val="true"/>
+      <w:overflowPunct w:val="false"/>
       <w:bidi w:val="0"/>
       <w:spacing w:before="0" w:after="0"/>
       <w:jc w:val="left"/>
@@ -33344,7 +31971,7 @@
     <w:pPr>
       <w:widowControl w:val="false"/>
       <w:suppressAutoHyphens w:val="true"/>
-      <w:overflowPunct w:val="true"/>
+      <w:overflowPunct w:val="false"/>
       <w:bidi w:val="0"/>
       <w:spacing w:before="0" w:after="0"/>
       <w:jc w:val="left"/>
@@ -33364,7 +31991,7 @@
     <w:pPr>
       <w:widowControl w:val="false"/>
       <w:suppressAutoHyphens w:val="true"/>
-      <w:overflowPunct w:val="true"/>
+      <w:overflowPunct w:val="false"/>
       <w:bidi w:val="0"/>
       <w:spacing w:before="0" w:after="0"/>
       <w:jc w:val="left"/>
@@ -33384,7 +32011,7 @@
     <w:pPr>
       <w:widowControl w:val="false"/>
       <w:suppressAutoHyphens w:val="true"/>
-      <w:overflowPunct w:val="true"/>
+      <w:overflowPunct w:val="false"/>
       <w:bidi w:val="0"/>
       <w:spacing w:before="0" w:after="0"/>
       <w:jc w:val="left"/>
@@ -33404,7 +32031,7 @@
     <w:pPr>
       <w:widowControl w:val="false"/>
       <w:suppressAutoHyphens w:val="true"/>
-      <w:overflowPunct w:val="true"/>
+      <w:overflowPunct w:val="false"/>
       <w:bidi w:val="0"/>
       <w:spacing w:before="0" w:after="0"/>
       <w:jc w:val="left"/>
@@ -33424,7 +32051,7 @@
     <w:pPr>
       <w:widowControl w:val="false"/>
       <w:suppressAutoHyphens w:val="true"/>
-      <w:overflowPunct w:val="true"/>
+      <w:overflowPunct w:val="false"/>
       <w:bidi w:val="0"/>
       <w:spacing w:before="0" w:after="0"/>
       <w:jc w:val="left"/>
@@ -33444,7 +32071,7 @@
     <w:pPr>
       <w:widowControl w:val="false"/>
       <w:suppressAutoHyphens w:val="true"/>
-      <w:overflowPunct w:val="true"/>
+      <w:overflowPunct w:val="false"/>
       <w:bidi w:val="0"/>
       <w:spacing w:before="0" w:after="0"/>
       <w:jc w:val="left"/>
@@ -33464,7 +32091,7 @@
     <w:pPr>
       <w:widowControl w:val="false"/>
       <w:suppressAutoHyphens w:val="true"/>
-      <w:overflowPunct w:val="true"/>
+      <w:overflowPunct w:val="false"/>
       <w:bidi w:val="0"/>
       <w:spacing w:before="0" w:after="0"/>
       <w:jc w:val="left"/>
@@ -33484,7 +32111,7 @@
     <w:pPr>
       <w:widowControl w:val="false"/>
       <w:suppressAutoHyphens w:val="true"/>
-      <w:overflowPunct w:val="true"/>
+      <w:overflowPunct w:val="false"/>
       <w:bidi w:val="0"/>
       <w:spacing w:before="0" w:after="0"/>
       <w:jc w:val="left"/>
@@ -33504,7 +32131,7 @@
     <w:pPr>
       <w:widowControl w:val="false"/>
       <w:suppressAutoHyphens w:val="true"/>
-      <w:overflowPunct w:val="true"/>
+      <w:overflowPunct w:val="false"/>
       <w:bidi w:val="0"/>
       <w:spacing w:before="0" w:after="0"/>
       <w:jc w:val="left"/>
@@ -33524,7 +32151,7 @@
     <w:pPr>
       <w:widowControl w:val="false"/>
       <w:suppressAutoHyphens w:val="true"/>
-      <w:overflowPunct w:val="true"/>
+      <w:overflowPunct w:val="false"/>
       <w:bidi w:val="0"/>
       <w:spacing w:before="0" w:after="0"/>
       <w:jc w:val="left"/>
@@ -33544,7 +32171,7 @@
     <w:pPr>
       <w:widowControl w:val="false"/>
       <w:suppressAutoHyphens w:val="true"/>
-      <w:overflowPunct w:val="true"/>
+      <w:overflowPunct w:val="false"/>
       <w:bidi w:val="0"/>
       <w:spacing w:before="0" w:after="0"/>
       <w:jc w:val="left"/>
@@ -33564,7 +32191,7 @@
     <w:pPr>
       <w:widowControl w:val="false"/>
       <w:suppressAutoHyphens w:val="true"/>
-      <w:overflowPunct w:val="true"/>
+      <w:overflowPunct w:val="false"/>
       <w:bidi w:val="0"/>
       <w:spacing w:before="0" w:after="0"/>
       <w:jc w:val="left"/>
@@ -33584,7 +32211,7 @@
     <w:pPr>
       <w:widowControl w:val="false"/>
       <w:suppressAutoHyphens w:val="true"/>
-      <w:overflowPunct w:val="true"/>
+      <w:overflowPunct w:val="false"/>
       <w:bidi w:val="0"/>
       <w:spacing w:before="0" w:after="0"/>
       <w:jc w:val="left"/>
@@ -33604,7 +32231,7 @@
     <w:pPr>
       <w:widowControl w:val="false"/>
       <w:suppressAutoHyphens w:val="true"/>
-      <w:overflowPunct w:val="true"/>
+      <w:overflowPunct w:val="false"/>
       <w:bidi w:val="0"/>
       <w:spacing w:before="0" w:after="0"/>
       <w:jc w:val="left"/>
@@ -33624,7 +32251,7 @@
     <w:pPr>
       <w:widowControl w:val="false"/>
       <w:suppressAutoHyphens w:val="true"/>
-      <w:overflowPunct w:val="true"/>
+      <w:overflowPunct w:val="false"/>
       <w:bidi w:val="0"/>
       <w:spacing w:before="0" w:after="0"/>
       <w:jc w:val="left"/>
@@ -33644,7 +32271,7 @@
     <w:pPr>
       <w:widowControl w:val="false"/>
       <w:suppressAutoHyphens w:val="true"/>
-      <w:overflowPunct w:val="true"/>
+      <w:overflowPunct w:val="false"/>
       <w:bidi w:val="0"/>
       <w:spacing w:before="0" w:after="0"/>
       <w:jc w:val="left"/>
@@ -33664,7 +32291,7 @@
     <w:pPr>
       <w:widowControl w:val="false"/>
       <w:suppressAutoHyphens w:val="true"/>
-      <w:overflowPunct w:val="true"/>
+      <w:overflowPunct w:val="false"/>
       <w:bidi w:val="0"/>
       <w:spacing w:before="0" w:after="0"/>
       <w:jc w:val="left"/>
@@ -33684,7 +32311,7 @@
     <w:pPr>
       <w:widowControl w:val="false"/>
       <w:suppressAutoHyphens w:val="true"/>
-      <w:overflowPunct w:val="true"/>
+      <w:overflowPunct w:val="false"/>
       <w:bidi w:val="0"/>
       <w:spacing w:before="0" w:after="0"/>
       <w:jc w:val="left"/>
@@ -33704,7 +32331,7 @@
     <w:pPr>
       <w:widowControl w:val="false"/>
       <w:suppressAutoHyphens w:val="true"/>
-      <w:overflowPunct w:val="true"/>
+      <w:overflowPunct w:val="false"/>
       <w:bidi w:val="0"/>
       <w:spacing w:before="0" w:after="0"/>
       <w:jc w:val="left"/>
@@ -33724,7 +32351,7 @@
     <w:pPr>
       <w:widowControl w:val="false"/>
       <w:suppressAutoHyphens w:val="true"/>
-      <w:overflowPunct w:val="true"/>
+      <w:overflowPunct w:val="false"/>
       <w:bidi w:val="0"/>
       <w:spacing w:before="0" w:after="0"/>
       <w:jc w:val="left"/>
@@ -33744,7 +32371,7 @@
     <w:pPr>
       <w:widowControl w:val="false"/>
       <w:suppressAutoHyphens w:val="true"/>
-      <w:overflowPunct w:val="true"/>
+      <w:overflowPunct w:val="false"/>
       <w:bidi w:val="0"/>
       <w:spacing w:before="0" w:after="0"/>
       <w:jc w:val="left"/>
@@ -33764,7 +32391,7 @@
     <w:pPr>
       <w:widowControl w:val="false"/>
       <w:suppressAutoHyphens w:val="true"/>
-      <w:overflowPunct w:val="true"/>
+      <w:overflowPunct w:val="false"/>
       <w:bidi w:val="0"/>
       <w:spacing w:before="0" w:after="0"/>
       <w:jc w:val="left"/>
@@ -33784,7 +32411,7 @@
     <w:pPr>
       <w:widowControl w:val="false"/>
       <w:suppressAutoHyphens w:val="true"/>
-      <w:overflowPunct w:val="true"/>
+      <w:overflowPunct w:val="false"/>
       <w:bidi w:val="0"/>
       <w:spacing w:before="0" w:after="0"/>
       <w:jc w:val="left"/>
@@ -33804,7 +32431,7 @@
     <w:pPr>
       <w:widowControl w:val="false"/>
       <w:suppressAutoHyphens w:val="true"/>
-      <w:overflowPunct w:val="true"/>
+      <w:overflowPunct w:val="false"/>
       <w:bidi w:val="0"/>
       <w:spacing w:before="0" w:after="0"/>
       <w:jc w:val="left"/>
@@ -33824,7 +32451,7 @@
     <w:pPr>
       <w:widowControl w:val="false"/>
       <w:suppressAutoHyphens w:val="true"/>
-      <w:overflowPunct w:val="true"/>
+      <w:overflowPunct w:val="false"/>
       <w:bidi w:val="0"/>
       <w:spacing w:before="0" w:after="0"/>
       <w:jc w:val="left"/>
@@ -33844,7 +32471,7 @@
     <w:pPr>
       <w:widowControl w:val="false"/>
       <w:suppressAutoHyphens w:val="true"/>
-      <w:overflowPunct w:val="true"/>
+      <w:overflowPunct w:val="false"/>
       <w:bidi w:val="0"/>
       <w:spacing w:before="0" w:after="0"/>
       <w:jc w:val="left"/>
@@ -33864,7 +32491,7 @@
     <w:pPr>
       <w:widowControl w:val="false"/>
       <w:suppressAutoHyphens w:val="true"/>
-      <w:overflowPunct w:val="true"/>
+      <w:overflowPunct w:val="false"/>
       <w:bidi w:val="0"/>
       <w:spacing w:before="0" w:after="0"/>
       <w:jc w:val="left"/>
@@ -33884,7 +32511,7 @@
     <w:pPr>
       <w:widowControl w:val="false"/>
       <w:suppressAutoHyphens w:val="true"/>
-      <w:overflowPunct w:val="true"/>
+      <w:overflowPunct w:val="false"/>
       <w:bidi w:val="0"/>
       <w:spacing w:before="0" w:after="0"/>
       <w:jc w:val="left"/>
@@ -33904,7 +32531,7 @@
     <w:pPr>
       <w:widowControl w:val="false"/>
       <w:suppressAutoHyphens w:val="true"/>
-      <w:overflowPunct w:val="true"/>
+      <w:overflowPunct w:val="false"/>
       <w:bidi w:val="0"/>
       <w:spacing w:before="0" w:after="0"/>
       <w:jc w:val="left"/>
@@ -33924,7 +32551,7 @@
     <w:pPr>
       <w:widowControl w:val="false"/>
       <w:suppressAutoHyphens w:val="true"/>
-      <w:overflowPunct w:val="true"/>
+      <w:overflowPunct w:val="false"/>
       <w:bidi w:val="0"/>
       <w:spacing w:before="0" w:after="0"/>
       <w:jc w:val="left"/>
@@ -33944,7 +32571,7 @@
     <w:pPr>
       <w:widowControl w:val="false"/>
       <w:suppressAutoHyphens w:val="true"/>
-      <w:overflowPunct w:val="true"/>
+      <w:overflowPunct w:val="false"/>
       <w:bidi w:val="0"/>
       <w:spacing w:before="0" w:after="0"/>
       <w:jc w:val="left"/>
@@ -33964,7 +32591,7 @@
     <w:pPr>
       <w:widowControl w:val="false"/>
       <w:suppressAutoHyphens w:val="true"/>
-      <w:overflowPunct w:val="true"/>
+      <w:overflowPunct w:val="false"/>
       <w:bidi w:val="0"/>
       <w:spacing w:before="0" w:after="0"/>
       <w:jc w:val="left"/>
@@ -33984,7 +32611,7 @@
     <w:pPr>
       <w:widowControl w:val="false"/>
       <w:suppressAutoHyphens w:val="true"/>
-      <w:overflowPunct w:val="true"/>
+      <w:overflowPunct w:val="false"/>
       <w:bidi w:val="0"/>
       <w:spacing w:before="0" w:after="0"/>
       <w:jc w:val="left"/>
@@ -34004,7 +32631,7 @@
     <w:pPr>
       <w:widowControl w:val="false"/>
       <w:suppressAutoHyphens w:val="true"/>
-      <w:overflowPunct w:val="true"/>
+      <w:overflowPunct w:val="false"/>
       <w:bidi w:val="0"/>
       <w:spacing w:before="0" w:after="0"/>
       <w:jc w:val="left"/>
@@ -34024,7 +32651,7 @@
     <w:pPr>
       <w:widowControl w:val="false"/>
       <w:suppressAutoHyphens w:val="true"/>
-      <w:overflowPunct w:val="true"/>
+      <w:overflowPunct w:val="false"/>
       <w:bidi w:val="0"/>
       <w:spacing w:before="0" w:after="0"/>
       <w:jc w:val="left"/>
@@ -34044,7 +32671,7 @@
     <w:pPr>
       <w:widowControl w:val="false"/>
       <w:suppressAutoHyphens w:val="true"/>
-      <w:overflowPunct w:val="true"/>
+      <w:overflowPunct w:val="false"/>
       <w:bidi w:val="0"/>
       <w:spacing w:before="0" w:after="0"/>
       <w:jc w:val="left"/>
@@ -34064,7 +32691,7 @@
     <w:pPr>
       <w:widowControl w:val="false"/>
       <w:suppressAutoHyphens w:val="true"/>
-      <w:overflowPunct w:val="true"/>
+      <w:overflowPunct w:val="false"/>
       <w:bidi w:val="0"/>
       <w:spacing w:before="0" w:after="0"/>
       <w:jc w:val="left"/>
@@ -34084,7 +32711,7 @@
     <w:pPr>
       <w:widowControl w:val="false"/>
       <w:suppressAutoHyphens w:val="true"/>
-      <w:overflowPunct w:val="true"/>
+      <w:overflowPunct w:val="false"/>
       <w:bidi w:val="0"/>
       <w:spacing w:before="0" w:after="0"/>
       <w:jc w:val="left"/>
@@ -34104,7 +32731,7 @@
     <w:pPr>
       <w:widowControl w:val="false"/>
       <w:suppressAutoHyphens w:val="true"/>
-      <w:overflowPunct w:val="true"/>
+      <w:overflowPunct w:val="false"/>
       <w:bidi w:val="0"/>
       <w:spacing w:before="0" w:after="0"/>
       <w:jc w:val="left"/>
@@ -34124,7 +32751,7 @@
     <w:pPr>
       <w:widowControl w:val="false"/>
       <w:suppressAutoHyphens w:val="true"/>
-      <w:overflowPunct w:val="true"/>
+      <w:overflowPunct w:val="false"/>
       <w:bidi w:val="0"/>
       <w:spacing w:before="0" w:after="0"/>
       <w:jc w:val="left"/>
@@ -34144,7 +32771,7 @@
     <w:pPr>
       <w:widowControl w:val="false"/>
       <w:suppressAutoHyphens w:val="true"/>
-      <w:overflowPunct w:val="true"/>
+      <w:overflowPunct w:val="false"/>
       <w:bidi w:val="0"/>
       <w:spacing w:before="0" w:after="0"/>
       <w:jc w:val="left"/>
@@ -34164,7 +32791,7 @@
     <w:pPr>
       <w:widowControl w:val="false"/>
       <w:suppressAutoHyphens w:val="true"/>
-      <w:overflowPunct w:val="true"/>
+      <w:overflowPunct w:val="false"/>
       <w:bidi w:val="0"/>
       <w:spacing w:before="0" w:after="0"/>
       <w:jc w:val="left"/>
@@ -34184,7 +32811,7 @@
     <w:pPr>
       <w:widowControl w:val="false"/>
       <w:suppressAutoHyphens w:val="true"/>
-      <w:overflowPunct w:val="true"/>
+      <w:overflowPunct w:val="false"/>
       <w:bidi w:val="0"/>
       <w:spacing w:before="0" w:after="0"/>
       <w:jc w:val="left"/>
@@ -34204,7 +32831,7 @@
     <w:pPr>
       <w:widowControl w:val="false"/>
       <w:suppressAutoHyphens w:val="true"/>
-      <w:overflowPunct w:val="true"/>
+      <w:overflowPunct w:val="false"/>
       <w:bidi w:val="0"/>
       <w:spacing w:before="0" w:after="0"/>
       <w:jc w:val="left"/>
@@ -34224,7 +32851,7 @@
     <w:pPr>
       <w:widowControl w:val="false"/>
       <w:suppressAutoHyphens w:val="true"/>
-      <w:overflowPunct w:val="true"/>
+      <w:overflowPunct w:val="false"/>
       <w:bidi w:val="0"/>
       <w:spacing w:before="0" w:after="0"/>
       <w:jc w:val="left"/>
@@ -34244,7 +32871,7 @@
     <w:pPr>
       <w:widowControl w:val="false"/>
       <w:suppressAutoHyphens w:val="true"/>
-      <w:overflowPunct w:val="true"/>
+      <w:overflowPunct w:val="false"/>
       <w:bidi w:val="0"/>
       <w:spacing w:before="0" w:after="0"/>
       <w:jc w:val="left"/>
@@ -34264,7 +32891,7 @@
     <w:pPr>
       <w:widowControl w:val="false"/>
       <w:suppressAutoHyphens w:val="true"/>
-      <w:overflowPunct w:val="true"/>
+      <w:overflowPunct w:val="false"/>
       <w:bidi w:val="0"/>
       <w:spacing w:before="0" w:after="0"/>
       <w:jc w:val="left"/>
@@ -34284,7 +32911,7 @@
     <w:pPr>
       <w:widowControl w:val="false"/>
       <w:suppressAutoHyphens w:val="true"/>
-      <w:overflowPunct w:val="true"/>
+      <w:overflowPunct w:val="false"/>
       <w:bidi w:val="0"/>
       <w:spacing w:before="0" w:after="0"/>
       <w:jc w:val="left"/>
@@ -34304,7 +32931,7 @@
     <w:pPr>
       <w:widowControl w:val="false"/>
       <w:suppressAutoHyphens w:val="true"/>
-      <w:overflowPunct w:val="true"/>
+      <w:overflowPunct w:val="false"/>
       <w:bidi w:val="0"/>
       <w:spacing w:before="0" w:after="0"/>
       <w:jc w:val="left"/>
@@ -34325,7 +32952,7 @@
     <w:pPr>
       <w:widowControl w:val="false"/>
       <w:suppressAutoHyphens w:val="true"/>
-      <w:overflowPunct w:val="true"/>
+      <w:overflowPunct w:val="false"/>
       <w:bidi w:val="0"/>
       <w:spacing w:before="0" w:after="0"/>
       <w:jc w:val="left"/>
@@ -34346,7 +32973,7 @@
     <w:pPr>
       <w:widowControl w:val="false"/>
       <w:suppressAutoHyphens w:val="true"/>
-      <w:overflowPunct w:val="true"/>
+      <w:overflowPunct w:val="false"/>
       <w:bidi w:val="0"/>
       <w:spacing w:before="0" w:after="0"/>
       <w:jc w:val="left"/>
@@ -34366,7 +32993,7 @@
     <w:pPr>
       <w:widowControl w:val="false"/>
       <w:suppressAutoHyphens w:val="true"/>
-      <w:overflowPunct w:val="true"/>
+      <w:overflowPunct w:val="false"/>
       <w:bidi w:val="0"/>
       <w:spacing w:before="0" w:after="0"/>
       <w:jc w:val="left"/>
@@ -34386,7 +33013,7 @@
     <w:pPr>
       <w:widowControl w:val="false"/>
       <w:suppressAutoHyphens w:val="true"/>
-      <w:overflowPunct w:val="true"/>
+      <w:overflowPunct w:val="false"/>
       <w:bidi w:val="0"/>
       <w:spacing w:before="0" w:after="0"/>
       <w:jc w:val="left"/>
@@ -34406,7 +33033,7 @@
     <w:pPr>
       <w:widowControl w:val="false"/>
       <w:suppressAutoHyphens w:val="true"/>
-      <w:overflowPunct w:val="true"/>
+      <w:overflowPunct w:val="false"/>
       <w:bidi w:val="0"/>
       <w:spacing w:before="0" w:after="0"/>
       <w:jc w:val="left"/>
@@ -34427,7 +33054,7 @@
     <w:pPr>
       <w:widowControl w:val="false"/>
       <w:suppressAutoHyphens w:val="true"/>
-      <w:overflowPunct w:val="true"/>
+      <w:overflowPunct w:val="false"/>
       <w:bidi w:val="0"/>
       <w:spacing w:before="0" w:after="0"/>
       <w:jc w:val="left"/>
@@ -34447,7 +33074,7 @@
     <w:pPr>
       <w:widowControl w:val="false"/>
       <w:suppressAutoHyphens w:val="true"/>
-      <w:overflowPunct w:val="true"/>
+      <w:overflowPunct w:val="false"/>
       <w:bidi w:val="0"/>
       <w:spacing w:before="0" w:after="0"/>
       <w:jc w:val="left"/>
@@ -34467,7 +33094,7 @@
     <w:pPr>
       <w:widowControl w:val="false"/>
       <w:suppressAutoHyphens w:val="true"/>
-      <w:overflowPunct w:val="true"/>
+      <w:overflowPunct w:val="false"/>
       <w:bidi w:val="0"/>
       <w:spacing w:before="0" w:after="0"/>
       <w:jc w:val="left"/>
@@ -34487,7 +33114,7 @@
     <w:pPr>
       <w:widowControl w:val="false"/>
       <w:suppressAutoHyphens w:val="true"/>
-      <w:overflowPunct w:val="true"/>
+      <w:overflowPunct w:val="false"/>
       <w:bidi w:val="0"/>
       <w:spacing w:before="0" w:after="0"/>
       <w:jc w:val="left"/>
@@ -34507,7 +33134,7 @@
     <w:pPr>
       <w:widowControl w:val="false"/>
       <w:suppressAutoHyphens w:val="true"/>
-      <w:overflowPunct w:val="true"/>
+      <w:overflowPunct w:val="false"/>
       <w:bidi w:val="0"/>
       <w:spacing w:before="0" w:after="0"/>
       <w:jc w:val="left"/>
@@ -34527,7 +33154,7 @@
     <w:pPr>
       <w:widowControl w:val="false"/>
       <w:suppressAutoHyphens w:val="true"/>
-      <w:overflowPunct w:val="true"/>
+      <w:overflowPunct w:val="false"/>
       <w:bidi w:val="0"/>
       <w:spacing w:before="0" w:after="0"/>
       <w:jc w:val="left"/>
@@ -34548,7 +33175,7 @@
     <w:pPr>
       <w:widowControl w:val="false"/>
       <w:suppressAutoHyphens w:val="true"/>
-      <w:overflowPunct w:val="true"/>
+      <w:overflowPunct w:val="false"/>
       <w:bidi w:val="0"/>
       <w:spacing w:before="0" w:after="0"/>
       <w:jc w:val="left"/>
@@ -34568,7 +33195,7 @@
     <w:pPr>
       <w:widowControl w:val="false"/>
       <w:suppressAutoHyphens w:val="true"/>
-      <w:overflowPunct w:val="true"/>
+      <w:overflowPunct w:val="false"/>
       <w:bidi w:val="0"/>
       <w:spacing w:before="0" w:after="0"/>
       <w:jc w:val="left"/>
@@ -34589,7 +33216,7 @@
     <w:pPr>
       <w:widowControl w:val="false"/>
       <w:suppressAutoHyphens w:val="true"/>
-      <w:overflowPunct w:val="true"/>
+      <w:overflowPunct w:val="false"/>
       <w:bidi w:val="0"/>
       <w:spacing w:lineRule="auto" w:line="216" w:before="283" w:after="0"/>
       <w:jc w:val="left"/>
@@ -34836,7 +33463,7 @@
     <w:pPr>
       <w:widowControl w:val="false"/>
       <w:suppressAutoHyphens w:val="true"/>
-      <w:overflowPunct w:val="true"/>
+      <w:overflowPunct w:val="false"/>
       <w:bidi w:val="0"/>
       <w:spacing w:lineRule="atLeast" w:line="0" w:before="0" w:after="0"/>
       <w:jc w:val="left"/>
@@ -34867,7 +33494,7 @@
     <w:pPr>
       <w:widowControl w:val="false"/>
       <w:suppressAutoHyphens w:val="true"/>
-      <w:overflowPunct w:val="true"/>
+      <w:overflowPunct w:val="false"/>
       <w:bidi w:val="0"/>
       <w:spacing w:before="0" w:after="0"/>
       <w:jc w:val="center"/>
@@ -34897,7 +33524,7 @@
     <w:pPr>
       <w:widowControl w:val="false"/>
       <w:suppressAutoHyphens w:val="true"/>
-      <w:overflowPunct w:val="true"/>
+      <w:overflowPunct w:val="false"/>
       <w:bidi w:val="0"/>
       <w:spacing w:before="0" w:after="0"/>
       <w:ind w:hanging="340" w:left="340"/>
@@ -34928,7 +33555,7 @@
     <w:pPr>
       <w:widowControl w:val="false"/>
       <w:suppressAutoHyphens w:val="true"/>
-      <w:overflowPunct w:val="true"/>
+      <w:overflowPunct w:val="false"/>
       <w:bidi w:val="0"/>
       <w:spacing w:before="0" w:after="0"/>
       <w:jc w:val="left"/>
@@ -34948,7 +33575,7 @@
     <w:pPr>
       <w:widowControl w:val="false"/>
       <w:suppressAutoHyphens w:val="true"/>
-      <w:overflowPunct w:val="true"/>
+      <w:overflowPunct w:val="false"/>
       <w:bidi w:val="0"/>
       <w:spacing w:before="0" w:after="0"/>
       <w:jc w:val="left"/>
@@ -34968,7 +33595,7 @@
     <w:pPr>
       <w:widowControl w:val="false"/>
       <w:suppressAutoHyphens w:val="true"/>
-      <w:overflowPunct w:val="true"/>
+      <w:overflowPunct w:val="false"/>
       <w:bidi w:val="0"/>
       <w:spacing w:lineRule="auto" w:line="216" w:before="283" w:after="0"/>
       <w:jc w:val="left"/>
@@ -35215,7 +33842,7 @@
     <w:pPr>
       <w:widowControl w:val="false"/>
       <w:suppressAutoHyphens w:val="true"/>
-      <w:overflowPunct w:val="true"/>
+      <w:overflowPunct w:val="false"/>
       <w:bidi w:val="0"/>
       <w:spacing w:lineRule="atLeast" w:line="0" w:before="0" w:after="0"/>
       <w:jc w:val="left"/>
@@ -35246,7 +33873,7 @@
     <w:pPr>
       <w:widowControl w:val="false"/>
       <w:suppressAutoHyphens w:val="true"/>
-      <w:overflowPunct w:val="true"/>
+      <w:overflowPunct w:val="false"/>
       <w:bidi w:val="0"/>
       <w:spacing w:before="0" w:after="0"/>
       <w:jc w:val="center"/>
@@ -35276,7 +33903,7 @@
     <w:pPr>
       <w:widowControl w:val="false"/>
       <w:suppressAutoHyphens w:val="true"/>
-      <w:overflowPunct w:val="true"/>
+      <w:overflowPunct w:val="false"/>
       <w:bidi w:val="0"/>
       <w:spacing w:before="0" w:after="0"/>
       <w:ind w:hanging="340" w:left="340"/>
@@ -35307,7 +33934,7 @@
     <w:pPr>
       <w:widowControl w:val="false"/>
       <w:suppressAutoHyphens w:val="true"/>
-      <w:overflowPunct w:val="true"/>
+      <w:overflowPunct w:val="false"/>
       <w:bidi w:val="0"/>
       <w:spacing w:before="0" w:after="0"/>
       <w:jc w:val="left"/>
@@ -35327,7 +33954,7 @@
     <w:pPr>
       <w:widowControl w:val="false"/>
       <w:suppressAutoHyphens w:val="true"/>
-      <w:overflowPunct w:val="true"/>
+      <w:overflowPunct w:val="false"/>
       <w:bidi w:val="0"/>
       <w:spacing w:before="0" w:after="0"/>
       <w:jc w:val="left"/>
@@ -35347,7 +33974,7 @@
     <w:pPr>
       <w:widowControl w:val="false"/>
       <w:suppressAutoHyphens w:val="true"/>
-      <w:overflowPunct w:val="true"/>
+      <w:overflowPunct w:val="false"/>
       <w:bidi w:val="0"/>
       <w:spacing w:lineRule="auto" w:line="216" w:before="283" w:after="0"/>
       <w:jc w:val="left"/>
@@ -35594,7 +34221,7 @@
     <w:pPr>
       <w:widowControl w:val="false"/>
       <w:suppressAutoHyphens w:val="true"/>
-      <w:overflowPunct w:val="true"/>
+      <w:overflowPunct w:val="false"/>
       <w:bidi w:val="0"/>
       <w:spacing w:lineRule="atLeast" w:line="0" w:before="0" w:after="0"/>
       <w:jc w:val="left"/>
@@ -35625,7 +34252,7 @@
     <w:pPr>
       <w:widowControl w:val="false"/>
       <w:suppressAutoHyphens w:val="true"/>
-      <w:overflowPunct w:val="true"/>
+      <w:overflowPunct w:val="false"/>
       <w:bidi w:val="0"/>
       <w:spacing w:before="0" w:after="0"/>
       <w:jc w:val="center"/>
@@ -35655,7 +34282,7 @@
     <w:pPr>
       <w:widowControl w:val="false"/>
       <w:suppressAutoHyphens w:val="true"/>
-      <w:overflowPunct w:val="true"/>
+      <w:overflowPunct w:val="false"/>
       <w:bidi w:val="0"/>
       <w:spacing w:before="0" w:after="0"/>
       <w:ind w:hanging="340" w:left="340"/>
@@ -35686,7 +34313,7 @@
     <w:pPr>
       <w:widowControl w:val="false"/>
       <w:suppressAutoHyphens w:val="true"/>
-      <w:overflowPunct w:val="true"/>
+      <w:overflowPunct w:val="false"/>
       <w:bidi w:val="0"/>
       <w:spacing w:before="0" w:after="0"/>
       <w:jc w:val="left"/>
@@ -35706,7 +34333,7 @@
     <w:pPr>
       <w:widowControl w:val="false"/>
       <w:suppressAutoHyphens w:val="true"/>
-      <w:overflowPunct w:val="true"/>
+      <w:overflowPunct w:val="false"/>
       <w:bidi w:val="0"/>
       <w:spacing w:before="0" w:after="0"/>
       <w:jc w:val="left"/>
@@ -35726,7 +34353,7 @@
     <w:pPr>
       <w:widowControl w:val="false"/>
       <w:suppressAutoHyphens w:val="true"/>
-      <w:overflowPunct w:val="true"/>
+      <w:overflowPunct w:val="false"/>
       <w:bidi w:val="0"/>
       <w:spacing w:lineRule="auto" w:line="216" w:before="283" w:after="0"/>
       <w:jc w:val="left"/>
@@ -35973,7 +34600,7 @@
     <w:pPr>
       <w:widowControl w:val="false"/>
       <w:suppressAutoHyphens w:val="true"/>
-      <w:overflowPunct w:val="true"/>
+      <w:overflowPunct w:val="false"/>
       <w:bidi w:val="0"/>
       <w:spacing w:lineRule="atLeast" w:line="0" w:before="0" w:after="0"/>
       <w:jc w:val="left"/>
@@ -36004,7 +34631,7 @@
     <w:pPr>
       <w:widowControl w:val="false"/>
       <w:suppressAutoHyphens w:val="true"/>
-      <w:overflowPunct w:val="true"/>
+      <w:overflowPunct w:val="false"/>
       <w:bidi w:val="0"/>
       <w:spacing w:before="0" w:after="0"/>
       <w:jc w:val="center"/>
@@ -36034,7 +34661,7 @@
     <w:pPr>
       <w:widowControl w:val="false"/>
       <w:suppressAutoHyphens w:val="true"/>
-      <w:overflowPunct w:val="true"/>
+      <w:overflowPunct w:val="false"/>
       <w:bidi w:val="0"/>
       <w:spacing w:before="0" w:after="0"/>
       <w:ind w:hanging="340" w:left="340"/>
@@ -36065,7 +34692,7 @@
     <w:pPr>
       <w:widowControl w:val="false"/>
       <w:suppressAutoHyphens w:val="true"/>
-      <w:overflowPunct w:val="true"/>
+      <w:overflowPunct w:val="false"/>
       <w:bidi w:val="0"/>
       <w:spacing w:before="0" w:after="0"/>
       <w:jc w:val="left"/>
@@ -36085,7 +34712,7 @@
     <w:pPr>
       <w:widowControl w:val="false"/>
       <w:suppressAutoHyphens w:val="true"/>
-      <w:overflowPunct w:val="true"/>
+      <w:overflowPunct w:val="false"/>
       <w:bidi w:val="0"/>
       <w:spacing w:before="0" w:after="0"/>
       <w:jc w:val="left"/>
@@ -36105,7 +34732,7 @@
     <w:pPr>
       <w:widowControl w:val="false"/>
       <w:suppressAutoHyphens w:val="true"/>
-      <w:overflowPunct w:val="true"/>
+      <w:overflowPunct w:val="false"/>
       <w:bidi w:val="0"/>
       <w:spacing w:lineRule="auto" w:line="216" w:before="283" w:after="0"/>
       <w:jc w:val="left"/>
@@ -36352,7 +34979,7 @@
     <w:pPr>
       <w:widowControl w:val="false"/>
       <w:suppressAutoHyphens w:val="true"/>
-      <w:overflowPunct w:val="true"/>
+      <w:overflowPunct w:val="false"/>
       <w:bidi w:val="0"/>
       <w:spacing w:lineRule="atLeast" w:line="0" w:before="0" w:after="0"/>
       <w:jc w:val="left"/>
@@ -36383,7 +35010,7 @@
     <w:pPr>
       <w:widowControl w:val="false"/>
       <w:suppressAutoHyphens w:val="true"/>
-      <w:overflowPunct w:val="true"/>
+      <w:overflowPunct w:val="false"/>
       <w:bidi w:val="0"/>
       <w:spacing w:before="0" w:after="0"/>
       <w:jc w:val="center"/>
@@ -36413,7 +35040,7 @@
     <w:pPr>
       <w:widowControl w:val="false"/>
       <w:suppressAutoHyphens w:val="true"/>
-      <w:overflowPunct w:val="true"/>
+      <w:overflowPunct w:val="false"/>
       <w:bidi w:val="0"/>
       <w:spacing w:before="0" w:after="0"/>
       <w:ind w:hanging="340" w:left="340"/>
@@ -36444,7 +35071,7 @@
     <w:pPr>
       <w:widowControl w:val="false"/>
       <w:suppressAutoHyphens w:val="true"/>
-      <w:overflowPunct w:val="true"/>
+      <w:overflowPunct w:val="false"/>
       <w:bidi w:val="0"/>
       <w:spacing w:before="0" w:after="0"/>
       <w:jc w:val="left"/>
@@ -36464,7 +35091,7 @@
     <w:pPr>
       <w:widowControl w:val="false"/>
       <w:suppressAutoHyphens w:val="true"/>
-      <w:overflowPunct w:val="true"/>
+      <w:overflowPunct w:val="false"/>
       <w:bidi w:val="0"/>
       <w:spacing w:before="0" w:after="0"/>
       <w:jc w:val="left"/>
@@ -36484,7 +35111,7 @@
     <w:pPr>
       <w:widowControl w:val="false"/>
       <w:suppressAutoHyphens w:val="true"/>
-      <w:overflowPunct w:val="true"/>
+      <w:overflowPunct w:val="false"/>
       <w:bidi w:val="0"/>
       <w:spacing w:lineRule="auto" w:line="216" w:before="283" w:after="0"/>
       <w:jc w:val="left"/>
@@ -36731,7 +35358,7 @@
     <w:pPr>
       <w:widowControl w:val="false"/>
       <w:suppressAutoHyphens w:val="true"/>
-      <w:overflowPunct w:val="true"/>
+      <w:overflowPunct w:val="false"/>
       <w:bidi w:val="0"/>
       <w:spacing w:lineRule="atLeast" w:line="0" w:before="0" w:after="0"/>
       <w:jc w:val="left"/>
@@ -36762,7 +35389,7 @@
     <w:pPr>
       <w:widowControl w:val="false"/>
       <w:suppressAutoHyphens w:val="true"/>
-      <w:overflowPunct w:val="true"/>
+      <w:overflowPunct w:val="false"/>
       <w:bidi w:val="0"/>
       <w:spacing w:before="0" w:after="0"/>
       <w:jc w:val="center"/>
@@ -36792,7 +35419,7 @@
     <w:pPr>
       <w:widowControl w:val="false"/>
       <w:suppressAutoHyphens w:val="true"/>
-      <w:overflowPunct w:val="true"/>
+      <w:overflowPunct w:val="false"/>
       <w:bidi w:val="0"/>
       <w:spacing w:before="0" w:after="0"/>
       <w:ind w:hanging="340" w:left="340"/>
@@ -36823,7 +35450,7 @@
     <w:pPr>
       <w:widowControl w:val="false"/>
       <w:suppressAutoHyphens w:val="true"/>
-      <w:overflowPunct w:val="true"/>
+      <w:overflowPunct w:val="false"/>
       <w:bidi w:val="0"/>
       <w:spacing w:before="0" w:after="0"/>
       <w:jc w:val="left"/>
@@ -36843,7 +35470,7 @@
     <w:pPr>
       <w:widowControl w:val="false"/>
       <w:suppressAutoHyphens w:val="true"/>
-      <w:overflowPunct w:val="true"/>
+      <w:overflowPunct w:val="false"/>
       <w:bidi w:val="0"/>
       <w:spacing w:before="0" w:after="0"/>
       <w:jc w:val="left"/>
@@ -36863,7 +35490,7 @@
     <w:pPr>
       <w:widowControl w:val="false"/>
       <w:suppressAutoHyphens w:val="true"/>
-      <w:overflowPunct w:val="true"/>
+      <w:overflowPunct w:val="false"/>
       <w:bidi w:val="0"/>
       <w:spacing w:lineRule="auto" w:line="216" w:before="283" w:after="0"/>
       <w:jc w:val="left"/>
@@ -37110,7 +35737,7 @@
     <w:pPr>
       <w:widowControl w:val="false"/>
       <w:suppressAutoHyphens w:val="true"/>
-      <w:overflowPunct w:val="true"/>
+      <w:overflowPunct w:val="false"/>
       <w:bidi w:val="0"/>
       <w:spacing w:lineRule="atLeast" w:line="0" w:before="0" w:after="0"/>
       <w:jc w:val="left"/>
@@ -37141,7 +35768,7 @@
     <w:pPr>
       <w:widowControl w:val="false"/>
       <w:suppressAutoHyphens w:val="true"/>
-      <w:overflowPunct w:val="true"/>
+      <w:overflowPunct w:val="false"/>
       <w:bidi w:val="0"/>
       <w:spacing w:before="0" w:after="0"/>
       <w:jc w:val="center"/>
@@ -37171,7 +35798,7 @@
     <w:pPr>
       <w:widowControl w:val="false"/>
       <w:suppressAutoHyphens w:val="true"/>
-      <w:overflowPunct w:val="true"/>
+      <w:overflowPunct w:val="false"/>
       <w:bidi w:val="0"/>
       <w:spacing w:before="0" w:after="0"/>
       <w:ind w:hanging="340" w:left="340"/>
@@ -37202,7 +35829,7 @@
     <w:pPr>
       <w:widowControl w:val="false"/>
       <w:suppressAutoHyphens w:val="true"/>
-      <w:overflowPunct w:val="true"/>
+      <w:overflowPunct w:val="false"/>
       <w:bidi w:val="0"/>
       <w:spacing w:before="0" w:after="0"/>
       <w:jc w:val="left"/>
@@ -37222,7 +35849,7 @@
     <w:pPr>
       <w:widowControl w:val="false"/>
       <w:suppressAutoHyphens w:val="true"/>
-      <w:overflowPunct w:val="true"/>
+      <w:overflowPunct w:val="false"/>
       <w:bidi w:val="0"/>
       <w:spacing w:before="0" w:after="0"/>
       <w:jc w:val="left"/>
@@ -37242,7 +35869,7 @@
     <w:pPr>
       <w:widowControl w:val="false"/>
       <w:suppressAutoHyphens w:val="true"/>
-      <w:overflowPunct w:val="true"/>
+      <w:overflowPunct w:val="false"/>
       <w:bidi w:val="0"/>
       <w:spacing w:lineRule="auto" w:line="216" w:before="283" w:after="0"/>
       <w:jc w:val="left"/>
@@ -37489,7 +36116,7 @@
     <w:pPr>
       <w:widowControl w:val="false"/>
       <w:suppressAutoHyphens w:val="true"/>
-      <w:overflowPunct w:val="true"/>
+      <w:overflowPunct w:val="false"/>
       <w:bidi w:val="0"/>
       <w:spacing w:lineRule="atLeast" w:line="0" w:before="0" w:after="0"/>
       <w:jc w:val="left"/>
@@ -37520,7 +36147,7 @@
     <w:pPr>
       <w:widowControl w:val="false"/>
       <w:suppressAutoHyphens w:val="true"/>
-      <w:overflowPunct w:val="true"/>
+      <w:overflowPunct w:val="false"/>
       <w:bidi w:val="0"/>
       <w:spacing w:before="0" w:after="0"/>
       <w:jc w:val="center"/>
@@ -37550,7 +36177,7 @@
     <w:pPr>
       <w:widowControl w:val="false"/>
       <w:suppressAutoHyphens w:val="true"/>
-      <w:overflowPunct w:val="true"/>
+      <w:overflowPunct w:val="false"/>
       <w:bidi w:val="0"/>
       <w:spacing w:before="0" w:after="0"/>
       <w:ind w:hanging="340" w:left="340"/>
@@ -37581,7 +36208,7 @@
     <w:pPr>
       <w:widowControl w:val="false"/>
       <w:suppressAutoHyphens w:val="true"/>
-      <w:overflowPunct w:val="true"/>
+      <w:overflowPunct w:val="false"/>
       <w:bidi w:val="0"/>
       <w:spacing w:before="0" w:after="0"/>
       <w:jc w:val="left"/>
@@ -37601,7 +36228,7 @@
     <w:pPr>
       <w:widowControl w:val="false"/>
       <w:suppressAutoHyphens w:val="true"/>
-      <w:overflowPunct w:val="true"/>
+      <w:overflowPunct w:val="false"/>
       <w:bidi w:val="0"/>
       <w:spacing w:before="0" w:after="0"/>
       <w:jc w:val="left"/>
@@ -37621,7 +36248,7 @@
     <w:pPr>
       <w:widowControl w:val="false"/>
       <w:suppressAutoHyphens w:val="true"/>
-      <w:overflowPunct w:val="true"/>
+      <w:overflowPunct w:val="false"/>
       <w:bidi w:val="0"/>
       <w:spacing w:lineRule="auto" w:line="216" w:before="283" w:after="0"/>
       <w:jc w:val="left"/>
@@ -37868,7 +36495,7 @@
     <w:pPr>
       <w:widowControl w:val="false"/>
       <w:suppressAutoHyphens w:val="true"/>
-      <w:overflowPunct w:val="true"/>
+      <w:overflowPunct w:val="false"/>
       <w:bidi w:val="0"/>
       <w:spacing w:lineRule="atLeast" w:line="0" w:before="0" w:after="0"/>
       <w:jc w:val="left"/>
@@ -37899,7 +36526,7 @@
     <w:pPr>
       <w:widowControl w:val="false"/>
       <w:suppressAutoHyphens w:val="true"/>
-      <w:overflowPunct w:val="true"/>
+      <w:overflowPunct w:val="false"/>
       <w:bidi w:val="0"/>
       <w:spacing w:before="0" w:after="0"/>
       <w:jc w:val="center"/>
@@ -37929,7 +36556,7 @@
     <w:pPr>
       <w:widowControl w:val="false"/>
       <w:suppressAutoHyphens w:val="true"/>
-      <w:overflowPunct w:val="true"/>
+      <w:overflowPunct w:val="false"/>
       <w:bidi w:val="0"/>
       <w:spacing w:before="0" w:after="0"/>
       <w:ind w:hanging="340" w:left="340"/>
@@ -37960,7 +36587,7 @@
     <w:pPr>
       <w:widowControl w:val="false"/>
       <w:suppressAutoHyphens w:val="true"/>
-      <w:overflowPunct w:val="true"/>
+      <w:overflowPunct w:val="false"/>
       <w:bidi w:val="0"/>
       <w:spacing w:before="0" w:after="0"/>
       <w:jc w:val="left"/>
@@ -37980,7 +36607,7 @@
     <w:pPr>
       <w:widowControl w:val="false"/>
       <w:suppressAutoHyphens w:val="true"/>
-      <w:overflowPunct w:val="true"/>
+      <w:overflowPunct w:val="false"/>
       <w:bidi w:val="0"/>
       <w:spacing w:before="0" w:after="0"/>
       <w:jc w:val="left"/>
@@ -38000,7 +36627,7 @@
     <w:pPr>
       <w:widowControl w:val="false"/>
       <w:suppressAutoHyphens w:val="true"/>
-      <w:overflowPunct w:val="true"/>
+      <w:overflowPunct w:val="false"/>
       <w:bidi w:val="0"/>
       <w:spacing w:lineRule="auto" w:line="216" w:before="283" w:after="0"/>
       <w:jc w:val="left"/>
@@ -38247,7 +36874,7 @@
     <w:pPr>
       <w:widowControl w:val="false"/>
       <w:suppressAutoHyphens w:val="true"/>
-      <w:overflowPunct w:val="true"/>
+      <w:overflowPunct w:val="false"/>
       <w:bidi w:val="0"/>
       <w:spacing w:lineRule="atLeast" w:line="0" w:before="0" w:after="0"/>
       <w:jc w:val="left"/>
@@ -38278,7 +36905,7 @@
     <w:pPr>
       <w:widowControl w:val="false"/>
       <w:suppressAutoHyphens w:val="true"/>
-      <w:overflowPunct w:val="true"/>
+      <w:overflowPunct w:val="false"/>
       <w:bidi w:val="0"/>
       <w:spacing w:before="0" w:after="0"/>
       <w:jc w:val="center"/>
@@ -38308,7 +36935,7 @@
     <w:pPr>
       <w:widowControl w:val="false"/>
       <w:suppressAutoHyphens w:val="true"/>
-      <w:overflowPunct w:val="true"/>
+      <w:overflowPunct w:val="false"/>
       <w:bidi w:val="0"/>
       <w:spacing w:before="0" w:after="0"/>
       <w:ind w:hanging="340" w:left="340"/>
@@ -38339,7 +36966,7 @@
     <w:pPr>
       <w:widowControl w:val="false"/>
       <w:suppressAutoHyphens w:val="true"/>
-      <w:overflowPunct w:val="true"/>
+      <w:overflowPunct w:val="false"/>
       <w:bidi w:val="0"/>
       <w:spacing w:before="0" w:after="0"/>
       <w:jc w:val="left"/>
@@ -38359,7 +36986,7 @@
     <w:pPr>
       <w:widowControl w:val="false"/>
       <w:suppressAutoHyphens w:val="true"/>
-      <w:overflowPunct w:val="true"/>
+      <w:overflowPunct w:val="false"/>
       <w:bidi w:val="0"/>
       <w:spacing w:before="0" w:after="0"/>
       <w:jc w:val="left"/>

--- a/Diplom_Reyting_postavschikov_Poyasnitelnaya_zapiska.docx
+++ b/Diplom_Reyting_postavschikov_Poyasnitelnaya_zapiska.docx
@@ -14,6 +14,7 @@
           <w:pPr>
             <w:pStyle w:val="TOCHeading"/>
             <w:spacing w:lineRule="auto" w:line="259" w:before="240" w:after="0"/>
+            <w:ind w:hanging="0" w:left="0"/>
             <w:jc w:val="center"/>
             <w:rPr>
               <w:rFonts w:ascii="Times New Roman" w:hAnsi="Times New Roman" w:cs="Tahoma"/>
@@ -68,6 +69,11 @@
                 <w:rStyle w:val="Style16"/>
               </w:rPr>
               <w:t>Введение</w:t>
+            </w:r>
+            <w:r>
+              <w:rPr>
+                <w:rStyle w:val="Style16"/>
+              </w:rPr>
               <w:tab/>
               <w:t>2</w:t>
             </w:r>
@@ -485,8 +491,31 @@
           <w:szCs w:val="28"/>
           <w:lang w:eastAsia="ru-RU"/>
         </w:rPr>
-        <w:t>Объект исследования</w:t>
-      </w:r>
+        <w:t>Объект исследования:</w:t>
+      </w:r>
+      <w:r>
+        <w:rPr>
+          <w:rFonts w:eastAsia="Times New Roman" w:cs="Times New Roman"/>
+          <w:sz w:val="28"/>
+          <w:szCs w:val="28"/>
+          <w:lang w:eastAsia="ru-RU"/>
+        </w:rPr>
+        <w:t xml:space="preserve"> торговая организация АО "РТК". </w:t>
+      </w:r>
+    </w:p>
+    <w:p>
+      <w:pPr>
+        <w:pStyle w:val="Normal"/>
+        <w:spacing w:lineRule="auto" w:line="360" w:before="0" w:after="0"/>
+        <w:ind w:firstLine="709"/>
+        <w:jc w:val="both"/>
+        <w:rPr>
+          <w:rFonts w:ascii="Times New Roman" w:hAnsi="Times New Roman" w:eastAsia="Times New Roman" w:cs="Times New Roman"/>
+          <w:sz w:val="28"/>
+          <w:szCs w:val="28"/>
+          <w:lang w:eastAsia="ru-RU"/>
+        </w:rPr>
+      </w:pPr>
       <w:r>
         <w:rPr>
           <w:rFonts w:eastAsia="Times New Roman" w:cs="Times New Roman"/>
@@ -496,7 +525,7 @@
           <w:szCs w:val="28"/>
           <w:lang w:eastAsia="ru-RU"/>
         </w:rPr>
-        <w:t>:</w:t>
+        <w:t>Предмет исследования:</w:t>
       </w:r>
       <w:r>
         <w:rPr>
@@ -505,7 +534,17 @@
           <w:szCs w:val="28"/>
           <w:lang w:eastAsia="ru-RU"/>
         </w:rPr>
-        <w:t xml:space="preserve"> торговая организация ООО «Авангард». </w:t>
+        <w:t xml:space="preserve"> закупочная деятельность организации, в частности процесс </w:t>
+      </w:r>
+      <w:r>
+        <w:rPr>
+          <w:rFonts w:cs="Times New Roman"/>
+          <w:color w:val="000000"/>
+          <w:sz w:val="28"/>
+          <w:szCs w:val="28"/>
+          <w:shd w:fill="FFFFFF" w:val="clear"/>
+        </w:rPr>
+        <w:t>оценки благонадежности и выбора поставщика товаров</w:t>
       </w:r>
     </w:p>
     <w:p>
@@ -518,7 +557,6 @@
           <w:rFonts w:ascii="Times New Roman" w:hAnsi="Times New Roman" w:eastAsia="Times New Roman" w:cs="Times New Roman"/>
           <w:sz w:val="28"/>
           <w:szCs w:val="28"/>
-          <w:lang w:eastAsia="ru-RU"/>
         </w:rPr>
       </w:pPr>
       <w:r>
@@ -528,18 +566,16 @@
           <w:bCs/>
           <w:sz w:val="28"/>
           <w:szCs w:val="28"/>
-          <w:lang w:eastAsia="ru-RU"/>
-        </w:rPr>
-        <w:t>Предмет исследования:</w:t>
+        </w:rPr>
+        <w:t>Цель работы:</w:t>
       </w:r>
       <w:r>
         <w:rPr>
           <w:rFonts w:eastAsia="Times New Roman" w:cs="Times New Roman"/>
           <w:sz w:val="28"/>
           <w:szCs w:val="28"/>
-          <w:lang w:eastAsia="ru-RU"/>
-        </w:rPr>
-        <w:t xml:space="preserve"> закупочная деятельность организации, в частности процесс </w:t>
+        </w:rPr>
+        <w:t xml:space="preserve"> </w:t>
       </w:r>
       <w:r>
         <w:rPr>
@@ -549,38 +585,15 @@
           <w:szCs w:val="28"/>
           <w:shd w:fill="FFFFFF" w:val="clear"/>
         </w:rPr>
-        <w:t>оценки благонадежности и выбора поставщика товаров</w:t>
-      </w:r>
-    </w:p>
-    <w:p>
-      <w:pPr>
-        <w:pStyle w:val="Normal"/>
-        <w:spacing w:lineRule="auto" w:line="360" w:before="0" w:after="0"/>
-        <w:ind w:firstLine="709"/>
-        <w:jc w:val="both"/>
-        <w:rPr>
-          <w:rFonts w:ascii="Times New Roman" w:hAnsi="Times New Roman" w:eastAsia="Times New Roman" w:cs="Times New Roman"/>
-          <w:sz w:val="28"/>
-          <w:szCs w:val="28"/>
-        </w:rPr>
-      </w:pPr>
+        <w:t xml:space="preserve">разработка информационной системы оценки благонадежности поставщика товаров </w:t>
+      </w:r>
       <w:r>
         <w:rPr>
           <w:rFonts w:eastAsia="Times New Roman" w:cs="Times New Roman"/>
-          <w:b/>
-          <w:bCs/>
-          <w:sz w:val="28"/>
-          <w:szCs w:val="28"/>
-        </w:rPr>
-        <w:t>Цель работы:</w:t>
-      </w:r>
-      <w:r>
-        <w:rPr>
-          <w:rFonts w:eastAsia="Times New Roman" w:cs="Times New Roman"/>
-          <w:sz w:val="28"/>
-          <w:szCs w:val="28"/>
-        </w:rPr>
-        <w:t xml:space="preserve"> </w:t>
+          <w:sz w:val="28"/>
+          <w:szCs w:val="28"/>
+        </w:rPr>
+        <w:t xml:space="preserve">для повышения качества и эффективности труда сотрудников </w:t>
       </w:r>
       <w:r>
         <w:rPr>
@@ -590,25 +603,7 @@
           <w:szCs w:val="28"/>
           <w:shd w:fill="FFFFFF" w:val="clear"/>
         </w:rPr>
-        <w:t xml:space="preserve">разработка информационной системы оценки благонадежности поставщика товаров </w:t>
-      </w:r>
-      <w:r>
-        <w:rPr>
-          <w:rFonts w:eastAsia="Times New Roman" w:cs="Times New Roman"/>
-          <w:sz w:val="28"/>
-          <w:szCs w:val="28"/>
-        </w:rPr>
-        <w:t xml:space="preserve">для повышения качества и эффективности труда сотрудников </w:t>
-      </w:r>
-      <w:r>
-        <w:rPr>
-          <w:rFonts w:cs="Times New Roman"/>
-          <w:color w:val="000000"/>
-          <w:sz w:val="28"/>
-          <w:szCs w:val="28"/>
-          <w:shd w:fill="FFFFFF" w:val="clear"/>
-        </w:rPr>
-        <w:t>организации ООО «Авангард»</w:t>
+        <w:t>организации АО "РТК"</w:t>
       </w:r>
       <w:r>
         <w:rPr>
@@ -658,10 +653,10 @@
         <w:widowControl/>
         <w:numPr>
           <w:ilvl w:val="0"/>
-          <w:numId w:val="19"/>
+          <w:numId w:val="18"/>
         </w:numPr>
         <w:suppressAutoHyphens w:val="true"/>
-        <w:overflowPunct w:val="true"/>
+        <w:overflowPunct w:val="false"/>
         <w:bidi w:val="0"/>
         <w:spacing w:lineRule="auto" w:line="360" w:before="0" w:after="0"/>
         <w:ind w:firstLine="680" w:left="0" w:right="0"/>
@@ -684,10 +679,10 @@
         <w:widowControl/>
         <w:numPr>
           <w:ilvl w:val="0"/>
-          <w:numId w:val="19"/>
+          <w:numId w:val="18"/>
         </w:numPr>
         <w:suppressAutoHyphens w:val="true"/>
-        <w:overflowPunct w:val="true"/>
+        <w:overflowPunct w:val="false"/>
         <w:bidi w:val="0"/>
         <w:spacing w:lineRule="auto" w:line="360" w:before="0" w:after="0"/>
         <w:ind w:firstLine="680" w:left="0" w:right="0"/>
@@ -701,7 +696,7 @@
           <w:sz w:val="28"/>
           <w:szCs w:val="28"/>
         </w:rPr>
-        <w:t>Выполнить анализ деятельности и организационной структуры ООО «Авангард», исследовать бизнес-процесс закупки товаров и выбора поставщика, выявить его недостатки и сформировать предложения по автоматизации.</w:t>
+        <w:t>Выполнить анализ деятельности и организационной структуры АО "РТК", исследовать бизнес-процесс закупки товаров и выбора поставщика, выявить его недостатки и сформировать предложения по автоматизации.</w:t>
       </w:r>
     </w:p>
     <w:p>
@@ -710,10 +705,10 @@
         <w:widowControl/>
         <w:numPr>
           <w:ilvl w:val="0"/>
-          <w:numId w:val="19"/>
+          <w:numId w:val="18"/>
         </w:numPr>
         <w:suppressAutoHyphens w:val="true"/>
-        <w:overflowPunct w:val="true"/>
+        <w:overflowPunct w:val="false"/>
         <w:bidi w:val="0"/>
         <w:spacing w:lineRule="auto" w:line="360" w:before="0" w:after="0"/>
         <w:ind w:firstLine="680" w:left="0" w:right="0"/>
@@ -736,10 +731,10 @@
         <w:widowControl/>
         <w:numPr>
           <w:ilvl w:val="0"/>
-          <w:numId w:val="19"/>
+          <w:numId w:val="18"/>
         </w:numPr>
         <w:suppressAutoHyphens w:val="true"/>
-        <w:overflowPunct w:val="true"/>
+        <w:overflowPunct w:val="false"/>
         <w:bidi w:val="0"/>
         <w:spacing w:lineRule="auto" w:line="360" w:before="0" w:after="0"/>
         <w:ind w:firstLine="680" w:left="0" w:right="0"/>
@@ -762,10 +757,10 @@
         <w:widowControl/>
         <w:numPr>
           <w:ilvl w:val="0"/>
-          <w:numId w:val="19"/>
+          <w:numId w:val="18"/>
         </w:numPr>
         <w:suppressAutoHyphens w:val="true"/>
-        <w:overflowPunct w:val="true"/>
+        <w:overflowPunct w:val="false"/>
         <w:bidi w:val="0"/>
         <w:spacing w:lineRule="auto" w:line="360" w:before="0" w:after="0"/>
         <w:ind w:firstLine="680" w:left="0" w:right="0"/>
@@ -856,8 +851,8 @@
         </w:rPr>
       </w:pPr>
       <w:bookmarkStart w:id="3" w:name="__RefHeading___Toc22171_2829662935"/>
-      <w:bookmarkStart w:id="4" w:name="_Hlk515217304"/>
-      <w:bookmarkStart w:id="5" w:name="_Toc515886984"/>
+      <w:bookmarkStart w:id="4" w:name="_Toc515886984"/>
+      <w:bookmarkStart w:id="5" w:name="_Hlk515217304"/>
       <w:bookmarkStart w:id="6" w:name="_Toc483760664"/>
       <w:bookmarkEnd w:id="3"/>
       <w:r>
@@ -1821,7 +1816,7 @@
         <w:pStyle w:val="Normal"/>
         <w:widowControl/>
         <w:suppressAutoHyphens w:val="true"/>
-        <w:overflowPunct w:val="true"/>
+        <w:overflowPunct w:val="false"/>
         <w:spacing w:lineRule="auto" w:line="360"/>
         <w:ind w:hanging="0" w:left="0"/>
         <w:jc w:val="center"/>
@@ -1850,7 +1845,7 @@
       <w:bookmarkEnd w:id="7"/>
       <w:r>
         <w:rPr/>
-        <w:t>Характеристика деятельности ООО «Авангард»</w:t>
+        <w:t>Характеристика деятельности АО "РТК"</w:t>
       </w:r>
       <w:bookmarkEnd w:id="8"/>
     </w:p>
@@ -1874,7 +1869,7 @@
           <w:szCs w:val="28"/>
           <w:lang w:eastAsia="ru-RU"/>
         </w:rPr>
-        <w:t>ООО  «Авангард» – компания, основным видом деятельности которой является розничная торговля сувенирной продукции. Формой собственности компании «Авангард» является общество с ограниченной ответственностью.</w:t>
+        <w:t>АО "РТК" – компания, основным видом деятельности которой является торговля розничная телекоммуникационным оборудованием, мобильными телефонами и аксессуарами в специализированных магазинах.</w:t>
       </w:r>
     </w:p>
     <w:p>
@@ -1897,7 +1892,7 @@
           <w:szCs w:val="28"/>
           <w:lang w:eastAsia="ru-RU"/>
         </w:rPr>
-        <w:t>Организация зарегистрирована 24 марта 2011 г. регистратором Межрайонной инспекции Федеральной налоговой службы № 46 в городе Санкт-Петербург. В состав компании входит 5 магазинов, в которых осуществляется процесс продажи товаров, и центральный офис, в который поступает полная информация со всех подчиненных ему объектов. Каждая торговая точка расположена в том же городе, где находится основное отделение компании.</w:t>
+        <w:t>Организация зарегистрирована 7 сентября 2001 г. регистратором ИФНС России № 9 по г.Москве.</w:t>
       </w:r>
     </w:p>
     <w:p>
@@ -2156,7 +2151,7 @@
       <w:bookmarkEnd w:id="9"/>
       <w:r>
         <w:rPr/>
-        <w:t>Организационная структура управления ООО «Авангард»</w:t>
+        <w:t>Организационная структура управления АО "РТК"</w:t>
       </w:r>
       <w:bookmarkEnd w:id="10"/>
     </w:p>
@@ -2180,7 +2175,7 @@
           <w:szCs w:val="28"/>
           <w:lang w:eastAsia="ru-RU"/>
         </w:rPr>
-        <w:t>Контроль и управление сетью магазинов компании «ООО «Авангард» осуществляет ряд лиц, работающих в центральном офисе компании. Свою организационную структуру также имеет каждая торговая точка в отдельности.</w:t>
+        <w:t>Контроль и управление сетью магазинов компании «АО "РТК" осуществляет ряд лиц, работающих в центральном офисе компании. Свою организационную структуру также имеет каждая торговая точка в отдельности.</w:t>
       </w:r>
     </w:p>
     <w:p>
@@ -2624,7 +2619,7 @@
           <w:szCs w:val="28"/>
           <w:lang w:eastAsia="ru-RU"/>
         </w:rPr>
-        <w:t>0. Ниже рассмотрена модель процесса приобретения товара у поставщика. Данная модель помогает представить организацию работы отдела закупок с контрагентами и описать бизнес процессы в ООО «Авангард».</w:t>
+        <w:t>0. Ниже рассмотрена модель процесса приобретения товара у поставщика. Данная модель помогает представить организацию работы отдела закупок с контрагентами и описать бизнес процессы в АО "РТК".</w:t>
       </w:r>
     </w:p>
     <w:p>
@@ -2711,7 +2706,7 @@
           <w:sz w:val="28"/>
           <w:szCs w:val="28"/>
         </w:rPr>
-        <w:t>хорошо налаженное и постоянное обеспечение товарами. Именно поэтому процесс выбора и оценки благонадёжности поставщика является одной из наиболее важных задач отдела. Рассмотрим более подробно процесс закупки товаров в ООО «Авангард»</w:t>
+        <w:t>хорошо налаженное и постоянное обеспечение товарами. Именно поэтому процесс выбора и оценки благонадёжности поставщика является одной из наиболее важных задач отдела. Рассмотрим более подробно процесс закупки товаров в АО "РТК"</w:t>
       </w:r>
     </w:p>
     <w:p>
@@ -2832,7 +2827,7 @@
           <w:sz w:val="28"/>
           <w:szCs w:val="28"/>
         </w:rPr>
-        <w:t>Входными данными процесса является потребность в товарах, выходными данными – полученные товары и аналитические отчёты по деятельности предприятии. В данном процессе учувствуют сотрудников отдела продаж, отдела по закупкам, начальник склада и бухгалтер.  Контекстная диаграмма данного процесса представлена на рисунке 3.</w:t>
+        <w:t>Входными данными процесса является потребность в товарах, выходными данными – полученные товары и аналитические отчёты по деятельности предприятии. В данном процессе учувствуют сотрудников отдела продаж, отдела по закупкам, начальник склада и бухгалтер.  Контекстная диаграмма данного процесса представлена на рисунке 1.3.</w:t>
       </w:r>
     </w:p>
     <w:p>
@@ -2920,8 +2915,8 @@
           <w:szCs w:val="28"/>
         </w:rPr>
       </w:pPr>
-      <w:bookmarkStart w:id="13" w:name="OLE_LINK25"/>
-      <w:bookmarkStart w:id="14" w:name="OLE_LINK24"/>
+      <w:bookmarkStart w:id="13" w:name="OLE_LINK24"/>
+      <w:bookmarkStart w:id="14" w:name="OLE_LINK25"/>
       <w:bookmarkEnd w:id="13"/>
       <w:bookmarkEnd w:id="14"/>
       <w:r>
@@ -2956,7 +2951,7 @@
           <w:sz w:val="28"/>
           <w:szCs w:val="28"/>
         </w:rPr>
-        <w:t>процесса закупки товаров в ООО «Авангард»</w:t>
+        <w:t>процесса закупки товаров в АО "РТК"</w:t>
       </w:r>
     </w:p>
     <w:p>
@@ -2978,10 +2973,10 @@
           <w:szCs w:val="28"/>
         </w:rPr>
       </w:r>
-      <w:bookmarkStart w:id="15" w:name="OLE_LINK25_Копия_1"/>
-      <w:bookmarkStart w:id="16" w:name="OLE_LINK24_Копия_1"/>
-      <w:bookmarkStart w:id="17" w:name="OLE_LINK25_Копия_1"/>
-      <w:bookmarkStart w:id="18" w:name="OLE_LINK24_Копия_1"/>
+      <w:bookmarkStart w:id="15" w:name="OLE_LINK24_Копия_1"/>
+      <w:bookmarkStart w:id="16" w:name="OLE_LINK25_Копия_1"/>
+      <w:bookmarkStart w:id="17" w:name="OLE_LINK24_Копия_1"/>
+      <w:bookmarkStart w:id="18" w:name="OLE_LINK25_Копия_1"/>
       <w:bookmarkEnd w:id="17"/>
       <w:bookmarkEnd w:id="18"/>
     </w:p>
@@ -3012,7 +3007,7 @@
           <w:sz w:val="28"/>
           <w:szCs w:val="28"/>
         </w:rPr>
-        <w:t>процесса закупки товаров в ООО «Авангард» представлена на рисунке 4.</w:t>
+        <w:t>процесса закупки товаров в АО "РТК" представлена на рисунке 1.4.</w:t>
       </w:r>
     </w:p>
     <w:p>
@@ -3112,7 +3107,7 @@
           <w:sz w:val="28"/>
           <w:szCs w:val="28"/>
         </w:rPr>
-        <w:t>процесса закупки товаров в ООО «Авангард»</w:t>
+        <w:t>процесса закупки товаров в АО "РТК"</w:t>
       </w:r>
     </w:p>
     <w:p>
@@ -3197,7 +3192,7 @@
           <w:sz w:val="28"/>
           <w:szCs w:val="28"/>
         </w:rPr>
-        <w:t>На этапе согласования исполнитель, подготавливавший и оформлявший заявку на товары, согласует её содержание с начальником склада и менеджером по закупкам. Такое согласование может проводиться с помощью проставления реквизита "визы" в определенном месте бланка заявки. Если в процессе согласования потребовалось внести изменения, в таком случае исполнитель проводит повторную подготовку, оформление и согласование заявки на товары (Рисунок 5).</w:t>
+        <w:t>На этапе согласования исполнитель, подготавливавший и оформлявший заявку на товары, согласует её содержание с начальником склада и менеджером по закупкам. Такое согласование может проводиться с помощью проставления реквизита "визы" в определенном месте бланка заявки. Если в процессе согласования потребовалось внести изменения, в таком случае исполнитель проводит повторную подготовку, оформление и согласование заявки на товары (Рисунок 1.5).</w:t>
       </w:r>
     </w:p>
     <w:p>
@@ -3477,7 +3472,7 @@
           <w:sz w:val="28"/>
           <w:szCs w:val="28"/>
         </w:rPr>
-        <w:t>В соответствии с данной заявкой на товары менеджером по закупкам подготавливается запрос на товары, который представляет собой просьбу к поставщику на поставку товаров, идентификатор, требуемое количество и сроки поставки которого указаны в соответствующих позициях формы запроса. Подготовленный и оформленный соответствующим образом запрос согласовывается и в случае необходимости, в него вносятся корректировки. Подготовленный и соответствующим образом оформленный запрос отправляется возможным поставщикам при помощи выбранного средства связи (Рисунок 6).</w:t>
+        <w:t>В соответствии с данной заявкой на товары менеджером по закупкам подготавливается запрос на товары, который представляет собой просьбу к поставщику на поставку товаров, идентификатор, требуемое количество и сроки поставки которого указаны в соответствующих позициях формы запроса. Подготовленный и оформленный соответствующим образом запрос согласовывается и в случае необходимости, в него вносятся корректировки. Подготовленный и соответствующим образом оформленный запрос отправляется возможным поставщикам при помощи выбранного средства связи (Рисунок 1.6).</w:t>
       </w:r>
     </w:p>
     <w:p>
@@ -3765,7 +3760,7 @@
           <w:sz w:val="28"/>
           <w:szCs w:val="28"/>
         </w:rPr>
-        <w:t xml:space="preserve">На предприятии ООО «Авангард» отдел снабжения осуществляет регулярный анализ рынка на предмет поставщиков, предлагающих высокое качество продукции с меньшими ценами, но в тоже время на более выгодных условиях. </w:t>
+        <w:t xml:space="preserve">На предприятии АО "РТК" отдел снабжения осуществляет регулярный анализ рынка на предмет поставщиков, предлагающих высокое качество продукции с меньшими ценами, но в тоже время на более выгодных условиях. </w:t>
       </w:r>
     </w:p>
     <w:p>
@@ -5848,201 +5843,6 @@
           </w:p>
         </w:tc>
       </w:tr>
-      <w:tr>
-        <w:trPr>
-          <w:trHeight w:val="20" w:hRule="atLeast"/>
-        </w:trPr>
-        <w:tc>
-          <w:tcPr>
-            <w:tcW w:w="1958" w:type="dxa"/>
-            <w:tcBorders>
-              <w:top w:val="single" w:sz="4" w:space="0" w:color="000000"/>
-              <w:left w:val="single" w:sz="4" w:space="0" w:color="000000"/>
-              <w:bottom w:val="single" w:sz="4" w:space="0" w:color="000000"/>
-              <w:right w:val="single" w:sz="4" w:space="0" w:color="000000"/>
-            </w:tcBorders>
-            <w:vAlign w:val="center"/>
-          </w:tcPr>
-          <w:p>
-            <w:pPr>
-              <w:pStyle w:val="Normal"/>
-              <w:widowControl w:val="false"/>
-              <w:tabs>
-                <w:tab w:val="clear" w:pos="708"/>
-                <w:tab w:val="left" w:pos="993" w:leader="none"/>
-              </w:tabs>
-              <w:spacing w:lineRule="auto" w:line="240" w:before="0" w:after="0"/>
-              <w:jc w:val="left"/>
-              <w:rPr>
-                <w:sz w:val="24"/>
-                <w:szCs w:val="24"/>
-              </w:rPr>
-            </w:pPr>
-            <w:r>
-              <w:rPr>
-                <w:rFonts w:eastAsia="Times New Roman" w:cs="Times New Roman"/>
-                <w:kern w:val="0"/>
-                <w:sz w:val="24"/>
-                <w:szCs w:val="24"/>
-                <w:lang w:val="ru-RU" w:eastAsia="ru-RU" w:bidi="ar-SA"/>
-              </w:rPr>
-              <w:t>Возможность добавления программных модулей</w:t>
-            </w:r>
-          </w:p>
-        </w:tc>
-        <w:tc>
-          <w:tcPr>
-            <w:tcW w:w="1959" w:type="dxa"/>
-            <w:tcBorders>
-              <w:top w:val="single" w:sz="4" w:space="0" w:color="000000"/>
-              <w:left w:val="single" w:sz="4" w:space="0" w:color="000000"/>
-              <w:bottom w:val="single" w:sz="4" w:space="0" w:color="000000"/>
-              <w:right w:val="single" w:sz="4" w:space="0" w:color="000000"/>
-            </w:tcBorders>
-            <w:vAlign w:val="center"/>
-          </w:tcPr>
-          <w:p>
-            <w:pPr>
-              <w:pStyle w:val="Normal"/>
-              <w:widowControl w:val="false"/>
-              <w:tabs>
-                <w:tab w:val="clear" w:pos="708"/>
-                <w:tab w:val="left" w:pos="993" w:leader="none"/>
-              </w:tabs>
-              <w:spacing w:lineRule="auto" w:line="240" w:before="0" w:after="0"/>
-              <w:jc w:val="left"/>
-              <w:rPr>
-                <w:sz w:val="24"/>
-                <w:szCs w:val="24"/>
-              </w:rPr>
-            </w:pPr>
-            <w:r>
-              <w:rPr>
-                <w:rFonts w:eastAsia="Times New Roman" w:cs="Times New Roman"/>
-                <w:kern w:val="0"/>
-                <w:sz w:val="24"/>
-                <w:szCs w:val="24"/>
-                <w:lang w:val="ru-RU" w:eastAsia="ru-RU" w:bidi="ar-SA"/>
-              </w:rPr>
-              <w:t>Да, как администратор, так и пользователь</w:t>
-            </w:r>
-          </w:p>
-        </w:tc>
-        <w:tc>
-          <w:tcPr>
-            <w:tcW w:w="1957" w:type="dxa"/>
-            <w:tcBorders>
-              <w:top w:val="single" w:sz="4" w:space="0" w:color="000000"/>
-              <w:left w:val="single" w:sz="4" w:space="0" w:color="000000"/>
-              <w:bottom w:val="single" w:sz="4" w:space="0" w:color="000000"/>
-              <w:right w:val="single" w:sz="4" w:space="0" w:color="000000"/>
-            </w:tcBorders>
-            <w:vAlign w:val="center"/>
-          </w:tcPr>
-          <w:p>
-            <w:pPr>
-              <w:pStyle w:val="Normal"/>
-              <w:widowControl w:val="false"/>
-              <w:tabs>
-                <w:tab w:val="clear" w:pos="708"/>
-                <w:tab w:val="left" w:pos="993" w:leader="none"/>
-              </w:tabs>
-              <w:spacing w:lineRule="auto" w:line="240" w:before="0" w:after="0"/>
-              <w:jc w:val="left"/>
-              <w:rPr>
-                <w:sz w:val="24"/>
-                <w:szCs w:val="24"/>
-              </w:rPr>
-            </w:pPr>
-            <w:r>
-              <w:rPr>
-                <w:rFonts w:eastAsia="Times New Roman" w:cs="Times New Roman"/>
-                <w:kern w:val="0"/>
-                <w:sz w:val="24"/>
-                <w:szCs w:val="24"/>
-                <w:lang w:val="ru-RU" w:eastAsia="ru-RU" w:bidi="ar-SA"/>
-              </w:rPr>
-              <w:t>Только администратор</w:t>
-            </w:r>
-          </w:p>
-        </w:tc>
-        <w:tc>
-          <w:tcPr>
-            <w:tcW w:w="1685" w:type="dxa"/>
-            <w:tcBorders>
-              <w:top w:val="single" w:sz="4" w:space="0" w:color="000000"/>
-              <w:left w:val="single" w:sz="4" w:space="0" w:color="000000"/>
-              <w:bottom w:val="single" w:sz="4" w:space="0" w:color="000000"/>
-              <w:right w:val="single" w:sz="4" w:space="0" w:color="000000"/>
-            </w:tcBorders>
-            <w:vAlign w:val="center"/>
-          </w:tcPr>
-          <w:p>
-            <w:pPr>
-              <w:pStyle w:val="Normal"/>
-              <w:widowControl w:val="false"/>
-              <w:tabs>
-                <w:tab w:val="clear" w:pos="708"/>
-                <w:tab w:val="left" w:pos="993" w:leader="none"/>
-              </w:tabs>
-              <w:spacing w:lineRule="auto" w:line="240" w:before="0" w:after="0"/>
-              <w:jc w:val="left"/>
-              <w:rPr>
-                <w:sz w:val="24"/>
-                <w:szCs w:val="24"/>
-              </w:rPr>
-            </w:pPr>
-            <w:r>
-              <w:rPr>
-                <w:rFonts w:eastAsia="Times New Roman" w:cs="Times New Roman"/>
-                <w:kern w:val="0"/>
-                <w:sz w:val="24"/>
-                <w:szCs w:val="24"/>
-                <w:lang w:val="ru-RU" w:eastAsia="ru-RU" w:bidi="ar-SA"/>
-              </w:rPr>
-              <w:t>Нет</w:t>
-            </w:r>
-          </w:p>
-        </w:tc>
-        <w:tc>
-          <w:tcPr>
-            <w:tcW w:w="1946" w:type="dxa"/>
-            <w:tcBorders>
-              <w:top w:val="single" w:sz="4" w:space="0" w:color="000000"/>
-              <w:left w:val="single" w:sz="4" w:space="0" w:color="000000"/>
-              <w:bottom w:val="single" w:sz="4" w:space="0" w:color="000000"/>
-              <w:right w:val="single" w:sz="4" w:space="0" w:color="000000"/>
-            </w:tcBorders>
-            <w:vAlign w:val="center"/>
-          </w:tcPr>
-          <w:p>
-            <w:pPr>
-              <w:pStyle w:val="Normal"/>
-              <w:widowControl w:val="false"/>
-              <w:tabs>
-                <w:tab w:val="clear" w:pos="708"/>
-                <w:tab w:val="left" w:pos="993" w:leader="none"/>
-              </w:tabs>
-              <w:spacing w:lineRule="auto" w:line="240" w:before="0" w:after="0"/>
-              <w:jc w:val="left"/>
-              <w:rPr>
-                <w:sz w:val="24"/>
-                <w:szCs w:val="24"/>
-              </w:rPr>
-            </w:pPr>
-            <w:r>
-              <w:rPr>
-                <w:rFonts w:eastAsia="Times New Roman" w:cs="Times New Roman"/>
-                <w:kern w:val="0"/>
-                <w:sz w:val="24"/>
-                <w:szCs w:val="24"/>
-                <w:lang w:val="ru-RU" w:eastAsia="ru-RU" w:bidi="ar-SA"/>
-              </w:rPr>
-              <w:t>Только администратор</w:t>
-            </w:r>
-          </w:p>
-        </w:tc>
-      </w:tr>
     </w:tbl>
     <w:p>
       <w:pPr>
@@ -6163,12 +5963,12 @@
         </w:rPr>
       </w:pPr>
       <w:bookmarkStart w:id="29" w:name="__RefHeading___Toc22185_2829662935"/>
-      <w:bookmarkStart w:id="30" w:name="_Toc509663655"/>
-      <w:bookmarkStart w:id="31" w:name="_Toc515886991"/>
-      <w:bookmarkStart w:id="32" w:name="_Toc510113486"/>
-      <w:bookmarkStart w:id="33" w:name="_Toc484799749"/>
-      <w:bookmarkStart w:id="34" w:name="_Toc509264823"/>
-      <w:bookmarkStart w:id="35" w:name="_Toc509339939"/>
+      <w:bookmarkStart w:id="30" w:name="_Toc509339939"/>
+      <w:bookmarkStart w:id="31" w:name="_Toc509264823"/>
+      <w:bookmarkStart w:id="32" w:name="_Toc484799749"/>
+      <w:bookmarkStart w:id="33" w:name="_Toc510113486"/>
+      <w:bookmarkStart w:id="34" w:name="_Toc515886991"/>
+      <w:bookmarkStart w:id="35" w:name="_Toc509663655"/>
       <w:bookmarkEnd w:id="29"/>
       <w:r>
         <w:rPr/>
@@ -8302,7 +8102,7 @@
           <w:szCs w:val="28"/>
           <w:lang w:eastAsia="ru-RU"/>
         </w:rPr>
-        <w:t>модель разрабатываемой информационной системы, построенная средствами программного обеспечения  MS Access, представлена на рисунке 9.</w:t>
+        <w:t>модель разрабатываемой информационной системы, построенная средствами программного обеспечения  MS Access, представлена на рисунке 2.1.</w:t>
       </w:r>
     </w:p>
     <w:p>
@@ -8697,10 +8497,10 @@
               <wp:anchor behindDoc="0" distT="6350" distB="10160" distL="16510" distR="15875" simplePos="0" locked="0" layoutInCell="1" allowOverlap="1" relativeHeight="16">
                 <wp:simplePos x="0" y="0"/>
                 <wp:positionH relativeFrom="column">
-                  <wp:posOffset>1433195</wp:posOffset>
+                  <wp:posOffset>1431290</wp:posOffset>
                 </wp:positionH>
                 <wp:positionV relativeFrom="paragraph">
-                  <wp:posOffset>1821815</wp:posOffset>
+                  <wp:posOffset>1823720</wp:posOffset>
                 </wp:positionV>
                 <wp:extent cx="552450" cy="390525"/>
                 <wp:effectExtent l="16510" t="6350" r="15875" b="10160"/>
@@ -8749,7 +8549,7 @@
           </mc:Choice>
           <mc:Fallback>
             <w:pict>
-              <v:shape id="shape_0" ID="Стрелка: вправо 6" path="l-2147483635,-2147483631l-2147483635,0l-2147483622,-2147483632l-2147483635,-2147483623l-2147483635,-2147483629l0,-2147483629xe" fillcolor="#dae3f3" stroked="t" o:allowincell="f" style="position:absolute;margin-left:112.85pt;margin-top:143.4pt;width:43.45pt;height:30.7pt;mso-wrap-style:none;v-text-anchor:middle;rotation:90" type="_x0000_t13">
+              <v:shape id="shape_0" ID="Стрелка: вправо 6" path="l-2147483635,-2147483631l-2147483635,0l-2147483622,-2147483632l-2147483635,-2147483623l-2147483635,-2147483629l0,-2147483629xe" fillcolor="#dae3f3" stroked="t" o:allowincell="f" style="position:absolute;margin-left:112.7pt;margin-top:143.55pt;width:43.45pt;height:30.7pt;mso-wrap-style:none;v-text-anchor:middle;rotation:90" type="_x0000_t13">
                 <v:fill o:detectmouseclick="t" type="solid" color2="#251c0c"/>
                 <v:stroke color="#4472c4" weight="12600" joinstyle="miter" endcap="flat"/>
                 <w10:wrap type="none"/>
@@ -8829,10 +8629,10 @@
               <wp:anchor behindDoc="0" distT="6350" distB="10160" distL="16510" distR="15875" simplePos="0" locked="0" layoutInCell="1" allowOverlap="1" relativeHeight="18">
                 <wp:simplePos x="0" y="0"/>
                 <wp:positionH relativeFrom="column">
-                  <wp:posOffset>4357370</wp:posOffset>
+                  <wp:posOffset>4355465</wp:posOffset>
                 </wp:positionH>
                 <wp:positionV relativeFrom="paragraph">
-                  <wp:posOffset>1821815</wp:posOffset>
+                  <wp:posOffset>1823720</wp:posOffset>
                 </wp:positionV>
                 <wp:extent cx="552450" cy="390525"/>
                 <wp:effectExtent l="16510" t="6350" r="15875" b="10160"/>
@@ -8881,7 +8681,7 @@
           </mc:Choice>
           <mc:Fallback>
             <w:pict>
-              <v:shape id="shape_0" ID="Стрелка: вправо 12" path="l-2147483635,-2147483631l-2147483635,0l-2147483622,-2147483632l-2147483635,-2147483623l-2147483635,-2147483629l0,-2147483629xe" fillcolor="#dae3f3" stroked="t" o:allowincell="f" style="position:absolute;margin-left:343.1pt;margin-top:143.4pt;width:43.45pt;height:30.7pt;mso-wrap-style:none;v-text-anchor:middle;rotation:90" type="_x0000_t13">
+              <v:shape id="shape_0" ID="Стрелка: вправо 12" path="l-2147483635,-2147483631l-2147483635,0l-2147483622,-2147483632l-2147483635,-2147483623l-2147483635,-2147483629l0,-2147483629xe" fillcolor="#dae3f3" stroked="t" o:allowincell="f" style="position:absolute;margin-left:342.95pt;margin-top:143.55pt;width:43.45pt;height:30.7pt;mso-wrap-style:none;v-text-anchor:middle;rotation:90" type="_x0000_t13">
                 <v:fill o:detectmouseclick="t" type="solid" color2="#251c0c"/>
                 <v:stroke color="#4472c4" weight="12600" joinstyle="miter" endcap="flat"/>
                 <w10:wrap type="none"/>
@@ -9213,9 +9013,9 @@
         </w:rPr>
         <w:t>3</w:t>
       </w:r>
-      <w:bookmarkStart w:id="87" w:name="_Toc484799750"/>
+      <w:bookmarkStart w:id="87" w:name="_Toc514667811"/>
       <w:bookmarkStart w:id="88" w:name="_Toc515886995"/>
-      <w:bookmarkStart w:id="89" w:name="_Toc514667811"/>
+      <w:bookmarkStart w:id="89" w:name="_Toc484799750"/>
       <w:r>
         <w:rPr>
           <w:b w:val="false"/>
@@ -9735,6 +9535,28 @@
           <w:szCs w:val="28"/>
           <w:lang w:eastAsia="ru-RU"/>
         </w:rPr>
+      </w:r>
+    </w:p>
+    <w:p>
+      <w:pPr>
+        <w:pStyle w:val="Normal"/>
+        <w:spacing w:lineRule="auto" w:line="360" w:before="0" w:after="0"/>
+        <w:ind w:firstLine="709"/>
+        <w:jc w:val="right"/>
+        <w:rPr>
+          <w:rFonts w:ascii="Times New Roman" w:hAnsi="Times New Roman" w:cs="Times New Roman"/>
+          <w:sz w:val="28"/>
+          <w:szCs w:val="28"/>
+          <w:lang w:eastAsia="ru-RU"/>
+        </w:rPr>
+      </w:pPr>
+      <w:r>
+        <w:rPr>
+          <w:rFonts w:cs="Times New Roman"/>
+          <w:sz w:val="28"/>
+          <w:szCs w:val="28"/>
+          <w:lang w:eastAsia="ru-RU"/>
+        </w:rPr>
         <w:t>Таблица 3.1.</w:t>
       </w:r>
     </w:p>
@@ -9751,9 +9573,9 @@
           <w:lang w:eastAsia="ru-RU"/>
         </w:rPr>
       </w:pPr>
-      <w:bookmarkStart w:id="92" w:name="OLE_LINK64"/>
+      <w:bookmarkStart w:id="92" w:name="OLE_LINK65"/>
       <w:bookmarkStart w:id="93" w:name="OLE_LINK66"/>
-      <w:bookmarkStart w:id="94" w:name="OLE_LINK65"/>
+      <w:bookmarkStart w:id="94" w:name="OLE_LINK64"/>
       <w:r>
         <w:rPr>
           <w:rFonts w:cs="Times New Roman"/>
@@ -10107,7 +9929,7 @@
               <w:pStyle w:val="Normal"/>
               <w:widowControl/>
               <w:suppressAutoHyphens w:val="true"/>
-              <w:overflowPunct w:val="true"/>
+              <w:overflowPunct w:val="false"/>
               <w:bidi w:val="0"/>
               <w:spacing w:lineRule="auto" w:line="360" w:before="0" w:after="160"/>
               <w:jc w:val="both"/>
@@ -10248,7 +10070,7 @@
               <w:pStyle w:val="Normal"/>
               <w:widowControl/>
               <w:suppressAutoHyphens w:val="true"/>
-              <w:overflowPunct w:val="true"/>
+              <w:overflowPunct w:val="false"/>
               <w:bidi w:val="0"/>
               <w:spacing w:lineRule="auto" w:line="360" w:before="0" w:after="160"/>
               <w:jc w:val="both"/>
@@ -10389,7 +10211,7 @@
               <w:pStyle w:val="Normal"/>
               <w:widowControl/>
               <w:suppressAutoHyphens w:val="true"/>
-              <w:overflowPunct w:val="true"/>
+              <w:overflowPunct w:val="false"/>
               <w:bidi w:val="0"/>
               <w:spacing w:lineRule="auto" w:line="360" w:before="0" w:after="160"/>
               <w:jc w:val="both"/>
@@ -10530,7 +10352,7 @@
               <w:pStyle w:val="Normal"/>
               <w:widowControl/>
               <w:suppressAutoHyphens w:val="true"/>
-              <w:overflowPunct w:val="true"/>
+              <w:overflowPunct w:val="false"/>
               <w:bidi w:val="0"/>
               <w:spacing w:lineRule="auto" w:line="360" w:before="0" w:after="160"/>
               <w:jc w:val="both"/>
@@ -10823,7 +10645,7 @@
               <w:pStyle w:val="Normal"/>
               <w:widowControl/>
               <w:suppressAutoHyphens w:val="true"/>
-              <w:overflowPunct w:val="true"/>
+              <w:overflowPunct w:val="false"/>
               <w:bidi w:val="0"/>
               <w:spacing w:lineRule="auto" w:line="360" w:before="0" w:after="160"/>
               <w:jc w:val="both"/>
@@ -11330,8 +11152,8 @@
           <w:szCs w:val="28"/>
         </w:rPr>
       </w:pPr>
-      <w:bookmarkStart w:id="124" w:name="OLE_LINK67"/>
-      <w:bookmarkStart w:id="125" w:name="OLE_LINK68"/>
+      <w:bookmarkStart w:id="124" w:name="OLE_LINK68"/>
+      <w:bookmarkStart w:id="125" w:name="OLE_LINK67"/>
       <w:r>
         <w:rPr>
           <w:rFonts w:cs="Times New Roman"/>
@@ -11774,7 +11596,7 @@
               <w:pStyle w:val="Normal"/>
               <w:widowControl/>
               <w:suppressAutoHyphens w:val="true"/>
-              <w:overflowPunct w:val="true"/>
+              <w:overflowPunct w:val="false"/>
               <w:bidi w:val="0"/>
               <w:spacing w:lineRule="auto" w:line="360" w:before="0" w:after="160"/>
               <w:jc w:val="both"/>
@@ -11915,7 +11737,7 @@
               <w:pStyle w:val="Normal"/>
               <w:widowControl/>
               <w:suppressAutoHyphens w:val="true"/>
-              <w:overflowPunct w:val="true"/>
+              <w:overflowPunct w:val="false"/>
               <w:bidi w:val="0"/>
               <w:spacing w:lineRule="auto" w:line="360" w:before="0" w:after="160"/>
               <w:jc w:val="both"/>
@@ -12359,7 +12181,7 @@
               <w:pStyle w:val="Normal"/>
               <w:widowControl/>
               <w:suppressAutoHyphens w:val="true"/>
-              <w:overflowPunct w:val="true"/>
+              <w:overflowPunct w:val="false"/>
               <w:bidi w:val="0"/>
               <w:spacing w:lineRule="auto" w:line="360" w:before="0" w:after="160"/>
               <w:jc w:val="both"/>
@@ -12500,7 +12322,7 @@
               <w:pStyle w:val="Normal"/>
               <w:widowControl/>
               <w:suppressAutoHyphens w:val="true"/>
-              <w:overflowPunct w:val="true"/>
+              <w:overflowPunct w:val="false"/>
               <w:bidi w:val="0"/>
               <w:spacing w:lineRule="auto" w:line="360" w:before="0" w:after="160"/>
               <w:jc w:val="both"/>
@@ -12641,7 +12463,7 @@
               <w:pStyle w:val="Normal"/>
               <w:widowControl/>
               <w:suppressAutoHyphens w:val="true"/>
-              <w:overflowPunct w:val="true"/>
+              <w:overflowPunct w:val="false"/>
               <w:bidi w:val="0"/>
               <w:spacing w:lineRule="auto" w:line="360" w:before="0" w:after="160"/>
               <w:jc w:val="both"/>
@@ -12934,7 +12756,7 @@
               <w:pStyle w:val="Normal"/>
               <w:widowControl/>
               <w:suppressAutoHyphens w:val="true"/>
-              <w:overflowPunct w:val="true"/>
+              <w:overflowPunct w:val="false"/>
               <w:bidi w:val="0"/>
               <w:spacing w:lineRule="auto" w:line="360" w:before="0" w:after="160"/>
               <w:jc w:val="both"/>
@@ -13075,7 +12897,7 @@
               <w:pStyle w:val="Normal"/>
               <w:widowControl/>
               <w:suppressAutoHyphens w:val="true"/>
-              <w:overflowPunct w:val="true"/>
+              <w:overflowPunct w:val="false"/>
               <w:bidi w:val="0"/>
               <w:spacing w:lineRule="auto" w:line="360" w:before="0" w:after="160"/>
               <w:jc w:val="both"/>
@@ -13213,7 +13035,7 @@
               <w:pStyle w:val="Normal"/>
               <w:widowControl/>
               <w:suppressAutoHyphens w:val="true"/>
-              <w:overflowPunct w:val="true"/>
+              <w:overflowPunct w:val="false"/>
               <w:bidi w:val="0"/>
               <w:spacing w:lineRule="auto" w:line="360" w:before="0" w:after="160"/>
               <w:jc w:val="both"/>
@@ -13351,7 +13173,7 @@
               <w:pStyle w:val="Normal"/>
               <w:widowControl/>
               <w:suppressAutoHyphens w:val="true"/>
-              <w:overflowPunct w:val="true"/>
+              <w:overflowPunct w:val="false"/>
               <w:bidi w:val="0"/>
               <w:spacing w:lineRule="auto" w:line="360" w:before="0" w:after="160"/>
               <w:jc w:val="both"/>
@@ -13489,7 +13311,7 @@
               <w:pStyle w:val="Normal"/>
               <w:widowControl/>
               <w:suppressAutoHyphens w:val="true"/>
-              <w:overflowPunct w:val="true"/>
+              <w:overflowPunct w:val="false"/>
               <w:bidi w:val="0"/>
               <w:spacing w:lineRule="auto" w:line="360" w:before="0" w:after="160"/>
               <w:jc w:val="both"/>
@@ -13627,7 +13449,7 @@
               <w:pStyle w:val="Normal"/>
               <w:widowControl/>
               <w:suppressAutoHyphens w:val="true"/>
-              <w:overflowPunct w:val="true"/>
+              <w:overflowPunct w:val="false"/>
               <w:bidi w:val="0"/>
               <w:spacing w:lineRule="auto" w:line="360" w:before="0" w:after="160"/>
               <w:jc w:val="both"/>
@@ -13765,7 +13587,7 @@
               <w:pStyle w:val="Normal"/>
               <w:widowControl/>
               <w:suppressAutoHyphens w:val="true"/>
-              <w:overflowPunct w:val="true"/>
+              <w:overflowPunct w:val="false"/>
               <w:bidi w:val="0"/>
               <w:spacing w:lineRule="auto" w:line="360" w:before="0" w:after="160"/>
               <w:jc w:val="both"/>
@@ -13903,7 +13725,7 @@
               <w:pStyle w:val="Normal"/>
               <w:widowControl/>
               <w:suppressAutoHyphens w:val="true"/>
-              <w:overflowPunct w:val="true"/>
+              <w:overflowPunct w:val="false"/>
               <w:bidi w:val="0"/>
               <w:spacing w:lineRule="auto" w:line="360" w:before="0" w:after="160"/>
               <w:jc w:val="both"/>
@@ -14041,7 +13863,7 @@
               <w:pStyle w:val="Normal"/>
               <w:widowControl/>
               <w:suppressAutoHyphens w:val="true"/>
-              <w:overflowPunct w:val="true"/>
+              <w:overflowPunct w:val="false"/>
               <w:bidi w:val="0"/>
               <w:spacing w:lineRule="auto" w:line="360" w:before="0" w:after="160"/>
               <w:jc w:val="both"/>
@@ -14179,7 +14001,7 @@
               <w:pStyle w:val="Normal"/>
               <w:widowControl/>
               <w:suppressAutoHyphens w:val="true"/>
-              <w:overflowPunct w:val="true"/>
+              <w:overflowPunct w:val="false"/>
               <w:bidi w:val="0"/>
               <w:spacing w:lineRule="auto" w:line="360" w:before="0" w:after="160"/>
               <w:jc w:val="both"/>
@@ -14469,7 +14291,7 @@
               <w:pStyle w:val="Normal"/>
               <w:widowControl/>
               <w:suppressAutoHyphens w:val="true"/>
-              <w:overflowPunct w:val="true"/>
+              <w:overflowPunct w:val="false"/>
               <w:bidi w:val="0"/>
               <w:spacing w:lineRule="auto" w:line="360" w:before="0" w:after="160"/>
               <w:jc w:val="both"/>
@@ -14610,7 +14432,7 @@
               <w:pStyle w:val="Normal"/>
               <w:widowControl/>
               <w:suppressAutoHyphens w:val="true"/>
-              <w:overflowPunct w:val="true"/>
+              <w:overflowPunct w:val="false"/>
               <w:bidi w:val="0"/>
               <w:spacing w:lineRule="auto" w:line="360" w:before="0" w:after="160"/>
               <w:jc w:val="both"/>
@@ -14748,7 +14570,7 @@
               <w:pStyle w:val="Normal"/>
               <w:widowControl/>
               <w:suppressAutoHyphens w:val="true"/>
-              <w:overflowPunct w:val="true"/>
+              <w:overflowPunct w:val="false"/>
               <w:bidi w:val="0"/>
               <w:spacing w:lineRule="auto" w:line="360" w:before="0" w:after="160"/>
               <w:jc w:val="both"/>
@@ -16158,6 +15980,28 @@
       <w:pPr>
         <w:pStyle w:val="Normal"/>
         <w:jc w:val="center"/>
+        <w:rPr>
+          <w:b w:val="false"/>
+          <w:color w:val="auto"/>
+          <w:lang w:eastAsia="ru-RU"/>
+        </w:rPr>
+      </w:pPr>
+      <w:r>
+        <w:rPr>
+          <w:b w:val="false"/>
+          <w:color w:val="auto"/>
+          <w:lang w:eastAsia="ru-RU"/>
+        </w:rPr>
+      </w:r>
+      <w:r>
+        <w:br w:type="page"/>
+      </w:r>
+    </w:p>
+    <w:p>
+      <w:pPr>
+        <w:pStyle w:val="Normal"/>
+        <w:spacing w:before="0" w:after="160"/>
+        <w:jc w:val="center"/>
         <w:rPr/>
       </w:pPr>
       <w:bookmarkStart w:id="209" w:name="__RefHeading___Toc22199_2829662935"/>
@@ -16177,9 +16021,17 @@
           <w:color w:val="auto"/>
           <w:lang w:eastAsia="ru-RU"/>
         </w:rPr>
-        <w:t>.1.3. Регистры накопления</w:t>
+        <w:t xml:space="preserve">.1.3. Регистры </w:t>
       </w:r>
       <w:bookmarkEnd w:id="210"/>
+      <w:r>
+        <w:rPr>
+          <w:b w:val="false"/>
+          <w:color w:val="auto"/>
+          <w:lang w:eastAsia="ru-RU"/>
+        </w:rPr>
+        <w:t>сведений</w:t>
+      </w:r>
     </w:p>
     <w:p>
       <w:pPr>
@@ -16193,8 +16045,8 @@
           <w:szCs w:val="28"/>
         </w:rPr>
       </w:pPr>
-      <w:bookmarkStart w:id="211" w:name="OLE_LINK7"/>
-      <w:bookmarkStart w:id="212" w:name="OLE_LINK6"/>
+      <w:bookmarkStart w:id="211" w:name="OLE_LINK6"/>
+      <w:bookmarkStart w:id="212" w:name="OLE_LINK7"/>
       <w:bookmarkEnd w:id="211"/>
       <w:bookmarkEnd w:id="212"/>
       <w:r>
@@ -16205,15 +16057,15 @@
         </w:rPr>
         <w:t>Р</w:t>
       </w:r>
-      <w:bookmarkStart w:id="213" w:name="OLE_LINK4"/>
-      <w:bookmarkStart w:id="214" w:name="OLE_LINK5"/>
-      <w:r>
-        <w:rPr>
-          <w:rFonts w:cs="Times New Roman"/>
-          <w:sz w:val="28"/>
-          <w:szCs w:val="28"/>
-        </w:rPr>
-        <w:t>егистры накопления -</w:t>
+      <w:bookmarkStart w:id="213" w:name="OLE_LINK5"/>
+      <w:bookmarkStart w:id="214" w:name="OLE_LINK4"/>
+      <w:r>
+        <w:rPr>
+          <w:rFonts w:cs="Times New Roman"/>
+          <w:sz w:val="28"/>
+          <w:szCs w:val="28"/>
+        </w:rPr>
+        <w:t>егистры сведений -</w:t>
       </w:r>
       <w:r>
         <w:rPr>
@@ -16222,7 +16074,7 @@
           <w:szCs w:val="28"/>
           <w:shd w:fill="FFFFFF" w:val="clear"/>
         </w:rPr>
-        <w:t xml:space="preserve"> это таблицы для накопления оперативных данных и получения сводной информации.</w:t>
+        <w:t xml:space="preserve"> это объект конфигурации для хранения структурированных данных в разрезе измерений.</w:t>
       </w:r>
     </w:p>
     <w:p>
@@ -16237,11 +16089,11 @@
           <w:szCs w:val="28"/>
         </w:rPr>
       </w:pPr>
-      <w:bookmarkStart w:id="215" w:name="OLE_LINK3"/>
-      <w:bookmarkStart w:id="216" w:name="OLE_LINK2"/>
+      <w:bookmarkStart w:id="215" w:name="OLE_LINK7_Копия_1"/>
+      <w:bookmarkStart w:id="216" w:name="OLE_LINK6_Копия_1"/>
       <w:bookmarkStart w:id="217" w:name="OLE_LINK1"/>
-      <w:bookmarkStart w:id="218" w:name="OLE_LINK6_Копия_1"/>
-      <w:bookmarkStart w:id="219" w:name="OLE_LINK7_Копия_1"/>
+      <w:bookmarkStart w:id="218" w:name="OLE_LINK2"/>
+      <w:bookmarkStart w:id="219" w:name="OLE_LINK3"/>
       <w:bookmarkEnd w:id="213"/>
       <w:bookmarkEnd w:id="214"/>
       <w:bookmarkEnd w:id="215"/>
@@ -16254,7 +16106,7 @@
           <w:sz w:val="28"/>
           <w:szCs w:val="28"/>
         </w:rPr>
-        <w:t>Структура и свойства реквизитов регистров сведений и накоплении представлены в таблице 3.3</w:t>
+        <w:t>Структура и свойства реквизитов регистров сведений представлены в таблице 3.3</w:t>
       </w:r>
     </w:p>
     <w:p>
@@ -16305,7 +16157,7 @@
           <w:sz w:val="28"/>
           <w:szCs w:val="28"/>
         </w:rPr>
-        <w:t xml:space="preserve"> накопления</w:t>
+        <w:t xml:space="preserve"> сведений</w:t>
       </w:r>
     </w:p>
     <w:tbl>
@@ -16537,7 +16389,7 @@
               <w:pStyle w:val="Normal"/>
               <w:widowControl/>
               <w:suppressAutoHyphens w:val="true"/>
-              <w:overflowPunct w:val="true"/>
+              <w:overflowPunct w:val="false"/>
               <w:bidi w:val="0"/>
               <w:spacing w:lineRule="auto" w:line="360" w:before="0" w:after="160"/>
               <w:jc w:val="both"/>
@@ -16645,7 +16497,7 @@
               <w:pStyle w:val="Normal"/>
               <w:widowControl/>
               <w:suppressAutoHyphens w:val="true"/>
-              <w:overflowPunct w:val="true"/>
+              <w:overflowPunct w:val="false"/>
               <w:bidi w:val="0"/>
               <w:spacing w:lineRule="auto" w:line="360" w:before="0" w:after="160"/>
               <w:jc w:val="both"/>
@@ -16713,7 +16565,7 @@
               <w:pStyle w:val="Normal"/>
               <w:widowControl/>
               <w:suppressAutoHyphens w:val="true"/>
-              <w:overflowPunct w:val="true"/>
+              <w:overflowPunct w:val="false"/>
               <w:bidi w:val="0"/>
               <w:spacing w:lineRule="auto" w:line="360" w:before="0" w:after="160"/>
               <w:jc w:val="both"/>
@@ -16851,12 +16703,12 @@
           <w:lang w:eastAsia="ru-RU"/>
         </w:rPr>
       </w:r>
-      <w:bookmarkStart w:id="231" w:name="OLE_LINK1_Копия_1"/>
+      <w:bookmarkStart w:id="231" w:name="OLE_LINK2_Копия_1"/>
       <w:bookmarkStart w:id="232" w:name="OLE_LINK3_Копия_1"/>
-      <w:bookmarkStart w:id="233" w:name="OLE_LINK2_Копия_1"/>
-      <w:bookmarkStart w:id="234" w:name="OLE_LINK1_Копия_1"/>
+      <w:bookmarkStart w:id="233" w:name="OLE_LINK1_Копия_1"/>
+      <w:bookmarkStart w:id="234" w:name="OLE_LINK2_Копия_1"/>
       <w:bookmarkStart w:id="235" w:name="OLE_LINK3_Копия_1"/>
-      <w:bookmarkStart w:id="236" w:name="OLE_LINK2_Копия_1"/>
+      <w:bookmarkStart w:id="236" w:name="OLE_LINK1_Копия_1"/>
       <w:bookmarkEnd w:id="234"/>
       <w:bookmarkEnd w:id="235"/>
       <w:bookmarkEnd w:id="236"/>
@@ -16881,7 +16733,25 @@
           <w:szCs w:val="28"/>
           <w:lang w:eastAsia="ru-RU"/>
         </w:rPr>
-        <w:t>Регистр накопления «Результаты оценки» - хранит информации о результатах проведённого анализа поставщиков, необходимую для более расширенного анализа с помощью формирования отчётов (Рисунок 3.13-3.14).</w:t>
+        <w:t>Регистр</w:t>
+      </w:r>
+      <w:r>
+        <w:rPr>
+          <w:rFonts w:cs="Times New Roman"/>
+          <w:sz w:val="28"/>
+          <w:szCs w:val="28"/>
+          <w:lang w:val="ru-RU" w:eastAsia="ru-RU"/>
+        </w:rPr>
+        <w:t xml:space="preserve"> сведений </w:t>
+      </w:r>
+      <w:r>
+        <w:rPr>
+          <w:rFonts w:cs="Times New Roman"/>
+          <w:sz w:val="28"/>
+          <w:szCs w:val="28"/>
+          <w:lang w:eastAsia="ru-RU"/>
+        </w:rPr>
+        <w:t>«Результаты оценки» - хранит информации о результатах проведённого анализа поставщиков, необходимую для более расширенного анализа с помощью формирования отчётов (Рисунок 3.13-3.14).</w:t>
       </w:r>
     </w:p>
     <w:p>
@@ -16959,7 +16829,7 @@
           <w:szCs w:val="28"/>
           <w:lang w:eastAsia="ru-RU"/>
         </w:rPr>
-        <w:t>Рисунок 3.13 – Структура регистра накопления «Результаты оценки»</w:t>
+        <w:t>Рисунок 3.13 – Структура регистра сведений «Результаты оценки»</w:t>
       </w:r>
     </w:p>
     <w:p>
@@ -17049,7 +16919,7 @@
           <w:szCs w:val="28"/>
           <w:lang w:eastAsia="ru-RU"/>
         </w:rPr>
-        <w:t>Рисунок 3.14 – Форма списка регистра накопления «Результаты оценки»</w:t>
+        <w:t>Рисунок 3.14 – Форма списка регистра сведений «Результаты оценки»</w:t>
       </w:r>
     </w:p>
     <w:p>
@@ -17607,15 +17477,7 @@
       <w:r>
         <w:rPr/>
         <w:tab/>
-        <w:t xml:space="preserve">Метод create_super_ensemble </w:t>
-      </w:r>
-      <w:r>
-        <w:rPr/>
-        <w:t>р</w:t>
-      </w:r>
-      <w:r>
-        <w:rPr/>
-        <w:t xml:space="preserve">еализует ансамблевую модель на основе стекинга (StackingClassifier). </w:t>
+        <w:t xml:space="preserve">Метод create_super_ensemble реализует ансамблевую модель на основе стекинга (StackingClassifier). </w:t>
         <w:tab/>
       </w:r>
     </w:p>
@@ -18042,19 +17904,7 @@
         <w:rPr>
           <w:lang w:val="ru-RU"/>
         </w:rPr>
-        <w:t xml:space="preserve">нужны для </w:t>
-      </w:r>
-      <w:r>
-        <w:rPr>
-          <w:lang w:val="ru-RU"/>
-        </w:rPr>
-        <w:t>х</w:t>
-      </w:r>
-      <w:r>
-        <w:rPr>
-          <w:lang w:val="ru-RU"/>
-        </w:rPr>
-        <w:t xml:space="preserve">ранения </w:t>
+        <w:t xml:space="preserve">нужны для хранения </w:t>
       </w:r>
       <w:r>
         <w:rPr>
@@ -18068,13 +17918,7 @@
         <w:rPr>
           <w:lang w:val="ru-RU"/>
         </w:rPr>
-        <w:t>ключ</w:t>
-      </w:r>
-      <w:r>
-        <w:rPr>
-          <w:lang w:val="ru-RU"/>
-        </w:rPr>
-        <w:t xml:space="preserve">а </w:t>
+        <w:t xml:space="preserve">ключа </w:t>
       </w:r>
       <w:r>
         <w:rPr>
@@ -18082,15 +17926,7 @@
           <w:color w:val="auto"/>
           <w:lang w:val="ru-RU"/>
         </w:rPr>
-        <w:t>"Репутация"</w:t>
-      </w:r>
-      <w:r>
-        <w:rPr>
-          <w:b w:val="false"/>
-          <w:color w:val="auto"/>
-          <w:lang w:val="ru-RU"/>
-        </w:rPr>
-        <w:t>.</w:t>
+        <w:t>"Репутация".</w:t>
       </w:r>
     </w:p>
     <w:p>
@@ -18098,7 +17934,7 @@
         <w:pStyle w:val="Normal"/>
         <w:widowControl/>
         <w:suppressAutoHyphens w:val="true"/>
-        <w:overflowPunct w:val="true"/>
+        <w:overflowPunct w:val="false"/>
         <w:bidi w:val="0"/>
         <w:spacing w:lineRule="auto" w:line="360" w:before="0" w:after="160"/>
         <w:ind w:hanging="0" w:left="0" w:right="0"/>
@@ -18245,35 +18081,7 @@
       <w:r>
         <w:rPr/>
         <w:tab/>
-        <w:t xml:space="preserve">Модуль </w:t>
-      </w:r>
-      <w:r>
-        <w:rPr/>
-        <w:t>utils.py — содерж</w:t>
-      </w:r>
-      <w:r>
-        <w:rPr/>
-        <w:t>и</w:t>
-      </w:r>
-      <w:r>
-        <w:rPr/>
-        <w:t xml:space="preserve">т  </w:t>
-      </w:r>
-      <w:r>
-        <w:rPr/>
-        <w:t>у</w:t>
-      </w:r>
-      <w:r>
-        <w:rPr/>
-        <w:t xml:space="preserve">тилиты </w:t>
-      </w:r>
-      <w:r>
-        <w:rPr/>
-        <w:t xml:space="preserve">для </w:t>
-      </w:r>
-      <w:r>
-        <w:rPr/>
-        <w:t>обработки данных</w:t>
+        <w:t>Модуль utils.py — содержит  утилиты для обработки данных</w:t>
       </w:r>
     </w:p>
     <w:p>
@@ -18305,7 +18113,7 @@
           <w:numId w:val="0"/>
         </w:numPr>
         <w:suppressAutoHyphens w:val="true"/>
-        <w:overflowPunct w:val="true"/>
+        <w:overflowPunct w:val="false"/>
         <w:bidi w:val="0"/>
         <w:spacing w:lineRule="auto" w:line="360" w:before="0" w:after="160"/>
         <w:ind w:hanging="0" w:left="0" w:right="0"/>
@@ -18319,15 +18127,7 @@
       <w:r>
         <w:rPr/>
         <w:tab/>
-        <w:t xml:space="preserve">Модуль model_provider.py - </w:t>
-      </w:r>
-      <w:r>
-        <w:rPr/>
-        <w:t>п</w:t>
-      </w:r>
-      <w:r>
-        <w:rPr/>
-        <w:t>оставщик модели, обеспечивает загрузку предобученных моделей из сериализованных файлов, управление их жизненным циклом в производственной среде, а также изоляцию логики работы с моделями для упрощения поддержки и дальнейшего развития системы.</w:t>
+        <w:t>Модуль model_provider.py - поставщик модели, обеспечивает загрузку предобученных моделей из сериализованных файлов, управление их жизненным циклом в производственной среде, а также изоляцию логики работы с моделями для упрощения поддержки и дальнейшего развития системы.</w:t>
       </w:r>
     </w:p>
     <w:p>
@@ -18348,7 +18148,7 @@
         <w:pStyle w:val="Normal"/>
         <w:numPr>
           <w:ilvl w:val="0"/>
-          <w:numId w:val="20"/>
+          <w:numId w:val="19"/>
         </w:numPr>
         <w:rPr/>
       </w:pPr>
@@ -18364,7 +18164,7 @@
         <w:pStyle w:val="Normal"/>
         <w:numPr>
           <w:ilvl w:val="0"/>
-          <w:numId w:val="20"/>
+          <w:numId w:val="19"/>
         </w:numPr>
         <w:rPr/>
       </w:pPr>
@@ -18380,7 +18180,7 @@
         <w:pStyle w:val="Normal"/>
         <w:numPr>
           <w:ilvl w:val="0"/>
-          <w:numId w:val="20"/>
+          <w:numId w:val="19"/>
         </w:numPr>
         <w:rPr/>
       </w:pPr>
@@ -18396,7 +18196,7 @@
         <w:pStyle w:val="Normal"/>
         <w:numPr>
           <w:ilvl w:val="0"/>
-          <w:numId w:val="20"/>
+          <w:numId w:val="19"/>
         </w:numPr>
         <w:rPr/>
       </w:pPr>
@@ -18412,7 +18212,7 @@
         <w:pStyle w:val="Normal"/>
         <w:numPr>
           <w:ilvl w:val="0"/>
-          <w:numId w:val="20"/>
+          <w:numId w:val="19"/>
         </w:numPr>
         <w:rPr/>
       </w:pPr>
@@ -18428,7 +18228,7 @@
         <w:pStyle w:val="Normal"/>
         <w:numPr>
           <w:ilvl w:val="0"/>
-          <w:numId w:val="20"/>
+          <w:numId w:val="19"/>
         </w:numPr>
         <w:rPr/>
       </w:pPr>
@@ -18592,10 +18392,10 @@
         </w:rPr>
         <w:t xml:space="preserve"> </w:t>
       </w:r>
-      <w:bookmarkStart w:id="290" w:name="_Toc483260915"/>
-      <w:bookmarkStart w:id="291" w:name="_Toc515887000"/>
-      <w:bookmarkStart w:id="292" w:name="_Toc509663666"/>
-      <w:bookmarkStart w:id="293" w:name="_Toc509339948"/>
+      <w:bookmarkStart w:id="290" w:name="_Toc509339948"/>
+      <w:bookmarkStart w:id="291" w:name="_Toc509663666"/>
+      <w:bookmarkStart w:id="292" w:name="_Toc515887000"/>
+      <w:bookmarkStart w:id="293" w:name="_Toc483260915"/>
       <w:r>
         <w:rPr>
           <w:b w:val="false"/>
@@ -18722,7 +18522,7 @@
         <w:pStyle w:val="Normal"/>
         <w:numPr>
           <w:ilvl w:val="0"/>
-          <w:numId w:val="18"/>
+          <w:numId w:val="17"/>
         </w:numPr>
         <w:suppressAutoHyphens w:val="true"/>
         <w:spacing w:lineRule="auto" w:line="360" w:before="0" w:after="0"/>
@@ -18743,7 +18543,7 @@
         <w:pStyle w:val="Normal"/>
         <w:numPr>
           <w:ilvl w:val="0"/>
-          <w:numId w:val="18"/>
+          <w:numId w:val="17"/>
         </w:numPr>
         <w:suppressAutoHyphens w:val="true"/>
         <w:spacing w:lineRule="auto" w:line="360" w:before="0" w:after="0"/>
@@ -18764,7 +18564,7 @@
         <w:pStyle w:val="Normal"/>
         <w:numPr>
           <w:ilvl w:val="0"/>
-          <w:numId w:val="18"/>
+          <w:numId w:val="17"/>
         </w:numPr>
         <w:suppressAutoHyphens w:val="true"/>
         <w:spacing w:lineRule="auto" w:line="360" w:before="0" w:after="0"/>
@@ -18785,7 +18585,7 @@
         <w:pStyle w:val="Normal"/>
         <w:numPr>
           <w:ilvl w:val="0"/>
-          <w:numId w:val="18"/>
+          <w:numId w:val="17"/>
         </w:numPr>
         <w:suppressAutoHyphens w:val="true"/>
         <w:spacing w:lineRule="auto" w:line="360" w:before="0" w:after="0"/>
@@ -18806,7 +18606,7 @@
         <w:pStyle w:val="Normal"/>
         <w:numPr>
           <w:ilvl w:val="0"/>
-          <w:numId w:val="18"/>
+          <w:numId w:val="17"/>
         </w:numPr>
         <w:suppressAutoHyphens w:val="true"/>
         <w:spacing w:lineRule="auto" w:line="360" w:before="0" w:after="0"/>
@@ -18827,7 +18627,7 @@
         <w:pStyle w:val="Normal"/>
         <w:numPr>
           <w:ilvl w:val="0"/>
-          <w:numId w:val="18"/>
+          <w:numId w:val="17"/>
         </w:numPr>
         <w:rPr/>
       </w:pPr>
@@ -18841,7 +18641,7 @@
         <w:pStyle w:val="Normal"/>
         <w:numPr>
           <w:ilvl w:val="0"/>
-          <w:numId w:val="18"/>
+          <w:numId w:val="17"/>
         </w:numPr>
         <w:rPr/>
       </w:pPr>
@@ -18969,8 +18769,8 @@
         </w:rPr>
         <w:t xml:space="preserve">5.1. </w:t>
       </w:r>
-      <w:bookmarkStart w:id="299" w:name="_Toc484018865"/>
-      <w:bookmarkStart w:id="300" w:name="_Toc515887002"/>
+      <w:bookmarkStart w:id="299" w:name="_Toc515887002"/>
+      <w:bookmarkStart w:id="300" w:name="_Toc484018865"/>
       <w:r>
         <w:rPr>
           <w:b w:val="false"/>
@@ -19150,8 +18950,8 @@
         </w:tblCellMar>
       </w:tblPr>
       <w:tblGrid>
-        <w:gridCol w:w="2432"/>
-        <w:gridCol w:w="4601"/>
+        <w:gridCol w:w="2431"/>
+        <w:gridCol w:w="4602"/>
         <w:gridCol w:w="2346"/>
       </w:tblGrid>
       <w:tr>
@@ -19160,7 +18960,7 @@
         </w:trPr>
         <w:tc>
           <w:tcPr>
-            <w:tcW w:w="2432" w:type="dxa"/>
+            <w:tcW w:w="2431" w:type="dxa"/>
             <w:tcBorders>
               <w:top w:val="single" w:sz="4" w:space="0" w:color="000000"/>
               <w:left w:val="single" w:sz="4" w:space="0" w:color="000000"/>
@@ -19194,7 +18994,7 @@
         </w:tc>
         <w:tc>
           <w:tcPr>
-            <w:tcW w:w="4601" w:type="dxa"/>
+            <w:tcW w:w="4602" w:type="dxa"/>
             <w:tcBorders>
               <w:top w:val="single" w:sz="4" w:space="0" w:color="000000"/>
               <w:left w:val="single" w:sz="4" w:space="0" w:color="000000"/>
@@ -19267,7 +19067,7 @@
         </w:trPr>
         <w:tc>
           <w:tcPr>
-            <w:tcW w:w="2432" w:type="dxa"/>
+            <w:tcW w:w="2431" w:type="dxa"/>
             <w:tcBorders>
               <w:top w:val="single" w:sz="4" w:space="0" w:color="000000"/>
               <w:left w:val="single" w:sz="4" w:space="0" w:color="000000"/>
@@ -19300,7 +19100,7 @@
         </w:tc>
         <w:tc>
           <w:tcPr>
-            <w:tcW w:w="4601" w:type="dxa"/>
+            <w:tcW w:w="4602" w:type="dxa"/>
             <w:tcBorders>
               <w:top w:val="single" w:sz="4" w:space="0" w:color="000000"/>
               <w:left w:val="single" w:sz="4" w:space="0" w:color="000000"/>
@@ -19372,7 +19172,7 @@
         </w:trPr>
         <w:tc>
           <w:tcPr>
-            <w:tcW w:w="2432" w:type="dxa"/>
+            <w:tcW w:w="2431" w:type="dxa"/>
             <w:tcBorders>
               <w:top w:val="single" w:sz="4" w:space="0" w:color="000000"/>
               <w:left w:val="single" w:sz="4" w:space="0" w:color="000000"/>
@@ -19405,7 +19205,7 @@
         </w:tc>
         <w:tc>
           <w:tcPr>
-            <w:tcW w:w="4601" w:type="dxa"/>
+            <w:tcW w:w="4602" w:type="dxa"/>
             <w:tcBorders>
               <w:top w:val="single" w:sz="4" w:space="0" w:color="000000"/>
               <w:left w:val="single" w:sz="4" w:space="0" w:color="000000"/>
@@ -19477,7 +19277,7 @@
         </w:trPr>
         <w:tc>
           <w:tcPr>
-            <w:tcW w:w="2432" w:type="dxa"/>
+            <w:tcW w:w="2431" w:type="dxa"/>
             <w:tcBorders>
               <w:top w:val="single" w:sz="4" w:space="0" w:color="000000"/>
               <w:left w:val="single" w:sz="4" w:space="0" w:color="000000"/>
@@ -19510,7 +19310,7 @@
         </w:tc>
         <w:tc>
           <w:tcPr>
-            <w:tcW w:w="4601" w:type="dxa"/>
+            <w:tcW w:w="4602" w:type="dxa"/>
             <w:tcBorders>
               <w:top w:val="single" w:sz="4" w:space="0" w:color="000000"/>
               <w:left w:val="single" w:sz="4" w:space="0" w:color="000000"/>
@@ -19582,7 +19382,7 @@
         </w:trPr>
         <w:tc>
           <w:tcPr>
-            <w:tcW w:w="2432" w:type="dxa"/>
+            <w:tcW w:w="2431" w:type="dxa"/>
             <w:tcBorders>
               <w:top w:val="single" w:sz="4" w:space="0" w:color="000000"/>
               <w:left w:val="single" w:sz="4" w:space="0" w:color="000000"/>
@@ -19615,7 +19415,7 @@
         </w:tc>
         <w:tc>
           <w:tcPr>
-            <w:tcW w:w="4601" w:type="dxa"/>
+            <w:tcW w:w="4602" w:type="dxa"/>
             <w:tcBorders>
               <w:top w:val="single" w:sz="4" w:space="0" w:color="000000"/>
               <w:left w:val="single" w:sz="4" w:space="0" w:color="000000"/>
@@ -20423,8 +20223,8 @@
         </w:rPr>
         <w:t xml:space="preserve">5.2. </w:t>
       </w:r>
-      <w:bookmarkStart w:id="302" w:name="_Toc515887003"/>
-      <w:bookmarkStart w:id="303" w:name="_Toc484018866"/>
+      <w:bookmarkStart w:id="302" w:name="_Toc484018866"/>
+      <w:bookmarkStart w:id="303" w:name="_Toc515887003"/>
       <w:r>
         <w:rPr>
           <w:b w:val="false"/>
@@ -21661,8 +21461,8 @@
         </w:rPr>
         <w:t xml:space="preserve">5.3. </w:t>
       </w:r>
-      <w:bookmarkStart w:id="305" w:name="_Toc484018867"/>
-      <w:bookmarkStart w:id="306" w:name="_Toc515887004"/>
+      <w:bookmarkStart w:id="305" w:name="_Toc515887004"/>
+      <w:bookmarkStart w:id="306" w:name="_Toc484018867"/>
       <w:r>
         <w:rPr>
           <w:b w:val="false"/>
@@ -22588,41 +22388,19 @@
           <w:sz w:val="28"/>
           <w:szCs w:val="28"/>
         </w:rPr>
-        <w:t xml:space="preserve">В результате выполнения выпускной квалификационной работы была рассмотрена и проанализирована деятельность отдела закупок </w:t>
-      </w:r>
-      <w:bookmarkStart w:id="309" w:name="OLE_LINK198"/>
-      <w:bookmarkStart w:id="310" w:name="OLE_LINK197"/>
-      <w:bookmarkStart w:id="311" w:name="OLE_LINK196"/>
-      <w:r>
-        <w:rPr>
-          <w:rFonts w:eastAsia="Times New Roman" w:cs="Times New Roman"/>
-          <w:sz w:val="28"/>
-          <w:szCs w:val="28"/>
-        </w:rPr>
-        <w:t>ООО</w:t>
+        <w:t xml:space="preserve">В результате выполнения выпускной квалификационной работы была рассмотрена и проанализирована деятельность отдела закупок АО "РТК", разработано и внедрено проектное решение по автоматизации </w:t>
+      </w:r>
+      <w:bookmarkStart w:id="309" w:name="OLE_LINK199"/>
+      <w:bookmarkStart w:id="310" w:name="OLE_LINK200"/>
+      <w:r>
+        <w:rPr>
+          <w:sz w:val="28"/>
+          <w:szCs w:val="28"/>
+        </w:rPr>
+        <w:t xml:space="preserve">процесса </w:t>
       </w:r>
       <w:bookmarkEnd w:id="309"/>
       <w:bookmarkEnd w:id="310"/>
-      <w:bookmarkEnd w:id="311"/>
-      <w:r>
-        <w:rPr>
-          <w:rFonts w:eastAsia="Times New Roman" w:cs="Times New Roman"/>
-          <w:sz w:val="28"/>
-          <w:szCs w:val="28"/>
-        </w:rPr>
-        <w:t xml:space="preserve"> «Авангард», разработано и внедрено проектное решение по автоматизации </w:t>
-      </w:r>
-      <w:bookmarkStart w:id="312" w:name="OLE_LINK200"/>
-      <w:bookmarkStart w:id="313" w:name="OLE_LINK199"/>
-      <w:r>
-        <w:rPr>
-          <w:sz w:val="28"/>
-          <w:szCs w:val="28"/>
-        </w:rPr>
-        <w:t xml:space="preserve">процесса </w:t>
-      </w:r>
-      <w:bookmarkEnd w:id="312"/>
-      <w:bookmarkEnd w:id="313"/>
       <w:r>
         <w:rPr>
           <w:sz w:val="28"/>
@@ -22823,15 +22601,15 @@
           <w:sz w:val="28"/>
           <w:szCs w:val="28"/>
         </w:rPr>
-        <w:t>ООО «Авангард</w:t>
-      </w:r>
-      <w:r>
-        <w:rPr>
-          <w:rFonts w:cs="Times New Roman"/>
-          <w:sz w:val="28"/>
-          <w:szCs w:val="28"/>
-        </w:rPr>
-        <w:t>», поможет правильно оценить ситуацию и вовремя принять необходимые решения.</w:t>
+        <w:t>АО "РТК"</w:t>
+      </w:r>
+      <w:r>
+        <w:rPr>
+          <w:rFonts w:cs="Times New Roman"/>
+          <w:sz w:val="28"/>
+          <w:szCs w:val="28"/>
+        </w:rPr>
+        <w:t>, поможет правильно оценить ситуацию и вовремя принять необходимые решения.</w:t>
       </w:r>
     </w:p>
     <w:p>
@@ -22887,9 +22665,9 @@
           <w:color w:val="auto"/>
         </w:rPr>
       </w:pPr>
-      <w:bookmarkStart w:id="314" w:name="__RefHeading___Toc22213_2829662935"/>
-      <w:bookmarkStart w:id="315" w:name="_Toc515887006"/>
-      <w:bookmarkEnd w:id="314"/>
+      <w:bookmarkStart w:id="311" w:name="__RefHeading___Toc22213_2829662935"/>
+      <w:bookmarkStart w:id="312" w:name="_Toc515887006"/>
+      <w:bookmarkEnd w:id="311"/>
       <w:r>
         <w:rPr>
           <w:b w:val="false"/>
@@ -22897,7 +22675,7 @@
         </w:rPr>
         <w:t>Список литературы</w:t>
       </w:r>
-      <w:bookmarkEnd w:id="315"/>
+      <w:bookmarkEnd w:id="312"/>
     </w:p>
     <w:p>
       <w:pPr>
@@ -23581,34 +23359,6 @@
           <w:szCs w:val="28"/>
         </w:rPr>
         <w:t>Румянцева, Е.Л. Информационные технологии: Учебное пособие / Е.Л. Румянцева, В.В. Слюсарь; Под ред. Л.Г. Гагарина. –  М.: ИД ФОРУМ, НИЦ ИНФРА-М, 2013. – 256 c.</w:t>
-      </w:r>
-    </w:p>
-    <w:p>
-      <w:pPr>
-        <w:pStyle w:val="ListParagraph"/>
-        <w:numPr>
-          <w:ilvl w:val="0"/>
-          <w:numId w:val="11"/>
-        </w:numPr>
-        <w:spacing w:lineRule="auto" w:line="360" w:before="0" w:after="0"/>
-        <w:ind w:firstLine="709" w:left="0"/>
-        <w:contextualSpacing/>
-        <w:jc w:val="both"/>
-        <w:rPr>
-          <w:rFonts w:ascii="Times New Roman" w:hAnsi="Times New Roman" w:eastAsia="Calibri" w:cs="Times New Roman"/>
-          <w:color w:val="000000"/>
-          <w:sz w:val="28"/>
-          <w:szCs w:val="28"/>
-        </w:rPr>
-      </w:pPr>
-      <w:r>
-        <w:rPr>
-          <w:rFonts w:eastAsia="Calibri" w:cs="Times New Roman"/>
-          <w:color w:val="000000"/>
-          <w:sz w:val="28"/>
-          <w:szCs w:val="28"/>
-        </w:rPr>
-        <w:t>Методические указания по определению экономической эффективности научно-исследовательских работ и новой техники / Е.В. Габитова, В.В. Данилкин, Т.Ю. Старкова, под ред. В.В. Данилкина. – Челябинск: Издательский центр ЮУрГУ, 2011. – 40 с.</w:t>
       </w:r>
     </w:p>
     <w:sectPr>
@@ -25758,8 +25508,8 @@
   <w:abstractNum w:abstractNumId="17">
     <w:lvl w:ilvl="0">
       <w:start w:val="1"/>
-      <w:numFmt w:val="bullet"/>
-      <w:lvlText w:val=""/>
+      <w:numFmt w:val="decimal"/>
+      <w:lvlText w:val="%1."/>
       <w:lvlJc w:val="left"/>
       <w:pPr>
         <w:tabs>
@@ -25767,14 +25517,12 @@
         </w:tabs>
         <w:ind w:left="720" w:hanging="360"/>
       </w:pPr>
-      <w:rPr>
-        <w:rFonts w:ascii="Symbol" w:hAnsi="Symbol" w:cs="Symbol" w:hint="default"/>
-      </w:rPr>
+      <w:rPr/>
     </w:lvl>
     <w:lvl w:ilvl="1">
       <w:start w:val="1"/>
-      <w:numFmt w:val="bullet"/>
-      <w:lvlText w:val="◦"/>
+      <w:numFmt w:val="decimal"/>
+      <w:lvlText w:val="%2."/>
       <w:lvlJc w:val="left"/>
       <w:pPr>
         <w:tabs>
@@ -25782,14 +25530,12 @@
         </w:tabs>
         <w:ind w:left="1080" w:hanging="360"/>
       </w:pPr>
-      <w:rPr>
-        <w:rFonts w:ascii="OpenSymbol" w:hAnsi="OpenSymbol" w:cs="OpenSymbol" w:hint="default"/>
-      </w:rPr>
+      <w:rPr/>
     </w:lvl>
     <w:lvl w:ilvl="2">
       <w:start w:val="1"/>
-      <w:numFmt w:val="bullet"/>
-      <w:lvlText w:val="▪"/>
+      <w:numFmt w:val="decimal"/>
+      <w:lvlText w:val="%3."/>
       <w:lvlJc w:val="left"/>
       <w:pPr>
         <w:tabs>
@@ -25797,14 +25543,12 @@
         </w:tabs>
         <w:ind w:left="1440" w:hanging="360"/>
       </w:pPr>
-      <w:rPr>
-        <w:rFonts w:ascii="OpenSymbol" w:hAnsi="OpenSymbol" w:cs="OpenSymbol" w:hint="default"/>
-      </w:rPr>
+      <w:rPr/>
     </w:lvl>
     <w:lvl w:ilvl="3">
       <w:start w:val="1"/>
-      <w:numFmt w:val="bullet"/>
-      <w:lvlText w:val=""/>
+      <w:numFmt w:val="decimal"/>
+      <w:lvlText w:val="%4."/>
       <w:lvlJc w:val="left"/>
       <w:pPr>
         <w:tabs>
@@ -25812,14 +25556,12 @@
         </w:tabs>
         <w:ind w:left="1800" w:hanging="360"/>
       </w:pPr>
-      <w:rPr>
-        <w:rFonts w:ascii="Symbol" w:hAnsi="Symbol" w:cs="Symbol" w:hint="default"/>
-      </w:rPr>
+      <w:rPr/>
     </w:lvl>
     <w:lvl w:ilvl="4">
       <w:start w:val="1"/>
-      <w:numFmt w:val="bullet"/>
-      <w:lvlText w:val="◦"/>
+      <w:numFmt w:val="decimal"/>
+      <w:lvlText w:val="%5."/>
       <w:lvlJc w:val="left"/>
       <w:pPr>
         <w:tabs>
@@ -25827,14 +25569,12 @@
         </w:tabs>
         <w:ind w:left="2160" w:hanging="360"/>
       </w:pPr>
-      <w:rPr>
-        <w:rFonts w:ascii="OpenSymbol" w:hAnsi="OpenSymbol" w:cs="OpenSymbol" w:hint="default"/>
-      </w:rPr>
+      <w:rPr/>
     </w:lvl>
     <w:lvl w:ilvl="5">
       <w:start w:val="1"/>
-      <w:numFmt w:val="bullet"/>
-      <w:lvlText w:val="▪"/>
+      <w:numFmt w:val="decimal"/>
+      <w:lvlText w:val="%6."/>
       <w:lvlJc w:val="left"/>
       <w:pPr>
         <w:tabs>
@@ -25842,14 +25582,12 @@
         </w:tabs>
         <w:ind w:left="2520" w:hanging="360"/>
       </w:pPr>
-      <w:rPr>
-        <w:rFonts w:ascii="OpenSymbol" w:hAnsi="OpenSymbol" w:cs="OpenSymbol" w:hint="default"/>
-      </w:rPr>
+      <w:rPr/>
     </w:lvl>
     <w:lvl w:ilvl="6">
       <w:start w:val="1"/>
-      <w:numFmt w:val="bullet"/>
-      <w:lvlText w:val=""/>
+      <w:numFmt w:val="decimal"/>
+      <w:lvlText w:val="%7."/>
       <w:lvlJc w:val="left"/>
       <w:pPr>
         <w:tabs>
@@ -25857,14 +25595,12 @@
         </w:tabs>
         <w:ind w:left="2880" w:hanging="360"/>
       </w:pPr>
-      <w:rPr>
-        <w:rFonts w:ascii="Symbol" w:hAnsi="Symbol" w:cs="Symbol" w:hint="default"/>
-      </w:rPr>
+      <w:rPr/>
     </w:lvl>
     <w:lvl w:ilvl="7">
       <w:start w:val="1"/>
-      <w:numFmt w:val="bullet"/>
-      <w:lvlText w:val="◦"/>
+      <w:numFmt w:val="decimal"/>
+      <w:lvlText w:val="%8."/>
       <w:lvlJc w:val="left"/>
       <w:pPr>
         <w:tabs>
@@ -25872,14 +25608,12 @@
         </w:tabs>
         <w:ind w:left="3240" w:hanging="360"/>
       </w:pPr>
-      <w:rPr>
-        <w:rFonts w:ascii="OpenSymbol" w:hAnsi="OpenSymbol" w:cs="OpenSymbol" w:hint="default"/>
-      </w:rPr>
+      <w:rPr/>
     </w:lvl>
     <w:lvl w:ilvl="8">
       <w:start w:val="1"/>
-      <w:numFmt w:val="bullet"/>
-      <w:lvlText w:val="▪"/>
+      <w:numFmt w:val="decimal"/>
+      <w:lvlText w:val="%9."/>
       <w:lvlJc w:val="left"/>
       <w:pPr>
         <w:tabs>
@@ -25887,9 +25621,7 @@
         </w:tabs>
         <w:ind w:left="3600" w:hanging="360"/>
       </w:pPr>
-      <w:rPr>
-        <w:rFonts w:ascii="OpenSymbol" w:hAnsi="OpenSymbol" w:cs="OpenSymbol" w:hint="default"/>
-      </w:rPr>
+      <w:rPr/>
     </w:lvl>
   </w:abstractNum>
   <w:abstractNum w:abstractNumId="18">
@@ -26131,125 +25863,6 @@
     </w:lvl>
   </w:abstractNum>
   <w:abstractNum w:abstractNumId="20">
-    <w:lvl w:ilvl="0">
-      <w:start w:val="1"/>
-      <w:numFmt w:val="decimal"/>
-      <w:lvlText w:val="%1."/>
-      <w:lvlJc w:val="left"/>
-      <w:pPr>
-        <w:tabs>
-          <w:tab w:val="num" w:pos="720"/>
-        </w:tabs>
-        <w:ind w:left="720" w:hanging="360"/>
-      </w:pPr>
-      <w:rPr/>
-    </w:lvl>
-    <w:lvl w:ilvl="1">
-      <w:start w:val="1"/>
-      <w:numFmt w:val="decimal"/>
-      <w:lvlText w:val="%2."/>
-      <w:lvlJc w:val="left"/>
-      <w:pPr>
-        <w:tabs>
-          <w:tab w:val="num" w:pos="1080"/>
-        </w:tabs>
-        <w:ind w:left="1080" w:hanging="360"/>
-      </w:pPr>
-      <w:rPr/>
-    </w:lvl>
-    <w:lvl w:ilvl="2">
-      <w:start w:val="1"/>
-      <w:numFmt w:val="decimal"/>
-      <w:lvlText w:val="%3."/>
-      <w:lvlJc w:val="left"/>
-      <w:pPr>
-        <w:tabs>
-          <w:tab w:val="num" w:pos="1440"/>
-        </w:tabs>
-        <w:ind w:left="1440" w:hanging="360"/>
-      </w:pPr>
-      <w:rPr/>
-    </w:lvl>
-    <w:lvl w:ilvl="3">
-      <w:start w:val="1"/>
-      <w:numFmt w:val="decimal"/>
-      <w:lvlText w:val="%4."/>
-      <w:lvlJc w:val="left"/>
-      <w:pPr>
-        <w:tabs>
-          <w:tab w:val="num" w:pos="1800"/>
-        </w:tabs>
-        <w:ind w:left="1800" w:hanging="360"/>
-      </w:pPr>
-      <w:rPr/>
-    </w:lvl>
-    <w:lvl w:ilvl="4">
-      <w:start w:val="1"/>
-      <w:numFmt w:val="decimal"/>
-      <w:lvlText w:val="%5."/>
-      <w:lvlJc w:val="left"/>
-      <w:pPr>
-        <w:tabs>
-          <w:tab w:val="num" w:pos="2160"/>
-        </w:tabs>
-        <w:ind w:left="2160" w:hanging="360"/>
-      </w:pPr>
-      <w:rPr/>
-    </w:lvl>
-    <w:lvl w:ilvl="5">
-      <w:start w:val="1"/>
-      <w:numFmt w:val="decimal"/>
-      <w:lvlText w:val="%6."/>
-      <w:lvlJc w:val="left"/>
-      <w:pPr>
-        <w:tabs>
-          <w:tab w:val="num" w:pos="2520"/>
-        </w:tabs>
-        <w:ind w:left="2520" w:hanging="360"/>
-      </w:pPr>
-      <w:rPr/>
-    </w:lvl>
-    <w:lvl w:ilvl="6">
-      <w:start w:val="1"/>
-      <w:numFmt w:val="decimal"/>
-      <w:lvlText w:val="%7."/>
-      <w:lvlJc w:val="left"/>
-      <w:pPr>
-        <w:tabs>
-          <w:tab w:val="num" w:pos="2880"/>
-        </w:tabs>
-        <w:ind w:left="2880" w:hanging="360"/>
-      </w:pPr>
-      <w:rPr/>
-    </w:lvl>
-    <w:lvl w:ilvl="7">
-      <w:start w:val="1"/>
-      <w:numFmt w:val="decimal"/>
-      <w:lvlText w:val="%8."/>
-      <w:lvlJc w:val="left"/>
-      <w:pPr>
-        <w:tabs>
-          <w:tab w:val="num" w:pos="3240"/>
-        </w:tabs>
-        <w:ind w:left="3240" w:hanging="360"/>
-      </w:pPr>
-      <w:rPr/>
-    </w:lvl>
-    <w:lvl w:ilvl="8">
-      <w:start w:val="1"/>
-      <w:numFmt w:val="decimal"/>
-      <w:lvlText w:val="%9."/>
-      <w:lvlJc w:val="left"/>
-      <w:pPr>
-        <w:tabs>
-          <w:tab w:val="num" w:pos="3600"/>
-        </w:tabs>
-        <w:ind w:left="3600" w:hanging="360"/>
-      </w:pPr>
-      <w:rPr/>
-    </w:lvl>
-  </w:abstractNum>
-  <w:abstractNum w:abstractNumId="21">
     <w:lvl w:ilvl="0">
       <w:start w:val="1"/>
       <w:numFmt w:val="none"/>
@@ -26428,9 +26041,6 @@
   <w:num w:numId="20">
     <w:abstractNumId w:val="20"/>
   </w:num>
-  <w:num w:numId="21">
-    <w:abstractNumId w:val="21"/>
-  </w:num>
 </w:numbering>
 </file>
 
@@ -26457,7 +26067,7 @@
     <w:pPr>
       <w:widowControl/>
       <w:suppressAutoHyphens w:val="true"/>
-      <w:overflowPunct w:val="true"/>
+      <w:overflowPunct w:val="false"/>
       <w:bidi w:val="0"/>
       <w:spacing w:lineRule="auto" w:line="360" w:before="0" w:after="160"/>
       <w:jc w:val="both"/>
@@ -26653,6 +26263,30 @@
   </w:style>
   <w:style w:type="character" w:styleId="InternetLink6">
     <w:name w:val="Internet Link6"/>
+    <w:qFormat/>
+    <w:rPr>
+      <w:color w:val="000080"/>
+      <w:u w:val="single"/>
+    </w:rPr>
+  </w:style>
+  <w:style w:type="character" w:styleId="InternetLink7">
+    <w:name w:val="Internet Link7"/>
+    <w:qFormat/>
+    <w:rPr>
+      <w:color w:val="000080"/>
+      <w:u w:val="single"/>
+    </w:rPr>
+  </w:style>
+  <w:style w:type="character" w:styleId="InternetLink8">
+    <w:name w:val="Internet Link8"/>
+    <w:qFormat/>
+    <w:rPr>
+      <w:color w:val="000080"/>
+      <w:u w:val="single"/>
+    </w:rPr>
+  </w:style>
+  <w:style w:type="character" w:styleId="InternetLink9">
+    <w:name w:val="Internet Link9"/>
     <w:qFormat/>
     <w:rPr>
       <w:color w:val="000080"/>
@@ -27005,7 +26639,7 @@
     <w:pPr>
       <w:widowControl w:val="false"/>
       <w:suppressAutoHyphens w:val="true"/>
-      <w:overflowPunct w:val="false"/>
+      <w:overflowPunct w:val="true"/>
       <w:bidi w:val="0"/>
       <w:spacing w:before="0" w:after="0"/>
       <w:jc w:val="left"/>
@@ -27184,7 +26818,7 @@
     <w:pPr>
       <w:widowControl w:val="false"/>
       <w:suppressAutoHyphens w:val="true"/>
-      <w:overflowPunct w:val="false"/>
+      <w:overflowPunct w:val="true"/>
       <w:bidi w:val="0"/>
       <w:spacing w:lineRule="auto" w:line="216" w:before="283" w:after="0"/>
       <w:jc w:val="left"/>
@@ -27431,7 +27065,7 @@
     <w:pPr>
       <w:widowControl w:val="false"/>
       <w:suppressAutoHyphens w:val="true"/>
-      <w:overflowPunct w:val="false"/>
+      <w:overflowPunct w:val="true"/>
       <w:bidi w:val="0"/>
       <w:spacing w:lineRule="atLeast" w:line="0" w:before="0" w:after="0"/>
       <w:jc w:val="left"/>
@@ -27462,7 +27096,7 @@
     <w:pPr>
       <w:widowControl w:val="false"/>
       <w:suppressAutoHyphens w:val="true"/>
-      <w:overflowPunct w:val="false"/>
+      <w:overflowPunct w:val="true"/>
       <w:bidi w:val="0"/>
       <w:spacing w:before="0" w:after="0"/>
       <w:jc w:val="center"/>
@@ -27492,7 +27126,7 @@
     <w:pPr>
       <w:widowControl w:val="false"/>
       <w:suppressAutoHyphens w:val="true"/>
-      <w:overflowPunct w:val="false"/>
+      <w:overflowPunct w:val="true"/>
       <w:bidi w:val="0"/>
       <w:spacing w:before="0" w:after="0"/>
       <w:ind w:hanging="340" w:left="340"/>
@@ -27523,7 +27157,7 @@
     <w:pPr>
       <w:widowControl w:val="false"/>
       <w:suppressAutoHyphens w:val="true"/>
-      <w:overflowPunct w:val="false"/>
+      <w:overflowPunct w:val="true"/>
       <w:bidi w:val="0"/>
       <w:spacing w:before="0" w:after="0"/>
       <w:jc w:val="left"/>
@@ -27543,7 +27177,7 @@
     <w:pPr>
       <w:widowControl w:val="false"/>
       <w:suppressAutoHyphens w:val="true"/>
-      <w:overflowPunct w:val="false"/>
+      <w:overflowPunct w:val="true"/>
       <w:bidi w:val="0"/>
       <w:spacing w:before="0" w:after="0"/>
       <w:jc w:val="left"/>
@@ -27563,7 +27197,7 @@
     <w:pPr>
       <w:widowControl w:val="false"/>
       <w:suppressAutoHyphens w:val="true"/>
-      <w:overflowPunct w:val="false"/>
+      <w:overflowPunct w:val="true"/>
       <w:bidi w:val="0"/>
       <w:spacing w:before="0" w:after="0"/>
       <w:jc w:val="left"/>
@@ -27871,7 +27505,7 @@
     <w:pPr>
       <w:widowControl w:val="false"/>
       <w:suppressAutoHyphens w:val="true"/>
-      <w:overflowPunct w:val="false"/>
+      <w:overflowPunct w:val="true"/>
       <w:bidi w:val="0"/>
       <w:spacing w:before="0" w:after="0"/>
       <w:jc w:val="left"/>
@@ -27891,7 +27525,7 @@
     <w:pPr>
       <w:widowControl w:val="false"/>
       <w:suppressAutoHyphens w:val="true"/>
-      <w:overflowPunct w:val="false"/>
+      <w:overflowPunct w:val="true"/>
       <w:bidi w:val="0"/>
       <w:spacing w:before="0" w:after="0"/>
       <w:jc w:val="left"/>
@@ -27911,7 +27545,7 @@
     <w:pPr>
       <w:widowControl w:val="false"/>
       <w:suppressAutoHyphens w:val="true"/>
-      <w:overflowPunct w:val="false"/>
+      <w:overflowPunct w:val="true"/>
       <w:bidi w:val="0"/>
       <w:spacing w:before="0" w:after="0"/>
       <w:ind w:hanging="340" w:left="340"/>
@@ -27942,7 +27576,7 @@
     <w:pPr>
       <w:widowControl w:val="false"/>
       <w:suppressAutoHyphens w:val="true"/>
-      <w:overflowPunct w:val="false"/>
+      <w:overflowPunct w:val="true"/>
       <w:bidi w:val="0"/>
       <w:spacing w:lineRule="auto" w:line="216" w:before="283" w:after="0"/>
       <w:jc w:val="left"/>
@@ -28189,7 +27823,7 @@
     <w:pPr>
       <w:widowControl w:val="false"/>
       <w:suppressAutoHyphens w:val="true"/>
-      <w:overflowPunct w:val="false"/>
+      <w:overflowPunct w:val="true"/>
       <w:bidi w:val="0"/>
       <w:spacing w:before="0" w:after="0"/>
       <w:jc w:val="left"/>
@@ -28210,7 +27844,7 @@
     <w:pPr>
       <w:widowControl w:val="false"/>
       <w:suppressAutoHyphens w:val="true"/>
-      <w:overflowPunct w:val="false"/>
+      <w:overflowPunct w:val="true"/>
       <w:bidi w:val="0"/>
       <w:spacing w:before="0" w:after="0"/>
       <w:jc w:val="left"/>
@@ -28230,7 +27864,7 @@
     <w:pPr>
       <w:widowControl w:val="false"/>
       <w:suppressAutoHyphens w:val="true"/>
-      <w:overflowPunct w:val="false"/>
+      <w:overflowPunct w:val="true"/>
       <w:bidi w:val="0"/>
       <w:spacing w:before="0" w:after="0"/>
       <w:jc w:val="left"/>
@@ -28251,7 +27885,7 @@
     <w:pPr>
       <w:widowControl w:val="false"/>
       <w:suppressAutoHyphens w:val="true"/>
-      <w:overflowPunct w:val="false"/>
+      <w:overflowPunct w:val="true"/>
       <w:bidi w:val="0"/>
       <w:spacing w:before="0" w:after="0"/>
       <w:jc w:val="left"/>
@@ -28271,7 +27905,7 @@
     <w:pPr>
       <w:widowControl w:val="false"/>
       <w:suppressAutoHyphens w:val="true"/>
-      <w:overflowPunct w:val="false"/>
+      <w:overflowPunct w:val="true"/>
       <w:bidi w:val="0"/>
       <w:spacing w:before="0" w:after="0"/>
       <w:jc w:val="left"/>
@@ -28291,7 +27925,7 @@
     <w:pPr>
       <w:widowControl w:val="false"/>
       <w:suppressAutoHyphens w:val="true"/>
-      <w:overflowPunct w:val="false"/>
+      <w:overflowPunct w:val="true"/>
       <w:bidi w:val="0"/>
       <w:spacing w:before="0" w:after="0"/>
       <w:jc w:val="left"/>
@@ -28311,7 +27945,7 @@
     <w:pPr>
       <w:widowControl w:val="false"/>
       <w:suppressAutoHyphens w:val="true"/>
-      <w:overflowPunct w:val="false"/>
+      <w:overflowPunct w:val="true"/>
       <w:bidi w:val="0"/>
       <w:spacing w:before="0" w:after="0"/>
       <w:jc w:val="left"/>
@@ -28331,7 +27965,7 @@
     <w:pPr>
       <w:widowControl w:val="false"/>
       <w:suppressAutoHyphens w:val="true"/>
-      <w:overflowPunct w:val="false"/>
+      <w:overflowPunct w:val="true"/>
       <w:bidi w:val="0"/>
       <w:spacing w:before="0" w:after="0"/>
       <w:jc w:val="left"/>
@@ -28351,7 +27985,7 @@
     <w:pPr>
       <w:widowControl w:val="false"/>
       <w:suppressAutoHyphens w:val="true"/>
-      <w:overflowPunct w:val="false"/>
+      <w:overflowPunct w:val="true"/>
       <w:bidi w:val="0"/>
       <w:spacing w:before="0" w:after="0"/>
       <w:jc w:val="left"/>
@@ -28371,7 +28005,7 @@
     <w:pPr>
       <w:widowControl w:val="false"/>
       <w:suppressAutoHyphens w:val="true"/>
-      <w:overflowPunct w:val="false"/>
+      <w:overflowPunct w:val="true"/>
       <w:bidi w:val="0"/>
       <w:spacing w:before="0" w:after="0"/>
       <w:jc w:val="left"/>
@@ -28391,7 +28025,7 @@
     <w:pPr>
       <w:widowControl w:val="false"/>
       <w:suppressAutoHyphens w:val="true"/>
-      <w:overflowPunct w:val="false"/>
+      <w:overflowPunct w:val="true"/>
       <w:bidi w:val="0"/>
       <w:spacing w:before="0" w:after="0"/>
       <w:jc w:val="left"/>
@@ -28411,7 +28045,7 @@
     <w:pPr>
       <w:widowControl w:val="false"/>
       <w:suppressAutoHyphens w:val="true"/>
-      <w:overflowPunct w:val="false"/>
+      <w:overflowPunct w:val="true"/>
       <w:bidi w:val="0"/>
       <w:spacing w:before="0" w:after="0"/>
       <w:jc w:val="left"/>
@@ -28431,7 +28065,7 @@
     <w:pPr>
       <w:widowControl w:val="false"/>
       <w:suppressAutoHyphens w:val="true"/>
-      <w:overflowPunct w:val="false"/>
+      <w:overflowPunct w:val="true"/>
       <w:bidi w:val="0"/>
       <w:spacing w:before="0" w:after="0"/>
       <w:jc w:val="left"/>
@@ -28451,7 +28085,7 @@
     <w:pPr>
       <w:widowControl w:val="false"/>
       <w:suppressAutoHyphens w:val="true"/>
-      <w:overflowPunct w:val="false"/>
+      <w:overflowPunct w:val="true"/>
       <w:bidi w:val="0"/>
       <w:spacing w:before="0" w:after="0"/>
       <w:jc w:val="left"/>
@@ -28471,7 +28105,7 @@
     <w:pPr>
       <w:widowControl w:val="false"/>
       <w:suppressAutoHyphens w:val="true"/>
-      <w:overflowPunct w:val="false"/>
+      <w:overflowPunct w:val="true"/>
       <w:bidi w:val="0"/>
       <w:spacing w:before="0" w:after="0"/>
       <w:jc w:val="left"/>
@@ -28491,7 +28125,7 @@
     <w:pPr>
       <w:widowControl w:val="false"/>
       <w:suppressAutoHyphens w:val="true"/>
-      <w:overflowPunct w:val="false"/>
+      <w:overflowPunct w:val="true"/>
       <w:bidi w:val="0"/>
       <w:spacing w:before="0" w:after="0"/>
       <w:jc w:val="left"/>
@@ -28511,7 +28145,7 @@
     <w:pPr>
       <w:widowControl w:val="false"/>
       <w:suppressAutoHyphens w:val="true"/>
-      <w:overflowPunct w:val="false"/>
+      <w:overflowPunct w:val="true"/>
       <w:bidi w:val="0"/>
       <w:spacing w:before="0" w:after="0"/>
       <w:jc w:val="left"/>
@@ -28531,7 +28165,7 @@
     <w:pPr>
       <w:widowControl w:val="false"/>
       <w:suppressAutoHyphens w:val="true"/>
-      <w:overflowPunct w:val="false"/>
+      <w:overflowPunct w:val="true"/>
       <w:bidi w:val="0"/>
       <w:spacing w:before="0" w:after="0"/>
       <w:jc w:val="left"/>
@@ -28551,7 +28185,7 @@
     <w:pPr>
       <w:widowControl w:val="false"/>
       <w:suppressAutoHyphens w:val="true"/>
-      <w:overflowPunct w:val="false"/>
+      <w:overflowPunct w:val="true"/>
       <w:bidi w:val="0"/>
       <w:spacing w:before="0" w:after="0"/>
       <w:jc w:val="left"/>
@@ -28571,7 +28205,7 @@
     <w:pPr>
       <w:widowControl w:val="false"/>
       <w:suppressAutoHyphens w:val="true"/>
-      <w:overflowPunct w:val="false"/>
+      <w:overflowPunct w:val="true"/>
       <w:bidi w:val="0"/>
       <w:spacing w:before="0" w:after="0"/>
       <w:jc w:val="left"/>
@@ -28591,7 +28225,7 @@
     <w:pPr>
       <w:widowControl w:val="false"/>
       <w:suppressAutoHyphens w:val="true"/>
-      <w:overflowPunct w:val="false"/>
+      <w:overflowPunct w:val="true"/>
       <w:bidi w:val="0"/>
       <w:spacing w:before="0" w:after="0"/>
       <w:jc w:val="left"/>
@@ -28611,7 +28245,7 @@
     <w:pPr>
       <w:widowControl w:val="false"/>
       <w:suppressAutoHyphens w:val="true"/>
-      <w:overflowPunct w:val="false"/>
+      <w:overflowPunct w:val="true"/>
       <w:bidi w:val="0"/>
       <w:spacing w:before="0" w:after="0"/>
       <w:jc w:val="left"/>
@@ -28631,7 +28265,7 @@
     <w:pPr>
       <w:widowControl w:val="false"/>
       <w:suppressAutoHyphens w:val="true"/>
-      <w:overflowPunct w:val="false"/>
+      <w:overflowPunct w:val="true"/>
       <w:bidi w:val="0"/>
       <w:spacing w:before="0" w:after="0"/>
       <w:jc w:val="left"/>
@@ -28651,7 +28285,7 @@
     <w:pPr>
       <w:widowControl w:val="false"/>
       <w:suppressAutoHyphens w:val="true"/>
-      <w:overflowPunct w:val="false"/>
+      <w:overflowPunct w:val="true"/>
       <w:bidi w:val="0"/>
       <w:spacing w:before="0" w:after="0"/>
       <w:jc w:val="left"/>
@@ -28671,7 +28305,7 @@
     <w:pPr>
       <w:widowControl w:val="false"/>
       <w:suppressAutoHyphens w:val="true"/>
-      <w:overflowPunct w:val="false"/>
+      <w:overflowPunct w:val="true"/>
       <w:bidi w:val="0"/>
       <w:spacing w:before="0" w:after="0"/>
       <w:jc w:val="left"/>
@@ -28691,7 +28325,7 @@
     <w:pPr>
       <w:widowControl w:val="false"/>
       <w:suppressAutoHyphens w:val="true"/>
-      <w:overflowPunct w:val="false"/>
+      <w:overflowPunct w:val="true"/>
       <w:bidi w:val="0"/>
       <w:spacing w:before="0" w:after="0"/>
       <w:jc w:val="left"/>
@@ -28711,7 +28345,7 @@
     <w:pPr>
       <w:widowControl w:val="false"/>
       <w:suppressAutoHyphens w:val="true"/>
-      <w:overflowPunct w:val="false"/>
+      <w:overflowPunct w:val="true"/>
       <w:bidi w:val="0"/>
       <w:spacing w:before="0" w:after="0"/>
       <w:jc w:val="left"/>
@@ -28731,7 +28365,7 @@
     <w:pPr>
       <w:widowControl w:val="false"/>
       <w:suppressAutoHyphens w:val="true"/>
-      <w:overflowPunct w:val="false"/>
+      <w:overflowPunct w:val="true"/>
       <w:bidi w:val="0"/>
       <w:spacing w:before="0" w:after="0"/>
       <w:jc w:val="left"/>
@@ -28751,7 +28385,7 @@
     <w:pPr>
       <w:widowControl w:val="false"/>
       <w:suppressAutoHyphens w:val="true"/>
-      <w:overflowPunct w:val="false"/>
+      <w:overflowPunct w:val="true"/>
       <w:bidi w:val="0"/>
       <w:spacing w:before="0" w:after="0"/>
       <w:jc w:val="left"/>
@@ -28771,7 +28405,7 @@
     <w:pPr>
       <w:widowControl w:val="false"/>
       <w:suppressAutoHyphens w:val="true"/>
-      <w:overflowPunct w:val="false"/>
+      <w:overflowPunct w:val="true"/>
       <w:bidi w:val="0"/>
       <w:spacing w:before="0" w:after="0"/>
       <w:jc w:val="left"/>
@@ -28791,7 +28425,7 @@
     <w:pPr>
       <w:widowControl w:val="false"/>
       <w:suppressAutoHyphens w:val="true"/>
-      <w:overflowPunct w:val="false"/>
+      <w:overflowPunct w:val="true"/>
       <w:bidi w:val="0"/>
       <w:spacing w:before="0" w:after="0"/>
       <w:jc w:val="left"/>
@@ -28811,7 +28445,7 @@
     <w:pPr>
       <w:widowControl w:val="false"/>
       <w:suppressAutoHyphens w:val="true"/>
-      <w:overflowPunct w:val="false"/>
+      <w:overflowPunct w:val="true"/>
       <w:bidi w:val="0"/>
       <w:spacing w:before="0" w:after="0"/>
       <w:jc w:val="left"/>
@@ -28831,7 +28465,7 @@
     <w:pPr>
       <w:widowControl w:val="false"/>
       <w:suppressAutoHyphens w:val="true"/>
-      <w:overflowPunct w:val="false"/>
+      <w:overflowPunct w:val="true"/>
       <w:bidi w:val="0"/>
       <w:spacing w:before="0" w:after="0"/>
       <w:jc w:val="left"/>
@@ -28851,7 +28485,7 @@
     <w:pPr>
       <w:widowControl w:val="false"/>
       <w:suppressAutoHyphens w:val="true"/>
-      <w:overflowPunct w:val="false"/>
+      <w:overflowPunct w:val="true"/>
       <w:bidi w:val="0"/>
       <w:spacing w:before="0" w:after="0"/>
       <w:jc w:val="left"/>
@@ -28871,7 +28505,7 @@
     <w:pPr>
       <w:widowControl w:val="false"/>
       <w:suppressAutoHyphens w:val="true"/>
-      <w:overflowPunct w:val="false"/>
+      <w:overflowPunct w:val="true"/>
       <w:bidi w:val="0"/>
       <w:spacing w:before="0" w:after="0"/>
       <w:jc w:val="left"/>
@@ -28891,7 +28525,7 @@
     <w:pPr>
       <w:widowControl w:val="false"/>
       <w:suppressAutoHyphens w:val="true"/>
-      <w:overflowPunct w:val="false"/>
+      <w:overflowPunct w:val="true"/>
       <w:bidi w:val="0"/>
       <w:spacing w:before="0" w:after="0"/>
       <w:jc w:val="left"/>
@@ -28911,7 +28545,7 @@
     <w:pPr>
       <w:widowControl w:val="false"/>
       <w:suppressAutoHyphens w:val="true"/>
-      <w:overflowPunct w:val="false"/>
+      <w:overflowPunct w:val="true"/>
       <w:bidi w:val="0"/>
       <w:spacing w:before="0" w:after="0"/>
       <w:jc w:val="left"/>
@@ -28931,7 +28565,7 @@
     <w:pPr>
       <w:widowControl w:val="false"/>
       <w:suppressAutoHyphens w:val="true"/>
-      <w:overflowPunct w:val="false"/>
+      <w:overflowPunct w:val="true"/>
       <w:bidi w:val="0"/>
       <w:spacing w:before="0" w:after="0"/>
       <w:jc w:val="left"/>
@@ -28951,7 +28585,7 @@
     <w:pPr>
       <w:widowControl w:val="false"/>
       <w:suppressAutoHyphens w:val="true"/>
-      <w:overflowPunct w:val="false"/>
+      <w:overflowPunct w:val="true"/>
       <w:bidi w:val="0"/>
       <w:spacing w:before="0" w:after="0"/>
       <w:jc w:val="left"/>
@@ -28971,7 +28605,7 @@
     <w:pPr>
       <w:widowControl w:val="false"/>
       <w:suppressAutoHyphens w:val="true"/>
-      <w:overflowPunct w:val="false"/>
+      <w:overflowPunct w:val="true"/>
       <w:bidi w:val="0"/>
       <w:spacing w:before="0" w:after="0"/>
       <w:jc w:val="left"/>
@@ -28991,7 +28625,7 @@
     <w:pPr>
       <w:widowControl w:val="false"/>
       <w:suppressAutoHyphens w:val="true"/>
-      <w:overflowPunct w:val="false"/>
+      <w:overflowPunct w:val="true"/>
       <w:bidi w:val="0"/>
       <w:spacing w:before="0" w:after="0"/>
       <w:jc w:val="left"/>
@@ -29011,7 +28645,7 @@
     <w:pPr>
       <w:widowControl w:val="false"/>
       <w:suppressAutoHyphens w:val="true"/>
-      <w:overflowPunct w:val="false"/>
+      <w:overflowPunct w:val="true"/>
       <w:bidi w:val="0"/>
       <w:spacing w:before="0" w:after="0"/>
       <w:jc w:val="left"/>
@@ -29031,7 +28665,7 @@
     <w:pPr>
       <w:widowControl w:val="false"/>
       <w:suppressAutoHyphens w:val="true"/>
-      <w:overflowPunct w:val="false"/>
+      <w:overflowPunct w:val="true"/>
       <w:bidi w:val="0"/>
       <w:spacing w:before="0" w:after="0"/>
       <w:jc w:val="left"/>
@@ -29051,7 +28685,7 @@
     <w:pPr>
       <w:widowControl w:val="false"/>
       <w:suppressAutoHyphens w:val="true"/>
-      <w:overflowPunct w:val="false"/>
+      <w:overflowPunct w:val="true"/>
       <w:bidi w:val="0"/>
       <w:spacing w:before="0" w:after="0"/>
       <w:jc w:val="left"/>
@@ -29071,7 +28705,7 @@
     <w:pPr>
       <w:widowControl w:val="false"/>
       <w:suppressAutoHyphens w:val="true"/>
-      <w:overflowPunct w:val="false"/>
+      <w:overflowPunct w:val="true"/>
       <w:bidi w:val="0"/>
       <w:spacing w:before="0" w:after="0"/>
       <w:jc w:val="left"/>
@@ -29091,7 +28725,7 @@
     <w:pPr>
       <w:widowControl w:val="false"/>
       <w:suppressAutoHyphens w:val="true"/>
-      <w:overflowPunct w:val="false"/>
+      <w:overflowPunct w:val="true"/>
       <w:bidi w:val="0"/>
       <w:spacing w:before="0" w:after="0"/>
       <w:jc w:val="left"/>
@@ -29111,7 +28745,7 @@
     <w:pPr>
       <w:widowControl w:val="false"/>
       <w:suppressAutoHyphens w:val="true"/>
-      <w:overflowPunct w:val="false"/>
+      <w:overflowPunct w:val="true"/>
       <w:bidi w:val="0"/>
       <w:spacing w:before="0" w:after="0"/>
       <w:jc w:val="left"/>
@@ -29131,7 +28765,7 @@
     <w:pPr>
       <w:widowControl w:val="false"/>
       <w:suppressAutoHyphens w:val="true"/>
-      <w:overflowPunct w:val="false"/>
+      <w:overflowPunct w:val="true"/>
       <w:bidi w:val="0"/>
       <w:spacing w:before="0" w:after="0"/>
       <w:jc w:val="left"/>
@@ -29151,7 +28785,7 @@
     <w:pPr>
       <w:widowControl w:val="false"/>
       <w:suppressAutoHyphens w:val="true"/>
-      <w:overflowPunct w:val="false"/>
+      <w:overflowPunct w:val="true"/>
       <w:bidi w:val="0"/>
       <w:spacing w:before="0" w:after="0"/>
       <w:jc w:val="left"/>
@@ -29171,7 +28805,7 @@
     <w:pPr>
       <w:widowControl w:val="false"/>
       <w:suppressAutoHyphens w:val="true"/>
-      <w:overflowPunct w:val="false"/>
+      <w:overflowPunct w:val="true"/>
       <w:bidi w:val="0"/>
       <w:spacing w:before="0" w:after="0"/>
       <w:jc w:val="left"/>
@@ -29191,7 +28825,7 @@
     <w:pPr>
       <w:widowControl w:val="false"/>
       <w:suppressAutoHyphens w:val="true"/>
-      <w:overflowPunct w:val="false"/>
+      <w:overflowPunct w:val="true"/>
       <w:bidi w:val="0"/>
       <w:spacing w:before="0" w:after="0"/>
       <w:jc w:val="left"/>
@@ -29211,7 +28845,7 @@
     <w:pPr>
       <w:widowControl w:val="false"/>
       <w:suppressAutoHyphens w:val="true"/>
-      <w:overflowPunct w:val="false"/>
+      <w:overflowPunct w:val="true"/>
       <w:bidi w:val="0"/>
       <w:spacing w:before="0" w:after="0"/>
       <w:jc w:val="left"/>
@@ -29231,7 +28865,7 @@
     <w:pPr>
       <w:widowControl w:val="false"/>
       <w:suppressAutoHyphens w:val="true"/>
-      <w:overflowPunct w:val="false"/>
+      <w:overflowPunct w:val="true"/>
       <w:bidi w:val="0"/>
       <w:spacing w:before="0" w:after="0"/>
       <w:jc w:val="left"/>
@@ -29251,7 +28885,7 @@
     <w:pPr>
       <w:widowControl w:val="false"/>
       <w:suppressAutoHyphens w:val="true"/>
-      <w:overflowPunct w:val="false"/>
+      <w:overflowPunct w:val="true"/>
       <w:bidi w:val="0"/>
       <w:spacing w:before="0" w:after="0"/>
       <w:jc w:val="left"/>
@@ -29271,7 +28905,7 @@
     <w:pPr>
       <w:widowControl w:val="false"/>
       <w:suppressAutoHyphens w:val="true"/>
-      <w:overflowPunct w:val="false"/>
+      <w:overflowPunct w:val="true"/>
       <w:bidi w:val="0"/>
       <w:spacing w:before="0" w:after="0"/>
       <w:jc w:val="left"/>
@@ -29291,7 +28925,7 @@
     <w:pPr>
       <w:widowControl w:val="false"/>
       <w:suppressAutoHyphens w:val="true"/>
-      <w:overflowPunct w:val="false"/>
+      <w:overflowPunct w:val="true"/>
       <w:bidi w:val="0"/>
       <w:spacing w:before="0" w:after="0"/>
       <w:jc w:val="left"/>
@@ -29311,7 +28945,7 @@
     <w:pPr>
       <w:widowControl w:val="false"/>
       <w:suppressAutoHyphens w:val="true"/>
-      <w:overflowPunct w:val="false"/>
+      <w:overflowPunct w:val="true"/>
       <w:bidi w:val="0"/>
       <w:spacing w:before="0" w:after="0"/>
       <w:jc w:val="left"/>
@@ -29331,7 +28965,7 @@
     <w:pPr>
       <w:widowControl w:val="false"/>
       <w:suppressAutoHyphens w:val="true"/>
-      <w:overflowPunct w:val="false"/>
+      <w:overflowPunct w:val="true"/>
       <w:bidi w:val="0"/>
       <w:spacing w:before="0" w:after="0"/>
       <w:jc w:val="left"/>
@@ -29351,7 +28985,7 @@
     <w:pPr>
       <w:widowControl w:val="false"/>
       <w:suppressAutoHyphens w:val="true"/>
-      <w:overflowPunct w:val="false"/>
+      <w:overflowPunct w:val="true"/>
       <w:bidi w:val="0"/>
       <w:spacing w:before="0" w:after="0"/>
       <w:jc w:val="left"/>
@@ -29371,7 +29005,7 @@
     <w:pPr>
       <w:widowControl w:val="false"/>
       <w:suppressAutoHyphens w:val="true"/>
-      <w:overflowPunct w:val="false"/>
+      <w:overflowPunct w:val="true"/>
       <w:bidi w:val="0"/>
       <w:spacing w:before="0" w:after="0"/>
       <w:jc w:val="left"/>
@@ -29391,7 +29025,7 @@
     <w:pPr>
       <w:widowControl w:val="false"/>
       <w:suppressAutoHyphens w:val="true"/>
-      <w:overflowPunct w:val="false"/>
+      <w:overflowPunct w:val="true"/>
       <w:bidi w:val="0"/>
       <w:spacing w:before="0" w:after="0"/>
       <w:jc w:val="left"/>
@@ -29411,7 +29045,7 @@
     <w:pPr>
       <w:widowControl w:val="false"/>
       <w:suppressAutoHyphens w:val="true"/>
-      <w:overflowPunct w:val="false"/>
+      <w:overflowPunct w:val="true"/>
       <w:bidi w:val="0"/>
       <w:spacing w:before="0" w:after="0"/>
       <w:jc w:val="left"/>
@@ -29431,7 +29065,7 @@
     <w:pPr>
       <w:widowControl w:val="false"/>
       <w:suppressAutoHyphens w:val="true"/>
-      <w:overflowPunct w:val="false"/>
+      <w:overflowPunct w:val="true"/>
       <w:bidi w:val="0"/>
       <w:spacing w:before="0" w:after="0"/>
       <w:jc w:val="left"/>
@@ -29451,7 +29085,7 @@
     <w:pPr>
       <w:widowControl w:val="false"/>
       <w:suppressAutoHyphens w:val="true"/>
-      <w:overflowPunct w:val="false"/>
+      <w:overflowPunct w:val="true"/>
       <w:bidi w:val="0"/>
       <w:spacing w:before="0" w:after="0"/>
       <w:jc w:val="left"/>
@@ -29471,7 +29105,7 @@
     <w:pPr>
       <w:widowControl w:val="false"/>
       <w:suppressAutoHyphens w:val="true"/>
-      <w:overflowPunct w:val="false"/>
+      <w:overflowPunct w:val="true"/>
       <w:bidi w:val="0"/>
       <w:spacing w:before="0" w:after="0"/>
       <w:jc w:val="left"/>
@@ -29491,7 +29125,7 @@
     <w:pPr>
       <w:widowControl w:val="false"/>
       <w:suppressAutoHyphens w:val="true"/>
-      <w:overflowPunct w:val="false"/>
+      <w:overflowPunct w:val="true"/>
       <w:bidi w:val="0"/>
       <w:spacing w:before="0" w:after="0"/>
       <w:jc w:val="left"/>
@@ -29511,7 +29145,7 @@
     <w:pPr>
       <w:widowControl w:val="false"/>
       <w:suppressAutoHyphens w:val="true"/>
-      <w:overflowPunct w:val="false"/>
+      <w:overflowPunct w:val="true"/>
       <w:bidi w:val="0"/>
       <w:spacing w:before="0" w:after="0"/>
       <w:jc w:val="left"/>
@@ -29531,7 +29165,7 @@
     <w:pPr>
       <w:widowControl w:val="false"/>
       <w:suppressAutoHyphens w:val="true"/>
-      <w:overflowPunct w:val="false"/>
+      <w:overflowPunct w:val="true"/>
       <w:bidi w:val="0"/>
       <w:spacing w:before="0" w:after="0"/>
       <w:jc w:val="left"/>
@@ -29551,7 +29185,7 @@
     <w:pPr>
       <w:widowControl w:val="false"/>
       <w:suppressAutoHyphens w:val="true"/>
-      <w:overflowPunct w:val="false"/>
+      <w:overflowPunct w:val="true"/>
       <w:bidi w:val="0"/>
       <w:spacing w:before="0" w:after="0"/>
       <w:jc w:val="left"/>
@@ -29571,7 +29205,7 @@
     <w:pPr>
       <w:widowControl w:val="false"/>
       <w:suppressAutoHyphens w:val="true"/>
-      <w:overflowPunct w:val="false"/>
+      <w:overflowPunct w:val="true"/>
       <w:bidi w:val="0"/>
       <w:spacing w:before="0" w:after="0"/>
       <w:jc w:val="left"/>
@@ -29591,7 +29225,7 @@
     <w:pPr>
       <w:widowControl w:val="false"/>
       <w:suppressAutoHyphens w:val="true"/>
-      <w:overflowPunct w:val="false"/>
+      <w:overflowPunct w:val="true"/>
       <w:bidi w:val="0"/>
       <w:spacing w:before="0" w:after="0"/>
       <w:jc w:val="left"/>
@@ -29611,7 +29245,7 @@
     <w:pPr>
       <w:widowControl w:val="false"/>
       <w:suppressAutoHyphens w:val="true"/>
-      <w:overflowPunct w:val="false"/>
+      <w:overflowPunct w:val="true"/>
       <w:bidi w:val="0"/>
       <w:spacing w:before="0" w:after="0"/>
       <w:jc w:val="left"/>
@@ -29631,7 +29265,7 @@
     <w:pPr>
       <w:widowControl w:val="false"/>
       <w:suppressAutoHyphens w:val="true"/>
-      <w:overflowPunct w:val="false"/>
+      <w:overflowPunct w:val="true"/>
       <w:bidi w:val="0"/>
       <w:spacing w:before="0" w:after="0"/>
       <w:jc w:val="left"/>
@@ -29651,7 +29285,7 @@
     <w:pPr>
       <w:widowControl w:val="false"/>
       <w:suppressAutoHyphens w:val="true"/>
-      <w:overflowPunct w:val="false"/>
+      <w:overflowPunct w:val="true"/>
       <w:bidi w:val="0"/>
       <w:spacing w:before="0" w:after="0"/>
       <w:jc w:val="left"/>
@@ -29671,7 +29305,7 @@
     <w:pPr>
       <w:widowControl w:val="false"/>
       <w:suppressAutoHyphens w:val="true"/>
-      <w:overflowPunct w:val="false"/>
+      <w:overflowPunct w:val="true"/>
       <w:bidi w:val="0"/>
       <w:spacing w:before="0" w:after="0"/>
       <w:jc w:val="left"/>
@@ -29691,7 +29325,7 @@
     <w:pPr>
       <w:widowControl w:val="false"/>
       <w:suppressAutoHyphens w:val="true"/>
-      <w:overflowPunct w:val="false"/>
+      <w:overflowPunct w:val="true"/>
       <w:bidi w:val="0"/>
       <w:spacing w:before="0" w:after="0"/>
       <w:jc w:val="left"/>
@@ -29711,7 +29345,7 @@
     <w:pPr>
       <w:widowControl w:val="false"/>
       <w:suppressAutoHyphens w:val="true"/>
-      <w:overflowPunct w:val="false"/>
+      <w:overflowPunct w:val="true"/>
       <w:bidi w:val="0"/>
       <w:spacing w:before="0" w:after="0"/>
       <w:jc w:val="left"/>
@@ -29731,7 +29365,7 @@
     <w:pPr>
       <w:widowControl w:val="false"/>
       <w:suppressAutoHyphens w:val="true"/>
-      <w:overflowPunct w:val="false"/>
+      <w:overflowPunct w:val="true"/>
       <w:bidi w:val="0"/>
       <w:spacing w:before="0" w:after="0"/>
       <w:jc w:val="left"/>
@@ -29751,7 +29385,7 @@
     <w:pPr>
       <w:widowControl w:val="false"/>
       <w:suppressAutoHyphens w:val="true"/>
-      <w:overflowPunct w:val="false"/>
+      <w:overflowPunct w:val="true"/>
       <w:bidi w:val="0"/>
       <w:spacing w:before="0" w:after="0"/>
       <w:jc w:val="left"/>
@@ -29771,7 +29405,7 @@
     <w:pPr>
       <w:widowControl w:val="false"/>
       <w:suppressAutoHyphens w:val="true"/>
-      <w:overflowPunct w:val="false"/>
+      <w:overflowPunct w:val="true"/>
       <w:bidi w:val="0"/>
       <w:spacing w:before="0" w:after="0"/>
       <w:jc w:val="left"/>
@@ -29791,7 +29425,7 @@
     <w:pPr>
       <w:widowControl w:val="false"/>
       <w:suppressAutoHyphens w:val="true"/>
-      <w:overflowPunct w:val="false"/>
+      <w:overflowPunct w:val="true"/>
       <w:bidi w:val="0"/>
       <w:spacing w:before="0" w:after="0"/>
       <w:jc w:val="left"/>
@@ -29811,7 +29445,7 @@
     <w:pPr>
       <w:widowControl w:val="false"/>
       <w:suppressAutoHyphens w:val="true"/>
-      <w:overflowPunct w:val="false"/>
+      <w:overflowPunct w:val="true"/>
       <w:bidi w:val="0"/>
       <w:spacing w:before="0" w:after="0"/>
       <w:jc w:val="left"/>
@@ -29831,7 +29465,7 @@
     <w:pPr>
       <w:widowControl w:val="false"/>
       <w:suppressAutoHyphens w:val="true"/>
-      <w:overflowPunct w:val="false"/>
+      <w:overflowPunct w:val="true"/>
       <w:bidi w:val="0"/>
       <w:spacing w:before="0" w:after="0"/>
       <w:jc w:val="left"/>
@@ -29851,7 +29485,7 @@
     <w:pPr>
       <w:widowControl w:val="false"/>
       <w:suppressAutoHyphens w:val="true"/>
-      <w:overflowPunct w:val="false"/>
+      <w:overflowPunct w:val="true"/>
       <w:bidi w:val="0"/>
       <w:spacing w:before="0" w:after="0"/>
       <w:jc w:val="left"/>
@@ -29871,7 +29505,7 @@
     <w:pPr>
       <w:widowControl w:val="false"/>
       <w:suppressAutoHyphens w:val="true"/>
-      <w:overflowPunct w:val="false"/>
+      <w:overflowPunct w:val="true"/>
       <w:bidi w:val="0"/>
       <w:spacing w:before="0" w:after="0"/>
       <w:jc w:val="left"/>
@@ -29891,7 +29525,7 @@
     <w:pPr>
       <w:widowControl w:val="false"/>
       <w:suppressAutoHyphens w:val="true"/>
-      <w:overflowPunct w:val="false"/>
+      <w:overflowPunct w:val="true"/>
       <w:bidi w:val="0"/>
       <w:spacing w:before="0" w:after="0"/>
       <w:jc w:val="left"/>
@@ -29911,7 +29545,7 @@
     <w:pPr>
       <w:widowControl w:val="false"/>
       <w:suppressAutoHyphens w:val="true"/>
-      <w:overflowPunct w:val="false"/>
+      <w:overflowPunct w:val="true"/>
       <w:bidi w:val="0"/>
       <w:spacing w:before="0" w:after="0"/>
       <w:jc w:val="left"/>
@@ -29931,7 +29565,7 @@
     <w:pPr>
       <w:widowControl w:val="false"/>
       <w:suppressAutoHyphens w:val="true"/>
-      <w:overflowPunct w:val="false"/>
+      <w:overflowPunct w:val="true"/>
       <w:bidi w:val="0"/>
       <w:spacing w:before="0" w:after="0"/>
       <w:jc w:val="left"/>
@@ -29951,7 +29585,7 @@
     <w:pPr>
       <w:widowControl w:val="false"/>
       <w:suppressAutoHyphens w:val="true"/>
-      <w:overflowPunct w:val="false"/>
+      <w:overflowPunct w:val="true"/>
       <w:bidi w:val="0"/>
       <w:spacing w:before="0" w:after="0"/>
       <w:jc w:val="left"/>
@@ -29971,7 +29605,7 @@
     <w:pPr>
       <w:widowControl w:val="false"/>
       <w:suppressAutoHyphens w:val="true"/>
-      <w:overflowPunct w:val="false"/>
+      <w:overflowPunct w:val="true"/>
       <w:bidi w:val="0"/>
       <w:spacing w:before="0" w:after="0"/>
       <w:jc w:val="left"/>
@@ -29991,7 +29625,7 @@
     <w:pPr>
       <w:widowControl w:val="false"/>
       <w:suppressAutoHyphens w:val="true"/>
-      <w:overflowPunct w:val="false"/>
+      <w:overflowPunct w:val="true"/>
       <w:bidi w:val="0"/>
       <w:spacing w:before="0" w:after="0"/>
       <w:jc w:val="left"/>
@@ -30011,7 +29645,7 @@
     <w:pPr>
       <w:widowControl w:val="false"/>
       <w:suppressAutoHyphens w:val="true"/>
-      <w:overflowPunct w:val="false"/>
+      <w:overflowPunct w:val="true"/>
       <w:bidi w:val="0"/>
       <w:spacing w:before="0" w:after="0"/>
       <w:jc w:val="left"/>
@@ -30031,7 +29665,7 @@
     <w:pPr>
       <w:widowControl w:val="false"/>
       <w:suppressAutoHyphens w:val="true"/>
-      <w:overflowPunct w:val="false"/>
+      <w:overflowPunct w:val="true"/>
       <w:bidi w:val="0"/>
       <w:spacing w:before="0" w:after="0"/>
       <w:jc w:val="left"/>
@@ -30051,7 +29685,7 @@
     <w:pPr>
       <w:widowControl w:val="false"/>
       <w:suppressAutoHyphens w:val="true"/>
-      <w:overflowPunct w:val="false"/>
+      <w:overflowPunct w:val="true"/>
       <w:bidi w:val="0"/>
       <w:spacing w:before="0" w:after="0"/>
       <w:jc w:val="left"/>
@@ -30071,7 +29705,7 @@
     <w:pPr>
       <w:widowControl w:val="false"/>
       <w:suppressAutoHyphens w:val="true"/>
-      <w:overflowPunct w:val="false"/>
+      <w:overflowPunct w:val="true"/>
       <w:bidi w:val="0"/>
       <w:spacing w:before="0" w:after="0"/>
       <w:jc w:val="left"/>
@@ -30091,7 +29725,7 @@
     <w:pPr>
       <w:widowControl w:val="false"/>
       <w:suppressAutoHyphens w:val="true"/>
-      <w:overflowPunct w:val="false"/>
+      <w:overflowPunct w:val="true"/>
       <w:bidi w:val="0"/>
       <w:spacing w:before="0" w:after="0"/>
       <w:jc w:val="left"/>
@@ -30111,7 +29745,7 @@
     <w:pPr>
       <w:widowControl w:val="false"/>
       <w:suppressAutoHyphens w:val="true"/>
-      <w:overflowPunct w:val="false"/>
+      <w:overflowPunct w:val="true"/>
       <w:bidi w:val="0"/>
       <w:spacing w:before="0" w:after="0"/>
       <w:jc w:val="left"/>
@@ -30131,7 +29765,7 @@
     <w:pPr>
       <w:widowControl w:val="false"/>
       <w:suppressAutoHyphens w:val="true"/>
-      <w:overflowPunct w:val="false"/>
+      <w:overflowPunct w:val="true"/>
       <w:bidi w:val="0"/>
       <w:spacing w:before="0" w:after="0"/>
       <w:jc w:val="left"/>
@@ -30151,7 +29785,7 @@
     <w:pPr>
       <w:widowControl w:val="false"/>
       <w:suppressAutoHyphens w:val="true"/>
-      <w:overflowPunct w:val="false"/>
+      <w:overflowPunct w:val="true"/>
       <w:bidi w:val="0"/>
       <w:spacing w:before="0" w:after="0"/>
       <w:jc w:val="left"/>
@@ -30171,7 +29805,7 @@
     <w:pPr>
       <w:widowControl w:val="false"/>
       <w:suppressAutoHyphens w:val="true"/>
-      <w:overflowPunct w:val="false"/>
+      <w:overflowPunct w:val="true"/>
       <w:bidi w:val="0"/>
       <w:spacing w:before="0" w:after="0"/>
       <w:jc w:val="left"/>
@@ -30191,7 +29825,7 @@
     <w:pPr>
       <w:widowControl w:val="false"/>
       <w:suppressAutoHyphens w:val="true"/>
-      <w:overflowPunct w:val="false"/>
+      <w:overflowPunct w:val="true"/>
       <w:bidi w:val="0"/>
       <w:spacing w:before="0" w:after="0"/>
       <w:jc w:val="left"/>
@@ -30211,7 +29845,7 @@
     <w:pPr>
       <w:widowControl w:val="false"/>
       <w:suppressAutoHyphens w:val="true"/>
-      <w:overflowPunct w:val="false"/>
+      <w:overflowPunct w:val="true"/>
       <w:bidi w:val="0"/>
       <w:spacing w:before="0" w:after="0"/>
       <w:jc w:val="left"/>
@@ -30231,7 +29865,7 @@
     <w:pPr>
       <w:widowControl w:val="false"/>
       <w:suppressAutoHyphens w:val="true"/>
-      <w:overflowPunct w:val="false"/>
+      <w:overflowPunct w:val="true"/>
       <w:bidi w:val="0"/>
       <w:spacing w:before="0" w:after="0"/>
       <w:jc w:val="left"/>
@@ -30251,7 +29885,7 @@
     <w:pPr>
       <w:widowControl w:val="false"/>
       <w:suppressAutoHyphens w:val="true"/>
-      <w:overflowPunct w:val="false"/>
+      <w:overflowPunct w:val="true"/>
       <w:bidi w:val="0"/>
       <w:spacing w:before="0" w:after="0"/>
       <w:jc w:val="left"/>
@@ -30271,7 +29905,7 @@
     <w:pPr>
       <w:widowControl w:val="false"/>
       <w:suppressAutoHyphens w:val="true"/>
-      <w:overflowPunct w:val="false"/>
+      <w:overflowPunct w:val="true"/>
       <w:bidi w:val="0"/>
       <w:spacing w:before="0" w:after="0"/>
       <w:jc w:val="left"/>
@@ -30291,7 +29925,7 @@
     <w:pPr>
       <w:widowControl w:val="false"/>
       <w:suppressAutoHyphens w:val="true"/>
-      <w:overflowPunct w:val="false"/>
+      <w:overflowPunct w:val="true"/>
       <w:bidi w:val="0"/>
       <w:spacing w:before="0" w:after="0"/>
       <w:jc w:val="left"/>
@@ -30311,7 +29945,7 @@
     <w:pPr>
       <w:widowControl w:val="false"/>
       <w:suppressAutoHyphens w:val="true"/>
-      <w:overflowPunct w:val="false"/>
+      <w:overflowPunct w:val="true"/>
       <w:bidi w:val="0"/>
       <w:spacing w:before="0" w:after="0"/>
       <w:jc w:val="left"/>
@@ -30331,7 +29965,7 @@
     <w:pPr>
       <w:widowControl w:val="false"/>
       <w:suppressAutoHyphens w:val="true"/>
-      <w:overflowPunct w:val="false"/>
+      <w:overflowPunct w:val="true"/>
       <w:bidi w:val="0"/>
       <w:spacing w:before="0" w:after="0"/>
       <w:jc w:val="left"/>
@@ -30351,7 +29985,7 @@
     <w:pPr>
       <w:widowControl w:val="false"/>
       <w:suppressAutoHyphens w:val="true"/>
-      <w:overflowPunct w:val="false"/>
+      <w:overflowPunct w:val="true"/>
       <w:bidi w:val="0"/>
       <w:spacing w:before="0" w:after="0"/>
       <w:jc w:val="left"/>
@@ -30371,7 +30005,7 @@
     <w:pPr>
       <w:widowControl w:val="false"/>
       <w:suppressAutoHyphens w:val="true"/>
-      <w:overflowPunct w:val="false"/>
+      <w:overflowPunct w:val="true"/>
       <w:bidi w:val="0"/>
       <w:spacing w:before="0" w:after="0"/>
       <w:jc w:val="left"/>
@@ -30391,7 +30025,7 @@
     <w:pPr>
       <w:widowControl w:val="false"/>
       <w:suppressAutoHyphens w:val="true"/>
-      <w:overflowPunct w:val="false"/>
+      <w:overflowPunct w:val="true"/>
       <w:bidi w:val="0"/>
       <w:spacing w:before="0" w:after="0"/>
       <w:jc w:val="left"/>
@@ -30411,7 +30045,7 @@
     <w:pPr>
       <w:widowControl w:val="false"/>
       <w:suppressAutoHyphens w:val="true"/>
-      <w:overflowPunct w:val="false"/>
+      <w:overflowPunct w:val="true"/>
       <w:bidi w:val="0"/>
       <w:spacing w:before="0" w:after="0"/>
       <w:jc w:val="left"/>
@@ -30431,7 +30065,7 @@
     <w:pPr>
       <w:widowControl w:val="false"/>
       <w:suppressAutoHyphens w:val="true"/>
-      <w:overflowPunct w:val="false"/>
+      <w:overflowPunct w:val="true"/>
       <w:bidi w:val="0"/>
       <w:spacing w:before="0" w:after="0"/>
       <w:jc w:val="left"/>
@@ -30451,7 +30085,7 @@
     <w:pPr>
       <w:widowControl w:val="false"/>
       <w:suppressAutoHyphens w:val="true"/>
-      <w:overflowPunct w:val="false"/>
+      <w:overflowPunct w:val="true"/>
       <w:bidi w:val="0"/>
       <w:spacing w:before="0" w:after="0"/>
       <w:jc w:val="left"/>
@@ -30471,7 +30105,7 @@
     <w:pPr>
       <w:widowControl w:val="false"/>
       <w:suppressAutoHyphens w:val="true"/>
-      <w:overflowPunct w:val="false"/>
+      <w:overflowPunct w:val="true"/>
       <w:bidi w:val="0"/>
       <w:spacing w:before="0" w:after="0"/>
       <w:jc w:val="left"/>
@@ -30491,7 +30125,7 @@
     <w:pPr>
       <w:widowControl w:val="false"/>
       <w:suppressAutoHyphens w:val="true"/>
-      <w:overflowPunct w:val="false"/>
+      <w:overflowPunct w:val="true"/>
       <w:bidi w:val="0"/>
       <w:spacing w:before="0" w:after="0"/>
       <w:jc w:val="left"/>
@@ -30511,7 +30145,7 @@
     <w:pPr>
       <w:widowControl w:val="false"/>
       <w:suppressAutoHyphens w:val="true"/>
-      <w:overflowPunct w:val="false"/>
+      <w:overflowPunct w:val="true"/>
       <w:bidi w:val="0"/>
       <w:spacing w:before="0" w:after="0"/>
       <w:jc w:val="left"/>
@@ -30531,7 +30165,7 @@
     <w:pPr>
       <w:widowControl w:val="false"/>
       <w:suppressAutoHyphens w:val="true"/>
-      <w:overflowPunct w:val="false"/>
+      <w:overflowPunct w:val="true"/>
       <w:bidi w:val="0"/>
       <w:spacing w:before="0" w:after="0"/>
       <w:jc w:val="left"/>
@@ -30551,7 +30185,7 @@
     <w:pPr>
       <w:widowControl w:val="false"/>
       <w:suppressAutoHyphens w:val="true"/>
-      <w:overflowPunct w:val="false"/>
+      <w:overflowPunct w:val="true"/>
       <w:bidi w:val="0"/>
       <w:spacing w:before="0" w:after="0"/>
       <w:jc w:val="left"/>
@@ -30571,7 +30205,7 @@
     <w:pPr>
       <w:widowControl w:val="false"/>
       <w:suppressAutoHyphens w:val="true"/>
-      <w:overflowPunct w:val="false"/>
+      <w:overflowPunct w:val="true"/>
       <w:bidi w:val="0"/>
       <w:spacing w:before="0" w:after="0"/>
       <w:jc w:val="left"/>
@@ -30591,7 +30225,7 @@
     <w:pPr>
       <w:widowControl w:val="false"/>
       <w:suppressAutoHyphens w:val="true"/>
-      <w:overflowPunct w:val="false"/>
+      <w:overflowPunct w:val="true"/>
       <w:bidi w:val="0"/>
       <w:spacing w:before="0" w:after="0"/>
       <w:jc w:val="left"/>
@@ -30611,7 +30245,7 @@
     <w:pPr>
       <w:widowControl w:val="false"/>
       <w:suppressAutoHyphens w:val="true"/>
-      <w:overflowPunct w:val="false"/>
+      <w:overflowPunct w:val="true"/>
       <w:bidi w:val="0"/>
       <w:spacing w:before="0" w:after="0"/>
       <w:jc w:val="left"/>
@@ -30631,7 +30265,7 @@
     <w:pPr>
       <w:widowControl w:val="false"/>
       <w:suppressAutoHyphens w:val="true"/>
-      <w:overflowPunct w:val="false"/>
+      <w:overflowPunct w:val="true"/>
       <w:bidi w:val="0"/>
       <w:spacing w:before="0" w:after="0"/>
       <w:jc w:val="left"/>
@@ -30651,7 +30285,7 @@
     <w:pPr>
       <w:widowControl w:val="false"/>
       <w:suppressAutoHyphens w:val="true"/>
-      <w:overflowPunct w:val="false"/>
+      <w:overflowPunct w:val="true"/>
       <w:bidi w:val="0"/>
       <w:spacing w:before="0" w:after="0"/>
       <w:jc w:val="left"/>
@@ -30671,7 +30305,7 @@
     <w:pPr>
       <w:widowControl w:val="false"/>
       <w:suppressAutoHyphens w:val="true"/>
-      <w:overflowPunct w:val="false"/>
+      <w:overflowPunct w:val="true"/>
       <w:bidi w:val="0"/>
       <w:spacing w:before="0" w:after="0"/>
       <w:jc w:val="left"/>
@@ -30691,7 +30325,7 @@
     <w:pPr>
       <w:widowControl w:val="false"/>
       <w:suppressAutoHyphens w:val="true"/>
-      <w:overflowPunct w:val="false"/>
+      <w:overflowPunct w:val="true"/>
       <w:bidi w:val="0"/>
       <w:spacing w:before="0" w:after="0"/>
       <w:jc w:val="left"/>
@@ -30711,7 +30345,7 @@
     <w:pPr>
       <w:widowControl w:val="false"/>
       <w:suppressAutoHyphens w:val="true"/>
-      <w:overflowPunct w:val="false"/>
+      <w:overflowPunct w:val="true"/>
       <w:bidi w:val="0"/>
       <w:spacing w:before="0" w:after="0"/>
       <w:jc w:val="left"/>
@@ -30731,7 +30365,7 @@
     <w:pPr>
       <w:widowControl w:val="false"/>
       <w:suppressAutoHyphens w:val="true"/>
-      <w:overflowPunct w:val="false"/>
+      <w:overflowPunct w:val="true"/>
       <w:bidi w:val="0"/>
       <w:spacing w:before="0" w:after="0"/>
       <w:jc w:val="left"/>
@@ -30751,7 +30385,7 @@
     <w:pPr>
       <w:widowControl w:val="false"/>
       <w:suppressAutoHyphens w:val="true"/>
-      <w:overflowPunct w:val="false"/>
+      <w:overflowPunct w:val="true"/>
       <w:bidi w:val="0"/>
       <w:spacing w:before="0" w:after="0"/>
       <w:jc w:val="left"/>
@@ -30771,7 +30405,7 @@
     <w:pPr>
       <w:widowControl w:val="false"/>
       <w:suppressAutoHyphens w:val="true"/>
-      <w:overflowPunct w:val="false"/>
+      <w:overflowPunct w:val="true"/>
       <w:bidi w:val="0"/>
       <w:spacing w:before="0" w:after="0"/>
       <w:jc w:val="left"/>
@@ -30791,7 +30425,7 @@
     <w:pPr>
       <w:widowControl w:val="false"/>
       <w:suppressAutoHyphens w:val="true"/>
-      <w:overflowPunct w:val="false"/>
+      <w:overflowPunct w:val="true"/>
       <w:bidi w:val="0"/>
       <w:spacing w:before="0" w:after="0"/>
       <w:jc w:val="left"/>
@@ -30811,7 +30445,7 @@
     <w:pPr>
       <w:widowControl w:val="false"/>
       <w:suppressAutoHyphens w:val="true"/>
-      <w:overflowPunct w:val="false"/>
+      <w:overflowPunct w:val="true"/>
       <w:bidi w:val="0"/>
       <w:spacing w:before="0" w:after="0"/>
       <w:jc w:val="left"/>
@@ -30831,7 +30465,7 @@
     <w:pPr>
       <w:widowControl w:val="false"/>
       <w:suppressAutoHyphens w:val="true"/>
-      <w:overflowPunct w:val="false"/>
+      <w:overflowPunct w:val="true"/>
       <w:bidi w:val="0"/>
       <w:spacing w:before="0" w:after="0"/>
       <w:jc w:val="left"/>
@@ -30851,7 +30485,7 @@
     <w:pPr>
       <w:widowControl w:val="false"/>
       <w:suppressAutoHyphens w:val="true"/>
-      <w:overflowPunct w:val="false"/>
+      <w:overflowPunct w:val="true"/>
       <w:bidi w:val="0"/>
       <w:spacing w:before="0" w:after="0"/>
       <w:jc w:val="left"/>
@@ -30871,7 +30505,7 @@
     <w:pPr>
       <w:widowControl w:val="false"/>
       <w:suppressAutoHyphens w:val="true"/>
-      <w:overflowPunct w:val="false"/>
+      <w:overflowPunct w:val="true"/>
       <w:bidi w:val="0"/>
       <w:spacing w:before="0" w:after="0"/>
       <w:jc w:val="left"/>
@@ -30891,7 +30525,7 @@
     <w:pPr>
       <w:widowControl w:val="false"/>
       <w:suppressAutoHyphens w:val="true"/>
-      <w:overflowPunct w:val="false"/>
+      <w:overflowPunct w:val="true"/>
       <w:bidi w:val="0"/>
       <w:spacing w:before="0" w:after="0"/>
       <w:jc w:val="left"/>
@@ -30911,7 +30545,7 @@
     <w:pPr>
       <w:widowControl w:val="false"/>
       <w:suppressAutoHyphens w:val="true"/>
-      <w:overflowPunct w:val="false"/>
+      <w:overflowPunct w:val="true"/>
       <w:bidi w:val="0"/>
       <w:spacing w:before="0" w:after="0"/>
       <w:jc w:val="left"/>
@@ -30931,7 +30565,7 @@
     <w:pPr>
       <w:widowControl w:val="false"/>
       <w:suppressAutoHyphens w:val="true"/>
-      <w:overflowPunct w:val="false"/>
+      <w:overflowPunct w:val="true"/>
       <w:bidi w:val="0"/>
       <w:spacing w:before="0" w:after="0"/>
       <w:jc w:val="left"/>
@@ -30951,7 +30585,7 @@
     <w:pPr>
       <w:widowControl w:val="false"/>
       <w:suppressAutoHyphens w:val="true"/>
-      <w:overflowPunct w:val="false"/>
+      <w:overflowPunct w:val="true"/>
       <w:bidi w:val="0"/>
       <w:spacing w:before="0" w:after="0"/>
       <w:jc w:val="left"/>
@@ -30971,7 +30605,7 @@
     <w:pPr>
       <w:widowControl w:val="false"/>
       <w:suppressAutoHyphens w:val="true"/>
-      <w:overflowPunct w:val="false"/>
+      <w:overflowPunct w:val="true"/>
       <w:bidi w:val="0"/>
       <w:spacing w:before="0" w:after="0"/>
       <w:jc w:val="left"/>
@@ -30991,7 +30625,7 @@
     <w:pPr>
       <w:widowControl w:val="false"/>
       <w:suppressAutoHyphens w:val="true"/>
-      <w:overflowPunct w:val="false"/>
+      <w:overflowPunct w:val="true"/>
       <w:bidi w:val="0"/>
       <w:spacing w:before="0" w:after="0"/>
       <w:jc w:val="left"/>
@@ -31011,7 +30645,7 @@
     <w:pPr>
       <w:widowControl w:val="false"/>
       <w:suppressAutoHyphens w:val="true"/>
-      <w:overflowPunct w:val="false"/>
+      <w:overflowPunct w:val="true"/>
       <w:bidi w:val="0"/>
       <w:spacing w:before="0" w:after="0"/>
       <w:jc w:val="left"/>
@@ -31031,7 +30665,7 @@
     <w:pPr>
       <w:widowControl w:val="false"/>
       <w:suppressAutoHyphens w:val="true"/>
-      <w:overflowPunct w:val="false"/>
+      <w:overflowPunct w:val="true"/>
       <w:bidi w:val="0"/>
       <w:spacing w:before="0" w:after="0"/>
       <w:jc w:val="left"/>
@@ -31051,7 +30685,7 @@
     <w:pPr>
       <w:widowControl w:val="false"/>
       <w:suppressAutoHyphens w:val="true"/>
-      <w:overflowPunct w:val="false"/>
+      <w:overflowPunct w:val="true"/>
       <w:bidi w:val="0"/>
       <w:spacing w:before="0" w:after="0"/>
       <w:jc w:val="left"/>
@@ -31071,7 +30705,7 @@
     <w:pPr>
       <w:widowControl w:val="false"/>
       <w:suppressAutoHyphens w:val="true"/>
-      <w:overflowPunct w:val="false"/>
+      <w:overflowPunct w:val="true"/>
       <w:bidi w:val="0"/>
       <w:spacing w:before="0" w:after="0"/>
       <w:jc w:val="left"/>
@@ -31091,7 +30725,7 @@
     <w:pPr>
       <w:widowControl w:val="false"/>
       <w:suppressAutoHyphens w:val="true"/>
-      <w:overflowPunct w:val="false"/>
+      <w:overflowPunct w:val="true"/>
       <w:bidi w:val="0"/>
       <w:spacing w:before="0" w:after="0"/>
       <w:jc w:val="left"/>
@@ -31111,7 +30745,7 @@
     <w:pPr>
       <w:widowControl w:val="false"/>
       <w:suppressAutoHyphens w:val="true"/>
-      <w:overflowPunct w:val="false"/>
+      <w:overflowPunct w:val="true"/>
       <w:bidi w:val="0"/>
       <w:spacing w:before="0" w:after="0"/>
       <w:jc w:val="left"/>
@@ -31131,7 +30765,7 @@
     <w:pPr>
       <w:widowControl w:val="false"/>
       <w:suppressAutoHyphens w:val="true"/>
-      <w:overflowPunct w:val="false"/>
+      <w:overflowPunct w:val="true"/>
       <w:bidi w:val="0"/>
       <w:spacing w:before="0" w:after="0"/>
       <w:jc w:val="left"/>
@@ -31151,7 +30785,7 @@
     <w:pPr>
       <w:widowControl w:val="false"/>
       <w:suppressAutoHyphens w:val="true"/>
-      <w:overflowPunct w:val="false"/>
+      <w:overflowPunct w:val="true"/>
       <w:bidi w:val="0"/>
       <w:spacing w:before="0" w:after="0"/>
       <w:jc w:val="left"/>
@@ -31171,7 +30805,7 @@
     <w:pPr>
       <w:widowControl w:val="false"/>
       <w:suppressAutoHyphens w:val="true"/>
-      <w:overflowPunct w:val="false"/>
+      <w:overflowPunct w:val="true"/>
       <w:bidi w:val="0"/>
       <w:spacing w:before="0" w:after="0"/>
       <w:jc w:val="left"/>
@@ -31191,7 +30825,7 @@
     <w:pPr>
       <w:widowControl w:val="false"/>
       <w:suppressAutoHyphens w:val="true"/>
-      <w:overflowPunct w:val="false"/>
+      <w:overflowPunct w:val="true"/>
       <w:bidi w:val="0"/>
       <w:spacing w:before="0" w:after="0"/>
       <w:jc w:val="left"/>
@@ -31211,7 +30845,7 @@
     <w:pPr>
       <w:widowControl w:val="false"/>
       <w:suppressAutoHyphens w:val="true"/>
-      <w:overflowPunct w:val="false"/>
+      <w:overflowPunct w:val="true"/>
       <w:bidi w:val="0"/>
       <w:spacing w:before="0" w:after="0"/>
       <w:jc w:val="left"/>
@@ -31231,7 +30865,7 @@
     <w:pPr>
       <w:widowControl w:val="false"/>
       <w:suppressAutoHyphens w:val="true"/>
-      <w:overflowPunct w:val="false"/>
+      <w:overflowPunct w:val="true"/>
       <w:bidi w:val="0"/>
       <w:spacing w:before="0" w:after="0"/>
       <w:jc w:val="left"/>
@@ -31251,7 +30885,7 @@
     <w:pPr>
       <w:widowControl w:val="false"/>
       <w:suppressAutoHyphens w:val="true"/>
-      <w:overflowPunct w:val="false"/>
+      <w:overflowPunct w:val="true"/>
       <w:bidi w:val="0"/>
       <w:spacing w:before="0" w:after="0"/>
       <w:jc w:val="left"/>
@@ -31271,7 +30905,7 @@
     <w:pPr>
       <w:widowControl w:val="false"/>
       <w:suppressAutoHyphens w:val="true"/>
-      <w:overflowPunct w:val="false"/>
+      <w:overflowPunct w:val="true"/>
       <w:bidi w:val="0"/>
       <w:spacing w:before="0" w:after="0"/>
       <w:jc w:val="left"/>
@@ -31291,7 +30925,7 @@
     <w:pPr>
       <w:widowControl w:val="false"/>
       <w:suppressAutoHyphens w:val="true"/>
-      <w:overflowPunct w:val="false"/>
+      <w:overflowPunct w:val="true"/>
       <w:bidi w:val="0"/>
       <w:spacing w:before="0" w:after="0"/>
       <w:jc w:val="left"/>
@@ -31311,7 +30945,7 @@
     <w:pPr>
       <w:widowControl w:val="false"/>
       <w:suppressAutoHyphens w:val="true"/>
-      <w:overflowPunct w:val="false"/>
+      <w:overflowPunct w:val="true"/>
       <w:bidi w:val="0"/>
       <w:spacing w:before="0" w:after="0"/>
       <w:jc w:val="left"/>
@@ -31331,7 +30965,7 @@
     <w:pPr>
       <w:widowControl w:val="false"/>
       <w:suppressAutoHyphens w:val="true"/>
-      <w:overflowPunct w:val="false"/>
+      <w:overflowPunct w:val="true"/>
       <w:bidi w:val="0"/>
       <w:spacing w:before="0" w:after="0"/>
       <w:jc w:val="left"/>
@@ -31351,7 +30985,7 @@
     <w:pPr>
       <w:widowControl w:val="false"/>
       <w:suppressAutoHyphens w:val="true"/>
-      <w:overflowPunct w:val="false"/>
+      <w:overflowPunct w:val="true"/>
       <w:bidi w:val="0"/>
       <w:spacing w:before="0" w:after="0"/>
       <w:jc w:val="left"/>
@@ -31371,7 +31005,7 @@
     <w:pPr>
       <w:widowControl w:val="false"/>
       <w:suppressAutoHyphens w:val="true"/>
-      <w:overflowPunct w:val="false"/>
+      <w:overflowPunct w:val="true"/>
       <w:bidi w:val="0"/>
       <w:spacing w:before="0" w:after="0"/>
       <w:jc w:val="left"/>
@@ -31391,7 +31025,7 @@
     <w:pPr>
       <w:widowControl w:val="false"/>
       <w:suppressAutoHyphens w:val="true"/>
-      <w:overflowPunct w:val="false"/>
+      <w:overflowPunct w:val="true"/>
       <w:bidi w:val="0"/>
       <w:spacing w:before="0" w:after="0"/>
       <w:jc w:val="left"/>
@@ -31411,7 +31045,7 @@
     <w:pPr>
       <w:widowControl w:val="false"/>
       <w:suppressAutoHyphens w:val="true"/>
-      <w:overflowPunct w:val="false"/>
+      <w:overflowPunct w:val="true"/>
       <w:bidi w:val="0"/>
       <w:spacing w:before="0" w:after="0"/>
       <w:jc w:val="left"/>
@@ -31431,7 +31065,7 @@
     <w:pPr>
       <w:widowControl w:val="false"/>
       <w:suppressAutoHyphens w:val="true"/>
-      <w:overflowPunct w:val="false"/>
+      <w:overflowPunct w:val="true"/>
       <w:bidi w:val="0"/>
       <w:spacing w:before="0" w:after="0"/>
       <w:jc w:val="left"/>
@@ -31451,7 +31085,7 @@
     <w:pPr>
       <w:widowControl w:val="false"/>
       <w:suppressAutoHyphens w:val="true"/>
-      <w:overflowPunct w:val="false"/>
+      <w:overflowPunct w:val="true"/>
       <w:bidi w:val="0"/>
       <w:spacing w:before="0" w:after="0"/>
       <w:jc w:val="left"/>
@@ -31471,7 +31105,7 @@
     <w:pPr>
       <w:widowControl w:val="false"/>
       <w:suppressAutoHyphens w:val="true"/>
-      <w:overflowPunct w:val="false"/>
+      <w:overflowPunct w:val="true"/>
       <w:bidi w:val="0"/>
       <w:spacing w:before="0" w:after="0"/>
       <w:jc w:val="left"/>
@@ -31491,7 +31125,7 @@
     <w:pPr>
       <w:widowControl w:val="false"/>
       <w:suppressAutoHyphens w:val="true"/>
-      <w:overflowPunct w:val="false"/>
+      <w:overflowPunct w:val="true"/>
       <w:bidi w:val="0"/>
       <w:spacing w:before="0" w:after="0"/>
       <w:jc w:val="left"/>
@@ -31511,7 +31145,7 @@
     <w:pPr>
       <w:widowControl w:val="false"/>
       <w:suppressAutoHyphens w:val="true"/>
-      <w:overflowPunct w:val="false"/>
+      <w:overflowPunct w:val="true"/>
       <w:bidi w:val="0"/>
       <w:spacing w:before="0" w:after="0"/>
       <w:jc w:val="left"/>
@@ -31531,7 +31165,7 @@
     <w:pPr>
       <w:widowControl w:val="false"/>
       <w:suppressAutoHyphens w:val="true"/>
-      <w:overflowPunct w:val="false"/>
+      <w:overflowPunct w:val="true"/>
       <w:bidi w:val="0"/>
       <w:spacing w:before="0" w:after="0"/>
       <w:jc w:val="left"/>
@@ -31551,7 +31185,7 @@
     <w:pPr>
       <w:widowControl w:val="false"/>
       <w:suppressAutoHyphens w:val="true"/>
-      <w:overflowPunct w:val="false"/>
+      <w:overflowPunct w:val="true"/>
       <w:bidi w:val="0"/>
       <w:spacing w:before="0" w:after="0"/>
       <w:jc w:val="left"/>
@@ -31571,7 +31205,7 @@
     <w:pPr>
       <w:widowControl w:val="false"/>
       <w:suppressAutoHyphens w:val="true"/>
-      <w:overflowPunct w:val="false"/>
+      <w:overflowPunct w:val="true"/>
       <w:bidi w:val="0"/>
       <w:spacing w:before="0" w:after="0"/>
       <w:jc w:val="left"/>
@@ -31591,7 +31225,7 @@
     <w:pPr>
       <w:widowControl w:val="false"/>
       <w:suppressAutoHyphens w:val="true"/>
-      <w:overflowPunct w:val="false"/>
+      <w:overflowPunct w:val="true"/>
       <w:bidi w:val="0"/>
       <w:spacing w:before="0" w:after="0"/>
       <w:jc w:val="left"/>
@@ -31611,7 +31245,7 @@
     <w:pPr>
       <w:widowControl w:val="false"/>
       <w:suppressAutoHyphens w:val="true"/>
-      <w:overflowPunct w:val="false"/>
+      <w:overflowPunct w:val="true"/>
       <w:bidi w:val="0"/>
       <w:spacing w:before="0" w:after="0"/>
       <w:jc w:val="left"/>
@@ -31631,7 +31265,7 @@
     <w:pPr>
       <w:widowControl w:val="false"/>
       <w:suppressAutoHyphens w:val="true"/>
-      <w:overflowPunct w:val="false"/>
+      <w:overflowPunct w:val="true"/>
       <w:bidi w:val="0"/>
       <w:spacing w:before="0" w:after="0"/>
       <w:jc w:val="left"/>
@@ -31651,7 +31285,7 @@
     <w:pPr>
       <w:widowControl w:val="false"/>
       <w:suppressAutoHyphens w:val="true"/>
-      <w:overflowPunct w:val="false"/>
+      <w:overflowPunct w:val="true"/>
       <w:bidi w:val="0"/>
       <w:spacing w:before="0" w:after="0"/>
       <w:jc w:val="left"/>
@@ -31671,7 +31305,7 @@
     <w:pPr>
       <w:widowControl w:val="false"/>
       <w:suppressAutoHyphens w:val="true"/>
-      <w:overflowPunct w:val="false"/>
+      <w:overflowPunct w:val="true"/>
       <w:bidi w:val="0"/>
       <w:spacing w:before="0" w:after="0"/>
       <w:jc w:val="left"/>
@@ -31691,7 +31325,7 @@
     <w:pPr>
       <w:widowControl w:val="false"/>
       <w:suppressAutoHyphens w:val="true"/>
-      <w:overflowPunct w:val="false"/>
+      <w:overflowPunct w:val="true"/>
       <w:bidi w:val="0"/>
       <w:spacing w:before="0" w:after="0"/>
       <w:jc w:val="left"/>
@@ -31711,7 +31345,7 @@
     <w:pPr>
       <w:widowControl w:val="false"/>
       <w:suppressAutoHyphens w:val="true"/>
-      <w:overflowPunct w:val="false"/>
+      <w:overflowPunct w:val="true"/>
       <w:bidi w:val="0"/>
       <w:spacing w:before="0" w:after="0"/>
       <w:jc w:val="left"/>
@@ -31731,7 +31365,7 @@
     <w:pPr>
       <w:widowControl w:val="false"/>
       <w:suppressAutoHyphens w:val="true"/>
-      <w:overflowPunct w:val="false"/>
+      <w:overflowPunct w:val="true"/>
       <w:bidi w:val="0"/>
       <w:spacing w:before="0" w:after="0"/>
       <w:jc w:val="left"/>
@@ -31751,7 +31385,7 @@
     <w:pPr>
       <w:widowControl w:val="false"/>
       <w:suppressAutoHyphens w:val="true"/>
-      <w:overflowPunct w:val="false"/>
+      <w:overflowPunct w:val="true"/>
       <w:bidi w:val="0"/>
       <w:spacing w:before="0" w:after="0"/>
       <w:jc w:val="left"/>
@@ -31771,7 +31405,7 @@
     <w:pPr>
       <w:widowControl w:val="false"/>
       <w:suppressAutoHyphens w:val="true"/>
-      <w:overflowPunct w:val="false"/>
+      <w:overflowPunct w:val="true"/>
       <w:bidi w:val="0"/>
       <w:spacing w:before="0" w:after="0"/>
       <w:jc w:val="left"/>
@@ -31791,7 +31425,7 @@
     <w:pPr>
       <w:widowControl w:val="false"/>
       <w:suppressAutoHyphens w:val="true"/>
-      <w:overflowPunct w:val="false"/>
+      <w:overflowPunct w:val="true"/>
       <w:bidi w:val="0"/>
       <w:spacing w:before="0" w:after="0"/>
       <w:jc w:val="left"/>
@@ -31811,7 +31445,7 @@
     <w:pPr>
       <w:widowControl w:val="false"/>
       <w:suppressAutoHyphens w:val="true"/>
-      <w:overflowPunct w:val="false"/>
+      <w:overflowPunct w:val="true"/>
       <w:bidi w:val="0"/>
       <w:spacing w:before="0" w:after="0"/>
       <w:jc w:val="left"/>
@@ -31831,7 +31465,7 @@
     <w:pPr>
       <w:widowControl w:val="false"/>
       <w:suppressAutoHyphens w:val="true"/>
-      <w:overflowPunct w:val="false"/>
+      <w:overflowPunct w:val="true"/>
       <w:bidi w:val="0"/>
       <w:spacing w:before="0" w:after="0"/>
       <w:jc w:val="left"/>
@@ -31851,7 +31485,7 @@
     <w:pPr>
       <w:widowControl w:val="false"/>
       <w:suppressAutoHyphens w:val="true"/>
-      <w:overflowPunct w:val="false"/>
+      <w:overflowPunct w:val="true"/>
       <w:bidi w:val="0"/>
       <w:spacing w:before="0" w:after="0"/>
       <w:jc w:val="left"/>
@@ -31871,7 +31505,7 @@
     <w:pPr>
       <w:widowControl w:val="false"/>
       <w:suppressAutoHyphens w:val="true"/>
-      <w:overflowPunct w:val="false"/>
+      <w:overflowPunct w:val="true"/>
       <w:bidi w:val="0"/>
       <w:spacing w:before="0" w:after="0"/>
       <w:jc w:val="left"/>
@@ -31891,7 +31525,7 @@
     <w:pPr>
       <w:widowControl w:val="false"/>
       <w:suppressAutoHyphens w:val="true"/>
-      <w:overflowPunct w:val="false"/>
+      <w:overflowPunct w:val="true"/>
       <w:bidi w:val="0"/>
       <w:spacing w:before="0" w:after="0"/>
       <w:jc w:val="left"/>
@@ -31911,7 +31545,7 @@
     <w:pPr>
       <w:widowControl w:val="false"/>
       <w:suppressAutoHyphens w:val="true"/>
-      <w:overflowPunct w:val="false"/>
+      <w:overflowPunct w:val="true"/>
       <w:bidi w:val="0"/>
       <w:spacing w:before="0" w:after="0"/>
       <w:jc w:val="left"/>
@@ -31931,7 +31565,7 @@
     <w:pPr>
       <w:widowControl w:val="false"/>
       <w:suppressAutoHyphens w:val="true"/>
-      <w:overflowPunct w:val="false"/>
+      <w:overflowPunct w:val="true"/>
       <w:bidi w:val="0"/>
       <w:spacing w:before="0" w:after="0"/>
       <w:jc w:val="left"/>
@@ -31951,7 +31585,7 @@
     <w:pPr>
       <w:widowControl w:val="false"/>
       <w:suppressAutoHyphens w:val="true"/>
-      <w:overflowPunct w:val="false"/>
+      <w:overflowPunct w:val="true"/>
       <w:bidi w:val="0"/>
       <w:spacing w:before="0" w:after="0"/>
       <w:jc w:val="left"/>
@@ -31971,7 +31605,7 @@
     <w:pPr>
       <w:widowControl w:val="false"/>
       <w:suppressAutoHyphens w:val="true"/>
-      <w:overflowPunct w:val="false"/>
+      <w:overflowPunct w:val="true"/>
       <w:bidi w:val="0"/>
       <w:spacing w:before="0" w:after="0"/>
       <w:jc w:val="left"/>
@@ -31991,7 +31625,7 @@
     <w:pPr>
       <w:widowControl w:val="false"/>
       <w:suppressAutoHyphens w:val="true"/>
-      <w:overflowPunct w:val="false"/>
+      <w:overflowPunct w:val="true"/>
       <w:bidi w:val="0"/>
       <w:spacing w:before="0" w:after="0"/>
       <w:jc w:val="left"/>
@@ -32011,7 +31645,7 @@
     <w:pPr>
       <w:widowControl w:val="false"/>
       <w:suppressAutoHyphens w:val="true"/>
-      <w:overflowPunct w:val="false"/>
+      <w:overflowPunct w:val="true"/>
       <w:bidi w:val="0"/>
       <w:spacing w:before="0" w:after="0"/>
       <w:jc w:val="left"/>
@@ -32031,7 +31665,7 @@
     <w:pPr>
       <w:widowControl w:val="false"/>
       <w:suppressAutoHyphens w:val="true"/>
-      <w:overflowPunct w:val="false"/>
+      <w:overflowPunct w:val="true"/>
       <w:bidi w:val="0"/>
       <w:spacing w:before="0" w:after="0"/>
       <w:jc w:val="left"/>
@@ -32051,7 +31685,7 @@
     <w:pPr>
       <w:widowControl w:val="false"/>
       <w:suppressAutoHyphens w:val="true"/>
-      <w:overflowPunct w:val="false"/>
+      <w:overflowPunct w:val="true"/>
       <w:bidi w:val="0"/>
       <w:spacing w:before="0" w:after="0"/>
       <w:jc w:val="left"/>
@@ -32071,7 +31705,7 @@
     <w:pPr>
       <w:widowControl w:val="false"/>
       <w:suppressAutoHyphens w:val="true"/>
-      <w:overflowPunct w:val="false"/>
+      <w:overflowPunct w:val="true"/>
       <w:bidi w:val="0"/>
       <w:spacing w:before="0" w:after="0"/>
       <w:jc w:val="left"/>
@@ -32091,7 +31725,7 @@
     <w:pPr>
       <w:widowControl w:val="false"/>
       <w:suppressAutoHyphens w:val="true"/>
-      <w:overflowPunct w:val="false"/>
+      <w:overflowPunct w:val="true"/>
       <w:bidi w:val="0"/>
       <w:spacing w:before="0" w:after="0"/>
       <w:jc w:val="left"/>
@@ -32111,7 +31745,7 @@
     <w:pPr>
       <w:widowControl w:val="false"/>
       <w:suppressAutoHyphens w:val="true"/>
-      <w:overflowPunct w:val="false"/>
+      <w:overflowPunct w:val="true"/>
       <w:bidi w:val="0"/>
       <w:spacing w:before="0" w:after="0"/>
       <w:jc w:val="left"/>
@@ -32131,7 +31765,7 @@
     <w:pPr>
       <w:widowControl w:val="false"/>
       <w:suppressAutoHyphens w:val="true"/>
-      <w:overflowPunct w:val="false"/>
+      <w:overflowPunct w:val="true"/>
       <w:bidi w:val="0"/>
       <w:spacing w:before="0" w:after="0"/>
       <w:jc w:val="left"/>
@@ -32151,7 +31785,7 @@
     <w:pPr>
       <w:widowControl w:val="false"/>
       <w:suppressAutoHyphens w:val="true"/>
-      <w:overflowPunct w:val="false"/>
+      <w:overflowPunct w:val="true"/>
       <w:bidi w:val="0"/>
       <w:spacing w:before="0" w:after="0"/>
       <w:jc w:val="left"/>
@@ -32171,7 +31805,7 @@
     <w:pPr>
       <w:widowControl w:val="false"/>
       <w:suppressAutoHyphens w:val="true"/>
-      <w:overflowPunct w:val="false"/>
+      <w:overflowPunct w:val="true"/>
       <w:bidi w:val="0"/>
       <w:spacing w:before="0" w:after="0"/>
       <w:jc w:val="left"/>
@@ -32191,7 +31825,7 @@
     <w:pPr>
       <w:widowControl w:val="false"/>
       <w:suppressAutoHyphens w:val="true"/>
-      <w:overflowPunct w:val="false"/>
+      <w:overflowPunct w:val="true"/>
       <w:bidi w:val="0"/>
       <w:spacing w:before="0" w:after="0"/>
       <w:jc w:val="left"/>
@@ -32211,7 +31845,7 @@
     <w:pPr>
       <w:widowControl w:val="false"/>
       <w:suppressAutoHyphens w:val="true"/>
-      <w:overflowPunct w:val="false"/>
+      <w:overflowPunct w:val="true"/>
       <w:bidi w:val="0"/>
       <w:spacing w:before="0" w:after="0"/>
       <w:jc w:val="left"/>
@@ -32231,7 +31865,7 @@
     <w:pPr>
       <w:widowControl w:val="false"/>
       <w:suppressAutoHyphens w:val="true"/>
-      <w:overflowPunct w:val="false"/>
+      <w:overflowPunct w:val="true"/>
       <w:bidi w:val="0"/>
       <w:spacing w:before="0" w:after="0"/>
       <w:jc w:val="left"/>
@@ -32251,7 +31885,7 @@
     <w:pPr>
       <w:widowControl w:val="false"/>
       <w:suppressAutoHyphens w:val="true"/>
-      <w:overflowPunct w:val="false"/>
+      <w:overflowPunct w:val="true"/>
       <w:bidi w:val="0"/>
       <w:spacing w:before="0" w:after="0"/>
       <w:jc w:val="left"/>
@@ -32271,7 +31905,7 @@
     <w:pPr>
       <w:widowControl w:val="false"/>
       <w:suppressAutoHyphens w:val="true"/>
-      <w:overflowPunct w:val="false"/>
+      <w:overflowPunct w:val="true"/>
       <w:bidi w:val="0"/>
       <w:spacing w:before="0" w:after="0"/>
       <w:jc w:val="left"/>
@@ -32291,7 +31925,7 @@
     <w:pPr>
       <w:widowControl w:val="false"/>
       <w:suppressAutoHyphens w:val="true"/>
-      <w:overflowPunct w:val="false"/>
+      <w:overflowPunct w:val="true"/>
       <w:bidi w:val="0"/>
       <w:spacing w:before="0" w:after="0"/>
       <w:jc w:val="left"/>
@@ -32311,7 +31945,7 @@
     <w:pPr>
       <w:widowControl w:val="false"/>
       <w:suppressAutoHyphens w:val="true"/>
-      <w:overflowPunct w:val="false"/>
+      <w:overflowPunct w:val="true"/>
       <w:bidi w:val="0"/>
       <w:spacing w:before="0" w:after="0"/>
       <w:jc w:val="left"/>
@@ -32331,7 +31965,7 @@
     <w:pPr>
       <w:widowControl w:val="false"/>
       <w:suppressAutoHyphens w:val="true"/>
-      <w:overflowPunct w:val="false"/>
+      <w:overflowPunct w:val="true"/>
       <w:bidi w:val="0"/>
       <w:spacing w:before="0" w:after="0"/>
       <w:jc w:val="left"/>
@@ -32351,7 +31985,7 @@
     <w:pPr>
       <w:widowControl w:val="false"/>
       <w:suppressAutoHyphens w:val="true"/>
-      <w:overflowPunct w:val="false"/>
+      <w:overflowPunct w:val="true"/>
       <w:bidi w:val="0"/>
       <w:spacing w:before="0" w:after="0"/>
       <w:jc w:val="left"/>
@@ -32371,7 +32005,7 @@
     <w:pPr>
       <w:widowControl w:val="false"/>
       <w:suppressAutoHyphens w:val="true"/>
-      <w:overflowPunct w:val="false"/>
+      <w:overflowPunct w:val="true"/>
       <w:bidi w:val="0"/>
       <w:spacing w:before="0" w:after="0"/>
       <w:jc w:val="left"/>
@@ -32391,7 +32025,7 @@
     <w:pPr>
       <w:widowControl w:val="false"/>
       <w:suppressAutoHyphens w:val="true"/>
-      <w:overflowPunct w:val="false"/>
+      <w:overflowPunct w:val="true"/>
       <w:bidi w:val="0"/>
       <w:spacing w:before="0" w:after="0"/>
       <w:jc w:val="left"/>
@@ -32411,7 +32045,7 @@
     <w:pPr>
       <w:widowControl w:val="false"/>
       <w:suppressAutoHyphens w:val="true"/>
-      <w:overflowPunct w:val="false"/>
+      <w:overflowPunct w:val="true"/>
       <w:bidi w:val="0"/>
       <w:spacing w:before="0" w:after="0"/>
       <w:jc w:val="left"/>
@@ -32431,7 +32065,7 @@
     <w:pPr>
       <w:widowControl w:val="false"/>
       <w:suppressAutoHyphens w:val="true"/>
-      <w:overflowPunct w:val="false"/>
+      <w:overflowPunct w:val="true"/>
       <w:bidi w:val="0"/>
       <w:spacing w:before="0" w:after="0"/>
       <w:jc w:val="left"/>
@@ -32451,7 +32085,7 @@
     <w:pPr>
       <w:widowControl w:val="false"/>
       <w:suppressAutoHyphens w:val="true"/>
-      <w:overflowPunct w:val="false"/>
+      <w:overflowPunct w:val="true"/>
       <w:bidi w:val="0"/>
       <w:spacing w:before="0" w:after="0"/>
       <w:jc w:val="left"/>
@@ -32471,7 +32105,7 @@
     <w:pPr>
       <w:widowControl w:val="false"/>
       <w:suppressAutoHyphens w:val="true"/>
-      <w:overflowPunct w:val="false"/>
+      <w:overflowPunct w:val="true"/>
       <w:bidi w:val="0"/>
       <w:spacing w:before="0" w:after="0"/>
       <w:jc w:val="left"/>
@@ -32491,7 +32125,7 @@
     <w:pPr>
       <w:widowControl w:val="false"/>
       <w:suppressAutoHyphens w:val="true"/>
-      <w:overflowPunct w:val="false"/>
+      <w:overflowPunct w:val="true"/>
       <w:bidi w:val="0"/>
       <w:spacing w:before="0" w:after="0"/>
       <w:jc w:val="left"/>
@@ -32511,7 +32145,7 @@
     <w:pPr>
       <w:widowControl w:val="false"/>
       <w:suppressAutoHyphens w:val="true"/>
-      <w:overflowPunct w:val="false"/>
+      <w:overflowPunct w:val="true"/>
       <w:bidi w:val="0"/>
       <w:spacing w:before="0" w:after="0"/>
       <w:jc w:val="left"/>
@@ -32531,7 +32165,7 @@
     <w:pPr>
       <w:widowControl w:val="false"/>
       <w:suppressAutoHyphens w:val="true"/>
-      <w:overflowPunct w:val="false"/>
+      <w:overflowPunct w:val="true"/>
       <w:bidi w:val="0"/>
       <w:spacing w:before="0" w:after="0"/>
       <w:jc w:val="left"/>
@@ -32551,7 +32185,7 @@
     <w:pPr>
       <w:widowControl w:val="false"/>
       <w:suppressAutoHyphens w:val="true"/>
-      <w:overflowPunct w:val="false"/>
+      <w:overflowPunct w:val="true"/>
       <w:bidi w:val="0"/>
       <w:spacing w:before="0" w:after="0"/>
       <w:jc w:val="left"/>
@@ -32571,7 +32205,7 @@
     <w:pPr>
       <w:widowControl w:val="false"/>
       <w:suppressAutoHyphens w:val="true"/>
-      <w:overflowPunct w:val="false"/>
+      <w:overflowPunct w:val="true"/>
       <w:bidi w:val="0"/>
       <w:spacing w:before="0" w:after="0"/>
       <w:jc w:val="left"/>
@@ -32591,7 +32225,7 @@
     <w:pPr>
       <w:widowControl w:val="false"/>
       <w:suppressAutoHyphens w:val="true"/>
-      <w:overflowPunct w:val="false"/>
+      <w:overflowPunct w:val="true"/>
       <w:bidi w:val="0"/>
       <w:spacing w:before="0" w:after="0"/>
       <w:jc w:val="left"/>
@@ -32611,7 +32245,7 @@
     <w:pPr>
       <w:widowControl w:val="false"/>
       <w:suppressAutoHyphens w:val="true"/>
-      <w:overflowPunct w:val="false"/>
+      <w:overflowPunct w:val="true"/>
       <w:bidi w:val="0"/>
       <w:spacing w:before="0" w:after="0"/>
       <w:jc w:val="left"/>
@@ -32631,7 +32265,7 @@
     <w:pPr>
       <w:widowControl w:val="false"/>
       <w:suppressAutoHyphens w:val="true"/>
-      <w:overflowPunct w:val="false"/>
+      <w:overflowPunct w:val="true"/>
       <w:bidi w:val="0"/>
       <w:spacing w:before="0" w:after="0"/>
       <w:jc w:val="left"/>
@@ -32651,7 +32285,7 @@
     <w:pPr>
       <w:widowControl w:val="false"/>
       <w:suppressAutoHyphens w:val="true"/>
-      <w:overflowPunct w:val="false"/>
+      <w:overflowPunct w:val="true"/>
       <w:bidi w:val="0"/>
       <w:spacing w:before="0" w:after="0"/>
       <w:jc w:val="left"/>
@@ -32671,7 +32305,7 @@
     <w:pPr>
       <w:widowControl w:val="false"/>
       <w:suppressAutoHyphens w:val="true"/>
-      <w:overflowPunct w:val="false"/>
+      <w:overflowPunct w:val="true"/>
       <w:bidi w:val="0"/>
       <w:spacing w:before="0" w:after="0"/>
       <w:jc w:val="left"/>
@@ -32691,7 +32325,7 @@
     <w:pPr>
       <w:widowControl w:val="false"/>
       <w:suppressAutoHyphens w:val="true"/>
-      <w:overflowPunct w:val="false"/>
+      <w:overflowPunct w:val="true"/>
       <w:bidi w:val="0"/>
       <w:spacing w:before="0" w:after="0"/>
       <w:jc w:val="left"/>
@@ -32711,7 +32345,7 @@
     <w:pPr>
       <w:widowControl w:val="false"/>
       <w:suppressAutoHyphens w:val="true"/>
-      <w:overflowPunct w:val="false"/>
+      <w:overflowPunct w:val="true"/>
       <w:bidi w:val="0"/>
       <w:spacing w:before="0" w:after="0"/>
       <w:jc w:val="left"/>
@@ -32731,7 +32365,7 @@
     <w:pPr>
       <w:widowControl w:val="false"/>
       <w:suppressAutoHyphens w:val="true"/>
-      <w:overflowPunct w:val="false"/>
+      <w:overflowPunct w:val="true"/>
       <w:bidi w:val="0"/>
       <w:spacing w:before="0" w:after="0"/>
       <w:jc w:val="left"/>
@@ -32751,7 +32385,7 @@
     <w:pPr>
       <w:widowControl w:val="false"/>
       <w:suppressAutoHyphens w:val="true"/>
-      <w:overflowPunct w:val="false"/>
+      <w:overflowPunct w:val="true"/>
       <w:bidi w:val="0"/>
       <w:spacing w:before="0" w:after="0"/>
       <w:jc w:val="left"/>
@@ -32771,7 +32405,7 @@
     <w:pPr>
       <w:widowControl w:val="false"/>
       <w:suppressAutoHyphens w:val="true"/>
-      <w:overflowPunct w:val="false"/>
+      <w:overflowPunct w:val="true"/>
       <w:bidi w:val="0"/>
       <w:spacing w:before="0" w:after="0"/>
       <w:jc w:val="left"/>
@@ -32791,7 +32425,7 @@
     <w:pPr>
       <w:widowControl w:val="false"/>
       <w:suppressAutoHyphens w:val="true"/>
-      <w:overflowPunct w:val="false"/>
+      <w:overflowPunct w:val="true"/>
       <w:bidi w:val="0"/>
       <w:spacing w:before="0" w:after="0"/>
       <w:jc w:val="left"/>
@@ -32811,7 +32445,7 @@
     <w:pPr>
       <w:widowControl w:val="false"/>
       <w:suppressAutoHyphens w:val="true"/>
-      <w:overflowPunct w:val="false"/>
+      <w:overflowPunct w:val="true"/>
       <w:bidi w:val="0"/>
       <w:spacing w:before="0" w:after="0"/>
       <w:jc w:val="left"/>
@@ -32831,7 +32465,7 @@
     <w:pPr>
       <w:widowControl w:val="false"/>
       <w:suppressAutoHyphens w:val="true"/>
-      <w:overflowPunct w:val="false"/>
+      <w:overflowPunct w:val="true"/>
       <w:bidi w:val="0"/>
       <w:spacing w:before="0" w:after="0"/>
       <w:jc w:val="left"/>
@@ -32851,7 +32485,7 @@
     <w:pPr>
       <w:widowControl w:val="false"/>
       <w:suppressAutoHyphens w:val="true"/>
-      <w:overflowPunct w:val="false"/>
+      <w:overflowPunct w:val="true"/>
       <w:bidi w:val="0"/>
       <w:spacing w:before="0" w:after="0"/>
       <w:jc w:val="left"/>
@@ -32871,7 +32505,7 @@
     <w:pPr>
       <w:widowControl w:val="false"/>
       <w:suppressAutoHyphens w:val="true"/>
-      <w:overflowPunct w:val="false"/>
+      <w:overflowPunct w:val="true"/>
       <w:bidi w:val="0"/>
       <w:spacing w:before="0" w:after="0"/>
       <w:jc w:val="left"/>
@@ -32891,7 +32525,7 @@
     <w:pPr>
       <w:widowControl w:val="false"/>
       <w:suppressAutoHyphens w:val="true"/>
-      <w:overflowPunct w:val="false"/>
+      <w:overflowPunct w:val="true"/>
       <w:bidi w:val="0"/>
       <w:spacing w:before="0" w:after="0"/>
       <w:jc w:val="left"/>
@@ -32911,7 +32545,7 @@
     <w:pPr>
       <w:widowControl w:val="false"/>
       <w:suppressAutoHyphens w:val="true"/>
-      <w:overflowPunct w:val="false"/>
+      <w:overflowPunct w:val="true"/>
       <w:bidi w:val="0"/>
       <w:spacing w:before="0" w:after="0"/>
       <w:jc w:val="left"/>
@@ -32931,7 +32565,7 @@
     <w:pPr>
       <w:widowControl w:val="false"/>
       <w:suppressAutoHyphens w:val="true"/>
-      <w:overflowPunct w:val="false"/>
+      <w:overflowPunct w:val="true"/>
       <w:bidi w:val="0"/>
       <w:spacing w:before="0" w:after="0"/>
       <w:jc w:val="left"/>
@@ -32952,7 +32586,7 @@
     <w:pPr>
       <w:widowControl w:val="false"/>
       <w:suppressAutoHyphens w:val="true"/>
-      <w:overflowPunct w:val="false"/>
+      <w:overflowPunct w:val="true"/>
       <w:bidi w:val="0"/>
       <w:spacing w:before="0" w:after="0"/>
       <w:jc w:val="left"/>
@@ -32973,7 +32607,7 @@
     <w:pPr>
       <w:widowControl w:val="false"/>
       <w:suppressAutoHyphens w:val="true"/>
-      <w:overflowPunct w:val="false"/>
+      <w:overflowPunct w:val="true"/>
       <w:bidi w:val="0"/>
       <w:spacing w:before="0" w:after="0"/>
       <w:jc w:val="left"/>
@@ -32993,7 +32627,7 @@
     <w:pPr>
       <w:widowControl w:val="false"/>
       <w:suppressAutoHyphens w:val="true"/>
-      <w:overflowPunct w:val="false"/>
+      <w:overflowPunct w:val="true"/>
       <w:bidi w:val="0"/>
       <w:spacing w:before="0" w:after="0"/>
       <w:jc w:val="left"/>
@@ -33013,7 +32647,7 @@
     <w:pPr>
       <w:widowControl w:val="false"/>
       <w:suppressAutoHyphens w:val="true"/>
-      <w:overflowPunct w:val="false"/>
+      <w:overflowPunct w:val="true"/>
       <w:bidi w:val="0"/>
       <w:spacing w:before="0" w:after="0"/>
       <w:jc w:val="left"/>
@@ -33033,7 +32667,7 @@
     <w:pPr>
       <w:widowControl w:val="false"/>
       <w:suppressAutoHyphens w:val="true"/>
-      <w:overflowPunct w:val="false"/>
+      <w:overflowPunct w:val="true"/>
       <w:bidi w:val="0"/>
       <w:spacing w:before="0" w:after="0"/>
       <w:jc w:val="left"/>
@@ -33054,7 +32688,7 @@
     <w:pPr>
       <w:widowControl w:val="false"/>
       <w:suppressAutoHyphens w:val="true"/>
-      <w:overflowPunct w:val="false"/>
+      <w:overflowPunct w:val="true"/>
       <w:bidi w:val="0"/>
       <w:spacing w:before="0" w:after="0"/>
       <w:jc w:val="left"/>
@@ -33074,7 +32708,7 @@
     <w:pPr>
       <w:widowControl w:val="false"/>
       <w:suppressAutoHyphens w:val="true"/>
-      <w:overflowPunct w:val="false"/>
+      <w:overflowPunct w:val="true"/>
       <w:bidi w:val="0"/>
       <w:spacing w:before="0" w:after="0"/>
       <w:jc w:val="left"/>
@@ -33094,7 +32728,7 @@
     <w:pPr>
       <w:widowControl w:val="false"/>
       <w:suppressAutoHyphens w:val="true"/>
-      <w:overflowPunct w:val="false"/>
+      <w:overflowPunct w:val="true"/>
       <w:bidi w:val="0"/>
       <w:spacing w:before="0" w:after="0"/>
       <w:jc w:val="left"/>
@@ -33114,7 +32748,7 @@
     <w:pPr>
       <w:widowControl w:val="false"/>
       <w:suppressAutoHyphens w:val="true"/>
-      <w:overflowPunct w:val="false"/>
+      <w:overflowPunct w:val="true"/>
       <w:bidi w:val="0"/>
       <w:spacing w:before="0" w:after="0"/>
       <w:jc w:val="left"/>
@@ -33134,7 +32768,7 @@
     <w:pPr>
       <w:widowControl w:val="false"/>
       <w:suppressAutoHyphens w:val="true"/>
-      <w:overflowPunct w:val="false"/>
+      <w:overflowPunct w:val="true"/>
       <w:bidi w:val="0"/>
       <w:spacing w:before="0" w:after="0"/>
       <w:jc w:val="left"/>
@@ -33154,7 +32788,7 @@
     <w:pPr>
       <w:widowControl w:val="false"/>
       <w:suppressAutoHyphens w:val="true"/>
-      <w:overflowPunct w:val="false"/>
+      <w:overflowPunct w:val="true"/>
       <w:bidi w:val="0"/>
       <w:spacing w:before="0" w:after="0"/>
       <w:jc w:val="left"/>
@@ -33175,7 +32809,7 @@
     <w:pPr>
       <w:widowControl w:val="false"/>
       <w:suppressAutoHyphens w:val="true"/>
-      <w:overflowPunct w:val="false"/>
+      <w:overflowPunct w:val="true"/>
       <w:bidi w:val="0"/>
       <w:spacing w:before="0" w:after="0"/>
       <w:jc w:val="left"/>
@@ -33195,7 +32829,7 @@
     <w:pPr>
       <w:widowControl w:val="false"/>
       <w:suppressAutoHyphens w:val="true"/>
-      <w:overflowPunct w:val="false"/>
+      <w:overflowPunct w:val="true"/>
       <w:bidi w:val="0"/>
       <w:spacing w:before="0" w:after="0"/>
       <w:jc w:val="left"/>
@@ -33216,7 +32850,7 @@
     <w:pPr>
       <w:widowControl w:val="false"/>
       <w:suppressAutoHyphens w:val="true"/>
-      <w:overflowPunct w:val="false"/>
+      <w:overflowPunct w:val="true"/>
       <w:bidi w:val="0"/>
       <w:spacing w:lineRule="auto" w:line="216" w:before="283" w:after="0"/>
       <w:jc w:val="left"/>
@@ -33463,7 +33097,7 @@
     <w:pPr>
       <w:widowControl w:val="false"/>
       <w:suppressAutoHyphens w:val="true"/>
-      <w:overflowPunct w:val="false"/>
+      <w:overflowPunct w:val="true"/>
       <w:bidi w:val="0"/>
       <w:spacing w:lineRule="atLeast" w:line="0" w:before="0" w:after="0"/>
       <w:jc w:val="left"/>
@@ -33494,7 +33128,7 @@
     <w:pPr>
       <w:widowControl w:val="false"/>
       <w:suppressAutoHyphens w:val="true"/>
-      <w:overflowPunct w:val="false"/>
+      <w:overflowPunct w:val="true"/>
       <w:bidi w:val="0"/>
       <w:spacing w:before="0" w:after="0"/>
       <w:jc w:val="center"/>
@@ -33524,7 +33158,7 @@
     <w:pPr>
       <w:widowControl w:val="false"/>
       <w:suppressAutoHyphens w:val="true"/>
-      <w:overflowPunct w:val="false"/>
+      <w:overflowPunct w:val="true"/>
       <w:bidi w:val="0"/>
       <w:spacing w:before="0" w:after="0"/>
       <w:ind w:hanging="340" w:left="340"/>
@@ -33555,7 +33189,7 @@
     <w:pPr>
       <w:widowControl w:val="false"/>
       <w:suppressAutoHyphens w:val="true"/>
-      <w:overflowPunct w:val="false"/>
+      <w:overflowPunct w:val="true"/>
       <w:bidi w:val="0"/>
       <w:spacing w:before="0" w:after="0"/>
       <w:jc w:val="left"/>
@@ -33575,7 +33209,7 @@
     <w:pPr>
       <w:widowControl w:val="false"/>
       <w:suppressAutoHyphens w:val="true"/>
-      <w:overflowPunct w:val="false"/>
+      <w:overflowPunct w:val="true"/>
       <w:bidi w:val="0"/>
       <w:spacing w:before="0" w:after="0"/>
       <w:jc w:val="left"/>
@@ -33595,7 +33229,7 @@
     <w:pPr>
       <w:widowControl w:val="false"/>
       <w:suppressAutoHyphens w:val="true"/>
-      <w:overflowPunct w:val="false"/>
+      <w:overflowPunct w:val="true"/>
       <w:bidi w:val="0"/>
       <w:spacing w:lineRule="auto" w:line="216" w:before="283" w:after="0"/>
       <w:jc w:val="left"/>
@@ -33842,7 +33476,7 @@
     <w:pPr>
       <w:widowControl w:val="false"/>
       <w:suppressAutoHyphens w:val="true"/>
-      <w:overflowPunct w:val="false"/>
+      <w:overflowPunct w:val="true"/>
       <w:bidi w:val="0"/>
       <w:spacing w:lineRule="atLeast" w:line="0" w:before="0" w:after="0"/>
       <w:jc w:val="left"/>
@@ -33873,7 +33507,7 @@
     <w:pPr>
       <w:widowControl w:val="false"/>
       <w:suppressAutoHyphens w:val="true"/>
-      <w:overflowPunct w:val="false"/>
+      <w:overflowPunct w:val="true"/>
       <w:bidi w:val="0"/>
       <w:spacing w:before="0" w:after="0"/>
       <w:jc w:val="center"/>
@@ -33903,7 +33537,7 @@
     <w:pPr>
       <w:widowControl w:val="false"/>
       <w:suppressAutoHyphens w:val="true"/>
-      <w:overflowPunct w:val="false"/>
+      <w:overflowPunct w:val="true"/>
       <w:bidi w:val="0"/>
       <w:spacing w:before="0" w:after="0"/>
       <w:ind w:hanging="340" w:left="340"/>
@@ -33934,7 +33568,7 @@
     <w:pPr>
       <w:widowControl w:val="false"/>
       <w:suppressAutoHyphens w:val="true"/>
-      <w:overflowPunct w:val="false"/>
+      <w:overflowPunct w:val="true"/>
       <w:bidi w:val="0"/>
       <w:spacing w:before="0" w:after="0"/>
       <w:jc w:val="left"/>
@@ -33954,7 +33588,7 @@
     <w:pPr>
       <w:widowControl w:val="false"/>
       <w:suppressAutoHyphens w:val="true"/>
-      <w:overflowPunct w:val="false"/>
+      <w:overflowPunct w:val="true"/>
       <w:bidi w:val="0"/>
       <w:spacing w:before="0" w:after="0"/>
       <w:jc w:val="left"/>
@@ -33974,7 +33608,7 @@
     <w:pPr>
       <w:widowControl w:val="false"/>
       <w:suppressAutoHyphens w:val="true"/>
-      <w:overflowPunct w:val="false"/>
+      <w:overflowPunct w:val="true"/>
       <w:bidi w:val="0"/>
       <w:spacing w:lineRule="auto" w:line="216" w:before="283" w:after="0"/>
       <w:jc w:val="left"/>
@@ -34221,7 +33855,7 @@
     <w:pPr>
       <w:widowControl w:val="false"/>
       <w:suppressAutoHyphens w:val="true"/>
-      <w:overflowPunct w:val="false"/>
+      <w:overflowPunct w:val="true"/>
       <w:bidi w:val="0"/>
       <w:spacing w:lineRule="atLeast" w:line="0" w:before="0" w:after="0"/>
       <w:jc w:val="left"/>
@@ -34252,7 +33886,7 @@
     <w:pPr>
       <w:widowControl w:val="false"/>
       <w:suppressAutoHyphens w:val="true"/>
-      <w:overflowPunct w:val="false"/>
+      <w:overflowPunct w:val="true"/>
       <w:bidi w:val="0"/>
       <w:spacing w:before="0" w:after="0"/>
       <w:jc w:val="center"/>
@@ -34282,7 +33916,7 @@
     <w:pPr>
       <w:widowControl w:val="false"/>
       <w:suppressAutoHyphens w:val="true"/>
-      <w:overflowPunct w:val="false"/>
+      <w:overflowPunct w:val="true"/>
       <w:bidi w:val="0"/>
       <w:spacing w:before="0" w:after="0"/>
       <w:ind w:hanging="340" w:left="340"/>
@@ -34313,7 +33947,7 @@
     <w:pPr>
       <w:widowControl w:val="false"/>
       <w:suppressAutoHyphens w:val="true"/>
-      <w:overflowPunct w:val="false"/>
+      <w:overflowPunct w:val="true"/>
       <w:bidi w:val="0"/>
       <w:spacing w:before="0" w:after="0"/>
       <w:jc w:val="left"/>
@@ -34333,7 +33967,7 @@
     <w:pPr>
       <w:widowControl w:val="false"/>
       <w:suppressAutoHyphens w:val="true"/>
-      <w:overflowPunct w:val="false"/>
+      <w:overflowPunct w:val="true"/>
       <w:bidi w:val="0"/>
       <w:spacing w:before="0" w:after="0"/>
       <w:jc w:val="left"/>
@@ -34353,7 +33987,7 @@
     <w:pPr>
       <w:widowControl w:val="false"/>
       <w:suppressAutoHyphens w:val="true"/>
-      <w:overflowPunct w:val="false"/>
+      <w:overflowPunct w:val="true"/>
       <w:bidi w:val="0"/>
       <w:spacing w:lineRule="auto" w:line="216" w:before="283" w:after="0"/>
       <w:jc w:val="left"/>
@@ -34600,7 +34234,7 @@
     <w:pPr>
       <w:widowControl w:val="false"/>
       <w:suppressAutoHyphens w:val="true"/>
-      <w:overflowPunct w:val="false"/>
+      <w:overflowPunct w:val="true"/>
       <w:bidi w:val="0"/>
       <w:spacing w:lineRule="atLeast" w:line="0" w:before="0" w:after="0"/>
       <w:jc w:val="left"/>
@@ -34631,7 +34265,7 @@
     <w:pPr>
       <w:widowControl w:val="false"/>
       <w:suppressAutoHyphens w:val="true"/>
-      <w:overflowPunct w:val="false"/>
+      <w:overflowPunct w:val="true"/>
       <w:bidi w:val="0"/>
       <w:spacing w:before="0" w:after="0"/>
       <w:jc w:val="center"/>
@@ -34661,7 +34295,7 @@
     <w:pPr>
       <w:widowControl w:val="false"/>
       <w:suppressAutoHyphens w:val="true"/>
-      <w:overflowPunct w:val="false"/>
+      <w:overflowPunct w:val="true"/>
       <w:bidi w:val="0"/>
       <w:spacing w:before="0" w:after="0"/>
       <w:ind w:hanging="340" w:left="340"/>
@@ -34692,7 +34326,7 @@
     <w:pPr>
       <w:widowControl w:val="false"/>
       <w:suppressAutoHyphens w:val="true"/>
-      <w:overflowPunct w:val="false"/>
+      <w:overflowPunct w:val="true"/>
       <w:bidi w:val="0"/>
       <w:spacing w:before="0" w:after="0"/>
       <w:jc w:val="left"/>
@@ -34712,7 +34346,7 @@
     <w:pPr>
       <w:widowControl w:val="false"/>
       <w:suppressAutoHyphens w:val="true"/>
-      <w:overflowPunct w:val="false"/>
+      <w:overflowPunct w:val="true"/>
       <w:bidi w:val="0"/>
       <w:spacing w:before="0" w:after="0"/>
       <w:jc w:val="left"/>
@@ -34732,7 +34366,7 @@
     <w:pPr>
       <w:widowControl w:val="false"/>
       <w:suppressAutoHyphens w:val="true"/>
-      <w:overflowPunct w:val="false"/>
+      <w:overflowPunct w:val="true"/>
       <w:bidi w:val="0"/>
       <w:spacing w:lineRule="auto" w:line="216" w:before="283" w:after="0"/>
       <w:jc w:val="left"/>
@@ -34979,7 +34613,7 @@
     <w:pPr>
       <w:widowControl w:val="false"/>
       <w:suppressAutoHyphens w:val="true"/>
-      <w:overflowPunct w:val="false"/>
+      <w:overflowPunct w:val="true"/>
       <w:bidi w:val="0"/>
       <w:spacing w:lineRule="atLeast" w:line="0" w:before="0" w:after="0"/>
       <w:jc w:val="left"/>
@@ -35010,7 +34644,7 @@
     <w:pPr>
       <w:widowControl w:val="false"/>
       <w:suppressAutoHyphens w:val="true"/>
-      <w:overflowPunct w:val="false"/>
+      <w:overflowPunct w:val="true"/>
       <w:bidi w:val="0"/>
       <w:spacing w:before="0" w:after="0"/>
       <w:jc w:val="center"/>
@@ -35040,7 +34674,7 @@
     <w:pPr>
       <w:widowControl w:val="false"/>
       <w:suppressAutoHyphens w:val="true"/>
-      <w:overflowPunct w:val="false"/>
+      <w:overflowPunct w:val="true"/>
       <w:bidi w:val="0"/>
       <w:spacing w:before="0" w:after="0"/>
       <w:ind w:hanging="340" w:left="340"/>
@@ -35071,7 +34705,7 @@
     <w:pPr>
       <w:widowControl w:val="false"/>
       <w:suppressAutoHyphens w:val="true"/>
-      <w:overflowPunct w:val="false"/>
+      <w:overflowPunct w:val="true"/>
       <w:bidi w:val="0"/>
       <w:spacing w:before="0" w:after="0"/>
       <w:jc w:val="left"/>
@@ -35091,7 +34725,7 @@
     <w:pPr>
       <w:widowControl w:val="false"/>
       <w:suppressAutoHyphens w:val="true"/>
-      <w:overflowPunct w:val="false"/>
+      <w:overflowPunct w:val="true"/>
       <w:bidi w:val="0"/>
       <w:spacing w:before="0" w:after="0"/>
       <w:jc w:val="left"/>
@@ -35111,7 +34745,7 @@
     <w:pPr>
       <w:widowControl w:val="false"/>
       <w:suppressAutoHyphens w:val="true"/>
-      <w:overflowPunct w:val="false"/>
+      <w:overflowPunct w:val="true"/>
       <w:bidi w:val="0"/>
       <w:spacing w:lineRule="auto" w:line="216" w:before="283" w:after="0"/>
       <w:jc w:val="left"/>
@@ -35358,7 +34992,7 @@
     <w:pPr>
       <w:widowControl w:val="false"/>
       <w:suppressAutoHyphens w:val="true"/>
-      <w:overflowPunct w:val="false"/>
+      <w:overflowPunct w:val="true"/>
       <w:bidi w:val="0"/>
       <w:spacing w:lineRule="atLeast" w:line="0" w:before="0" w:after="0"/>
       <w:jc w:val="left"/>
@@ -35389,7 +35023,7 @@
     <w:pPr>
       <w:widowControl w:val="false"/>
       <w:suppressAutoHyphens w:val="true"/>
-      <w:overflowPunct w:val="false"/>
+      <w:overflowPunct w:val="true"/>
       <w:bidi w:val="0"/>
       <w:spacing w:before="0" w:after="0"/>
       <w:jc w:val="center"/>
@@ -35419,7 +35053,7 @@
     <w:pPr>
       <w:widowControl w:val="false"/>
       <w:suppressAutoHyphens w:val="true"/>
-      <w:overflowPunct w:val="false"/>
+      <w:overflowPunct w:val="true"/>
       <w:bidi w:val="0"/>
       <w:spacing w:before="0" w:after="0"/>
       <w:ind w:hanging="340" w:left="340"/>
@@ -35450,7 +35084,7 @@
     <w:pPr>
       <w:widowControl w:val="false"/>
       <w:suppressAutoHyphens w:val="true"/>
-      <w:overflowPunct w:val="false"/>
+      <w:overflowPunct w:val="true"/>
       <w:bidi w:val="0"/>
       <w:spacing w:before="0" w:after="0"/>
       <w:jc w:val="left"/>
@@ -35470,7 +35104,7 @@
     <w:pPr>
       <w:widowControl w:val="false"/>
       <w:suppressAutoHyphens w:val="true"/>
-      <w:overflowPunct w:val="false"/>
+      <w:overflowPunct w:val="true"/>
       <w:bidi w:val="0"/>
       <w:spacing w:before="0" w:after="0"/>
       <w:jc w:val="left"/>
@@ -35490,7 +35124,7 @@
     <w:pPr>
       <w:widowControl w:val="false"/>
       <w:suppressAutoHyphens w:val="true"/>
-      <w:overflowPunct w:val="false"/>
+      <w:overflowPunct w:val="true"/>
       <w:bidi w:val="0"/>
       <w:spacing w:lineRule="auto" w:line="216" w:before="283" w:after="0"/>
       <w:jc w:val="left"/>
@@ -35737,7 +35371,7 @@
     <w:pPr>
       <w:widowControl w:val="false"/>
       <w:suppressAutoHyphens w:val="true"/>
-      <w:overflowPunct w:val="false"/>
+      <w:overflowPunct w:val="true"/>
       <w:bidi w:val="0"/>
       <w:spacing w:lineRule="atLeast" w:line="0" w:before="0" w:after="0"/>
       <w:jc w:val="left"/>
@@ -35768,7 +35402,7 @@
     <w:pPr>
       <w:widowControl w:val="false"/>
       <w:suppressAutoHyphens w:val="true"/>
-      <w:overflowPunct w:val="false"/>
+      <w:overflowPunct w:val="true"/>
       <w:bidi w:val="0"/>
       <w:spacing w:before="0" w:after="0"/>
       <w:jc w:val="center"/>
@@ -35798,7 +35432,7 @@
     <w:pPr>
       <w:widowControl w:val="false"/>
       <w:suppressAutoHyphens w:val="true"/>
-      <w:overflowPunct w:val="false"/>
+      <w:overflowPunct w:val="true"/>
       <w:bidi w:val="0"/>
       <w:spacing w:before="0" w:after="0"/>
       <w:ind w:hanging="340" w:left="340"/>
@@ -35829,7 +35463,7 @@
     <w:pPr>
       <w:widowControl w:val="false"/>
       <w:suppressAutoHyphens w:val="true"/>
-      <w:overflowPunct w:val="false"/>
+      <w:overflowPunct w:val="true"/>
       <w:bidi w:val="0"/>
       <w:spacing w:before="0" w:after="0"/>
       <w:jc w:val="left"/>
@@ -35849,7 +35483,7 @@
     <w:pPr>
       <w:widowControl w:val="false"/>
       <w:suppressAutoHyphens w:val="true"/>
-      <w:overflowPunct w:val="false"/>
+      <w:overflowPunct w:val="true"/>
       <w:bidi w:val="0"/>
       <w:spacing w:before="0" w:after="0"/>
       <w:jc w:val="left"/>
@@ -35869,7 +35503,7 @@
     <w:pPr>
       <w:widowControl w:val="false"/>
       <w:suppressAutoHyphens w:val="true"/>
-      <w:overflowPunct w:val="false"/>
+      <w:overflowPunct w:val="true"/>
       <w:bidi w:val="0"/>
       <w:spacing w:lineRule="auto" w:line="216" w:before="283" w:after="0"/>
       <w:jc w:val="left"/>
@@ -36116,7 +35750,7 @@
     <w:pPr>
       <w:widowControl w:val="false"/>
       <w:suppressAutoHyphens w:val="true"/>
-      <w:overflowPunct w:val="false"/>
+      <w:overflowPunct w:val="true"/>
       <w:bidi w:val="0"/>
       <w:spacing w:lineRule="atLeast" w:line="0" w:before="0" w:after="0"/>
       <w:jc w:val="left"/>
@@ -36147,7 +35781,7 @@
     <w:pPr>
       <w:widowControl w:val="false"/>
       <w:suppressAutoHyphens w:val="true"/>
-      <w:overflowPunct w:val="false"/>
+      <w:overflowPunct w:val="true"/>
       <w:bidi w:val="0"/>
       <w:spacing w:before="0" w:after="0"/>
       <w:jc w:val="center"/>
@@ -36177,7 +35811,7 @@
     <w:pPr>
       <w:widowControl w:val="false"/>
       <w:suppressAutoHyphens w:val="true"/>
-      <w:overflowPunct w:val="false"/>
+      <w:overflowPunct w:val="true"/>
       <w:bidi w:val="0"/>
       <w:spacing w:before="0" w:after="0"/>
       <w:ind w:hanging="340" w:left="340"/>
@@ -36208,7 +35842,7 @@
     <w:pPr>
       <w:widowControl w:val="false"/>
       <w:suppressAutoHyphens w:val="true"/>
-      <w:overflowPunct w:val="false"/>
+      <w:overflowPunct w:val="true"/>
       <w:bidi w:val="0"/>
       <w:spacing w:before="0" w:after="0"/>
       <w:jc w:val="left"/>
@@ -36228,7 +35862,7 @@
     <w:pPr>
       <w:widowControl w:val="false"/>
       <w:suppressAutoHyphens w:val="true"/>
-      <w:overflowPunct w:val="false"/>
+      <w:overflowPunct w:val="true"/>
       <w:bidi w:val="0"/>
       <w:spacing w:before="0" w:after="0"/>
       <w:jc w:val="left"/>
@@ -36248,7 +35882,7 @@
     <w:pPr>
       <w:widowControl w:val="false"/>
       <w:suppressAutoHyphens w:val="true"/>
-      <w:overflowPunct w:val="false"/>
+      <w:overflowPunct w:val="true"/>
       <w:bidi w:val="0"/>
       <w:spacing w:lineRule="auto" w:line="216" w:before="283" w:after="0"/>
       <w:jc w:val="left"/>
@@ -36495,7 +36129,7 @@
     <w:pPr>
       <w:widowControl w:val="false"/>
       <w:suppressAutoHyphens w:val="true"/>
-      <w:overflowPunct w:val="false"/>
+      <w:overflowPunct w:val="true"/>
       <w:bidi w:val="0"/>
       <w:spacing w:lineRule="atLeast" w:line="0" w:before="0" w:after="0"/>
       <w:jc w:val="left"/>
@@ -36526,7 +36160,7 @@
     <w:pPr>
       <w:widowControl w:val="false"/>
       <w:suppressAutoHyphens w:val="true"/>
-      <w:overflowPunct w:val="false"/>
+      <w:overflowPunct w:val="true"/>
       <w:bidi w:val="0"/>
       <w:spacing w:before="0" w:after="0"/>
       <w:jc w:val="center"/>
@@ -36556,7 +36190,7 @@
     <w:pPr>
       <w:widowControl w:val="false"/>
       <w:suppressAutoHyphens w:val="true"/>
-      <w:overflowPunct w:val="false"/>
+      <w:overflowPunct w:val="true"/>
       <w:bidi w:val="0"/>
       <w:spacing w:before="0" w:after="0"/>
       <w:ind w:hanging="340" w:left="340"/>
@@ -36587,7 +36221,7 @@
     <w:pPr>
       <w:widowControl w:val="false"/>
       <w:suppressAutoHyphens w:val="true"/>
-      <w:overflowPunct w:val="false"/>
+      <w:overflowPunct w:val="true"/>
       <w:bidi w:val="0"/>
       <w:spacing w:before="0" w:after="0"/>
       <w:jc w:val="left"/>
@@ -36607,7 +36241,7 @@
     <w:pPr>
       <w:widowControl w:val="false"/>
       <w:suppressAutoHyphens w:val="true"/>
-      <w:overflowPunct w:val="false"/>
+      <w:overflowPunct w:val="true"/>
       <w:bidi w:val="0"/>
       <w:spacing w:before="0" w:after="0"/>
       <w:jc w:val="left"/>
@@ -36627,7 +36261,7 @@
     <w:pPr>
       <w:widowControl w:val="false"/>
       <w:suppressAutoHyphens w:val="true"/>
-      <w:overflowPunct w:val="false"/>
+      <w:overflowPunct w:val="true"/>
       <w:bidi w:val="0"/>
       <w:spacing w:lineRule="auto" w:line="216" w:before="283" w:after="0"/>
       <w:jc w:val="left"/>
@@ -36874,7 +36508,7 @@
     <w:pPr>
       <w:widowControl w:val="false"/>
       <w:suppressAutoHyphens w:val="true"/>
-      <w:overflowPunct w:val="false"/>
+      <w:overflowPunct w:val="true"/>
       <w:bidi w:val="0"/>
       <w:spacing w:lineRule="atLeast" w:line="0" w:before="0" w:after="0"/>
       <w:jc w:val="left"/>
@@ -36905,7 +36539,7 @@
     <w:pPr>
       <w:widowControl w:val="false"/>
       <w:suppressAutoHyphens w:val="true"/>
-      <w:overflowPunct w:val="false"/>
+      <w:overflowPunct w:val="true"/>
       <w:bidi w:val="0"/>
       <w:spacing w:before="0" w:after="0"/>
       <w:jc w:val="center"/>
@@ -36935,7 +36569,7 @@
     <w:pPr>
       <w:widowControl w:val="false"/>
       <w:suppressAutoHyphens w:val="true"/>
-      <w:overflowPunct w:val="false"/>
+      <w:overflowPunct w:val="true"/>
       <w:bidi w:val="0"/>
       <w:spacing w:before="0" w:after="0"/>
       <w:ind w:hanging="340" w:left="340"/>
@@ -36966,7 +36600,7 @@
     <w:pPr>
       <w:widowControl w:val="false"/>
       <w:suppressAutoHyphens w:val="true"/>
-      <w:overflowPunct w:val="false"/>
+      <w:overflowPunct w:val="true"/>
       <w:bidi w:val="0"/>
       <w:spacing w:before="0" w:after="0"/>
       <w:jc w:val="left"/>
@@ -36986,7 +36620,7 @@
     <w:pPr>
       <w:widowControl w:val="false"/>
       <w:suppressAutoHyphens w:val="true"/>
-      <w:overflowPunct w:val="false"/>
+      <w:overflowPunct w:val="true"/>
       <w:bidi w:val="0"/>
       <w:spacing w:before="0" w:after="0"/>
       <w:jc w:val="left"/>

--- a/Diplom_Reyting_postavschikov_Poyasnitelnaya_zapiska.docx
+++ b/Diplom_Reyting_postavschikov_Poyasnitelnaya_zapiska.docx
@@ -2,6 +2,3124 @@
 <file path=word/document.xml><?xml version="1.0" encoding="utf-8"?>
 <w:document xmlns:o="urn:schemas-microsoft-com:office:office" xmlns:r="http://schemas.openxmlformats.org/officeDocument/2006/relationships" xmlns:v="urn:schemas-microsoft-com:vml" xmlns:w="http://schemas.openxmlformats.org/wordprocessingml/2006/main" xmlns:w10="urn:schemas-microsoft-com:office:word" xmlns:wp="http://schemas.openxmlformats.org/drawingml/2006/wordprocessingDrawing" xmlns:wps="http://schemas.microsoft.com/office/word/2010/wordprocessingShape" xmlns:wpg="http://schemas.microsoft.com/office/word/2010/wordprocessingGroup" xmlns:mc="http://schemas.openxmlformats.org/markup-compatibility/2006" xmlns:wp14="http://schemas.microsoft.com/office/word/2010/wordprocessingDrawing" xmlns:w14="http://schemas.microsoft.com/office/word/2010/wordml" xmlns:w15="http://schemas.microsoft.com/office/word/2012/wordml" mc:Ignorable="w14 wp14 w15">
   <w:body>
+    <w:p>
+      <w:pPr>
+        <w:pStyle w:val="BodyText"/>
+        <w:spacing w:lineRule="auto" w:line="360"/>
+        <w:jc w:val="center"/>
+        <w:rPr>
+          <w:spacing w:val="-6"/>
+          <w:sz w:val="28"/>
+          <w:szCs w:val="28"/>
+        </w:rPr>
+      </w:pPr>
+      <w:r>
+        <w:rPr>
+          <w:sz w:val="28"/>
+          <w:szCs w:val="28"/>
+        </w:rPr>
+        <w:t>Министерство</w:t>
+      </w:r>
+      <w:r>
+        <w:rPr>
+          <w:spacing w:val="-4"/>
+          <w:sz w:val="28"/>
+          <w:szCs w:val="28"/>
+        </w:rPr>
+        <w:t xml:space="preserve"> </w:t>
+      </w:r>
+      <w:r>
+        <w:rPr>
+          <w:sz w:val="28"/>
+          <w:szCs w:val="28"/>
+        </w:rPr>
+        <w:t>цифрового</w:t>
+      </w:r>
+      <w:r>
+        <w:rPr>
+          <w:spacing w:val="-4"/>
+          <w:sz w:val="28"/>
+          <w:szCs w:val="28"/>
+        </w:rPr>
+        <w:t xml:space="preserve"> </w:t>
+      </w:r>
+      <w:r>
+        <w:rPr>
+          <w:sz w:val="28"/>
+          <w:szCs w:val="28"/>
+        </w:rPr>
+        <w:t>развития,</w:t>
+      </w:r>
+      <w:r>
+        <w:rPr>
+          <w:spacing w:val="-4"/>
+          <w:sz w:val="28"/>
+          <w:szCs w:val="28"/>
+        </w:rPr>
+        <w:t xml:space="preserve"> </w:t>
+      </w:r>
+      <w:r>
+        <w:rPr>
+          <w:sz w:val="28"/>
+          <w:szCs w:val="28"/>
+        </w:rPr>
+        <w:t>связи</w:t>
+      </w:r>
+      <w:r>
+        <w:rPr>
+          <w:spacing w:val="-6"/>
+          <w:sz w:val="28"/>
+          <w:szCs w:val="28"/>
+        </w:rPr>
+        <w:t xml:space="preserve"> </w:t>
+      </w:r>
+      <w:r>
+        <w:rPr>
+          <w:sz w:val="28"/>
+          <w:szCs w:val="28"/>
+        </w:rPr>
+        <w:t>и</w:t>
+      </w:r>
+      <w:r>
+        <w:rPr>
+          <w:spacing w:val="-4"/>
+          <w:sz w:val="28"/>
+          <w:szCs w:val="28"/>
+        </w:rPr>
+        <w:t xml:space="preserve"> </w:t>
+      </w:r>
+      <w:r>
+        <w:rPr>
+          <w:sz w:val="28"/>
+          <w:szCs w:val="28"/>
+        </w:rPr>
+        <w:t>массовых</w:t>
+      </w:r>
+      <w:r>
+        <w:rPr>
+          <w:spacing w:val="-3"/>
+          <w:sz w:val="28"/>
+          <w:szCs w:val="28"/>
+        </w:rPr>
+        <w:t xml:space="preserve"> </w:t>
+      </w:r>
+      <w:r>
+        <w:rPr>
+          <w:sz w:val="28"/>
+          <w:szCs w:val="28"/>
+        </w:rPr>
+        <w:t>коммуникаций</w:t>
+      </w:r>
+    </w:p>
+    <w:p>
+      <w:pPr>
+        <w:pStyle w:val="BodyText"/>
+        <w:spacing w:lineRule="auto" w:line="360"/>
+        <w:jc w:val="center"/>
+        <w:rPr>
+          <w:sz w:val="28"/>
+          <w:szCs w:val="28"/>
+        </w:rPr>
+      </w:pPr>
+      <w:r>
+        <w:rPr>
+          <w:sz w:val="28"/>
+          <w:szCs w:val="28"/>
+        </w:rPr>
+        <w:t>Российской</w:t>
+      </w:r>
+      <w:r>
+        <w:rPr>
+          <w:spacing w:val="-4"/>
+          <w:sz w:val="28"/>
+          <w:szCs w:val="28"/>
+        </w:rPr>
+        <w:t xml:space="preserve"> </w:t>
+      </w:r>
+      <w:r>
+        <w:rPr>
+          <w:sz w:val="28"/>
+          <w:szCs w:val="28"/>
+        </w:rPr>
+        <w:t>Федерации</w:t>
+      </w:r>
+    </w:p>
+    <w:p>
+      <w:pPr>
+        <w:pStyle w:val="BodyText"/>
+        <w:spacing w:lineRule="auto" w:line="360"/>
+        <w:jc w:val="center"/>
+        <w:rPr>
+          <w:sz w:val="28"/>
+          <w:szCs w:val="28"/>
+        </w:rPr>
+      </w:pPr>
+      <w:r>
+        <w:rPr>
+          <w:sz w:val="28"/>
+          <w:szCs w:val="28"/>
+        </w:rPr>
+        <w:t>Ордена Трудового Красного Знамени федеральное</w:t>
+      </w:r>
+      <w:r>
+        <w:rPr>
+          <w:spacing w:val="-10"/>
+          <w:sz w:val="28"/>
+          <w:szCs w:val="28"/>
+        </w:rPr>
+        <w:t xml:space="preserve"> </w:t>
+      </w:r>
+      <w:r>
+        <w:rPr>
+          <w:sz w:val="28"/>
+          <w:szCs w:val="28"/>
+        </w:rPr>
+        <w:t>государственное</w:t>
+      </w:r>
+      <w:r>
+        <w:rPr>
+          <w:spacing w:val="-10"/>
+          <w:sz w:val="28"/>
+          <w:szCs w:val="28"/>
+        </w:rPr>
+        <w:t xml:space="preserve"> </w:t>
+      </w:r>
+      <w:r>
+        <w:rPr>
+          <w:sz w:val="28"/>
+          <w:szCs w:val="28"/>
+        </w:rPr>
+        <w:t>бюджетное</w:t>
+      </w:r>
+      <w:r>
+        <w:rPr>
+          <w:spacing w:val="-7"/>
+          <w:sz w:val="28"/>
+          <w:szCs w:val="28"/>
+        </w:rPr>
+        <w:t xml:space="preserve"> </w:t>
+      </w:r>
+      <w:r>
+        <w:rPr>
+          <w:sz w:val="28"/>
+          <w:szCs w:val="28"/>
+        </w:rPr>
+        <w:t>образовательное</w:t>
+      </w:r>
+      <w:r>
+        <w:rPr>
+          <w:spacing w:val="-6"/>
+          <w:sz w:val="28"/>
+          <w:szCs w:val="28"/>
+        </w:rPr>
+        <w:t xml:space="preserve"> </w:t>
+      </w:r>
+      <w:r>
+        <w:rPr>
+          <w:sz w:val="28"/>
+          <w:szCs w:val="28"/>
+        </w:rPr>
+        <w:t>учреждение высшего образования</w:t>
+      </w:r>
+    </w:p>
+    <w:p>
+      <w:pPr>
+        <w:pStyle w:val="BodyText"/>
+        <w:spacing w:lineRule="auto" w:line="360"/>
+        <w:jc w:val="center"/>
+        <w:rPr>
+          <w:sz w:val="28"/>
+          <w:szCs w:val="28"/>
+        </w:rPr>
+      </w:pPr>
+      <w:r>
+        <w:rPr>
+          <w:sz w:val="28"/>
+          <w:szCs w:val="28"/>
+        </w:rPr>
+        <w:t>«Московский</w:t>
+      </w:r>
+      <w:r>
+        <w:rPr>
+          <w:spacing w:val="-7"/>
+          <w:sz w:val="28"/>
+          <w:szCs w:val="28"/>
+        </w:rPr>
+        <w:t xml:space="preserve"> </w:t>
+      </w:r>
+      <w:r>
+        <w:rPr>
+          <w:sz w:val="28"/>
+          <w:szCs w:val="28"/>
+        </w:rPr>
+        <w:t>технический</w:t>
+      </w:r>
+      <w:r>
+        <w:rPr>
+          <w:spacing w:val="-2"/>
+          <w:sz w:val="28"/>
+          <w:szCs w:val="28"/>
+        </w:rPr>
+        <w:t xml:space="preserve"> </w:t>
+      </w:r>
+      <w:r>
+        <w:rPr>
+          <w:sz w:val="28"/>
+          <w:szCs w:val="28"/>
+        </w:rPr>
+        <w:t>университет</w:t>
+      </w:r>
+      <w:r>
+        <w:rPr>
+          <w:spacing w:val="-5"/>
+          <w:sz w:val="28"/>
+          <w:szCs w:val="28"/>
+        </w:rPr>
+        <w:t xml:space="preserve"> </w:t>
+      </w:r>
+      <w:r>
+        <w:rPr>
+          <w:sz w:val="28"/>
+          <w:szCs w:val="28"/>
+        </w:rPr>
+        <w:t>связи</w:t>
+      </w:r>
+      <w:r>
+        <w:rPr>
+          <w:spacing w:val="-5"/>
+          <w:sz w:val="28"/>
+          <w:szCs w:val="28"/>
+        </w:rPr>
+        <w:t xml:space="preserve"> </w:t>
+      </w:r>
+      <w:r>
+        <w:rPr>
+          <w:sz w:val="28"/>
+          <w:szCs w:val="28"/>
+        </w:rPr>
+        <w:t>и</w:t>
+      </w:r>
+      <w:r>
+        <w:rPr>
+          <w:spacing w:val="-4"/>
+          <w:sz w:val="28"/>
+          <w:szCs w:val="28"/>
+        </w:rPr>
+        <w:t xml:space="preserve"> </w:t>
+      </w:r>
+      <w:r>
+        <w:rPr>
+          <w:spacing w:val="-2"/>
+          <w:sz w:val="28"/>
+          <w:szCs w:val="28"/>
+        </w:rPr>
+        <w:t>информатики»</w:t>
+      </w:r>
+    </w:p>
+    <w:p>
+      <w:pPr>
+        <w:pStyle w:val="BodyText"/>
+        <w:spacing w:lineRule="auto" w:line="252"/>
+        <w:rPr/>
+      </w:pPr>
+      <w:r>
+        <w:rPr/>
+      </w:r>
+    </w:p>
+    <w:p>
+      <w:pPr>
+        <w:pStyle w:val="BodyText"/>
+        <w:spacing w:lineRule="auto" w:line="252"/>
+        <w:rPr/>
+      </w:pPr>
+      <w:r>
+        <w:rPr/>
+      </w:r>
+    </w:p>
+    <w:p>
+      <w:pPr>
+        <w:pStyle w:val="Normal"/>
+        <w:spacing w:lineRule="auto" w:line="264"/>
+        <w:ind w:hanging="11"/>
+        <w:jc w:val="both"/>
+        <w:rPr>
+          <w:sz w:val="24"/>
+          <w:szCs w:val="24"/>
+        </w:rPr>
+      </w:pPr>
+      <w:r>
+        <w:rPr>
+          <w:b/>
+          <w:sz w:val="24"/>
+          <w:szCs w:val="24"/>
+        </w:rPr>
+        <w:t xml:space="preserve">       </w:t>
+      </w:r>
+      <w:r>
+        <w:rPr>
+          <w:sz w:val="24"/>
+          <w:szCs w:val="24"/>
+        </w:rPr>
+        <w:t xml:space="preserve">Разрешаю </w:t>
+      </w:r>
+    </w:p>
+    <w:p>
+      <w:pPr>
+        <w:pStyle w:val="Normal"/>
+        <w:spacing w:lineRule="auto" w:line="264"/>
+        <w:ind w:hanging="11"/>
+        <w:jc w:val="both"/>
+        <w:rPr>
+          <w:sz w:val="24"/>
+          <w:szCs w:val="24"/>
+        </w:rPr>
+      </w:pPr>
+      <w:r>
+        <w:rPr>
+          <w:sz w:val="24"/>
+          <w:szCs w:val="24"/>
+        </w:rPr>
+        <w:t xml:space="preserve">допустить к защите </w:t>
+      </w:r>
+    </w:p>
+    <w:p>
+      <w:pPr>
+        <w:pStyle w:val="Normal"/>
+        <w:spacing w:lineRule="auto" w:line="264"/>
+        <w:ind w:hanging="11"/>
+        <w:jc w:val="both"/>
+        <w:rPr>
+          <w:sz w:val="24"/>
+          <w:szCs w:val="24"/>
+        </w:rPr>
+      </w:pPr>
+      <w:r>
+        <w:rPr>
+          <w:sz w:val="24"/>
+          <w:szCs w:val="24"/>
+        </w:rPr>
+        <w:t>И. о. зав. кафедрой КИС</w:t>
+      </w:r>
+    </w:p>
+    <w:p>
+      <w:pPr>
+        <w:pStyle w:val="Normal"/>
+        <w:spacing w:lineRule="auto" w:line="360"/>
+        <w:ind w:hanging="11"/>
+        <w:jc w:val="both"/>
+        <w:rPr>
+          <w:sz w:val="24"/>
+          <w:szCs w:val="24"/>
+        </w:rPr>
+      </w:pPr>
+      <w:r>
+        <w:rPr>
+          <w:sz w:val="24"/>
+          <w:szCs w:val="24"/>
+        </w:rPr>
+      </w:r>
+    </w:p>
+    <w:p>
+      <w:pPr>
+        <w:pStyle w:val="Normal"/>
+        <w:spacing w:lineRule="auto" w:line="252"/>
+        <w:ind w:hanging="11"/>
+        <w:rPr>
+          <w:sz w:val="24"/>
+          <w:szCs w:val="24"/>
+        </w:rPr>
+      </w:pPr>
+      <w:r>
+        <w:rPr>
+          <w:sz w:val="24"/>
+          <w:szCs w:val="24"/>
+        </w:rPr>
+        <w:t>___</w:t>
+      </w:r>
+      <w:r>
+        <w:rPr>
+          <w:sz w:val="24"/>
+          <w:szCs w:val="24"/>
+          <w:u w:val="single"/>
+        </w:rPr>
+        <w:t>Андреев И.А.</w:t>
+      </w:r>
+      <w:r>
+        <w:rPr>
+          <w:sz w:val="24"/>
+          <w:szCs w:val="24"/>
+        </w:rPr>
+        <w:t xml:space="preserve">_______ </w:t>
+      </w:r>
+    </w:p>
+    <w:p>
+      <w:pPr>
+        <w:pStyle w:val="Normal"/>
+        <w:spacing w:lineRule="auto" w:line="252"/>
+        <w:ind w:hanging="11"/>
+        <w:jc w:val="both"/>
+        <w:rPr>
+          <w:b/>
+          <w:sz w:val="24"/>
+          <w:szCs w:val="24"/>
+        </w:rPr>
+      </w:pPr>
+      <w:r>
+        <w:rPr>
+          <w:sz w:val="24"/>
+          <w:szCs w:val="24"/>
+        </w:rPr>
+        <w:t>______________ 202</w:t>
+      </w:r>
+      <w:r>
+        <w:rPr>
+          <w:sz w:val="24"/>
+          <w:szCs w:val="24"/>
+        </w:rPr>
+        <w:t>6</w:t>
+      </w:r>
+      <w:r>
+        <w:rPr>
+          <w:sz w:val="24"/>
+          <w:szCs w:val="24"/>
+        </w:rPr>
+        <w:t xml:space="preserve"> г.</w:t>
+      </w:r>
+      <w:r>
+        <w:rPr>
+          <w:b/>
+          <w:sz w:val="24"/>
+          <w:szCs w:val="24"/>
+        </w:rPr>
+        <w:t xml:space="preserve"> </w:t>
+      </w:r>
+    </w:p>
+    <w:p>
+      <w:pPr>
+        <w:pStyle w:val="BodyText"/>
+        <w:spacing w:lineRule="auto" w:line="360"/>
+        <w:rPr>
+          <w:u w:val="single"/>
+        </w:rPr>
+      </w:pPr>
+      <w:r>
+        <w:rPr>
+          <w:u w:val="single"/>
+        </w:rPr>
+      </w:r>
+    </w:p>
+    <w:p>
+      <w:pPr>
+        <w:pStyle w:val="BodyText"/>
+        <w:spacing w:lineRule="auto" w:line="360"/>
+        <w:rPr>
+          <w:sz w:val="28"/>
+          <w:szCs w:val="28"/>
+        </w:rPr>
+      </w:pPr>
+      <w:r>
+        <w:rPr>
+          <w:sz w:val="28"/>
+          <w:szCs w:val="28"/>
+        </w:rPr>
+      </w:r>
+    </w:p>
+    <w:p>
+      <w:pPr>
+        <w:pStyle w:val="Normal"/>
+        <w:spacing w:lineRule="auto" w:line="360"/>
+        <w:jc w:val="center"/>
+        <w:rPr>
+          <w:b/>
+          <w:sz w:val="36"/>
+          <w:szCs w:val="36"/>
+        </w:rPr>
+      </w:pPr>
+      <w:r>
+        <w:rPr>
+          <w:b/>
+          <w:sz w:val="36"/>
+          <w:szCs w:val="36"/>
+        </w:rPr>
+        <w:t>ВЫПУСКНАЯ</w:t>
+      </w:r>
+      <w:r>
+        <w:rPr>
+          <w:b/>
+          <w:spacing w:val="-7"/>
+          <w:sz w:val="36"/>
+          <w:szCs w:val="36"/>
+        </w:rPr>
+        <w:t xml:space="preserve"> </w:t>
+      </w:r>
+      <w:r>
+        <w:rPr>
+          <w:b/>
+          <w:sz w:val="36"/>
+          <w:szCs w:val="36"/>
+        </w:rPr>
+        <w:t>КВАЛИФИКАЦИОННАЯ</w:t>
+      </w:r>
+      <w:r>
+        <w:rPr>
+          <w:b/>
+          <w:spacing w:val="38"/>
+          <w:w w:val="150"/>
+          <w:sz w:val="36"/>
+          <w:szCs w:val="36"/>
+        </w:rPr>
+        <w:t xml:space="preserve"> </w:t>
+      </w:r>
+      <w:r>
+        <w:rPr>
+          <w:b/>
+          <w:spacing w:val="-2"/>
+          <w:sz w:val="36"/>
+          <w:szCs w:val="36"/>
+        </w:rPr>
+        <w:t>РАБОТА</w:t>
+      </w:r>
+    </w:p>
+    <w:p>
+      <w:pPr>
+        <w:pStyle w:val="BodyText"/>
+        <w:spacing w:lineRule="auto" w:line="252"/>
+        <w:jc w:val="center"/>
+        <w:rPr/>
+      </w:pPr>
+      <w:r>
+        <w:rPr/>
+      </w:r>
+    </w:p>
+    <w:p>
+      <w:pPr>
+        <w:pStyle w:val="BodyText"/>
+        <w:jc w:val="center"/>
+        <w:rPr>
+          <w:spacing w:val="-4"/>
+        </w:rPr>
+      </w:pPr>
+      <w:r>
+        <w:rPr/>
+        <w:t>НА</w:t>
+      </w:r>
+      <w:r>
+        <w:rPr>
+          <w:spacing w:val="-2"/>
+        </w:rPr>
+        <w:t xml:space="preserve"> </w:t>
+      </w:r>
+      <w:r>
+        <w:rPr>
+          <w:spacing w:val="-4"/>
+        </w:rPr>
+        <w:t>ТЕМУ</w:t>
+      </w:r>
+    </w:p>
+    <w:p>
+      <w:pPr>
+        <w:pStyle w:val="BodyText"/>
+        <w:jc w:val="center"/>
+        <w:rPr>
+          <w:spacing w:val="-4"/>
+        </w:rPr>
+      </w:pPr>
+      <w:r>
+        <w:rPr>
+          <w:spacing w:val="-4"/>
+        </w:rPr>
+      </w:r>
+    </w:p>
+    <w:p>
+      <w:pPr>
+        <w:pStyle w:val="BodyText"/>
+        <w:jc w:val="center"/>
+        <w:rPr>
+          <w:sz w:val="32"/>
+          <w:szCs w:val="32"/>
+        </w:rPr>
+      </w:pPr>
+      <w:r>
+        <w:rPr>
+          <w:sz w:val="32"/>
+          <w:szCs w:val="32"/>
+        </w:rPr>
+        <w:t>«Информационная система комплексной оценки надежности поставщиков”»</w:t>
+      </w:r>
+    </w:p>
+    <w:p>
+      <w:pPr>
+        <w:pStyle w:val="BodyText"/>
+        <w:rPr>
+          <w:sz w:val="28"/>
+          <w:szCs w:val="28"/>
+        </w:rPr>
+      </w:pPr>
+      <w:r>
+        <w:rPr>
+          <w:sz w:val="28"/>
+          <w:szCs w:val="28"/>
+        </w:rPr>
+      </w:r>
+    </w:p>
+    <w:p>
+      <w:pPr>
+        <w:pStyle w:val="BodyText"/>
+        <w:tabs>
+          <w:tab w:val="clear" w:pos="708"/>
+          <w:tab w:val="left" w:pos="3900" w:leader="none"/>
+          <w:tab w:val="left" w:pos="3940" w:leader="none"/>
+          <w:tab w:val="left" w:pos="3985" w:leader="none"/>
+          <w:tab w:val="left" w:pos="6235" w:leader="none"/>
+          <w:tab w:val="left" w:pos="6275" w:leader="none"/>
+          <w:tab w:val="left" w:pos="6318" w:leader="none"/>
+          <w:tab w:val="left" w:pos="8696" w:leader="none"/>
+          <w:tab w:val="left" w:pos="8857" w:leader="none"/>
+        </w:tabs>
+        <w:spacing w:lineRule="auto" w:line="360"/>
+        <w:ind w:left="1701"/>
+        <w:rPr>
+          <w:sz w:val="28"/>
+          <w:szCs w:val="28"/>
+          <w:u w:val="single"/>
+        </w:rPr>
+      </w:pPr>
+      <w:r>
+        <w:rPr>
+          <w:spacing w:val="-2"/>
+          <w:sz w:val="28"/>
+          <w:szCs w:val="28"/>
+        </w:rPr>
+        <w:t>Студент:</w:t>
+      </w:r>
+      <w:r>
+        <w:rPr/>
+        <w:t xml:space="preserve">                </w:t>
+      </w:r>
+      <w:r>
+        <w:rPr>
+          <w:sz w:val="28"/>
+          <w:szCs w:val="28"/>
+          <w:u w:val="single"/>
+        </w:rPr>
+        <w:t>__________________________</w:t>
+      </w:r>
+    </w:p>
+    <w:p>
+      <w:pPr>
+        <w:pStyle w:val="BodyText"/>
+        <w:tabs>
+          <w:tab w:val="clear" w:pos="708"/>
+          <w:tab w:val="left" w:pos="3900" w:leader="none"/>
+          <w:tab w:val="left" w:pos="3940" w:leader="none"/>
+          <w:tab w:val="left" w:pos="3985" w:leader="none"/>
+          <w:tab w:val="left" w:pos="6235" w:leader="none"/>
+          <w:tab w:val="left" w:pos="6275" w:leader="none"/>
+          <w:tab w:val="left" w:pos="6318" w:leader="none"/>
+          <w:tab w:val="left" w:pos="8696" w:leader="none"/>
+          <w:tab w:val="left" w:pos="8857" w:leader="none"/>
+        </w:tabs>
+        <w:spacing w:lineRule="auto" w:line="360"/>
+        <w:ind w:left="1701"/>
+        <w:rPr>
+          <w:spacing w:val="-2"/>
+          <w:sz w:val="28"/>
+          <w:szCs w:val="28"/>
+        </w:rPr>
+      </w:pPr>
+      <w:r>
+        <w:rPr>
+          <w:spacing w:val="-2"/>
+          <w:sz w:val="28"/>
+          <w:szCs w:val="28"/>
+        </w:rPr>
+        <w:t>Руководитель:</w:t>
+      </w:r>
+      <w:r>
+        <w:rPr/>
+        <w:t xml:space="preserve">     </w:t>
+      </w:r>
+      <w:r>
+        <w:rPr>
+          <w:sz w:val="28"/>
+          <w:szCs w:val="28"/>
+          <w:u w:val="single"/>
+        </w:rPr>
+        <w:t>Андреев Илья Александрович</w:t>
+      </w:r>
+      <w:r>
+        <w:rPr>
+          <w:sz w:val="28"/>
+          <w:szCs w:val="28"/>
+        </w:rPr>
+        <w:t xml:space="preserve"> </w:t>
+      </w:r>
+    </w:p>
+    <w:p>
+      <w:pPr>
+        <w:pStyle w:val="BodyText"/>
+        <w:spacing w:lineRule="auto" w:line="360"/>
+        <w:rPr>
+          <w:sz w:val="28"/>
+          <w:szCs w:val="28"/>
+        </w:rPr>
+      </w:pPr>
+      <w:r>
+        <w:rPr>
+          <w:sz w:val="28"/>
+          <w:szCs w:val="28"/>
+        </w:rPr>
+      </w:r>
+      <w:r>
+        <w:br w:type="page"/>
+      </w:r>
+    </w:p>
+    <w:p>
+      <w:pPr>
+        <w:pStyle w:val="Normal"/>
+        <w:jc w:val="center"/>
+        <w:rPr>
+          <w:b/>
+          <w:sz w:val="32"/>
+          <w:szCs w:val="32"/>
+        </w:rPr>
+      </w:pPr>
+      <w:r>
+        <w:rPr>
+          <w:b/>
+          <w:sz w:val="32"/>
+          <w:szCs w:val="32"/>
+        </w:rPr>
+        <w:t xml:space="preserve">ОБЪЕМНОЕ ЗАДАНИЕ </w:t>
+      </w:r>
+    </w:p>
+    <w:p>
+      <w:pPr>
+        <w:pStyle w:val="Normal"/>
+        <w:jc w:val="center"/>
+        <w:rPr>
+          <w:sz w:val="24"/>
+          <w:szCs w:val="24"/>
+        </w:rPr>
+      </w:pPr>
+      <w:r>
+        <w:rPr>
+          <w:sz w:val="24"/>
+          <w:szCs w:val="24"/>
+        </w:rPr>
+      </w:r>
+    </w:p>
+    <w:p>
+      <w:pPr>
+        <w:pStyle w:val="Normal"/>
+        <w:jc w:val="center"/>
+        <w:rPr>
+          <w:sz w:val="24"/>
+          <w:szCs w:val="24"/>
+        </w:rPr>
+      </w:pPr>
+      <w:r>
+        <w:rPr>
+          <w:sz w:val="24"/>
+          <w:szCs w:val="24"/>
+        </w:rPr>
+        <w:t xml:space="preserve">Министерство цифрового развития, связи и массовых коммуникаций Российской Федерации Ордена Трудового Красного Знамени </w:t>
+      </w:r>
+    </w:p>
+    <w:p>
+      <w:pPr>
+        <w:pStyle w:val="Normal"/>
+        <w:jc w:val="center"/>
+        <w:rPr>
+          <w:sz w:val="24"/>
+          <w:szCs w:val="24"/>
+        </w:rPr>
+      </w:pPr>
+      <w:r>
+        <w:rPr>
+          <w:sz w:val="24"/>
+          <w:szCs w:val="24"/>
+        </w:rPr>
+        <w:t xml:space="preserve">федеральное государственное бюджетное образовательное учреждение </w:t>
+      </w:r>
+    </w:p>
+    <w:p>
+      <w:pPr>
+        <w:pStyle w:val="Normal"/>
+        <w:jc w:val="center"/>
+        <w:rPr>
+          <w:sz w:val="24"/>
+          <w:szCs w:val="24"/>
+        </w:rPr>
+      </w:pPr>
+      <w:r>
+        <w:rPr>
+          <w:sz w:val="24"/>
+          <w:szCs w:val="24"/>
+        </w:rPr>
+        <w:t xml:space="preserve">высшего образования </w:t>
+      </w:r>
+    </w:p>
+    <w:p>
+      <w:pPr>
+        <w:pStyle w:val="Normal"/>
+        <w:jc w:val="center"/>
+        <w:rPr>
+          <w:sz w:val="24"/>
+          <w:szCs w:val="24"/>
+        </w:rPr>
+      </w:pPr>
+      <w:r>
+        <w:rPr>
+          <w:sz w:val="24"/>
+          <w:szCs w:val="24"/>
+        </w:rPr>
+        <w:t xml:space="preserve">«Московский технический университет связи и информатики» </w:t>
+      </w:r>
+    </w:p>
+    <w:p>
+      <w:pPr>
+        <w:pStyle w:val="Normal"/>
+        <w:jc w:val="center"/>
+        <w:rPr>
+          <w:sz w:val="24"/>
+          <w:szCs w:val="24"/>
+          <w:lang w:eastAsia="ru-RU"/>
+        </w:rPr>
+      </w:pPr>
+      <w:r>
+        <w:rPr>
+          <w:sz w:val="24"/>
+          <w:szCs w:val="24"/>
+          <w:lang w:eastAsia="ru-RU"/>
+        </w:rPr>
+      </w:r>
+    </w:p>
+    <w:p>
+      <w:pPr>
+        <w:pStyle w:val="Normal"/>
+        <w:rPr>
+          <w:sz w:val="24"/>
+          <w:szCs w:val="24"/>
+          <w:lang w:eastAsia="ru-RU"/>
+        </w:rPr>
+      </w:pPr>
+      <w:r>
+        <w:rPr>
+          <w:sz w:val="24"/>
+          <w:szCs w:val="24"/>
+          <w:lang w:eastAsia="ru-RU"/>
+        </w:rPr>
+        <w:t>Кафедра____</w:t>
+      </w:r>
+      <w:r>
+        <w:rPr>
+          <w:sz w:val="24"/>
+          <w:szCs w:val="24"/>
+          <w:u w:val="single"/>
+          <w:lang w:eastAsia="ru-RU"/>
+        </w:rPr>
+        <w:t xml:space="preserve"> «</w:t>
+      </w:r>
+      <w:r>
+        <w:rPr>
+          <w:color w:themeColor="text1" w:val="000000"/>
+          <w:sz w:val="24"/>
+          <w:szCs w:val="24"/>
+          <w:u w:val="single"/>
+          <w:lang w:eastAsia="ru-RU"/>
+        </w:rPr>
+        <w:t>Корпоративные информационные системы</w:t>
+      </w:r>
+      <w:r>
+        <w:rPr>
+          <w:sz w:val="24"/>
+          <w:szCs w:val="24"/>
+          <w:u w:val="single"/>
+          <w:lang w:eastAsia="ru-RU"/>
+        </w:rPr>
+        <w:t>»</w:t>
+      </w:r>
+      <w:r>
+        <w:rPr>
+          <w:sz w:val="24"/>
+          <w:szCs w:val="24"/>
+          <w:lang w:eastAsia="ru-RU"/>
+        </w:rPr>
+        <w:t xml:space="preserve">_________________________ </w:t>
+      </w:r>
+      <w:r>
+        <w:rPr>
+          <w:sz w:val="24"/>
+          <w:szCs w:val="24"/>
+          <w:u w:val="single"/>
+          <w:lang w:eastAsia="ru-RU"/>
+        </w:rPr>
+        <w:t xml:space="preserve">           </w:t>
+      </w:r>
+    </w:p>
+    <w:p>
+      <w:pPr>
+        <w:pStyle w:val="Normal"/>
+        <w:jc w:val="center"/>
+        <w:rPr>
+          <w:sz w:val="16"/>
+          <w:szCs w:val="16"/>
+          <w:lang w:eastAsia="ru-RU"/>
+        </w:rPr>
+      </w:pPr>
+      <w:r>
+        <w:rPr>
+          <w:sz w:val="16"/>
+          <w:szCs w:val="16"/>
+          <w:lang w:eastAsia="ru-RU"/>
+        </w:rPr>
+        <w:t>(название полностью)</w:t>
+      </w:r>
+    </w:p>
+    <w:p>
+      <w:pPr>
+        <w:pStyle w:val="Normal"/>
+        <w:rPr>
+          <w:sz w:val="24"/>
+          <w:szCs w:val="24"/>
+          <w:lang w:eastAsia="ru-RU"/>
+        </w:rPr>
+      </w:pPr>
+      <w:r>
+        <w:rPr>
+          <w:sz w:val="24"/>
+          <w:szCs w:val="24"/>
+          <w:lang w:eastAsia="ru-RU"/>
+        </w:rPr>
+        <w:t>«Утверждаю»</w:t>
+      </w:r>
+    </w:p>
+    <w:p>
+      <w:pPr>
+        <w:pStyle w:val="Normal"/>
+        <w:rPr>
+          <w:sz w:val="24"/>
+          <w:szCs w:val="24"/>
+          <w:lang w:eastAsia="ru-RU"/>
+        </w:rPr>
+      </w:pPr>
+      <w:r>
+        <w:rPr>
+          <w:sz w:val="24"/>
+          <w:szCs w:val="24"/>
+          <w:lang w:eastAsia="ru-RU"/>
+        </w:rPr>
+        <w:t xml:space="preserve">И. о. зав. кафедрой КИС </w:t>
+      </w:r>
+      <w:r>
+        <w:rPr>
+          <w:sz w:val="24"/>
+          <w:szCs w:val="24"/>
+          <w:u w:val="single"/>
+        </w:rPr>
+        <w:t>Андреев И.А.</w:t>
+      </w:r>
+    </w:p>
+    <w:p>
+      <w:pPr>
+        <w:pStyle w:val="Normal"/>
+        <w:rPr>
+          <w:sz w:val="24"/>
+          <w:szCs w:val="24"/>
+          <w:lang w:eastAsia="ru-RU"/>
+        </w:rPr>
+      </w:pPr>
+      <w:r>
+        <w:rPr>
+          <w:sz w:val="24"/>
+          <w:szCs w:val="24"/>
+          <w:lang w:eastAsia="ru-RU"/>
+        </w:rPr>
+        <w:t>«____»__________________202</w:t>
+      </w:r>
+      <w:r>
+        <w:rPr>
+          <w:sz w:val="24"/>
+          <w:szCs w:val="24"/>
+          <w:lang w:eastAsia="ru-RU"/>
+        </w:rPr>
+        <w:t>6</w:t>
+      </w:r>
+      <w:r>
+        <w:rPr>
+          <w:sz w:val="24"/>
+          <w:szCs w:val="24"/>
+          <w:lang w:eastAsia="ru-RU"/>
+        </w:rPr>
+        <w:t>г.</w:t>
+      </w:r>
+    </w:p>
+    <w:p>
+      <w:pPr>
+        <w:pStyle w:val="Normal"/>
+        <w:rPr>
+          <w:sz w:val="24"/>
+          <w:szCs w:val="24"/>
+          <w:lang w:eastAsia="ru-RU"/>
+        </w:rPr>
+      </w:pPr>
+      <w:r>
+        <w:rPr>
+          <w:sz w:val="24"/>
+          <w:szCs w:val="24"/>
+          <w:lang w:eastAsia="ru-RU"/>
+        </w:rPr>
+      </w:r>
+    </w:p>
+    <w:p>
+      <w:pPr>
+        <w:pStyle w:val="Normal"/>
+        <w:jc w:val="center"/>
+        <w:rPr>
+          <w:b/>
+          <w:sz w:val="28"/>
+          <w:szCs w:val="28"/>
+          <w:lang w:eastAsia="ru-RU"/>
+        </w:rPr>
+      </w:pPr>
+      <w:r>
+        <w:rPr>
+          <w:b/>
+          <w:sz w:val="28"/>
+          <w:szCs w:val="28"/>
+          <w:lang w:eastAsia="ru-RU"/>
+        </w:rPr>
+        <w:t xml:space="preserve">З А Д А Н И Е </w:t>
+      </w:r>
+    </w:p>
+    <w:p>
+      <w:pPr>
+        <w:pStyle w:val="Normal"/>
+        <w:jc w:val="center"/>
+        <w:rPr>
+          <w:b/>
+          <w:sz w:val="24"/>
+          <w:szCs w:val="24"/>
+          <w:lang w:eastAsia="ru-RU"/>
+        </w:rPr>
+      </w:pPr>
+      <w:r>
+        <w:rPr>
+          <w:b/>
+          <w:sz w:val="24"/>
+          <w:szCs w:val="24"/>
+          <w:lang w:eastAsia="ru-RU"/>
+        </w:rPr>
+        <w:t>на выпускную квалификационную работу</w:t>
+      </w:r>
+    </w:p>
+    <w:p>
+      <w:pPr>
+        <w:pStyle w:val="Normal"/>
+        <w:jc w:val="center"/>
+        <w:rPr>
+          <w:b/>
+          <w:sz w:val="24"/>
+          <w:szCs w:val="24"/>
+          <w:lang w:eastAsia="ru-RU"/>
+        </w:rPr>
+      </w:pPr>
+      <w:r>
+        <w:rPr>
+          <w:b/>
+          <w:sz w:val="24"/>
+          <w:szCs w:val="24"/>
+          <w:lang w:eastAsia="ru-RU"/>
+        </w:rPr>
+      </w:r>
+    </w:p>
+    <w:p>
+      <w:pPr>
+        <w:pStyle w:val="Normal"/>
+        <w:rPr>
+          <w:sz w:val="24"/>
+          <w:szCs w:val="24"/>
+          <w:lang w:eastAsia="ru-RU"/>
+        </w:rPr>
+      </w:pPr>
+      <w:r>
+        <w:rPr>
+          <w:sz w:val="24"/>
+          <w:szCs w:val="24"/>
+          <w:lang w:eastAsia="ru-RU"/>
+        </w:rPr>
+        <w:t xml:space="preserve">Студенту </w:t>
+      </w:r>
+      <w:r>
+        <w:rPr>
+          <w:sz w:val="24"/>
+          <w:szCs w:val="24"/>
+          <w:u w:val="single"/>
+          <w:lang w:eastAsia="ru-RU"/>
+        </w:rPr>
+        <w:t>____________________</w:t>
+      </w:r>
+      <w:r>
+        <w:rPr>
+          <w:sz w:val="24"/>
+          <w:szCs w:val="24"/>
+          <w:lang w:eastAsia="ru-RU"/>
+        </w:rPr>
+        <w:t xml:space="preserve">______________________________гр. </w:t>
+      </w:r>
+      <w:r>
+        <w:rPr>
+          <w:sz w:val="24"/>
+          <w:szCs w:val="24"/>
+          <w:u w:val="single"/>
+          <w:lang w:eastAsia="ru-RU"/>
+        </w:rPr>
+        <w:t>___________</w:t>
+      </w:r>
+    </w:p>
+    <w:p>
+      <w:pPr>
+        <w:pStyle w:val="Normal"/>
+        <w:rPr>
+          <w:sz w:val="24"/>
+          <w:szCs w:val="24"/>
+          <w:lang w:eastAsia="ru-RU"/>
+        </w:rPr>
+      </w:pPr>
+      <w:r>
+        <w:rPr>
+          <w:sz w:val="24"/>
+          <w:szCs w:val="24"/>
+          <w:lang w:eastAsia="ru-RU"/>
+        </w:rPr>
+      </w:r>
+    </w:p>
+    <w:p>
+      <w:pPr>
+        <w:pStyle w:val="Normal"/>
+        <w:rPr>
+          <w:sz w:val="24"/>
+          <w:szCs w:val="24"/>
+          <w:lang w:eastAsia="ru-RU"/>
+        </w:rPr>
+      </w:pPr>
+      <w:r>
+        <w:rPr>
+          <w:sz w:val="24"/>
+          <w:szCs w:val="24"/>
+          <w:lang w:eastAsia="ru-RU"/>
+        </w:rPr>
+        <w:t xml:space="preserve">Направление (специальность) </w:t>
+      </w:r>
+      <w:r>
+        <w:rPr>
+          <w:sz w:val="24"/>
+          <w:szCs w:val="24"/>
+          <w:u w:val="single"/>
+          <w:lang w:eastAsia="ru-RU"/>
+        </w:rPr>
+        <w:t>09.03.01 «Информатика и вычислительная техника»</w:t>
+      </w:r>
+    </w:p>
+    <w:p>
+      <w:pPr>
+        <w:pStyle w:val="Normal"/>
+        <w:rPr>
+          <w:sz w:val="24"/>
+          <w:szCs w:val="24"/>
+          <w:lang w:eastAsia="ru-RU"/>
+        </w:rPr>
+      </w:pPr>
+      <w:r>
+        <w:rPr>
+          <w:sz w:val="24"/>
+          <w:szCs w:val="24"/>
+          <w:lang w:eastAsia="ru-RU"/>
+        </w:rPr>
+      </w:r>
+    </w:p>
+    <w:p>
+      <w:pPr>
+        <w:pStyle w:val="Normal"/>
+        <w:rPr>
+          <w:sz w:val="24"/>
+          <w:szCs w:val="24"/>
+          <w:lang w:eastAsia="ru-RU"/>
+        </w:rPr>
+      </w:pPr>
+      <w:r>
+        <w:rPr>
+          <w:sz w:val="24"/>
+          <w:szCs w:val="24"/>
+          <w:lang w:eastAsia="ru-RU"/>
+        </w:rPr>
+        <w:t xml:space="preserve">Форма выполнения выпускной квалификационной работы </w:t>
+      </w:r>
+      <w:r>
+        <w:rPr>
+          <w:sz w:val="24"/>
+          <w:szCs w:val="24"/>
+          <w:u w:val="single"/>
+          <w:lang w:eastAsia="ru-RU"/>
+        </w:rPr>
+        <w:t>бакалаврская работа</w:t>
+      </w:r>
+    </w:p>
+    <w:p>
+      <w:pPr>
+        <w:pStyle w:val="Normal"/>
+        <w:jc w:val="center"/>
+        <w:rPr>
+          <w:sz w:val="16"/>
+          <w:szCs w:val="16"/>
+          <w:lang w:eastAsia="ru-RU"/>
+        </w:rPr>
+      </w:pPr>
+      <w:r>
+        <w:rPr>
+          <w:sz w:val="16"/>
+          <w:szCs w:val="16"/>
+          <w:lang w:eastAsia="ru-RU"/>
+        </w:rPr>
+        <w:t xml:space="preserve"> </w:t>
+      </w:r>
+      <w:r>
+        <w:rPr>
+          <w:sz w:val="16"/>
+          <w:szCs w:val="16"/>
+          <w:lang w:eastAsia="ru-RU"/>
+        </w:rPr>
+        <w:t>(Дипломный проект, дипломная работа, магистерская диссертация, бакалаврская работа)</w:t>
+      </w:r>
+    </w:p>
+    <w:p>
+      <w:pPr>
+        <w:pStyle w:val="Normal"/>
+        <w:rPr>
+          <w:sz w:val="24"/>
+          <w:szCs w:val="24"/>
+          <w:lang w:eastAsia="ru-RU"/>
+        </w:rPr>
+      </w:pPr>
+      <w:r>
+        <w:rPr>
+          <w:sz w:val="24"/>
+          <w:szCs w:val="24"/>
+          <w:lang w:eastAsia="ru-RU"/>
+        </w:rPr>
+      </w:r>
+    </w:p>
+    <w:p>
+      <w:pPr>
+        <w:pStyle w:val="Normal"/>
+        <w:rPr>
+          <w:sz w:val="24"/>
+          <w:szCs w:val="24"/>
+          <w:lang w:eastAsia="ru-RU"/>
+        </w:rPr>
+      </w:pPr>
+      <w:r>
+        <w:rPr>
+          <w:sz w:val="24"/>
+          <w:szCs w:val="24"/>
+          <w:lang w:eastAsia="ru-RU"/>
+        </w:rPr>
+        <w:t>Тема выпускной квалификационной работы______</w:t>
+      </w:r>
+      <w:r>
+        <w:rPr>
+          <w:sz w:val="24"/>
+          <w:szCs w:val="24"/>
+          <w:u w:val="single"/>
+          <w:lang w:eastAsia="ru-RU"/>
+        </w:rPr>
+        <w:t>Разработка системы учета шахматных турниров на платформе «1С:Предприятие 8.3»</w:t>
+      </w:r>
+    </w:p>
+    <w:p>
+      <w:pPr>
+        <w:pStyle w:val="Normal"/>
+        <w:rPr>
+          <w:sz w:val="24"/>
+          <w:szCs w:val="24"/>
+          <w:lang w:eastAsia="ru-RU"/>
+        </w:rPr>
+      </w:pPr>
+      <w:r>
+        <w:rPr>
+          <w:sz w:val="24"/>
+          <w:szCs w:val="24"/>
+          <w:lang w:eastAsia="ru-RU"/>
+        </w:rPr>
+        <w:t>Утверждена приказом ректора  №_______</w:t>
+      </w:r>
+      <w:r>
+        <w:rPr>
+          <w:sz w:val="24"/>
+          <w:szCs w:val="24"/>
+          <w:u w:val="single"/>
+          <w:lang w:eastAsia="ru-RU"/>
+        </w:rPr>
+        <w:t>55-</w:t>
+      </w:r>
+      <w:r>
+        <w:rPr>
+          <w:sz w:val="24"/>
+          <w:szCs w:val="24"/>
+          <w:u w:val="single"/>
+          <w:lang w:val="en-US" w:eastAsia="ru-RU"/>
+        </w:rPr>
+        <w:t>c</w:t>
+      </w:r>
+      <w:r>
+        <w:rPr>
+          <w:sz w:val="24"/>
+          <w:szCs w:val="24"/>
+          <w:lang w:eastAsia="ru-RU"/>
+        </w:rPr>
+        <w:t>_________ от __</w:t>
+      </w:r>
+      <w:r>
+        <w:rPr>
+          <w:sz w:val="24"/>
+          <w:szCs w:val="24"/>
+          <w:u w:val="single"/>
+          <w:lang w:eastAsia="ru-RU"/>
+        </w:rPr>
+        <w:t>21.01.2025</w:t>
+      </w:r>
+      <w:r>
+        <w:rPr>
+          <w:sz w:val="24"/>
+          <w:szCs w:val="24"/>
+          <w:lang w:eastAsia="ru-RU"/>
+        </w:rPr>
+        <w:t>_________________</w:t>
+      </w:r>
+    </w:p>
+    <w:p>
+      <w:pPr>
+        <w:pStyle w:val="Normal"/>
+        <w:rPr>
+          <w:sz w:val="24"/>
+          <w:szCs w:val="24"/>
+          <w:lang w:eastAsia="ru-RU"/>
+        </w:rPr>
+      </w:pPr>
+      <w:r>
+        <w:rPr>
+          <w:sz w:val="24"/>
+          <w:szCs w:val="24"/>
+          <w:lang w:eastAsia="ru-RU"/>
+        </w:rPr>
+      </w:r>
+    </w:p>
+    <w:tbl>
+      <w:tblPr>
+        <w:tblW w:w="9354" w:type="dxa"/>
+        <w:jc w:val="left"/>
+        <w:tblInd w:w="0" w:type="dxa"/>
+        <w:tblLayout w:type="fixed"/>
+        <w:tblCellMar>
+          <w:top w:w="0" w:type="dxa"/>
+          <w:left w:w="108" w:type="dxa"/>
+          <w:bottom w:w="0" w:type="dxa"/>
+          <w:right w:w="108" w:type="dxa"/>
+        </w:tblCellMar>
+        <w:tblLook w:firstRow="1" w:noVBand="0" w:lastRow="1" w:firstColumn="1" w:lastColumn="1" w:noHBand="0" w:val="01e0"/>
+      </w:tblPr>
+      <w:tblGrid>
+        <w:gridCol w:w="6415"/>
+        <w:gridCol w:w="2938"/>
+      </w:tblGrid>
+      <w:tr>
+        <w:trPr/>
+        <w:tc>
+          <w:tcPr>
+            <w:tcW w:w="6415" w:type="dxa"/>
+            <w:tcBorders>
+              <w:right w:val="single" w:sz="4" w:space="0" w:color="000000"/>
+            </w:tcBorders>
+          </w:tcPr>
+          <w:p>
+            <w:pPr>
+              <w:pStyle w:val="ListParagraph"/>
+              <w:numPr>
+                <w:ilvl w:val="0"/>
+                <w:numId w:val="20"/>
+              </w:numPr>
+              <w:spacing w:lineRule="auto" w:line="252"/>
+              <w:rPr>
+                <w:sz w:val="24"/>
+                <w:szCs w:val="24"/>
+                <w:lang w:val="en-US" w:eastAsia="ru-RU"/>
+              </w:rPr>
+            </w:pPr>
+            <w:r>
+              <w:rPr>
+                <w:sz w:val="24"/>
+                <w:szCs w:val="24"/>
+                <w:lang w:eastAsia="ru-RU"/>
+              </w:rPr>
+              <w:t>Исходные данные</w:t>
+            </w:r>
+          </w:p>
+          <w:p>
+            <w:pPr>
+              <w:pStyle w:val="ListParagraph"/>
+              <w:numPr>
+                <w:ilvl w:val="0"/>
+                <w:numId w:val="21"/>
+              </w:numPr>
+              <w:rPr/>
+            </w:pPr>
+            <w:r>
+              <w:rPr>
+                <w:sz w:val="24"/>
+                <w:szCs w:val="24"/>
+                <w:lang w:eastAsia="ru-RU"/>
+              </w:rPr>
+              <w:t>Платформа клиентского приложения:</w:t>
+            </w:r>
+          </w:p>
+          <w:p>
+            <w:pPr>
+              <w:pStyle w:val="ListParagraph"/>
+              <w:numPr>
+                <w:ilvl w:val="1"/>
+                <w:numId w:val="21"/>
+              </w:numPr>
+              <w:rPr/>
+            </w:pPr>
+            <w:r>
+              <w:rPr>
+                <w:sz w:val="24"/>
+                <w:szCs w:val="24"/>
+                <w:lang w:eastAsia="ru-RU"/>
+              </w:rPr>
+              <w:t>«1С:Предприятие 8.3» (встроенный язык программирования 1С)</w:t>
+            </w:r>
+          </w:p>
+          <w:p>
+            <w:pPr>
+              <w:pStyle w:val="ListParagraph"/>
+              <w:numPr>
+                <w:ilvl w:val="0"/>
+                <w:numId w:val="0"/>
+              </w:numPr>
+              <w:ind w:hanging="0" w:left="1440"/>
+              <w:rPr>
+                <w:sz w:val="24"/>
+                <w:szCs w:val="24"/>
+                <w:lang w:eastAsia="ru-RU"/>
+              </w:rPr>
+            </w:pPr>
+            <w:r>
+              <w:rPr/>
+            </w:r>
+          </w:p>
+          <w:p>
+            <w:pPr>
+              <w:pStyle w:val="ListParagraph"/>
+              <w:numPr>
+                <w:ilvl w:val="0"/>
+                <w:numId w:val="21"/>
+              </w:numPr>
+              <w:rPr/>
+            </w:pPr>
+            <w:r>
+              <w:rPr>
+                <w:sz w:val="24"/>
+                <w:szCs w:val="24"/>
+                <w:lang w:eastAsia="ru-RU"/>
+              </w:rPr>
+              <w:t>Средства разработки:</w:t>
+            </w:r>
+          </w:p>
+          <w:p>
+            <w:pPr>
+              <w:pStyle w:val="ListParagraph"/>
+              <w:numPr>
+                <w:ilvl w:val="1"/>
+                <w:numId w:val="21"/>
+              </w:numPr>
+              <w:rPr/>
+            </w:pPr>
+            <w:r>
+              <w:rPr>
+                <w:sz w:val="24"/>
+                <w:szCs w:val="24"/>
+                <w:lang w:eastAsia="ru-RU"/>
+              </w:rPr>
+              <w:t>Конфигуратор 1С:Предприятие 8.3</w:t>
+            </w:r>
+          </w:p>
+          <w:p>
+            <w:pPr>
+              <w:pStyle w:val="ListParagraph"/>
+              <w:numPr>
+                <w:ilvl w:val="1"/>
+                <w:numId w:val="21"/>
+              </w:numPr>
+              <w:rPr/>
+            </w:pPr>
+            <w:r>
+              <w:rPr>
+                <w:sz w:val="24"/>
+                <w:szCs w:val="24"/>
+                <w:lang w:eastAsia="ru-RU"/>
+              </w:rPr>
+              <w:t>Python 3.11+</w:t>
+            </w:r>
+          </w:p>
+          <w:p>
+            <w:pPr>
+              <w:pStyle w:val="ListParagraph"/>
+              <w:numPr>
+                <w:ilvl w:val="1"/>
+                <w:numId w:val="21"/>
+              </w:numPr>
+              <w:rPr/>
+            </w:pPr>
+            <w:r>
+              <w:rPr>
+                <w:sz w:val="24"/>
+                <w:szCs w:val="24"/>
+                <w:lang w:eastAsia="ru-RU"/>
+              </w:rPr>
+              <w:t>Visual Studio Code / PyCharm</w:t>
+            </w:r>
+          </w:p>
+          <w:p>
+            <w:pPr>
+              <w:pStyle w:val="ListParagraph"/>
+              <w:numPr>
+                <w:ilvl w:val="0"/>
+                <w:numId w:val="0"/>
+              </w:numPr>
+              <w:ind w:hanging="0" w:left="1440"/>
+              <w:rPr>
+                <w:sz w:val="24"/>
+                <w:szCs w:val="24"/>
+                <w:lang w:eastAsia="ru-RU"/>
+              </w:rPr>
+            </w:pPr>
+            <w:r>
+              <w:rPr/>
+            </w:r>
+          </w:p>
+          <w:p>
+            <w:pPr>
+              <w:pStyle w:val="ListParagraph"/>
+              <w:numPr>
+                <w:ilvl w:val="0"/>
+                <w:numId w:val="21"/>
+              </w:numPr>
+              <w:rPr/>
+            </w:pPr>
+            <w:r>
+              <w:rPr>
+                <w:sz w:val="24"/>
+                <w:szCs w:val="24"/>
+                <w:lang w:eastAsia="ru-RU"/>
+              </w:rPr>
+              <w:t>Объекты конфигурации 1С:</w:t>
+            </w:r>
+          </w:p>
+          <w:p>
+            <w:pPr>
+              <w:pStyle w:val="ListParagraph"/>
+              <w:numPr>
+                <w:ilvl w:val="1"/>
+                <w:numId w:val="21"/>
+              </w:numPr>
+              <w:rPr/>
+            </w:pPr>
+            <w:r>
+              <w:rPr>
+                <w:sz w:val="24"/>
+                <w:szCs w:val="24"/>
+                <w:lang w:eastAsia="ru-RU"/>
+              </w:rPr>
+              <w:t>Справочники (Поставщики, Группы товаров)</w:t>
+            </w:r>
+          </w:p>
+          <w:p>
+            <w:pPr>
+              <w:pStyle w:val="ListParagraph"/>
+              <w:numPr>
+                <w:ilvl w:val="1"/>
+                <w:numId w:val="21"/>
+              </w:numPr>
+              <w:rPr/>
+            </w:pPr>
+            <w:r>
+              <w:rPr>
+                <w:sz w:val="24"/>
+                <w:szCs w:val="24"/>
+                <w:lang w:eastAsia="ru-RU"/>
+              </w:rPr>
+              <w:t>Документы (Формирование выборки поставщиков, Анализ выборки)</w:t>
+            </w:r>
+          </w:p>
+          <w:p>
+            <w:pPr>
+              <w:pStyle w:val="ListParagraph"/>
+              <w:numPr>
+                <w:ilvl w:val="1"/>
+                <w:numId w:val="21"/>
+              </w:numPr>
+              <w:rPr/>
+            </w:pPr>
+            <w:r>
+              <w:rPr>
+                <w:sz w:val="24"/>
+                <w:szCs w:val="24"/>
+                <w:lang w:eastAsia="ru-RU"/>
+              </w:rPr>
+              <w:t>Регистры сведений (Результаты оценки)</w:t>
+            </w:r>
+          </w:p>
+          <w:p>
+            <w:pPr>
+              <w:pStyle w:val="ListParagraph"/>
+              <w:numPr>
+                <w:ilvl w:val="0"/>
+                <w:numId w:val="0"/>
+              </w:numPr>
+              <w:ind w:hanging="0" w:left="1440"/>
+              <w:rPr/>
+            </w:pPr>
+            <w:r>
+              <w:rPr/>
+            </w:r>
+          </w:p>
+          <w:p>
+            <w:pPr>
+              <w:pStyle w:val="ListParagraph"/>
+              <w:numPr>
+                <w:ilvl w:val="0"/>
+                <w:numId w:val="21"/>
+              </w:numPr>
+              <w:rPr/>
+            </w:pPr>
+            <w:r>
+              <w:rPr>
+                <w:sz w:val="24"/>
+                <w:szCs w:val="24"/>
+                <w:lang w:eastAsia="ru-RU"/>
+              </w:rPr>
+              <w:t>Библиотеки машинного обучения:</w:t>
+            </w:r>
+          </w:p>
+          <w:p>
+            <w:pPr>
+              <w:pStyle w:val="ListParagraph"/>
+              <w:numPr>
+                <w:ilvl w:val="1"/>
+                <w:numId w:val="21"/>
+              </w:numPr>
+              <w:rPr/>
+            </w:pPr>
+            <w:r>
+              <w:rPr>
+                <w:sz w:val="24"/>
+                <w:szCs w:val="24"/>
+                <w:lang w:eastAsia="ru-RU"/>
+              </w:rPr>
+              <w:t>Scikit-learn (RandomForestClassifier, GradientBoostingClassifier, StackingClassifier)</w:t>
+            </w:r>
+          </w:p>
+          <w:p>
+            <w:pPr>
+              <w:pStyle w:val="ListParagraph"/>
+              <w:numPr>
+                <w:ilvl w:val="1"/>
+                <w:numId w:val="21"/>
+              </w:numPr>
+              <w:rPr/>
+            </w:pPr>
+            <w:r>
+              <w:rPr>
+                <w:sz w:val="24"/>
+                <w:szCs w:val="24"/>
+                <w:lang w:eastAsia="ru-RU"/>
+              </w:rPr>
+              <w:t>XGBoost</w:t>
+            </w:r>
+          </w:p>
+          <w:p>
+            <w:pPr>
+              <w:pStyle w:val="ListParagraph"/>
+              <w:numPr>
+                <w:ilvl w:val="1"/>
+                <w:numId w:val="21"/>
+              </w:numPr>
+              <w:rPr/>
+            </w:pPr>
+            <w:r>
+              <w:rPr>
+                <w:sz w:val="24"/>
+                <w:szCs w:val="24"/>
+                <w:lang w:eastAsia="ru-RU"/>
+              </w:rPr>
+              <w:t>Imbalanced-learn (SMOTE)</w:t>
+            </w:r>
+          </w:p>
+          <w:p>
+            <w:pPr>
+              <w:pStyle w:val="ListParagraph"/>
+              <w:numPr>
+                <w:ilvl w:val="1"/>
+                <w:numId w:val="21"/>
+              </w:numPr>
+              <w:rPr/>
+            </w:pPr>
+            <w:r>
+              <w:rPr>
+                <w:sz w:val="24"/>
+                <w:szCs w:val="24"/>
+                <w:lang w:eastAsia="ru-RU"/>
+              </w:rPr>
+              <w:t>Joblib (сериализация моделей)</w:t>
+            </w:r>
+          </w:p>
+          <w:p>
+            <w:pPr>
+              <w:pStyle w:val="ListParagraph"/>
+              <w:numPr>
+                <w:ilvl w:val="0"/>
+                <w:numId w:val="0"/>
+              </w:numPr>
+              <w:ind w:hanging="0" w:left="1440"/>
+              <w:rPr>
+                <w:sz w:val="24"/>
+                <w:szCs w:val="24"/>
+                <w:lang w:eastAsia="ru-RU"/>
+              </w:rPr>
+            </w:pPr>
+            <w:r>
+              <w:rPr/>
+            </w:r>
+          </w:p>
+          <w:p>
+            <w:pPr>
+              <w:pStyle w:val="ListParagraph"/>
+              <w:numPr>
+                <w:ilvl w:val="0"/>
+                <w:numId w:val="21"/>
+              </w:numPr>
+              <w:rPr/>
+            </w:pPr>
+            <w:r>
+              <w:rPr>
+                <w:sz w:val="24"/>
+                <w:szCs w:val="24"/>
+                <w:lang w:eastAsia="ru-RU"/>
+              </w:rPr>
+              <w:t>Библиотеки для создания API:</w:t>
+            </w:r>
+          </w:p>
+          <w:p>
+            <w:pPr>
+              <w:pStyle w:val="ListParagraph"/>
+              <w:numPr>
+                <w:ilvl w:val="1"/>
+                <w:numId w:val="21"/>
+              </w:numPr>
+              <w:rPr/>
+            </w:pPr>
+            <w:r>
+              <w:rPr>
+                <w:sz w:val="24"/>
+                <w:szCs w:val="24"/>
+                <w:lang w:eastAsia="ru-RU"/>
+              </w:rPr>
+              <w:t>FastAPI</w:t>
+            </w:r>
+          </w:p>
+          <w:p>
+            <w:pPr>
+              <w:pStyle w:val="ListParagraph"/>
+              <w:numPr>
+                <w:ilvl w:val="1"/>
+                <w:numId w:val="21"/>
+              </w:numPr>
+              <w:rPr/>
+            </w:pPr>
+            <w:r>
+              <w:rPr>
+                <w:sz w:val="24"/>
+                <w:szCs w:val="24"/>
+                <w:lang w:eastAsia="ru-RU"/>
+              </w:rPr>
+              <w:t>aiohttp</w:t>
+            </w:r>
+          </w:p>
+          <w:p>
+            <w:pPr>
+              <w:pStyle w:val="ListParagraph"/>
+              <w:numPr>
+                <w:ilvl w:val="1"/>
+                <w:numId w:val="21"/>
+              </w:numPr>
+              <w:rPr/>
+            </w:pPr>
+            <w:r>
+              <w:rPr>
+                <w:sz w:val="24"/>
+                <w:szCs w:val="24"/>
+                <w:lang w:eastAsia="ru-RU"/>
+              </w:rPr>
+              <w:t>Pydantic</w:t>
+            </w:r>
+          </w:p>
+          <w:p>
+            <w:pPr>
+              <w:pStyle w:val="ListParagraph"/>
+              <w:numPr>
+                <w:ilvl w:val="1"/>
+                <w:numId w:val="21"/>
+              </w:numPr>
+              <w:rPr/>
+            </w:pPr>
+            <w:r>
+              <w:rPr>
+                <w:sz w:val="24"/>
+                <w:szCs w:val="24"/>
+                <w:lang w:eastAsia="ru-RU"/>
+              </w:rPr>
+              <w:t>uvicorn</w:t>
+            </w:r>
+          </w:p>
+          <w:p>
+            <w:pPr>
+              <w:pStyle w:val="ListParagraph"/>
+              <w:numPr>
+                <w:ilvl w:val="0"/>
+                <w:numId w:val="0"/>
+              </w:numPr>
+              <w:ind w:hanging="0" w:left="1440"/>
+              <w:rPr/>
+            </w:pPr>
+            <w:r>
+              <w:rPr/>
+            </w:r>
+          </w:p>
+          <w:p>
+            <w:pPr>
+              <w:pStyle w:val="ListParagraph"/>
+              <w:numPr>
+                <w:ilvl w:val="0"/>
+                <w:numId w:val="21"/>
+              </w:numPr>
+              <w:rPr/>
+            </w:pPr>
+            <w:r>
+              <w:rPr>
+                <w:sz w:val="24"/>
+                <w:szCs w:val="24"/>
+                <w:lang w:eastAsia="ru-RU"/>
+              </w:rPr>
+              <w:t>Внешние API-сервисы:</w:t>
+            </w:r>
+          </w:p>
+          <w:p>
+            <w:pPr>
+              <w:pStyle w:val="ListParagraph"/>
+              <w:numPr>
+                <w:ilvl w:val="1"/>
+                <w:numId w:val="21"/>
+              </w:numPr>
+              <w:rPr>
+                <w:sz w:val="24"/>
+                <w:szCs w:val="24"/>
+                <w:lang w:eastAsia="ru-RU"/>
+              </w:rPr>
+            </w:pPr>
+            <w:r>
+              <w:rPr>
+                <w:sz w:val="24"/>
+                <w:szCs w:val="24"/>
+                <w:lang w:eastAsia="ru-RU"/>
+              </w:rPr>
+              <w:t>API «Репутация» (источник данных о контрагентах)</w:t>
+            </w:r>
+          </w:p>
+          <w:p>
+            <w:pPr>
+              <w:pStyle w:val="Normal"/>
+              <w:spacing w:lineRule="auto" w:line="252"/>
+              <w:rPr>
+                <w:sz w:val="24"/>
+                <w:szCs w:val="24"/>
+                <w:lang w:eastAsia="ru-RU"/>
+              </w:rPr>
+            </w:pPr>
+            <w:r>
+              <w:rPr>
+                <w:sz w:val="24"/>
+                <w:szCs w:val="24"/>
+                <w:lang w:eastAsia="ru-RU"/>
+              </w:rPr>
+            </w:r>
+          </w:p>
+          <w:p>
+            <w:pPr>
+              <w:pStyle w:val="Normal"/>
+              <w:spacing w:lineRule="auto" w:line="252"/>
+              <w:rPr>
+                <w:sz w:val="24"/>
+                <w:szCs w:val="24"/>
+                <w:lang w:eastAsia="ru-RU"/>
+              </w:rPr>
+            </w:pPr>
+            <w:r>
+              <w:rPr>
+                <w:sz w:val="24"/>
+                <w:szCs w:val="24"/>
+                <w:lang w:eastAsia="ru-RU"/>
+              </w:rPr>
+              <w:t>2. Содержание расчетно-пояснительной записки</w:t>
+            </w:r>
+          </w:p>
+          <w:p>
+            <w:pPr>
+              <w:pStyle w:val="Normal"/>
+              <w:spacing w:lineRule="auto" w:line="252"/>
+              <w:rPr>
+                <w:sz w:val="24"/>
+                <w:szCs w:val="24"/>
+                <w:lang w:eastAsia="ru-RU"/>
+              </w:rPr>
+            </w:pPr>
+            <w:r>
+              <w:rPr>
+                <w:sz w:val="24"/>
+                <w:szCs w:val="24"/>
+                <w:lang w:eastAsia="ru-RU"/>
+              </w:rPr>
+              <w:t xml:space="preserve">    </w:t>
+            </w:r>
+            <w:r>
+              <w:rPr>
+                <w:sz w:val="24"/>
+                <w:szCs w:val="24"/>
+                <w:lang w:eastAsia="ru-RU"/>
+              </w:rPr>
+              <w:t>(перечень подлежащих разработке вопросов)</w:t>
+            </w:r>
+          </w:p>
+          <w:p>
+            <w:pPr>
+              <w:pStyle w:val="Normal"/>
+              <w:spacing w:lineRule="auto" w:line="252"/>
+              <w:rPr>
+                <w:sz w:val="24"/>
+                <w:szCs w:val="24"/>
+                <w:lang w:eastAsia="ru-RU"/>
+              </w:rPr>
+            </w:pPr>
+            <w:r>
+              <w:rPr>
+                <w:sz w:val="24"/>
+                <w:szCs w:val="24"/>
+                <w:lang w:eastAsia="ru-RU"/>
+              </w:rPr>
+            </w:r>
+          </w:p>
+          <w:p>
+            <w:pPr>
+              <w:pStyle w:val="Normal"/>
+              <w:spacing w:lineRule="auto" w:line="252"/>
+              <w:rPr>
+                <w:sz w:val="24"/>
+                <w:szCs w:val="24"/>
+                <w:lang w:eastAsia="ru-RU"/>
+              </w:rPr>
+            </w:pPr>
+            <w:r>
+              <w:rPr>
+                <w:sz w:val="24"/>
+                <w:szCs w:val="24"/>
+                <w:lang w:eastAsia="ru-RU"/>
+              </w:rPr>
+              <w:t>Введение</w:t>
+            </w:r>
+          </w:p>
+          <w:p>
+            <w:pPr>
+              <w:pStyle w:val="ListParagraph"/>
+              <w:spacing w:lineRule="auto" w:line="252" w:before="0" w:after="159"/>
+              <w:ind w:hanging="0" w:left="0"/>
+              <w:contextualSpacing w:val="false"/>
+              <w:rPr/>
+            </w:pPr>
+            <w:r>
+              <w:rPr>
+                <w:sz w:val="24"/>
+                <w:szCs w:val="24"/>
+                <w:lang w:eastAsia="ru-RU"/>
+              </w:rPr>
+              <w:t>Глава 1. Теоретическая основа исследования</w:t>
+            </w:r>
+          </w:p>
+          <w:p>
+            <w:pPr>
+              <w:pStyle w:val="ListParagraph"/>
+              <w:spacing w:lineRule="auto" w:line="252" w:before="0" w:after="159"/>
+              <w:ind w:hanging="0" w:left="0"/>
+              <w:contextualSpacing w:val="false"/>
+              <w:rPr/>
+            </w:pPr>
+            <w:r>
+              <w:rPr>
+                <w:sz w:val="24"/>
+                <w:szCs w:val="24"/>
+                <w:lang w:eastAsia="ru-RU"/>
+              </w:rPr>
+              <w:t>Глава 2. Архитектурное решение</w:t>
+            </w:r>
+          </w:p>
+          <w:p>
+            <w:pPr>
+              <w:pStyle w:val="ListParagraph"/>
+              <w:spacing w:lineRule="auto" w:line="252" w:before="0" w:after="159"/>
+              <w:ind w:hanging="0" w:left="0"/>
+              <w:contextualSpacing w:val="false"/>
+              <w:rPr/>
+            </w:pPr>
+            <w:r>
+              <w:rPr>
+                <w:sz w:val="24"/>
+                <w:szCs w:val="24"/>
+                <w:lang w:eastAsia="ru-RU"/>
+              </w:rPr>
+              <w:t>Глава 3. Техническая реализация</w:t>
+            </w:r>
+          </w:p>
+          <w:p>
+            <w:pPr>
+              <w:pStyle w:val="ListParagraph"/>
+              <w:spacing w:lineRule="auto" w:line="252" w:before="0" w:after="159"/>
+              <w:ind w:hanging="0" w:left="0"/>
+              <w:contextualSpacing w:val="false"/>
+              <w:rPr/>
+            </w:pPr>
+            <w:r>
+              <w:rPr>
+                <w:sz w:val="24"/>
+                <w:szCs w:val="24"/>
+                <w:lang w:eastAsia="ru-RU"/>
+              </w:rPr>
+              <w:t>Глава 4. Тестирование и опытная эксплуатация</w:t>
+            </w:r>
+          </w:p>
+          <w:p>
+            <w:pPr>
+              <w:pStyle w:val="ListParagraph"/>
+              <w:spacing w:lineRule="auto" w:line="252" w:before="0" w:after="159"/>
+              <w:ind w:hanging="0" w:left="0"/>
+              <w:contextualSpacing w:val="false"/>
+              <w:rPr/>
+            </w:pPr>
+            <w:r>
+              <w:rPr>
+                <w:sz w:val="24"/>
+                <w:szCs w:val="24"/>
+                <w:lang w:eastAsia="ru-RU"/>
+              </w:rPr>
+              <w:t>Глава 5. Оценка экономической эффективности</w:t>
+            </w:r>
+          </w:p>
+          <w:p>
+            <w:pPr>
+              <w:pStyle w:val="ListParagraph"/>
+              <w:spacing w:lineRule="auto" w:line="252" w:before="0" w:after="159"/>
+              <w:ind w:hanging="0" w:left="0"/>
+              <w:contextualSpacing w:val="false"/>
+              <w:rPr/>
+            </w:pPr>
+            <w:r>
+              <w:rPr>
+                <w:sz w:val="24"/>
+                <w:szCs w:val="24"/>
+                <w:lang w:eastAsia="ru-RU"/>
+              </w:rPr>
+              <w:t>Заключение</w:t>
+            </w:r>
+          </w:p>
+          <w:p>
+            <w:pPr>
+              <w:pStyle w:val="Normal"/>
+              <w:spacing w:lineRule="auto" w:line="252" w:before="0" w:after="159"/>
+              <w:rPr/>
+            </w:pPr>
+            <w:r>
+              <w:rPr>
+                <w:sz w:val="24"/>
+                <w:szCs w:val="24"/>
+                <w:lang w:eastAsia="ru-RU"/>
+              </w:rPr>
+              <w:t>Список использованных источников</w:t>
+            </w:r>
+          </w:p>
+          <w:p>
+            <w:pPr>
+              <w:pStyle w:val="Normal"/>
+              <w:spacing w:lineRule="auto" w:line="252"/>
+              <w:rPr>
+                <w:sz w:val="24"/>
+                <w:szCs w:val="24"/>
+                <w:lang w:eastAsia="ru-RU"/>
+              </w:rPr>
+            </w:pPr>
+            <w:r>
+              <w:rPr>
+                <w:sz w:val="24"/>
+                <w:szCs w:val="24"/>
+                <w:lang w:eastAsia="ru-RU"/>
+              </w:rPr>
+            </w:r>
+          </w:p>
+          <w:p>
+            <w:pPr>
+              <w:pStyle w:val="Normal"/>
+              <w:spacing w:lineRule="auto" w:line="252"/>
+              <w:rPr>
+                <w:sz w:val="24"/>
+                <w:szCs w:val="24"/>
+                <w:lang w:eastAsia="ru-RU"/>
+              </w:rPr>
+            </w:pPr>
+            <w:r>
+              <w:rPr>
+                <w:sz w:val="24"/>
+                <w:szCs w:val="24"/>
+                <w:lang w:eastAsia="ru-RU"/>
+              </w:rPr>
+              <w:t>3. Состав разработки: конфигурация 1С, ML-модель Python, FastAPI-сервис</w:t>
+            </w:r>
+          </w:p>
+          <w:p>
+            <w:pPr>
+              <w:pStyle w:val="Normal"/>
+              <w:spacing w:lineRule="auto" w:line="252"/>
+              <w:rPr>
+                <w:sz w:val="24"/>
+                <w:szCs w:val="24"/>
+                <w:lang w:eastAsia="ru-RU"/>
+              </w:rPr>
+            </w:pPr>
+            <w:r>
+              <w:rPr/>
+            </w:r>
+          </w:p>
+          <w:p>
+            <w:pPr>
+              <w:pStyle w:val="Normal"/>
+              <w:spacing w:lineRule="auto" w:line="252"/>
+              <w:rPr>
+                <w:sz w:val="24"/>
+                <w:szCs w:val="24"/>
+                <w:lang w:eastAsia="ru-RU"/>
+              </w:rPr>
+            </w:pPr>
+            <w:r>
+              <w:rPr>
+                <w:sz w:val="24"/>
+                <w:szCs w:val="24"/>
+                <w:lang w:eastAsia="ru-RU"/>
+              </w:rPr>
+              <w:t>4. Безопасность и эргономика: защита API-ключей, эргономичный интерфейс 1С</w:t>
+            </w:r>
+          </w:p>
+          <w:p>
+            <w:pPr>
+              <w:pStyle w:val="Normal"/>
+              <w:spacing w:lineRule="auto" w:line="252"/>
+              <w:rPr>
+                <w:sz w:val="24"/>
+                <w:szCs w:val="24"/>
+                <w:lang w:eastAsia="ru-RU"/>
+              </w:rPr>
+            </w:pPr>
+            <w:r>
+              <w:rPr/>
+            </w:r>
+          </w:p>
+          <w:p>
+            <w:pPr>
+              <w:pStyle w:val="Normal"/>
+              <w:spacing w:lineRule="auto" w:line="252"/>
+              <w:rPr>
+                <w:sz w:val="24"/>
+                <w:szCs w:val="24"/>
+                <w:lang w:eastAsia="ru-RU"/>
+              </w:rPr>
+            </w:pPr>
+            <w:r>
+              <w:rPr>
+                <w:sz w:val="24"/>
+                <w:szCs w:val="24"/>
+                <w:lang w:eastAsia="ru-RU"/>
+              </w:rPr>
+              <w:t>5. Технико-экономическое обоснование: расчет затрат на разработку, экономического эффекта и срока окупаемости</w:t>
+            </w:r>
+          </w:p>
+          <w:p>
+            <w:pPr>
+              <w:pStyle w:val="Normal"/>
+              <w:spacing w:lineRule="auto" w:line="252"/>
+              <w:rPr>
+                <w:sz w:val="24"/>
+                <w:szCs w:val="24"/>
+                <w:lang w:eastAsia="ru-RU"/>
+              </w:rPr>
+            </w:pPr>
+            <w:r>
+              <w:rPr/>
+            </w:r>
+          </w:p>
+          <w:p>
+            <w:pPr>
+              <w:pStyle w:val="Normal"/>
+              <w:spacing w:lineRule="auto" w:line="252" w:before="0" w:after="160"/>
+              <w:rPr>
+                <w:sz w:val="24"/>
+                <w:szCs w:val="24"/>
+                <w:lang w:eastAsia="ru-RU"/>
+              </w:rPr>
+            </w:pPr>
+            <w:r>
+              <w:rPr>
+                <w:sz w:val="24"/>
+                <w:szCs w:val="24"/>
+                <w:lang w:eastAsia="ru-RU"/>
+              </w:rPr>
+              <w:t>6. Графический материал: диаграммы, схемы, формы документов, таблицы</w:t>
+            </w:r>
+          </w:p>
+        </w:tc>
+        <w:tc>
+          <w:tcPr>
+            <w:tcW w:w="2938" w:type="dxa"/>
+            <w:tcBorders>
+              <w:left w:val="single" w:sz="4" w:space="0" w:color="000000"/>
+            </w:tcBorders>
+          </w:tcPr>
+          <w:p>
+            <w:pPr>
+              <w:pStyle w:val="Normal"/>
+              <w:spacing w:lineRule="auto" w:line="252"/>
+              <w:rPr>
+                <w:sz w:val="24"/>
+                <w:szCs w:val="24"/>
+                <w:lang w:eastAsia="ru-RU"/>
+              </w:rPr>
+            </w:pPr>
+            <w:r>
+              <w:rPr>
+                <w:sz w:val="24"/>
+                <w:szCs w:val="24"/>
+                <w:lang w:eastAsia="ru-RU"/>
+              </w:rPr>
+            </w:r>
+          </w:p>
+          <w:p>
+            <w:pPr>
+              <w:pStyle w:val="Normal"/>
+              <w:spacing w:lineRule="auto" w:line="252"/>
+              <w:rPr>
+                <w:sz w:val="24"/>
+                <w:szCs w:val="24"/>
+                <w:lang w:eastAsia="ru-RU"/>
+              </w:rPr>
+            </w:pPr>
+            <w:r>
+              <w:rPr>
+                <w:sz w:val="24"/>
+                <w:szCs w:val="24"/>
+                <w:lang w:eastAsia="ru-RU"/>
+              </w:rPr>
+            </w:r>
+          </w:p>
+          <w:p>
+            <w:pPr>
+              <w:pStyle w:val="Normal"/>
+              <w:spacing w:lineRule="auto" w:line="252"/>
+              <w:rPr>
+                <w:sz w:val="24"/>
+                <w:szCs w:val="24"/>
+                <w:lang w:eastAsia="ru-RU"/>
+              </w:rPr>
+            </w:pPr>
+            <w:r>
+              <w:rPr>
+                <w:sz w:val="24"/>
+                <w:szCs w:val="24"/>
+                <w:lang w:eastAsia="ru-RU"/>
+              </w:rPr>
+            </w:r>
+          </w:p>
+          <w:p>
+            <w:pPr>
+              <w:pStyle w:val="Normal"/>
+              <w:spacing w:lineRule="auto" w:line="252"/>
+              <w:rPr>
+                <w:sz w:val="24"/>
+                <w:szCs w:val="24"/>
+                <w:lang w:eastAsia="ru-RU"/>
+              </w:rPr>
+            </w:pPr>
+            <w:r>
+              <w:rPr>
+                <w:sz w:val="24"/>
+                <w:szCs w:val="24"/>
+                <w:lang w:eastAsia="ru-RU"/>
+              </w:rPr>
+            </w:r>
+          </w:p>
+          <w:p>
+            <w:pPr>
+              <w:pStyle w:val="Normal"/>
+              <w:spacing w:lineRule="auto" w:line="252"/>
+              <w:rPr>
+                <w:sz w:val="24"/>
+                <w:szCs w:val="24"/>
+                <w:lang w:eastAsia="ru-RU"/>
+              </w:rPr>
+            </w:pPr>
+            <w:r>
+              <w:rPr>
+                <w:sz w:val="24"/>
+                <w:szCs w:val="24"/>
+                <w:lang w:eastAsia="ru-RU"/>
+              </w:rPr>
+            </w:r>
+          </w:p>
+          <w:p>
+            <w:pPr>
+              <w:pStyle w:val="Normal"/>
+              <w:spacing w:lineRule="auto" w:line="252"/>
+              <w:rPr>
+                <w:sz w:val="24"/>
+                <w:szCs w:val="24"/>
+                <w:lang w:eastAsia="ru-RU"/>
+              </w:rPr>
+            </w:pPr>
+            <w:r>
+              <w:rPr>
+                <w:sz w:val="24"/>
+                <w:szCs w:val="24"/>
+                <w:lang w:eastAsia="ru-RU"/>
+              </w:rPr>
+            </w:r>
+          </w:p>
+          <w:p>
+            <w:pPr>
+              <w:pStyle w:val="Normal"/>
+              <w:spacing w:lineRule="auto" w:line="252"/>
+              <w:rPr>
+                <w:sz w:val="24"/>
+                <w:szCs w:val="24"/>
+                <w:lang w:eastAsia="ru-RU"/>
+              </w:rPr>
+            </w:pPr>
+            <w:r>
+              <w:rPr>
+                <w:sz w:val="24"/>
+                <w:szCs w:val="24"/>
+                <w:lang w:eastAsia="ru-RU"/>
+              </w:rPr>
+            </w:r>
+          </w:p>
+          <w:p>
+            <w:pPr>
+              <w:pStyle w:val="Normal"/>
+              <w:spacing w:lineRule="auto" w:line="252"/>
+              <w:rPr>
+                <w:sz w:val="24"/>
+                <w:szCs w:val="24"/>
+                <w:lang w:eastAsia="ru-RU"/>
+              </w:rPr>
+            </w:pPr>
+            <w:r>
+              <w:rPr>
+                <w:sz w:val="24"/>
+                <w:szCs w:val="24"/>
+                <w:lang w:eastAsia="ru-RU"/>
+              </w:rPr>
+            </w:r>
+          </w:p>
+          <w:p>
+            <w:pPr>
+              <w:pStyle w:val="Normal"/>
+              <w:spacing w:lineRule="auto" w:line="252"/>
+              <w:rPr>
+                <w:sz w:val="24"/>
+                <w:szCs w:val="24"/>
+                <w:lang w:eastAsia="ru-RU"/>
+              </w:rPr>
+            </w:pPr>
+            <w:r>
+              <w:rPr>
+                <w:sz w:val="24"/>
+                <w:szCs w:val="24"/>
+                <w:lang w:eastAsia="ru-RU"/>
+              </w:rPr>
+            </w:r>
+          </w:p>
+          <w:p>
+            <w:pPr>
+              <w:pStyle w:val="Normal"/>
+              <w:spacing w:lineRule="auto" w:line="252"/>
+              <w:rPr>
+                <w:sz w:val="24"/>
+                <w:szCs w:val="24"/>
+                <w:lang w:eastAsia="ru-RU"/>
+              </w:rPr>
+            </w:pPr>
+            <w:r>
+              <w:rPr>
+                <w:sz w:val="24"/>
+                <w:szCs w:val="24"/>
+                <w:lang w:eastAsia="ru-RU"/>
+              </w:rPr>
+            </w:r>
+          </w:p>
+          <w:p>
+            <w:pPr>
+              <w:pStyle w:val="Normal"/>
+              <w:spacing w:lineRule="auto" w:line="252"/>
+              <w:rPr>
+                <w:sz w:val="24"/>
+                <w:szCs w:val="24"/>
+                <w:lang w:eastAsia="ru-RU"/>
+              </w:rPr>
+            </w:pPr>
+            <w:r>
+              <w:rPr>
+                <w:sz w:val="24"/>
+                <w:szCs w:val="24"/>
+                <w:lang w:eastAsia="ru-RU"/>
+              </w:rPr>
+            </w:r>
+          </w:p>
+          <w:p>
+            <w:pPr>
+              <w:pStyle w:val="Normal"/>
+              <w:spacing w:lineRule="auto" w:line="252"/>
+              <w:rPr>
+                <w:sz w:val="24"/>
+                <w:szCs w:val="24"/>
+                <w:lang w:eastAsia="ru-RU"/>
+              </w:rPr>
+            </w:pPr>
+            <w:r>
+              <w:rPr>
+                <w:sz w:val="24"/>
+                <w:szCs w:val="24"/>
+                <w:lang w:eastAsia="ru-RU"/>
+              </w:rPr>
+              <w:t>Объем работы в % и сроки выполнения по разделам</w:t>
+            </w:r>
+          </w:p>
+          <w:p>
+            <w:pPr>
+              <w:pStyle w:val="Normal"/>
+              <w:spacing w:lineRule="auto" w:line="252"/>
+              <w:rPr>
+                <w:sz w:val="24"/>
+                <w:szCs w:val="24"/>
+                <w:lang w:eastAsia="ru-RU"/>
+              </w:rPr>
+            </w:pPr>
+            <w:r>
+              <w:rPr>
+                <w:sz w:val="24"/>
+                <w:szCs w:val="24"/>
+                <w:lang w:eastAsia="ru-RU"/>
+              </w:rPr>
+            </w:r>
+          </w:p>
+          <w:p>
+            <w:pPr>
+              <w:pStyle w:val="Normal"/>
+              <w:spacing w:lineRule="auto" w:line="252"/>
+              <w:rPr>
+                <w:sz w:val="24"/>
+                <w:szCs w:val="24"/>
+                <w:lang w:eastAsia="ru-RU"/>
+              </w:rPr>
+            </w:pPr>
+            <w:r>
+              <w:rPr>
+                <w:sz w:val="24"/>
+                <w:szCs w:val="24"/>
+                <w:lang w:eastAsia="ru-RU"/>
+              </w:rPr>
+              <w:t>5% 15.01.2025</w:t>
+            </w:r>
+          </w:p>
+          <w:p>
+            <w:pPr>
+              <w:pStyle w:val="Normal"/>
+              <w:spacing w:lineRule="auto" w:line="252"/>
+              <w:rPr>
+                <w:sz w:val="24"/>
+                <w:szCs w:val="24"/>
+                <w:lang w:eastAsia="ru-RU"/>
+              </w:rPr>
+            </w:pPr>
+            <w:r>
+              <w:rPr>
+                <w:sz w:val="24"/>
+                <w:szCs w:val="24"/>
+                <w:lang w:eastAsia="ru-RU"/>
+              </w:rPr>
+              <w:t>30% 3.02.2025</w:t>
+            </w:r>
+          </w:p>
+          <w:p>
+            <w:pPr>
+              <w:pStyle w:val="Normal"/>
+              <w:spacing w:lineRule="auto" w:line="252"/>
+              <w:rPr>
+                <w:sz w:val="24"/>
+                <w:szCs w:val="24"/>
+                <w:lang w:eastAsia="ru-RU"/>
+              </w:rPr>
+            </w:pPr>
+            <w:r>
+              <w:rPr>
+                <w:sz w:val="24"/>
+                <w:szCs w:val="24"/>
+                <w:lang w:eastAsia="ru-RU"/>
+              </w:rPr>
+            </w:r>
+          </w:p>
+          <w:p>
+            <w:pPr>
+              <w:pStyle w:val="Normal"/>
+              <w:spacing w:lineRule="auto" w:line="252"/>
+              <w:rPr>
+                <w:sz w:val="24"/>
+                <w:szCs w:val="24"/>
+                <w:lang w:eastAsia="ru-RU"/>
+              </w:rPr>
+            </w:pPr>
+            <w:r>
+              <w:rPr>
+                <w:sz w:val="24"/>
+                <w:szCs w:val="24"/>
+                <w:lang w:eastAsia="ru-RU"/>
+              </w:rPr>
+              <w:t>20% 15.03.2025</w:t>
+            </w:r>
+          </w:p>
+          <w:p>
+            <w:pPr>
+              <w:pStyle w:val="Normal"/>
+              <w:spacing w:lineRule="auto" w:line="252"/>
+              <w:rPr>
+                <w:sz w:val="24"/>
+                <w:szCs w:val="24"/>
+                <w:lang w:eastAsia="ru-RU"/>
+              </w:rPr>
+            </w:pPr>
+            <w:r>
+              <w:rPr>
+                <w:sz w:val="24"/>
+                <w:szCs w:val="24"/>
+                <w:lang w:eastAsia="ru-RU"/>
+              </w:rPr>
+              <w:t>40% 25.04.2025</w:t>
+            </w:r>
+          </w:p>
+          <w:p>
+            <w:pPr>
+              <w:pStyle w:val="Normal"/>
+              <w:spacing w:lineRule="auto" w:line="252"/>
+              <w:rPr>
+                <w:sz w:val="24"/>
+                <w:szCs w:val="24"/>
+                <w:lang w:eastAsia="ru-RU"/>
+              </w:rPr>
+            </w:pPr>
+            <w:r>
+              <w:rPr>
+                <w:sz w:val="24"/>
+                <w:szCs w:val="24"/>
+                <w:lang w:eastAsia="ru-RU"/>
+              </w:rPr>
+              <w:t>5% 12.05.2025</w:t>
+            </w:r>
+          </w:p>
+          <w:p>
+            <w:pPr>
+              <w:pStyle w:val="Normal"/>
+              <w:spacing w:lineRule="auto" w:line="252" w:before="0" w:after="160"/>
+              <w:rPr>
+                <w:sz w:val="24"/>
+                <w:szCs w:val="24"/>
+                <w:lang w:eastAsia="ru-RU"/>
+              </w:rPr>
+            </w:pPr>
+            <w:r>
+              <w:rPr>
+                <w:sz w:val="24"/>
+                <w:szCs w:val="24"/>
+                <w:lang w:eastAsia="ru-RU"/>
+              </w:rPr>
+            </w:r>
+          </w:p>
+        </w:tc>
+      </w:tr>
+    </w:tbl>
+    <w:p>
+      <w:pPr>
+        <w:pStyle w:val="Normal"/>
+        <w:rPr>
+          <w:sz w:val="24"/>
+          <w:szCs w:val="24"/>
+          <w:lang w:eastAsia="ru-RU"/>
+        </w:rPr>
+      </w:pPr>
+      <w:r>
+        <w:rPr>
+          <w:sz w:val="24"/>
+          <w:szCs w:val="24"/>
+          <w:lang w:eastAsia="ru-RU"/>
+        </w:rPr>
+      </w:r>
+    </w:p>
+    <w:p>
+      <w:pPr>
+        <w:pStyle w:val="Normal"/>
+        <w:rPr>
+          <w:sz w:val="24"/>
+          <w:szCs w:val="24"/>
+          <w:lang w:eastAsia="ru-RU"/>
+        </w:rPr>
+      </w:pPr>
+      <w:r>
+        <w:rPr>
+          <w:sz w:val="24"/>
+          <w:szCs w:val="24"/>
+          <w:lang w:eastAsia="ru-RU"/>
+        </w:rPr>
+        <w:t>7. Консультанты по ВКР (с указанием относящихся к ним разделов проекта):</w:t>
+      </w:r>
+    </w:p>
+    <w:p>
+      <w:pPr>
+        <w:pStyle w:val="Normal"/>
+        <w:rPr>
+          <w:sz w:val="24"/>
+          <w:szCs w:val="24"/>
+          <w:lang w:eastAsia="ru-RU"/>
+        </w:rPr>
+      </w:pPr>
+      <w:r>
+        <w:rPr>
+          <w:sz w:val="24"/>
+          <w:szCs w:val="24"/>
+          <w:lang w:eastAsia="ru-RU"/>
+        </w:rPr>
+        <w:t xml:space="preserve">                              </w:t>
+      </w:r>
+      <w:r>
+        <w:rPr>
+          <w:sz w:val="24"/>
+          <w:szCs w:val="24"/>
+          <w:lang w:eastAsia="ru-RU"/>
+        </w:rPr>
+        <w:t>_____________  _</w:t>
+      </w:r>
+      <w:r>
+        <w:rPr>
+          <w:sz w:val="24"/>
+          <w:szCs w:val="24"/>
+          <w:u w:val="single"/>
+          <w:lang w:eastAsia="ru-RU"/>
+        </w:rPr>
+        <w:t xml:space="preserve">ст. преподаватель </w:t>
+      </w:r>
+      <w:r>
+        <w:rPr>
+          <w:sz w:val="24"/>
+          <w:szCs w:val="24"/>
+          <w:u w:val="single"/>
+        </w:rPr>
+        <w:t>Буланов  Георгий Александрович</w:t>
+      </w:r>
+      <w:r>
+        <w:rPr>
+          <w:sz w:val="24"/>
+          <w:szCs w:val="24"/>
+          <w:lang w:eastAsia="ru-RU"/>
+        </w:rPr>
+        <w:t>___</w:t>
+      </w:r>
+      <w:r>
+        <w:rPr>
+          <w:u w:val="single"/>
+        </w:rPr>
+        <w:t xml:space="preserve"> </w:t>
+      </w:r>
+    </w:p>
+    <w:p>
+      <w:pPr>
+        <w:pStyle w:val="Normal"/>
+        <w:rPr>
+          <w:sz w:val="16"/>
+          <w:szCs w:val="16"/>
+          <w:lang w:eastAsia="ru-RU"/>
+        </w:rPr>
+      </w:pPr>
+      <w:r>
+        <w:rPr>
+          <w:sz w:val="16"/>
+          <w:szCs w:val="16"/>
+          <w:lang w:eastAsia="ru-RU"/>
+        </w:rPr>
+        <w:t xml:space="preserve">                                                         </w:t>
+      </w:r>
+      <w:r>
+        <w:rPr>
+          <w:sz w:val="16"/>
+          <w:szCs w:val="16"/>
+          <w:lang w:eastAsia="ru-RU"/>
+        </w:rPr>
+        <w:t>(подпись)                                                                                    (ФИО)</w:t>
+      </w:r>
+    </w:p>
+    <w:p>
+      <w:pPr>
+        <w:pStyle w:val="Normal"/>
+        <w:rPr>
+          <w:sz w:val="24"/>
+          <w:szCs w:val="24"/>
+          <w:lang w:eastAsia="ru-RU"/>
+        </w:rPr>
+      </w:pPr>
+      <w:r>
+        <w:rPr>
+          <w:sz w:val="24"/>
+          <w:szCs w:val="24"/>
+          <w:lang w:eastAsia="ru-RU"/>
+        </w:rPr>
+        <w:t>8. Срок сдачи студентом законченной ВКР: ________________________________________</w:t>
+      </w:r>
+    </w:p>
+    <w:p>
+      <w:pPr>
+        <w:pStyle w:val="Normal"/>
+        <w:rPr>
+          <w:sz w:val="24"/>
+          <w:szCs w:val="24"/>
+          <w:lang w:eastAsia="ru-RU"/>
+        </w:rPr>
+      </w:pPr>
+      <w:r>
+        <w:rPr>
+          <w:sz w:val="24"/>
+          <w:szCs w:val="24"/>
+          <w:lang w:eastAsia="ru-RU"/>
+        </w:rPr>
+      </w:r>
+    </w:p>
+    <w:p>
+      <w:pPr>
+        <w:pStyle w:val="Normal"/>
+        <w:rPr>
+          <w:sz w:val="24"/>
+          <w:szCs w:val="24"/>
+          <w:lang w:eastAsia="ru-RU"/>
+        </w:rPr>
+      </w:pPr>
+      <w:r>
+        <w:rPr>
+          <w:sz w:val="24"/>
+          <w:szCs w:val="24"/>
+          <w:lang w:eastAsia="ru-RU"/>
+        </w:rPr>
+        <w:t>Дата выдачи задания:___________________________________________________________</w:t>
+      </w:r>
+    </w:p>
+    <w:p>
+      <w:pPr>
+        <w:pStyle w:val="Normal"/>
+        <w:rPr>
+          <w:sz w:val="24"/>
+          <w:szCs w:val="24"/>
+          <w:lang w:eastAsia="ru-RU"/>
+        </w:rPr>
+      </w:pPr>
+      <w:r>
+        <w:rPr>
+          <w:sz w:val="24"/>
+          <w:szCs w:val="24"/>
+          <w:lang w:eastAsia="ru-RU"/>
+        </w:rPr>
+      </w:r>
+    </w:p>
+    <w:p>
+      <w:pPr>
+        <w:pStyle w:val="Normal"/>
+        <w:rPr>
+          <w:sz w:val="24"/>
+          <w:szCs w:val="24"/>
+          <w:lang w:eastAsia="ru-RU"/>
+        </w:rPr>
+      </w:pPr>
+      <w:r>
+        <w:rPr>
+          <w:sz w:val="24"/>
+          <w:szCs w:val="24"/>
+          <w:lang w:eastAsia="ru-RU"/>
+        </w:rPr>
+        <w:t>Руководитель _________________</w:t>
+      </w:r>
+      <w:r>
+        <w:rPr>
+          <w:sz w:val="24"/>
+          <w:szCs w:val="24"/>
+          <w:u w:val="single"/>
+          <w:lang w:eastAsia="ru-RU"/>
+        </w:rPr>
+        <w:t>к.э.н.,  доцент, Андреев Илья Александрович</w:t>
+      </w:r>
+      <w:r>
+        <w:rPr>
+          <w:sz w:val="24"/>
+          <w:szCs w:val="24"/>
+          <w:lang w:eastAsia="ru-RU"/>
+        </w:rPr>
+        <w:t>__________</w:t>
+      </w:r>
+    </w:p>
+    <w:p>
+      <w:pPr>
+        <w:pStyle w:val="Normal"/>
+        <w:rPr>
+          <w:sz w:val="16"/>
+          <w:szCs w:val="16"/>
+          <w:lang w:eastAsia="ru-RU"/>
+        </w:rPr>
+      </w:pPr>
+      <w:r>
+        <w:rPr>
+          <w:sz w:val="24"/>
+          <w:szCs w:val="24"/>
+          <w:lang w:eastAsia="ru-RU"/>
+        </w:rPr>
+        <w:t xml:space="preserve">    </w:t>
+      </w:r>
+      <w:r>
+        <w:rPr>
+          <w:sz w:val="16"/>
+          <w:szCs w:val="16"/>
+          <w:lang w:eastAsia="ru-RU"/>
+        </w:rPr>
+        <w:t xml:space="preserve">                                                </w:t>
+      </w:r>
+      <w:r>
+        <w:rPr>
+          <w:sz w:val="16"/>
+          <w:szCs w:val="16"/>
+          <w:lang w:eastAsia="ru-RU"/>
+        </w:rPr>
+        <w:t>(подпись)                                                                                       (должность, ФИО)</w:t>
+      </w:r>
+    </w:p>
+    <w:p>
+      <w:pPr>
+        <w:pStyle w:val="Normal"/>
+        <w:rPr>
+          <w:sz w:val="24"/>
+          <w:szCs w:val="24"/>
+          <w:lang w:eastAsia="ru-RU"/>
+        </w:rPr>
+      </w:pPr>
+      <w:r>
+        <w:rPr>
+          <w:sz w:val="24"/>
+          <w:szCs w:val="24"/>
+          <w:lang w:eastAsia="ru-RU"/>
+        </w:rPr>
+        <w:t>___________________________</w:t>
+      </w:r>
+      <w:r>
+        <w:rPr>
+          <w:sz w:val="24"/>
+          <w:szCs w:val="24"/>
+          <w:u w:val="single"/>
+          <w:lang w:eastAsia="ru-RU"/>
+        </w:rPr>
+        <w:t xml:space="preserve"> </w:t>
+      </w:r>
+      <w:r>
+        <w:rPr>
+          <w:sz w:val="24"/>
+          <w:szCs w:val="24"/>
+          <w:lang w:eastAsia="ru-RU"/>
+        </w:rPr>
+        <w:t>___________________________</w:t>
+      </w:r>
+      <w:r>
+        <w:rPr>
+          <w:sz w:val="24"/>
+          <w:szCs w:val="24"/>
+          <w:u w:val="single"/>
+          <w:lang w:eastAsia="ru-RU"/>
+        </w:rPr>
+        <w:t xml:space="preserve"> штатная </w:t>
+      </w:r>
+      <w:r>
+        <w:rPr>
+          <w:sz w:val="24"/>
+          <w:szCs w:val="24"/>
+          <w:lang w:eastAsia="ru-RU"/>
+        </w:rPr>
+        <w:t>___нагрузка</w:t>
+      </w:r>
+    </w:p>
+    <w:p>
+      <w:pPr>
+        <w:pStyle w:val="Normal"/>
+        <w:jc w:val="center"/>
+        <w:rPr>
+          <w:sz w:val="24"/>
+          <w:szCs w:val="24"/>
+          <w:lang w:eastAsia="ru-RU"/>
+        </w:rPr>
+      </w:pPr>
+      <w:r>
+        <w:rPr>
+          <w:sz w:val="16"/>
+          <w:szCs w:val="16"/>
+          <w:lang w:eastAsia="ru-RU"/>
+        </w:rPr>
+        <w:t>(штатная или почасовая нагрузка, указывается руководителем)</w:t>
+      </w:r>
+    </w:p>
+    <w:p>
+      <w:pPr>
+        <w:pStyle w:val="Normal"/>
+        <w:rPr>
+          <w:sz w:val="16"/>
+          <w:szCs w:val="16"/>
+          <w:lang w:eastAsia="ru-RU"/>
+        </w:rPr>
+      </w:pPr>
+      <w:r>
+        <w:rPr>
+          <w:sz w:val="24"/>
+          <w:szCs w:val="24"/>
+          <w:lang w:eastAsia="ru-RU"/>
+        </w:rPr>
+        <w:t xml:space="preserve">  </w:t>
+      </w:r>
+    </w:p>
+    <w:p>
+      <w:pPr>
+        <w:pStyle w:val="Normal"/>
+        <w:rPr>
+          <w:sz w:val="24"/>
+          <w:szCs w:val="24"/>
+          <w:lang w:eastAsia="ru-RU"/>
+        </w:rPr>
+      </w:pPr>
+      <w:r>
+        <w:rPr>
+          <w:sz w:val="24"/>
+          <w:szCs w:val="24"/>
+          <w:lang w:eastAsia="ru-RU"/>
+        </w:rPr>
+        <w:t>Задание принял к исполнению___________________________________________________</w:t>
+      </w:r>
+    </w:p>
+    <w:p>
+      <w:pPr>
+        <w:pStyle w:val="Normal"/>
+        <w:rPr>
+          <w:sz w:val="16"/>
+          <w:szCs w:val="16"/>
+          <w:lang w:eastAsia="ru-RU"/>
+        </w:rPr>
+      </w:pPr>
+      <w:r>
+        <w:rPr>
+          <w:sz w:val="16"/>
+          <w:szCs w:val="16"/>
+          <w:lang w:eastAsia="ru-RU"/>
+        </w:rPr>
+        <w:t xml:space="preserve">                                                                                                                               </w:t>
+      </w:r>
+      <w:r>
+        <w:rPr>
+          <w:sz w:val="16"/>
+          <w:szCs w:val="16"/>
+          <w:lang w:eastAsia="ru-RU"/>
+        </w:rPr>
+        <w:t>(подпись студента)</w:t>
+      </w:r>
+    </w:p>
+    <w:p>
+      <w:pPr>
+        <w:pStyle w:val="Normal"/>
+        <w:rPr>
+          <w:sz w:val="16"/>
+          <w:szCs w:val="16"/>
+          <w:lang w:eastAsia="ru-RU"/>
+        </w:rPr>
+      </w:pPr>
+      <w:r>
+        <w:rPr>
+          <w:sz w:val="16"/>
+          <w:szCs w:val="16"/>
+          <w:lang w:eastAsia="ru-RU"/>
+        </w:rPr>
+      </w:r>
+    </w:p>
+    <w:p>
+      <w:pPr>
+        <w:pStyle w:val="Normal"/>
+        <w:jc w:val="center"/>
+        <w:rPr>
+          <w:sz w:val="24"/>
+          <w:szCs w:val="24"/>
+          <w:lang w:eastAsia="ru-RU"/>
+        </w:rPr>
+      </w:pPr>
+      <w:r>
+        <w:rPr>
+          <w:sz w:val="24"/>
+          <w:szCs w:val="24"/>
+          <w:lang w:eastAsia="ru-RU"/>
+        </w:rPr>
+        <w:t>Примечание: Настоящее задание прилагается к законченной ВКР</w:t>
+      </w:r>
+    </w:p>
+    <w:p>
+      <w:pPr>
+        <w:sectPr>
+          <w:footerReference w:type="even" r:id="rId2"/>
+          <w:footerReference w:type="first" r:id="rId3"/>
+          <w:type w:val="nextPage"/>
+          <w:pgSz w:w="11906" w:h="16838"/>
+          <w:pgMar w:left="1134" w:right="1134" w:gutter="0" w:header="0" w:top="1134" w:footer="1134" w:bottom="1134"/>
+          <w:pgNumType w:fmt="decimal"/>
+          <w:formProt w:val="false"/>
+          <w:titlePg/>
+          <w:textDirection w:val="lrTb"/>
+          <w:docGrid w:type="default" w:linePitch="100" w:charSpace="0"/>
+        </w:sectPr>
+      </w:pPr>
+    </w:p>
     <w:sdt>
       <w:sdtPr>
         <w:docPartObj>
@@ -13,29 +3131,11 @@
         <w:p>
           <w:pPr>
             <w:pStyle w:val="TOCHeading"/>
-            <w:spacing w:lineRule="auto" w:line="259" w:before="240" w:after="0"/>
             <w:ind w:hanging="0" w:left="0"/>
-            <w:jc w:val="center"/>
-            <w:rPr>
-              <w:rFonts w:ascii="Times New Roman" w:hAnsi="Times New Roman" w:cs="Tahoma"/>
-              <w:b w:val="false"/>
-              <w:bCs w:val="false"/>
-              <w:color w:val="000000"/>
-              <w:sz w:val="28"/>
-              <w:szCs w:val="32"/>
-              <w:lang w:eastAsia="ru-RU"/>
-            </w:rPr>
+            <w:rPr/>
           </w:pPr>
           <w:r>
-            <w:rPr>
-              <w:rFonts w:cs="Tahoma"/>
-              <w:b w:val="false"/>
-              <w:bCs w:val="false"/>
-              <w:color w:val="000000"/>
-              <w:sz w:val="28"/>
-              <w:szCs w:val="32"/>
-              <w:lang w:eastAsia="ru-RU"/>
-            </w:rPr>
+            <w:rPr/>
             <w:t>Содержание</w:t>
           </w:r>
         </w:p>
@@ -55,7 +3155,7 @@
             <w:rPr>
               <w:rStyle w:val="Style16"/>
             </w:rPr>
-            <w:instrText xml:space="preserve"> TOC \o "1-3" \h</w:instrText>
+            <w:instrText xml:space="preserve"> TOC \f \o "1-9" \h</w:instrText>
           </w:r>
           <w:r>
             <w:rPr>
@@ -75,7 +3175,7 @@
                 <w:rStyle w:val="Style16"/>
               </w:rPr>
               <w:tab/>
-              <w:t>2</w:t>
+              <w:t>3</w:t>
             </w:r>
           </w:hyperlink>
         </w:p>
@@ -95,7 +3195,7 @@
               </w:rPr>
               <w:t>1. Теоретическая основа исследования</w:t>
               <w:tab/>
-              <w:t>5</w:t>
+              <w:t>6</w:t>
             </w:r>
           </w:hyperlink>
         </w:p>
@@ -115,7 +3215,7 @@
               </w:rPr>
               <w:t>2. Архитектурное решение</w:t>
               <w:tab/>
-              <w:t>30</w:t>
+              <w:t>31</w:t>
             </w:r>
           </w:hyperlink>
         </w:p>
@@ -135,7 +3235,7 @@
               </w:rPr>
               <w:t>3. Техническая реализация</w:t>
               <w:tab/>
-              <w:t>34</w:t>
+              <w:t>35</w:t>
             </w:r>
           </w:hyperlink>
         </w:p>
@@ -155,7 +3255,7 @@
               </w:rPr>
               <w:t>4. Тестирование и опытная эксплуатация информационной системы</w:t>
               <w:tab/>
-              <w:t>53</w:t>
+              <w:t>52</w:t>
             </w:r>
           </w:hyperlink>
         </w:p>
@@ -175,7 +3275,7 @@
               </w:rPr>
               <w:t>5. Оценка экономической эффективности проекта</w:t>
               <w:tab/>
-              <w:t>54</w:t>
+              <w:t>53</w:t>
             </w:r>
           </w:hyperlink>
         </w:p>
@@ -195,7 +3295,7 @@
               </w:rPr>
               <w:t>Заключение</w:t>
               <w:tab/>
-              <w:t>59</w:t>
+              <w:t>58</w:t>
             </w:r>
           </w:hyperlink>
         </w:p>
@@ -215,7 +3315,7 @@
               </w:rPr>
               <w:t>Список литературы</w:t>
               <w:tab/>
-              <w:t>61</w:t>
+              <w:t>60</w:t>
             </w:r>
           </w:hyperlink>
           <w:r>
@@ -1239,7 +4339,7 @@
                     </pic:cNvPicPr>
                   </pic:nvPicPr>
                   <pic:blipFill>
-                    <a:blip r:embed="rId2"/>
+                    <a:blip r:embed="rId4"/>
                     <a:stretch>
                       <a:fillRect/>
                     </a:stretch>
@@ -2256,7 +5356,7 @@
                     </pic:cNvPicPr>
                   </pic:nvPicPr>
                   <pic:blipFill>
-                    <a:blip r:embed="rId3"/>
+                    <a:blip r:embed="rId5"/>
                     <a:srcRect l="0" t="5437" r="0" b="8677"/>
                     <a:stretch>
                       <a:fillRect/>
@@ -2882,7 +5982,7 @@
                     </pic:cNvPicPr>
                   </pic:nvPicPr>
                   <pic:blipFill>
-                    <a:blip r:embed="rId4"/>
+                    <a:blip r:embed="rId6"/>
                     <a:stretch>
                       <a:fillRect/>
                     </a:stretch>
@@ -3041,7 +6141,7 @@
                     </pic:cNvPicPr>
                   </pic:nvPicPr>
                   <pic:blipFill>
-                    <a:blip r:embed="rId5"/>
+                    <a:blip r:embed="rId7"/>
                     <a:stretch>
                       <a:fillRect/>
                     </a:stretch>
@@ -3246,7 +6346,7 @@
                     </pic:cNvPicPr>
                   </pic:nvPicPr>
                   <pic:blipFill>
-                    <a:blip r:embed="rId6"/>
+                    <a:blip r:embed="rId8"/>
                     <a:stretch>
                       <a:fillRect/>
                     </a:stretch>
@@ -3526,7 +6626,7 @@
                     </pic:cNvPicPr>
                   </pic:nvPicPr>
                   <pic:blipFill>
-                    <a:blip r:embed="rId7"/>
+                    <a:blip r:embed="rId9"/>
                     <a:stretch>
                       <a:fillRect/>
                     </a:stretch>
@@ -8137,7 +11237,7 @@
                     </pic:cNvPicPr>
                   </pic:nvPicPr>
                   <pic:blipFill>
-                    <a:blip r:embed="rId8"/>
+                    <a:blip r:embed="rId10"/>
                     <a:stretch>
                       <a:fillRect/>
                     </a:stretch>
@@ -8497,10 +11597,10 @@
               <wp:anchor behindDoc="0" distT="6350" distB="10160" distL="16510" distR="15875" simplePos="0" locked="0" layoutInCell="1" allowOverlap="1" relativeHeight="16">
                 <wp:simplePos x="0" y="0"/>
                 <wp:positionH relativeFrom="column">
-                  <wp:posOffset>1431290</wp:posOffset>
+                  <wp:posOffset>1430020</wp:posOffset>
                 </wp:positionH>
                 <wp:positionV relativeFrom="paragraph">
-                  <wp:posOffset>1823720</wp:posOffset>
+                  <wp:posOffset>1824990</wp:posOffset>
                 </wp:positionV>
                 <wp:extent cx="552450" cy="390525"/>
                 <wp:effectExtent l="16510" t="6350" r="15875" b="10160"/>
@@ -8549,7 +11649,7 @@
           </mc:Choice>
           <mc:Fallback>
             <w:pict>
-              <v:shape id="shape_0" ID="Стрелка: вправо 6" path="l-2147483635,-2147483631l-2147483635,0l-2147483622,-2147483632l-2147483635,-2147483623l-2147483635,-2147483629l0,-2147483629xe" fillcolor="#dae3f3" stroked="t" o:allowincell="f" style="position:absolute;margin-left:112.7pt;margin-top:143.55pt;width:43.45pt;height:30.7pt;mso-wrap-style:none;v-text-anchor:middle;rotation:90" type="_x0000_t13">
+              <v:shape id="shape_0" ID="Стрелка: вправо 6" path="l-2147483635,-2147483631l-2147483635,0l-2147483622,-2147483632l-2147483635,-2147483623l-2147483635,-2147483629l0,-2147483629xe" fillcolor="#dae3f3" stroked="t" o:allowincell="f" style="position:absolute;margin-left:112.6pt;margin-top:143.65pt;width:43.45pt;height:30.7pt;mso-wrap-style:none;v-text-anchor:middle;rotation:90" type="_x0000_t13">
                 <v:fill o:detectmouseclick="t" type="solid" color2="#251c0c"/>
                 <v:stroke color="#4472c4" weight="12600" joinstyle="miter" endcap="flat"/>
                 <w10:wrap type="none"/>
@@ -8629,10 +11729,10 @@
               <wp:anchor behindDoc="0" distT="6350" distB="10160" distL="16510" distR="15875" simplePos="0" locked="0" layoutInCell="1" allowOverlap="1" relativeHeight="18">
                 <wp:simplePos x="0" y="0"/>
                 <wp:positionH relativeFrom="column">
-                  <wp:posOffset>4355465</wp:posOffset>
+                  <wp:posOffset>4354195</wp:posOffset>
                 </wp:positionH>
                 <wp:positionV relativeFrom="paragraph">
-                  <wp:posOffset>1823720</wp:posOffset>
+                  <wp:posOffset>1824990</wp:posOffset>
                 </wp:positionV>
                 <wp:extent cx="552450" cy="390525"/>
                 <wp:effectExtent l="16510" t="6350" r="15875" b="10160"/>
@@ -8681,7 +11781,7 @@
           </mc:Choice>
           <mc:Fallback>
             <w:pict>
-              <v:shape id="shape_0" ID="Стрелка: вправо 12" path="l-2147483635,-2147483631l-2147483635,0l-2147483622,-2147483632l-2147483635,-2147483623l-2147483635,-2147483629l0,-2147483629xe" fillcolor="#dae3f3" stroked="t" o:allowincell="f" style="position:absolute;margin-left:342.95pt;margin-top:143.55pt;width:43.45pt;height:30.7pt;mso-wrap-style:none;v-text-anchor:middle;rotation:90" type="_x0000_t13">
+              <v:shape id="shape_0" ID="Стрелка: вправо 12" path="l-2147483635,-2147483631l-2147483635,0l-2147483622,-2147483632l-2147483635,-2147483623l-2147483635,-2147483629l0,-2147483629xe" fillcolor="#dae3f3" stroked="t" o:allowincell="f" style="position:absolute;margin-left:342.85pt;margin-top:143.65pt;width:43.45pt;height:30.7pt;mso-wrap-style:none;v-text-anchor:middle;rotation:90" type="_x0000_t13">
                 <v:fill o:detectmouseclick="t" type="solid" color2="#251c0c"/>
                 <v:stroke color="#4472c4" weight="12600" joinstyle="miter" endcap="flat"/>
                 <w10:wrap type="none"/>
@@ -8793,7 +11893,7 @@
                     </pic:cNvPicPr>
                   </pic:nvPicPr>
                   <pic:blipFill>
-                    <a:blip r:embed="rId9"/>
+                    <a:blip r:embed="rId11"/>
                     <a:stretch>
                       <a:fillRect/>
                     </a:stretch>
@@ -9134,7 +12234,7 @@
                     </pic:cNvPicPr>
                   </pic:nvPicPr>
                   <pic:blipFill>
-                    <a:blip r:embed="rId10"/>
+                    <a:blip r:embed="rId12"/>
                     <a:srcRect l="0" t="145" r="0" b="0"/>
                     <a:stretch>
                       <a:fillRect/>
@@ -9180,7 +12280,7 @@
                     </pic:cNvPicPr>
                   </pic:nvPicPr>
                   <pic:blipFill>
-                    <a:blip r:embed="rId11"/>
+                    <a:blip r:embed="rId13"/>
                     <a:stretch>
                       <a:fillRect/>
                     </a:stretch>
@@ -9351,7 +12451,7 @@
                     </pic:cNvPicPr>
                   </pic:nvPicPr>
                   <pic:blipFill>
-                    <a:blip r:embed="rId12"/>
+                    <a:blip r:embed="rId14"/>
                     <a:stretch>
                       <a:fillRect/>
                     </a:stretch>
@@ -10890,7 +13990,7 @@
                     </pic:cNvPicPr>
                   </pic:nvPicPr>
                   <pic:blipFill>
-                    <a:blip r:embed="rId13"/>
+                    <a:blip r:embed="rId15"/>
                     <a:stretch>
                       <a:fillRect/>
                     </a:stretch>
@@ -11032,7 +14132,7 @@
                     </pic:cNvPicPr>
                   </pic:nvPicPr>
                   <pic:blipFill>
-                    <a:blip r:embed="rId14"/>
+                    <a:blip r:embed="rId16"/>
                     <a:stretch>
                       <a:fillRect/>
                     </a:stretch>
@@ -14925,7 +18025,7 @@
                     </pic:cNvPicPr>
                   </pic:nvPicPr>
                   <pic:blipFill>
-                    <a:blip r:embed="rId15"/>
+                    <a:blip r:embed="rId17"/>
                     <a:stretch>
                       <a:fillRect/>
                     </a:stretch>
@@ -15055,7 +18155,7 @@
                     </pic:cNvPicPr>
                   </pic:nvPicPr>
                   <pic:blipFill>
-                    <a:blip r:embed="rId16"/>
+                    <a:blip r:embed="rId18"/>
                     <a:stretch>
                       <a:fillRect/>
                     </a:stretch>
@@ -15204,7 +18304,7 @@
                     </pic:cNvPicPr>
                   </pic:nvPicPr>
                   <pic:blipFill>
-                    <a:blip r:embed="rId17"/>
+                    <a:blip r:embed="rId19"/>
                     <a:stretch>
                       <a:fillRect/>
                     </a:stretch>
@@ -15348,7 +18448,7 @@
                     </pic:cNvPicPr>
                   </pic:nvPicPr>
                   <pic:blipFill>
-                    <a:blip r:embed="rId18"/>
+                    <a:blip r:embed="rId20"/>
                     <a:stretch>
                       <a:fillRect/>
                     </a:stretch>
@@ -15513,7 +18613,7 @@
                     </pic:cNvPicPr>
                   </pic:nvPicPr>
                   <pic:blipFill>
-                    <a:blip r:embed="rId19"/>
+                    <a:blip r:embed="rId21"/>
                     <a:stretch>
                       <a:fillRect/>
                     </a:stretch>
@@ -15670,7 +18770,7 @@
                     </pic:cNvPicPr>
                   </pic:nvPicPr>
                   <pic:blipFill>
-                    <a:blip r:embed="rId20"/>
+                    <a:blip r:embed="rId22"/>
                     <a:stretch>
                       <a:fillRect/>
                     </a:stretch>
@@ -15778,7 +18878,7 @@
                     </pic:cNvPicPr>
                   </pic:nvPicPr>
                   <pic:blipFill>
-                    <a:blip r:embed="rId21"/>
+                    <a:blip r:embed="rId23"/>
                     <a:stretch>
                       <a:fillRect/>
                     </a:stretch>
@@ -15932,7 +19032,7 @@
                     </pic:cNvPicPr>
                   </pic:nvPicPr>
                   <pic:blipFill>
-                    <a:blip r:embed="rId22"/>
+                    <a:blip r:embed="rId24"/>
                     <a:stretch>
                       <a:fillRect/>
                     </a:stretch>
@@ -16787,7 +19887,7 @@
                     </pic:cNvPicPr>
                   </pic:nvPicPr>
                   <pic:blipFill>
-                    <a:blip r:embed="rId23"/>
+                    <a:blip r:embed="rId25"/>
                     <a:stretch>
                       <a:fillRect/>
                     </a:stretch>
@@ -16877,7 +19977,7 @@
                     </pic:cNvPicPr>
                   </pic:nvPicPr>
                   <pic:blipFill>
-                    <a:blip r:embed="rId24"/>
+                    <a:blip r:embed="rId26"/>
                     <a:stretch>
                       <a:fillRect/>
                     </a:stretch>
@@ -17013,7 +20113,7 @@
                     </pic:cNvPicPr>
                   </pic:nvPicPr>
                   <pic:blipFill>
-                    <a:blip r:embed="rId25"/>
+                    <a:blip r:embed="rId27"/>
                     <a:stretch>
                       <a:fillRect/>
                     </a:stretch>
@@ -17797,7 +20897,7 @@
                     </pic:cNvPicPr>
                   </pic:nvPicPr>
                   <pic:blipFill>
-                    <a:blip r:embed="rId26"/>
+                    <a:blip r:embed="rId28"/>
                     <a:stretch>
                       <a:fillRect/>
                     </a:stretch>
@@ -23362,9 +26462,9 @@
       </w:r>
     </w:p>
     <w:sectPr>
-      <w:footerReference w:type="even" r:id="rId27"/>
-      <w:footerReference w:type="default" r:id="rId28"/>
-      <w:footerReference w:type="first" r:id="rId29"/>
+      <w:footerReference w:type="even" r:id="rId29"/>
+      <w:footerReference w:type="default" r:id="rId30"/>
+      <w:footerReference w:type="first" r:id="rId31"/>
       <w:type w:val="nextPage"/>
       <w:pgSz w:w="11906" w:h="16838"/>
       <w:pgMar w:left="1701" w:right="850" w:gutter="0" w:header="0" w:top="1134" w:footer="708" w:bottom="1134"/>
@@ -23395,6 +26495,43 @@
 <w:ftr xmlns:o="urn:schemas-microsoft-com:office:office" xmlns:r="http://schemas.openxmlformats.org/officeDocument/2006/relationships" xmlns:v="urn:schemas-microsoft-com:vml" xmlns:w="http://schemas.openxmlformats.org/wordprocessingml/2006/main" xmlns:w10="urn:schemas-microsoft-com:office:word" xmlns:wp="http://schemas.openxmlformats.org/drawingml/2006/wordprocessingDrawing" xmlns:wps="http://schemas.microsoft.com/office/word/2010/wordprocessingShape" xmlns:wpg="http://schemas.microsoft.com/office/word/2010/wordprocessingGroup" xmlns:mc="http://schemas.openxmlformats.org/markup-compatibility/2006" xmlns:wp14="http://schemas.microsoft.com/office/word/2010/wordprocessingDrawing" xmlns:w14="http://schemas.microsoft.com/office/word/2010/wordml" xmlns:w15="http://schemas.microsoft.com/office/word/2012/wordml" mc:Ignorable="w14 wp14 w15">
   <w:p>
     <w:pPr>
+      <w:pStyle w:val="BodyText"/>
+      <w:tabs>
+        <w:tab w:val="clear" w:pos="708"/>
+        <w:tab w:val="left" w:pos="1642" w:leader="none"/>
+      </w:tabs>
+      <w:spacing w:before="0" w:after="140"/>
+      <w:jc w:val="center"/>
+      <w:rPr>
+        <w:spacing w:val="-5"/>
+        <w:sz w:val="28"/>
+        <w:szCs w:val="28"/>
+      </w:rPr>
+    </w:pPr>
+    <w:r>
+      <w:rPr/>
+      <w:t>Москва</w:t>
+    </w:r>
+    <w:r>
+      <w:rPr>
+        <w:spacing w:val="58"/>
+      </w:rPr>
+      <w:t xml:space="preserve"> </w:t>
+    </w:r>
+    <w:r>
+      <w:rPr>
+        <w:spacing w:val="-5"/>
+      </w:rPr>
+      <w:t>2026 г.</w:t>
+    </w:r>
+  </w:p>
+</w:ftr>
+</file>
+
+<file path=word/footer3.xml><?xml version="1.0" encoding="utf-8"?>
+<w:ftr xmlns:o="urn:schemas-microsoft-com:office:office" xmlns:r="http://schemas.openxmlformats.org/officeDocument/2006/relationships" xmlns:v="urn:schemas-microsoft-com:vml" xmlns:w="http://schemas.openxmlformats.org/wordprocessingml/2006/main" xmlns:w10="urn:schemas-microsoft-com:office:word" xmlns:wp="http://schemas.openxmlformats.org/drawingml/2006/wordprocessingDrawing" xmlns:wps="http://schemas.microsoft.com/office/word/2010/wordprocessingShape" xmlns:wpg="http://schemas.microsoft.com/office/word/2010/wordprocessingGroup" xmlns:mc="http://schemas.openxmlformats.org/markup-compatibility/2006" xmlns:wp14="http://schemas.microsoft.com/office/word/2010/wordprocessingDrawing" xmlns:w14="http://schemas.microsoft.com/office/word/2010/wordml" xmlns:w15="http://schemas.microsoft.com/office/word/2012/wordml" mc:Ignorable="w14 wp14 w15">
+  <w:p>
+    <w:pPr>
       <w:pStyle w:val="Footer"/>
       <w:rPr/>
     </w:pPr>
@@ -23405,7 +26542,21 @@
 </w:ftr>
 </file>
 
-<file path=word/footer3.xml><?xml version="1.0" encoding="utf-8"?>
+<file path=word/footer4.xml><?xml version="1.0" encoding="utf-8"?>
+<w:ftr xmlns:o="urn:schemas-microsoft-com:office:office" xmlns:r="http://schemas.openxmlformats.org/officeDocument/2006/relationships" xmlns:v="urn:schemas-microsoft-com:vml" xmlns:w="http://schemas.openxmlformats.org/wordprocessingml/2006/main" xmlns:w10="urn:schemas-microsoft-com:office:word" xmlns:wp="http://schemas.openxmlformats.org/drawingml/2006/wordprocessingDrawing" xmlns:wps="http://schemas.microsoft.com/office/word/2010/wordprocessingShape" xmlns:wpg="http://schemas.microsoft.com/office/word/2010/wordprocessingGroup" xmlns:mc="http://schemas.openxmlformats.org/markup-compatibility/2006" xmlns:wp14="http://schemas.microsoft.com/office/word/2010/wordprocessingDrawing" xmlns:w14="http://schemas.microsoft.com/office/word/2010/wordml" xmlns:w15="http://schemas.microsoft.com/office/word/2012/wordml" mc:Ignorable="w14 wp14 w15">
+  <w:p>
+    <w:pPr>
+      <w:pStyle w:val="Footer"/>
+      <w:rPr/>
+    </w:pPr>
+    <w:r>
+      <w:rPr/>
+    </w:r>
+  </w:p>
+</w:ftr>
+</file>
+
+<file path=word/footer5.xml><?xml version="1.0" encoding="utf-8"?>
 <w:ftr xmlns:o="urn:schemas-microsoft-com:office:office" xmlns:r="http://schemas.openxmlformats.org/officeDocument/2006/relationships" xmlns:v="urn:schemas-microsoft-com:vml" xmlns:w="http://schemas.openxmlformats.org/wordprocessingml/2006/main" xmlns:w10="urn:schemas-microsoft-com:office:word" xmlns:wp="http://schemas.openxmlformats.org/drawingml/2006/wordprocessingDrawing" xmlns:wps="http://schemas.microsoft.com/office/word/2010/wordprocessingShape" xmlns:wpg="http://schemas.microsoft.com/office/word/2010/wordprocessingGroup" xmlns:mc="http://schemas.openxmlformats.org/markup-compatibility/2006" xmlns:wp14="http://schemas.microsoft.com/office/word/2010/wordprocessingDrawing" xmlns:w14="http://schemas.microsoft.com/office/word/2010/wordml" xmlns:w15="http://schemas.microsoft.com/office/word/2012/wordml" mc:Ignorable="w14 wp14 w15">
   <w:p>
     <w:pPr>
@@ -25863,6 +29014,262 @@
     </w:lvl>
   </w:abstractNum>
   <w:abstractNum w:abstractNumId="20">
+    <w:lvl w:ilvl="0">
+      <w:start w:val="1"/>
+      <w:numFmt w:val="decimal"/>
+      <w:lvlText w:val="%1."/>
+      <w:lvlJc w:val="left"/>
+      <w:pPr>
+        <w:tabs>
+          <w:tab w:val="num" w:pos="0"/>
+        </w:tabs>
+        <w:ind w:left="720" w:hanging="360"/>
+      </w:pPr>
+      <w:rPr/>
+    </w:lvl>
+    <w:lvl w:ilvl="1">
+      <w:start w:val="1"/>
+      <w:numFmt w:val="lowerLetter"/>
+      <w:lvlText w:val="%2."/>
+      <w:lvlJc w:val="left"/>
+      <w:pPr>
+        <w:tabs>
+          <w:tab w:val="num" w:pos="0"/>
+        </w:tabs>
+        <w:ind w:left="1440" w:hanging="360"/>
+      </w:pPr>
+      <w:rPr/>
+    </w:lvl>
+    <w:lvl w:ilvl="2">
+      <w:start w:val="1"/>
+      <w:numFmt w:val="lowerRoman"/>
+      <w:lvlText w:val="%3."/>
+      <w:lvlJc w:val="right"/>
+      <w:pPr>
+        <w:tabs>
+          <w:tab w:val="num" w:pos="0"/>
+        </w:tabs>
+        <w:ind w:left="2160" w:hanging="180"/>
+      </w:pPr>
+      <w:rPr/>
+    </w:lvl>
+    <w:lvl w:ilvl="3">
+      <w:start w:val="1"/>
+      <w:numFmt w:val="decimal"/>
+      <w:lvlText w:val="%4."/>
+      <w:lvlJc w:val="left"/>
+      <w:pPr>
+        <w:tabs>
+          <w:tab w:val="num" w:pos="0"/>
+        </w:tabs>
+        <w:ind w:left="2880" w:hanging="360"/>
+      </w:pPr>
+      <w:rPr/>
+    </w:lvl>
+    <w:lvl w:ilvl="4">
+      <w:start w:val="1"/>
+      <w:numFmt w:val="lowerLetter"/>
+      <w:lvlText w:val="%5."/>
+      <w:lvlJc w:val="left"/>
+      <w:pPr>
+        <w:tabs>
+          <w:tab w:val="num" w:pos="0"/>
+        </w:tabs>
+        <w:ind w:left="3600" w:hanging="360"/>
+      </w:pPr>
+      <w:rPr/>
+    </w:lvl>
+    <w:lvl w:ilvl="5">
+      <w:start w:val="1"/>
+      <w:numFmt w:val="lowerRoman"/>
+      <w:lvlText w:val="%6."/>
+      <w:lvlJc w:val="right"/>
+      <w:pPr>
+        <w:tabs>
+          <w:tab w:val="num" w:pos="0"/>
+        </w:tabs>
+        <w:ind w:left="4320" w:hanging="180"/>
+      </w:pPr>
+      <w:rPr/>
+    </w:lvl>
+    <w:lvl w:ilvl="6">
+      <w:start w:val="1"/>
+      <w:numFmt w:val="decimal"/>
+      <w:lvlText w:val="%7."/>
+      <w:lvlJc w:val="left"/>
+      <w:pPr>
+        <w:tabs>
+          <w:tab w:val="num" w:pos="0"/>
+        </w:tabs>
+        <w:ind w:left="5040" w:hanging="360"/>
+      </w:pPr>
+      <w:rPr/>
+    </w:lvl>
+    <w:lvl w:ilvl="7">
+      <w:start w:val="1"/>
+      <w:numFmt w:val="lowerLetter"/>
+      <w:lvlText w:val="%8."/>
+      <w:lvlJc w:val="left"/>
+      <w:pPr>
+        <w:tabs>
+          <w:tab w:val="num" w:pos="0"/>
+        </w:tabs>
+        <w:ind w:left="5760" w:hanging="360"/>
+      </w:pPr>
+      <w:rPr/>
+    </w:lvl>
+    <w:lvl w:ilvl="8">
+      <w:start w:val="1"/>
+      <w:numFmt w:val="lowerRoman"/>
+      <w:lvlText w:val="%9."/>
+      <w:lvlJc w:val="right"/>
+      <w:pPr>
+        <w:tabs>
+          <w:tab w:val="num" w:pos="0"/>
+        </w:tabs>
+        <w:ind w:left="6480" w:hanging="180"/>
+      </w:pPr>
+      <w:rPr/>
+    </w:lvl>
+  </w:abstractNum>
+  <w:abstractNum w:abstractNumId="21">
+    <w:lvl w:ilvl="0">
+      <w:start w:val="1"/>
+      <w:numFmt w:val="bullet"/>
+      <w:lvlText w:val=""/>
+      <w:lvlJc w:val="left"/>
+      <w:pPr>
+        <w:tabs>
+          <w:tab w:val="num" w:pos="1440"/>
+        </w:tabs>
+        <w:ind w:left="1440" w:hanging="360"/>
+      </w:pPr>
+      <w:rPr>
+        <w:rFonts w:ascii="Symbol" w:hAnsi="Symbol" w:cs="Symbol" w:hint="default"/>
+      </w:rPr>
+    </w:lvl>
+    <w:lvl w:ilvl="1">
+      <w:start w:val="1"/>
+      <w:numFmt w:val="bullet"/>
+      <w:lvlText w:val="◦"/>
+      <w:lvlJc w:val="left"/>
+      <w:pPr>
+        <w:tabs>
+          <w:tab w:val="num" w:pos="1800"/>
+        </w:tabs>
+        <w:ind w:left="1800" w:hanging="360"/>
+      </w:pPr>
+      <w:rPr>
+        <w:rFonts w:ascii="OpenSymbol" w:hAnsi="OpenSymbol" w:cs="OpenSymbol" w:hint="default"/>
+      </w:rPr>
+    </w:lvl>
+    <w:lvl w:ilvl="2">
+      <w:start w:val="1"/>
+      <w:numFmt w:val="bullet"/>
+      <w:lvlText w:val="▪"/>
+      <w:lvlJc w:val="left"/>
+      <w:pPr>
+        <w:tabs>
+          <w:tab w:val="num" w:pos="2160"/>
+        </w:tabs>
+        <w:ind w:left="2160" w:hanging="360"/>
+      </w:pPr>
+      <w:rPr>
+        <w:rFonts w:ascii="OpenSymbol" w:hAnsi="OpenSymbol" w:cs="OpenSymbol" w:hint="default"/>
+      </w:rPr>
+    </w:lvl>
+    <w:lvl w:ilvl="3">
+      <w:start w:val="1"/>
+      <w:numFmt w:val="bullet"/>
+      <w:lvlText w:val=""/>
+      <w:lvlJc w:val="left"/>
+      <w:pPr>
+        <w:tabs>
+          <w:tab w:val="num" w:pos="2520"/>
+        </w:tabs>
+        <w:ind w:left="2520" w:hanging="360"/>
+      </w:pPr>
+      <w:rPr>
+        <w:rFonts w:ascii="Symbol" w:hAnsi="Symbol" w:cs="Symbol" w:hint="default"/>
+      </w:rPr>
+    </w:lvl>
+    <w:lvl w:ilvl="4">
+      <w:start w:val="1"/>
+      <w:numFmt w:val="bullet"/>
+      <w:lvlText w:val="◦"/>
+      <w:lvlJc w:val="left"/>
+      <w:pPr>
+        <w:tabs>
+          <w:tab w:val="num" w:pos="2880"/>
+        </w:tabs>
+        <w:ind w:left="2880" w:hanging="360"/>
+      </w:pPr>
+      <w:rPr>
+        <w:rFonts w:ascii="OpenSymbol" w:hAnsi="OpenSymbol" w:cs="OpenSymbol" w:hint="default"/>
+      </w:rPr>
+    </w:lvl>
+    <w:lvl w:ilvl="5">
+      <w:start w:val="1"/>
+      <w:numFmt w:val="bullet"/>
+      <w:lvlText w:val="▪"/>
+      <w:lvlJc w:val="left"/>
+      <w:pPr>
+        <w:tabs>
+          <w:tab w:val="num" w:pos="3240"/>
+        </w:tabs>
+        <w:ind w:left="3240" w:hanging="360"/>
+      </w:pPr>
+      <w:rPr>
+        <w:rFonts w:ascii="OpenSymbol" w:hAnsi="OpenSymbol" w:cs="OpenSymbol" w:hint="default"/>
+      </w:rPr>
+    </w:lvl>
+    <w:lvl w:ilvl="6">
+      <w:start w:val="1"/>
+      <w:numFmt w:val="bullet"/>
+      <w:lvlText w:val=""/>
+      <w:lvlJc w:val="left"/>
+      <w:pPr>
+        <w:tabs>
+          <w:tab w:val="num" w:pos="3600"/>
+        </w:tabs>
+        <w:ind w:left="3600" w:hanging="360"/>
+      </w:pPr>
+      <w:rPr>
+        <w:rFonts w:ascii="Symbol" w:hAnsi="Symbol" w:cs="Symbol" w:hint="default"/>
+      </w:rPr>
+    </w:lvl>
+    <w:lvl w:ilvl="7">
+      <w:start w:val="1"/>
+      <w:numFmt w:val="bullet"/>
+      <w:lvlText w:val="◦"/>
+      <w:lvlJc w:val="left"/>
+      <w:pPr>
+        <w:tabs>
+          <w:tab w:val="num" w:pos="3960"/>
+        </w:tabs>
+        <w:ind w:left="3960" w:hanging="360"/>
+      </w:pPr>
+      <w:rPr>
+        <w:rFonts w:ascii="OpenSymbol" w:hAnsi="OpenSymbol" w:cs="OpenSymbol" w:hint="default"/>
+      </w:rPr>
+    </w:lvl>
+    <w:lvl w:ilvl="8">
+      <w:start w:val="1"/>
+      <w:numFmt w:val="bullet"/>
+      <w:lvlText w:val="▪"/>
+      <w:lvlJc w:val="left"/>
+      <w:pPr>
+        <w:tabs>
+          <w:tab w:val="num" w:pos="4320"/>
+        </w:tabs>
+        <w:ind w:left="4320" w:hanging="360"/>
+      </w:pPr>
+      <w:rPr>
+        <w:rFonts w:ascii="OpenSymbol" w:hAnsi="OpenSymbol" w:cs="OpenSymbol" w:hint="default"/>
+      </w:rPr>
+    </w:lvl>
+  </w:abstractNum>
+  <w:abstractNum w:abstractNumId="22">
     <w:lvl w:ilvl="0">
       <w:start w:val="1"/>
       <w:numFmt w:val="none"/>
@@ -26041,6 +29448,12 @@
   <w:num w:numId="20">
     <w:abstractNumId w:val="20"/>
   </w:num>
+  <w:num w:numId="21">
+    <w:abstractNumId w:val="21"/>
+  </w:num>
+  <w:num w:numId="22">
+    <w:abstractNumId w:val="22"/>
+  </w:num>
 </w:numbering>
 </file>
 
@@ -26293,11 +29706,35 @@
       <w:u w:val="single"/>
     </w:rPr>
   </w:style>
+  <w:style w:type="character" w:styleId="InternetLink10">
+    <w:name w:val="Internet Link10"/>
+    <w:qFormat/>
+    <w:rPr>
+      <w:color w:val="000080"/>
+      <w:u w:val="single"/>
+    </w:rPr>
+  </w:style>
+  <w:style w:type="character" w:styleId="InternetLink11">
+    <w:name w:val="Internet Link11"/>
+    <w:qFormat/>
+    <w:rPr>
+      <w:color w:val="000080"/>
+      <w:u w:val="single"/>
+    </w:rPr>
+  </w:style>
   <w:style w:type="character" w:styleId="Hyperlink">
     <w:name w:val="Hyperlink"/>
     <w:rPr>
       <w:color w:val="000080"/>
       <w:u w:val="single"/>
+    </w:rPr>
+  </w:style>
+  <w:style w:type="character" w:styleId="Strong">
+    <w:name w:val="Strong"/>
+    <w:qFormat/>
+    <w:rPr>
+      <w:b/>
+      <w:bCs/>
     </w:rPr>
   </w:style>
   <w:style w:type="paragraph" w:styleId="Style19">
@@ -31879,8 +35316,8 @@
       <w:lang w:val="ru-RU" w:eastAsia="en-US" w:bidi="ar-SA"/>
     </w:rPr>
   </w:style>
-  <w:style w:type="paragraph" w:styleId="ListLabel341">
-    <w:name w:val="ListLabel 341"/>
+  <w:style w:type="paragraph" w:styleId="ListLabel3411">
+    <w:name w:val="ListLabel 3411"/>
     <w:qFormat/>
     <w:pPr>
       <w:widowControl w:val="false"/>
@@ -31919,8 +35356,8 @@
       <w:lang w:val="ru-RU" w:eastAsia="en-US" w:bidi="ar-SA"/>
     </w:rPr>
   </w:style>
-  <w:style w:type="paragraph" w:styleId="ListLabel321">
-    <w:name w:val="ListLabel 321"/>
+  <w:style w:type="paragraph" w:styleId="ListLabel3211">
+    <w:name w:val="ListLabel 3211"/>
     <w:qFormat/>
     <w:pPr>
       <w:widowControl w:val="false"/>
@@ -31959,8 +35396,8 @@
       <w:lang w:val="ru-RU" w:eastAsia="en-US" w:bidi="ar-SA"/>
     </w:rPr>
   </w:style>
-  <w:style w:type="paragraph" w:styleId="ListLabel301">
-    <w:name w:val="ListLabel 301"/>
+  <w:style w:type="paragraph" w:styleId="ListLabel3011">
+    <w:name w:val="ListLabel 3011"/>
     <w:qFormat/>
     <w:pPr>
       <w:widowControl w:val="false"/>
@@ -32661,8 +36098,8 @@
       <w:lang w:val="ru-RU" w:eastAsia="en-US" w:bidi="ar-SA"/>
     </w:rPr>
   </w:style>
-  <w:style w:type="paragraph" w:styleId="InternetLink11">
-    <w:name w:val="Internet Link11"/>
+  <w:style w:type="paragraph" w:styleId="InternetLink111">
+    <w:name w:val="Internet Link111"/>
     <w:qFormat/>
     <w:pPr>
       <w:widowControl w:val="false"/>

--- a/Diplom_Reyting_postavschikov_Poyasnitelnaya_zapiska.docx
+++ b/Diplom_Reyting_postavschikov_Poyasnitelnaya_zapiska.docx
@@ -469,21 +469,7 @@
           <w:sz w:val="24"/>
           <w:szCs w:val="24"/>
         </w:rPr>
-        <w:t>______________ 202</w:t>
-      </w:r>
-      <w:r>
-        <w:rPr>
-          <w:sz w:val="24"/>
-          <w:szCs w:val="24"/>
-        </w:rPr>
-        <w:t>6</w:t>
-      </w:r>
-      <w:r>
-        <w:rPr>
-          <w:sz w:val="24"/>
-          <w:szCs w:val="24"/>
-        </w:rPr>
-        <w:t xml:space="preserve"> г.</w:t>
+        <w:t>______________ 2026 г.</w:t>
       </w:r>
       <w:r>
         <w:rPr>
@@ -747,12 +733,36 @@
         </w:rPr>
         <w:t>Андреев Илья Александрович</w:t>
       </w:r>
-      <w:r>
-        <w:rPr>
-          <w:sz w:val="28"/>
-          <w:szCs w:val="28"/>
-        </w:rPr>
-        <w:t xml:space="preserve"> </w:t>
+    </w:p>
+    <w:p>
+      <w:pPr>
+        <w:pStyle w:val="BodyText"/>
+        <w:tabs>
+          <w:tab w:val="clear" w:pos="708"/>
+          <w:tab w:val="left" w:pos="3900" w:leader="none"/>
+          <w:tab w:val="left" w:pos="3940" w:leader="none"/>
+          <w:tab w:val="left" w:pos="3985" w:leader="none"/>
+          <w:tab w:val="left" w:pos="6235" w:leader="none"/>
+          <w:tab w:val="left" w:pos="6275" w:leader="none"/>
+          <w:tab w:val="left" w:pos="6318" w:leader="none"/>
+          <w:tab w:val="left" w:pos="8696" w:leader="none"/>
+          <w:tab w:val="left" w:pos="8857" w:leader="none"/>
+        </w:tabs>
+        <w:spacing w:lineRule="auto" w:line="360"/>
+        <w:ind w:left="1701"/>
+        <w:rPr>
+          <w:spacing w:val="-2"/>
+          <w:sz w:val="28"/>
+          <w:szCs w:val="28"/>
+        </w:rPr>
+      </w:pPr>
+      <w:r>
+        <w:rPr>
+          <w:sz w:val="28"/>
+          <w:szCs w:val="28"/>
+          <w:u w:val="single"/>
+        </w:rPr>
+        <w:t xml:space="preserve">Рецензент: ___________________ ____________________ </w:t>
       </w:r>
     </w:p>
     <w:p>
@@ -768,44 +778,6 @@
         <w:rPr>
           <w:sz w:val="28"/>
           <w:szCs w:val="28"/>
-        </w:rPr>
-      </w:r>
-      <w:r>
-        <w:br w:type="page"/>
-      </w:r>
-    </w:p>
-    <w:p>
-      <w:pPr>
-        <w:pStyle w:val="Normal"/>
-        <w:jc w:val="center"/>
-        <w:rPr>
-          <w:b/>
-          <w:sz w:val="32"/>
-          <w:szCs w:val="32"/>
-        </w:rPr>
-      </w:pPr>
-      <w:r>
-        <w:rPr>
-          <w:b/>
-          <w:sz w:val="32"/>
-          <w:szCs w:val="32"/>
-        </w:rPr>
-        <w:t xml:space="preserve">ОБЪЕМНОЕ ЗАДАНИЕ </w:t>
-      </w:r>
-    </w:p>
-    <w:p>
-      <w:pPr>
-        <w:pStyle w:val="Normal"/>
-        <w:jc w:val="center"/>
-        <w:rPr>
-          <w:sz w:val="24"/>
-          <w:szCs w:val="24"/>
-        </w:rPr>
-      </w:pPr>
-      <w:r>
-        <w:rPr>
-          <w:sz w:val="24"/>
-          <w:szCs w:val="24"/>
         </w:rPr>
       </w:r>
     </w:p>
@@ -1036,23 +1008,7 @@
           <w:szCs w:val="24"/>
           <w:lang w:eastAsia="ru-RU"/>
         </w:rPr>
-        <w:t>«____»__________________202</w:t>
-      </w:r>
-      <w:r>
-        <w:rPr>
-          <w:sz w:val="24"/>
-          <w:szCs w:val="24"/>
-          <w:lang w:eastAsia="ru-RU"/>
-        </w:rPr>
-        <w:t>6</w:t>
-      </w:r>
-      <w:r>
-        <w:rPr>
-          <w:sz w:val="24"/>
-          <w:szCs w:val="24"/>
-          <w:lang w:eastAsia="ru-RU"/>
-        </w:rPr>
-        <w:t>г.</w:t>
+        <w:t>«____»__________________2026г.</w:t>
       </w:r>
     </w:p>
     <w:p>
@@ -1352,50 +1308,7 @@
           <w:szCs w:val="24"/>
           <w:lang w:eastAsia="ru-RU"/>
         </w:rPr>
-        <w:t>Утверждена приказом ректора  №_______</w:t>
-      </w:r>
-      <w:r>
-        <w:rPr>
-          <w:sz w:val="24"/>
-          <w:szCs w:val="24"/>
-          <w:u w:val="single"/>
-          <w:lang w:eastAsia="ru-RU"/>
-        </w:rPr>
-        <w:t>55-</w:t>
-      </w:r>
-      <w:r>
-        <w:rPr>
-          <w:sz w:val="24"/>
-          <w:szCs w:val="24"/>
-          <w:u w:val="single"/>
-          <w:lang w:val="en-US" w:eastAsia="ru-RU"/>
-        </w:rPr>
-        <w:t>c</w:t>
-      </w:r>
-      <w:r>
-        <w:rPr>
-          <w:sz w:val="24"/>
-          <w:szCs w:val="24"/>
-          <w:lang w:eastAsia="ru-RU"/>
-        </w:rPr>
-        <w:t>_________ от __</w:t>
-      </w:r>
-      <w:r>
-        <w:rPr>
-          <w:sz w:val="24"/>
-          <w:szCs w:val="24"/>
-          <w:u w:val="single"/>
-          <w:lang w:eastAsia="ru-RU"/>
-        </w:rPr>
-        <w:t>21.01.2025</w:t>
-      </w:r>
-      <w:r>
-        <w:rPr>
-          <w:sz w:val="24"/>
-          <w:szCs w:val="24"/>
-          <w:lang w:eastAsia="ru-RU"/>
-        </w:rPr>
-        <w:t>_________________</w:t>
+        <w:t>Утверждена приказом ректора  №________________ от ___________________</w:t>
       </w:r>
     </w:p>
     <w:p>
@@ -1516,7 +1429,11 @@
               </w:rPr>
             </w:pPr>
             <w:r>
-              <w:rPr/>
+              <w:rPr>
+                <w:sz w:val="24"/>
+                <w:szCs w:val="24"/>
+                <w:lang w:eastAsia="ru-RU"/>
+              </w:rPr>
             </w:r>
           </w:p>
           <w:p>
@@ -1606,7 +1523,11 @@
               </w:rPr>
             </w:pPr>
             <w:r>
-              <w:rPr/>
+              <w:rPr>
+                <w:sz w:val="24"/>
+                <w:szCs w:val="24"/>
+                <w:lang w:eastAsia="ru-RU"/>
+              </w:rPr>
             </w:r>
           </w:p>
           <w:p>
@@ -1800,7 +1721,11 @@
               </w:rPr>
             </w:pPr>
             <w:r>
-              <w:rPr/>
+              <w:rPr>
+                <w:sz w:val="24"/>
+                <w:szCs w:val="24"/>
+                <w:lang w:eastAsia="ru-RU"/>
+              </w:rPr>
             </w:r>
           </w:p>
           <w:p>
@@ -2213,7 +2138,11 @@
               </w:rPr>
             </w:pPr>
             <w:r>
-              <w:rPr/>
+              <w:rPr>
+                <w:sz w:val="24"/>
+                <w:szCs w:val="24"/>
+                <w:lang w:eastAsia="ru-RU"/>
+              </w:rPr>
             </w:r>
           </w:p>
           <w:p>
@@ -2246,7 +2175,11 @@
               </w:rPr>
             </w:pPr>
             <w:r>
-              <w:rPr/>
+              <w:rPr>
+                <w:sz w:val="24"/>
+                <w:szCs w:val="24"/>
+                <w:lang w:eastAsia="ru-RU"/>
+              </w:rPr>
             </w:r>
           </w:p>
           <w:p>
@@ -2279,7 +2212,11 @@
               </w:rPr>
             </w:pPr>
             <w:r>
-              <w:rPr/>
+              <w:rPr>
+                <w:sz w:val="24"/>
+                <w:szCs w:val="24"/>
+                <w:lang w:eastAsia="ru-RU"/>
+              </w:rPr>
             </w:r>
           </w:p>
           <w:p>
@@ -3067,51 +3004,185 @@
         </w:rPr>
         <w:t>(подпись студента)</w:t>
       </w:r>
-    </w:p>
-    <w:p>
-      <w:pPr>
-        <w:pStyle w:val="Normal"/>
+      <w:r>
+        <w:br w:type="page"/>
+      </w:r>
+    </w:p>
+    <w:p>
+      <w:pPr>
+        <w:pStyle w:val="Normal"/>
+        <w:spacing w:before="0" w:after="160"/>
+        <w:jc w:val="center"/>
+        <w:rPr/>
+      </w:pPr>
+      <w:r>
+        <w:rPr>
+          <w:b/>
+          <w:bCs/>
+        </w:rPr>
+        <w:t>ОТЗЫВ РУКОВОДИТЕЛЯ</w:t>
+      </w:r>
+      <w:r>
+        <w:rPr/>
+        <w:t xml:space="preserve"> </w:t>
+      </w:r>
+    </w:p>
+    <w:p>
+      <w:pPr>
+        <w:pStyle w:val="Normal"/>
+        <w:jc w:val="left"/>
+        <w:rPr/>
+      </w:pPr>
+      <w:r>
+        <w:rPr/>
+        <w:t>на выпускную квалификационную работу студента _______________________</w:t>
+      </w:r>
+      <w:r>
+        <w:rPr>
+          <w:lang w:val="en-US"/>
+        </w:rPr>
+        <w:t>_</w:t>
+      </w:r>
+    </w:p>
+    <w:p>
+      <w:pPr>
+        <w:pStyle w:val="Normal"/>
+        <w:spacing w:before="0" w:after="0"/>
+        <w:jc w:val="left"/>
+        <w:rPr/>
+      </w:pPr>
+      <w:r>
+        <w:rPr>
+          <w:lang w:val="en-US"/>
+        </w:rPr>
+        <w:t>____________________________________________________________________</w:t>
+      </w:r>
+    </w:p>
+    <w:p>
+      <w:pPr>
+        <w:pStyle w:val="Normal"/>
+        <w:spacing w:before="0" w:after="0"/>
+        <w:jc w:val="center"/>
         <w:rPr>
           <w:sz w:val="16"/>
           <w:szCs w:val="16"/>
-          <w:lang w:eastAsia="ru-RU"/>
         </w:rPr>
       </w:pPr>
       <w:r>
         <w:rPr>
           <w:sz w:val="16"/>
           <w:szCs w:val="16"/>
-          <w:lang w:eastAsia="ru-RU"/>
-        </w:rPr>
-      </w:r>
-    </w:p>
-    <w:p>
-      <w:pPr>
-        <w:pStyle w:val="Normal"/>
+          <w:lang w:val="en-US"/>
+        </w:rPr>
+        <w:t>(ФИО)</w:t>
+      </w:r>
+    </w:p>
+    <w:p>
+      <w:pPr>
+        <w:pStyle w:val="Normal"/>
+        <w:jc w:val="left"/>
+        <w:rPr/>
+      </w:pPr>
+      <w:r>
+        <w:rPr/>
+        <w:t>на тему_____________________________________________________________ ____________________________________________________________________ ____________________________________________________________________</w:t>
+      </w:r>
+      <w:r>
+        <w:br w:type="page"/>
+      </w:r>
+    </w:p>
+    <w:p>
+      <w:pPr>
+        <w:pStyle w:val="Normal"/>
+        <w:spacing w:before="0" w:after="160"/>
         <w:jc w:val="center"/>
         <w:rPr>
-          <w:sz w:val="24"/>
-          <w:szCs w:val="24"/>
-          <w:lang w:eastAsia="ru-RU"/>
-        </w:rPr>
-      </w:pPr>
-      <w:r>
-        <w:rPr>
-          <w:sz w:val="24"/>
-          <w:szCs w:val="24"/>
-          <w:lang w:eastAsia="ru-RU"/>
-        </w:rPr>
-        <w:t>Примечание: Настоящее задание прилагается к законченной ВКР</w:t>
+          <w:b/>
+          <w:bCs/>
+          <w:lang w:val="ru-RU"/>
+        </w:rPr>
+      </w:pPr>
+      <w:r>
+        <w:rPr>
+          <w:b/>
+          <w:bCs/>
+          <w:lang w:val="ru-RU"/>
+        </w:rPr>
+        <w:t>РЕЦЕНЗИЯ</w:t>
+      </w:r>
+    </w:p>
+    <w:p>
+      <w:pPr>
+        <w:pStyle w:val="Normal"/>
+        <w:jc w:val="left"/>
+        <w:rPr/>
+      </w:pPr>
+      <w:r>
+        <w:rPr/>
+        <w:t>на выпускную квалификационную работу студента _______________________</w:t>
+      </w:r>
+      <w:r>
+        <w:rPr>
+          <w:lang w:val="en-US"/>
+        </w:rPr>
+        <w:t>_</w:t>
+      </w:r>
+    </w:p>
+    <w:p>
+      <w:pPr>
+        <w:pStyle w:val="Normal"/>
+        <w:spacing w:before="0" w:after="0"/>
+        <w:jc w:val="left"/>
+        <w:rPr/>
+      </w:pPr>
+      <w:r>
+        <w:rPr>
+          <w:lang w:val="en-US"/>
+        </w:rPr>
+        <w:t>____________________________________________________________________</w:t>
+      </w:r>
+    </w:p>
+    <w:p>
+      <w:pPr>
+        <w:pStyle w:val="Normal"/>
+        <w:spacing w:before="0" w:after="0"/>
+        <w:jc w:val="center"/>
+        <w:rPr>
+          <w:sz w:val="16"/>
+          <w:szCs w:val="16"/>
+        </w:rPr>
+      </w:pPr>
+      <w:r>
+        <w:rPr>
+          <w:sz w:val="16"/>
+          <w:szCs w:val="16"/>
+          <w:lang w:val="en-US"/>
+        </w:rPr>
+        <w:t>(ФИО)</w:t>
+      </w:r>
+    </w:p>
+    <w:p>
+      <w:pPr>
+        <w:pStyle w:val="Normal"/>
+        <w:jc w:val="left"/>
+        <w:rPr/>
+      </w:pPr>
+      <w:r>
+        <w:rPr>
+          <w:lang w:val="en-US"/>
+        </w:rPr>
+        <w:t>на тему_____________________________________________________________ ____________________________________________________________________ ____________________________________________________________________</w:t>
       </w:r>
     </w:p>
     <w:p>
       <w:pPr>
         <w:sectPr>
           <w:footerReference w:type="even" r:id="rId2"/>
-          <w:footerReference w:type="first" r:id="rId3"/>
+          <w:footerReference w:type="default" r:id="rId3"/>
+          <w:footerReference w:type="first" r:id="rId4"/>
           <w:type w:val="nextPage"/>
           <w:pgSz w:w="11906" w:h="16838"/>
-          <w:pgMar w:left="1134" w:right="1134" w:gutter="0" w:header="0" w:top="1134" w:footer="1134" w:bottom="1134"/>
+          <w:pgMar w:left="1134" w:right="1134" w:gutter="0" w:header="0" w:top="1134" w:footer="1134" w:bottom="1191"/>
           <w:pgNumType w:fmt="decimal"/>
           <w:formProt w:val="false"/>
           <w:titlePg/>
@@ -3131,7 +3202,6 @@
         <w:p>
           <w:pPr>
             <w:pStyle w:val="TOCHeading"/>
-            <w:ind w:hanging="0" w:left="0"/>
             <w:rPr/>
           </w:pPr>
           <w:r>
@@ -3169,13 +3239,8 @@
                 <w:rStyle w:val="Style16"/>
               </w:rPr>
               <w:t>Введение</w:t>
-            </w:r>
-            <w:r>
-              <w:rPr>
-                <w:rStyle w:val="Style16"/>
-              </w:rPr>
               <w:tab/>
-              <w:t>3</w:t>
+              <w:t>9</w:t>
             </w:r>
           </w:hyperlink>
         </w:p>
@@ -3195,7 +3260,7 @@
               </w:rPr>
               <w:t>1. Теоретическая основа исследования</w:t>
               <w:tab/>
-              <w:t>6</w:t>
+              <w:t>12</w:t>
             </w:r>
           </w:hyperlink>
         </w:p>
@@ -3215,7 +3280,7 @@
               </w:rPr>
               <w:t>2. Архитектурное решение</w:t>
               <w:tab/>
-              <w:t>31</w:t>
+              <w:t>37</w:t>
             </w:r>
           </w:hyperlink>
         </w:p>
@@ -3235,7 +3300,7 @@
               </w:rPr>
               <w:t>3. Техническая реализация</w:t>
               <w:tab/>
-              <w:t>35</w:t>
+              <w:t>41</w:t>
             </w:r>
           </w:hyperlink>
         </w:p>
@@ -3255,7 +3320,7 @@
               </w:rPr>
               <w:t>4. Тестирование и опытная эксплуатация информационной системы</w:t>
               <w:tab/>
-              <w:t>52</w:t>
+              <w:t>58</w:t>
             </w:r>
           </w:hyperlink>
         </w:p>
@@ -3275,7 +3340,7 @@
               </w:rPr>
               <w:t>5. Оценка экономической эффективности проекта</w:t>
               <w:tab/>
-              <w:t>53</w:t>
+              <w:t>59</w:t>
             </w:r>
           </w:hyperlink>
         </w:p>
@@ -3295,7 +3360,7 @@
               </w:rPr>
               <w:t>Заключение</w:t>
               <w:tab/>
-              <w:t>58</w:t>
+              <w:t>64</w:t>
             </w:r>
           </w:hyperlink>
         </w:p>
@@ -3315,7 +3380,7 @@
               </w:rPr>
               <w:t>Список литературы</w:t>
               <w:tab/>
-              <w:t>60</w:t>
+              <w:t>66</w:t>
             </w:r>
           </w:hyperlink>
           <w:r>
@@ -4339,7 +4404,7 @@
                     </pic:cNvPicPr>
                   </pic:nvPicPr>
                   <pic:blipFill>
-                    <a:blip r:embed="rId4"/>
+                    <a:blip r:embed="rId5"/>
                     <a:stretch>
                       <a:fillRect/>
                     </a:stretch>
@@ -5356,7 +5421,7 @@
                     </pic:cNvPicPr>
                   </pic:nvPicPr>
                   <pic:blipFill>
-                    <a:blip r:embed="rId5"/>
+                    <a:blip r:embed="rId6"/>
                     <a:srcRect l="0" t="5437" r="0" b="8677"/>
                     <a:stretch>
                       <a:fillRect/>
@@ -5982,7 +6047,7 @@
                     </pic:cNvPicPr>
                   </pic:nvPicPr>
                   <pic:blipFill>
-                    <a:blip r:embed="rId6"/>
+                    <a:blip r:embed="rId7"/>
                     <a:stretch>
                       <a:fillRect/>
                     </a:stretch>
@@ -6141,7 +6206,7 @@
                     </pic:cNvPicPr>
                   </pic:nvPicPr>
                   <pic:blipFill>
-                    <a:blip r:embed="rId7"/>
+                    <a:blip r:embed="rId8"/>
                     <a:stretch>
                       <a:fillRect/>
                     </a:stretch>
@@ -6346,7 +6411,7 @@
                     </pic:cNvPicPr>
                   </pic:nvPicPr>
                   <pic:blipFill>
-                    <a:blip r:embed="rId8"/>
+                    <a:blip r:embed="rId9"/>
                     <a:stretch>
                       <a:fillRect/>
                     </a:stretch>
@@ -6626,7 +6691,7 @@
                     </pic:cNvPicPr>
                   </pic:nvPicPr>
                   <pic:blipFill>
-                    <a:blip r:embed="rId9"/>
+                    <a:blip r:embed="rId10"/>
                     <a:stretch>
                       <a:fillRect/>
                     </a:stretch>
@@ -11237,7 +11302,7 @@
                     </pic:cNvPicPr>
                   </pic:nvPicPr>
                   <pic:blipFill>
-                    <a:blip r:embed="rId10"/>
+                    <a:blip r:embed="rId11"/>
                     <a:stretch>
                       <a:fillRect/>
                     </a:stretch>
@@ -11597,10 +11662,10 @@
               <wp:anchor behindDoc="0" distT="6350" distB="10160" distL="16510" distR="15875" simplePos="0" locked="0" layoutInCell="1" allowOverlap="1" relativeHeight="16">
                 <wp:simplePos x="0" y="0"/>
                 <wp:positionH relativeFrom="column">
-                  <wp:posOffset>1430020</wp:posOffset>
+                  <wp:posOffset>1428750</wp:posOffset>
                 </wp:positionH>
                 <wp:positionV relativeFrom="paragraph">
-                  <wp:posOffset>1824990</wp:posOffset>
+                  <wp:posOffset>1826260</wp:posOffset>
                 </wp:positionV>
                 <wp:extent cx="552450" cy="390525"/>
                 <wp:effectExtent l="16510" t="6350" r="15875" b="10160"/>
@@ -11649,7 +11714,7 @@
           </mc:Choice>
           <mc:Fallback>
             <w:pict>
-              <v:shape id="shape_0" ID="Стрелка: вправо 6" path="l-2147483635,-2147483631l-2147483635,0l-2147483622,-2147483632l-2147483635,-2147483623l-2147483635,-2147483629l0,-2147483629xe" fillcolor="#dae3f3" stroked="t" o:allowincell="f" style="position:absolute;margin-left:112.6pt;margin-top:143.65pt;width:43.45pt;height:30.7pt;mso-wrap-style:none;v-text-anchor:middle;rotation:90" type="_x0000_t13">
+              <v:shape id="shape_0" ID="Стрелка: вправо 6" path="l-2147483635,-2147483631l-2147483635,0l-2147483622,-2147483632l-2147483635,-2147483623l-2147483635,-2147483629l0,-2147483629xe" fillcolor="#dae3f3" stroked="t" o:allowincell="f" style="position:absolute;margin-left:112.5pt;margin-top:143.75pt;width:43.45pt;height:30.7pt;mso-wrap-style:none;v-text-anchor:middle;rotation:90" type="_x0000_t13">
                 <v:fill o:detectmouseclick="t" type="solid" color2="#251c0c"/>
                 <v:stroke color="#4472c4" weight="12600" joinstyle="miter" endcap="flat"/>
                 <w10:wrap type="none"/>
@@ -11729,10 +11794,10 @@
               <wp:anchor behindDoc="0" distT="6350" distB="10160" distL="16510" distR="15875" simplePos="0" locked="0" layoutInCell="1" allowOverlap="1" relativeHeight="18">
                 <wp:simplePos x="0" y="0"/>
                 <wp:positionH relativeFrom="column">
-                  <wp:posOffset>4354195</wp:posOffset>
+                  <wp:posOffset>4352925</wp:posOffset>
                 </wp:positionH>
                 <wp:positionV relativeFrom="paragraph">
-                  <wp:posOffset>1824990</wp:posOffset>
+                  <wp:posOffset>1826260</wp:posOffset>
                 </wp:positionV>
                 <wp:extent cx="552450" cy="390525"/>
                 <wp:effectExtent l="16510" t="6350" r="15875" b="10160"/>
@@ -11781,7 +11846,7 @@
           </mc:Choice>
           <mc:Fallback>
             <w:pict>
-              <v:shape id="shape_0" ID="Стрелка: вправо 12" path="l-2147483635,-2147483631l-2147483635,0l-2147483622,-2147483632l-2147483635,-2147483623l-2147483635,-2147483629l0,-2147483629xe" fillcolor="#dae3f3" stroked="t" o:allowincell="f" style="position:absolute;margin-left:342.85pt;margin-top:143.65pt;width:43.45pt;height:30.7pt;mso-wrap-style:none;v-text-anchor:middle;rotation:90" type="_x0000_t13">
+              <v:shape id="shape_0" ID="Стрелка: вправо 12" path="l-2147483635,-2147483631l-2147483635,0l-2147483622,-2147483632l-2147483635,-2147483623l-2147483635,-2147483629l0,-2147483629xe" fillcolor="#dae3f3" stroked="t" o:allowincell="f" style="position:absolute;margin-left:342.75pt;margin-top:143.75pt;width:43.45pt;height:30.7pt;mso-wrap-style:none;v-text-anchor:middle;rotation:90" type="_x0000_t13">
                 <v:fill o:detectmouseclick="t" type="solid" color2="#251c0c"/>
                 <v:stroke color="#4472c4" weight="12600" joinstyle="miter" endcap="flat"/>
                 <w10:wrap type="none"/>
@@ -11893,7 +11958,7 @@
                     </pic:cNvPicPr>
                   </pic:nvPicPr>
                   <pic:blipFill>
-                    <a:blip r:embed="rId11"/>
+                    <a:blip r:embed="rId12"/>
                     <a:stretch>
                       <a:fillRect/>
                     </a:stretch>
@@ -12234,7 +12299,7 @@
                     </pic:cNvPicPr>
                   </pic:nvPicPr>
                   <pic:blipFill>
-                    <a:blip r:embed="rId12"/>
+                    <a:blip r:embed="rId13"/>
                     <a:srcRect l="0" t="145" r="0" b="0"/>
                     <a:stretch>
                       <a:fillRect/>
@@ -12280,7 +12345,7 @@
                     </pic:cNvPicPr>
                   </pic:nvPicPr>
                   <pic:blipFill>
-                    <a:blip r:embed="rId13"/>
+                    <a:blip r:embed="rId14"/>
                     <a:stretch>
                       <a:fillRect/>
                     </a:stretch>
@@ -12451,7 +12516,7 @@
                     </pic:cNvPicPr>
                   </pic:nvPicPr>
                   <pic:blipFill>
-                    <a:blip r:embed="rId14"/>
+                    <a:blip r:embed="rId15"/>
                     <a:stretch>
                       <a:fillRect/>
                     </a:stretch>
@@ -13990,7 +14055,7 @@
                     </pic:cNvPicPr>
                   </pic:nvPicPr>
                   <pic:blipFill>
-                    <a:blip r:embed="rId15"/>
+                    <a:blip r:embed="rId16"/>
                     <a:stretch>
                       <a:fillRect/>
                     </a:stretch>
@@ -14132,7 +14197,7 @@
                     </pic:cNvPicPr>
                   </pic:nvPicPr>
                   <pic:blipFill>
-                    <a:blip r:embed="rId16"/>
+                    <a:blip r:embed="rId17"/>
                     <a:stretch>
                       <a:fillRect/>
                     </a:stretch>
@@ -18025,7 +18090,7 @@
                     </pic:cNvPicPr>
                   </pic:nvPicPr>
                   <pic:blipFill>
-                    <a:blip r:embed="rId17"/>
+                    <a:blip r:embed="rId18"/>
                     <a:stretch>
                       <a:fillRect/>
                     </a:stretch>
@@ -18155,7 +18220,7 @@
                     </pic:cNvPicPr>
                   </pic:nvPicPr>
                   <pic:blipFill>
-                    <a:blip r:embed="rId18"/>
+                    <a:blip r:embed="rId19"/>
                     <a:stretch>
                       <a:fillRect/>
                     </a:stretch>
@@ -18304,7 +18369,7 @@
                     </pic:cNvPicPr>
                   </pic:nvPicPr>
                   <pic:blipFill>
-                    <a:blip r:embed="rId19"/>
+                    <a:blip r:embed="rId20"/>
                     <a:stretch>
                       <a:fillRect/>
                     </a:stretch>
@@ -18448,7 +18513,7 @@
                     </pic:cNvPicPr>
                   </pic:nvPicPr>
                   <pic:blipFill>
-                    <a:blip r:embed="rId20"/>
+                    <a:blip r:embed="rId21"/>
                     <a:stretch>
                       <a:fillRect/>
                     </a:stretch>
@@ -18613,7 +18678,7 @@
                     </pic:cNvPicPr>
                   </pic:nvPicPr>
                   <pic:blipFill>
-                    <a:blip r:embed="rId21"/>
+                    <a:blip r:embed="rId22"/>
                     <a:stretch>
                       <a:fillRect/>
                     </a:stretch>
@@ -18770,7 +18835,7 @@
                     </pic:cNvPicPr>
                   </pic:nvPicPr>
                   <pic:blipFill>
-                    <a:blip r:embed="rId22"/>
+                    <a:blip r:embed="rId23"/>
                     <a:stretch>
                       <a:fillRect/>
                     </a:stretch>
@@ -18878,7 +18943,7 @@
                     </pic:cNvPicPr>
                   </pic:nvPicPr>
                   <pic:blipFill>
-                    <a:blip r:embed="rId23"/>
+                    <a:blip r:embed="rId24"/>
                     <a:stretch>
                       <a:fillRect/>
                     </a:stretch>
@@ -19032,7 +19097,7 @@
                     </pic:cNvPicPr>
                   </pic:nvPicPr>
                   <pic:blipFill>
-                    <a:blip r:embed="rId24"/>
+                    <a:blip r:embed="rId25"/>
                     <a:stretch>
                       <a:fillRect/>
                     </a:stretch>
@@ -19887,7 +19952,7 @@
                     </pic:cNvPicPr>
                   </pic:nvPicPr>
                   <pic:blipFill>
-                    <a:blip r:embed="rId25"/>
+                    <a:blip r:embed="rId26"/>
                     <a:stretch>
                       <a:fillRect/>
                     </a:stretch>
@@ -19977,7 +20042,7 @@
                     </pic:cNvPicPr>
                   </pic:nvPicPr>
                   <pic:blipFill>
-                    <a:blip r:embed="rId26"/>
+                    <a:blip r:embed="rId27"/>
                     <a:stretch>
                       <a:fillRect/>
                     </a:stretch>
@@ -20113,7 +20178,7 @@
                     </pic:cNvPicPr>
                   </pic:nvPicPr>
                   <pic:blipFill>
-                    <a:blip r:embed="rId27"/>
+                    <a:blip r:embed="rId28"/>
                     <a:stretch>
                       <a:fillRect/>
                     </a:stretch>
@@ -20897,7 +20962,7 @@
                     </pic:cNvPicPr>
                   </pic:nvPicPr>
                   <pic:blipFill>
-                    <a:blip r:embed="rId28"/>
+                    <a:blip r:embed="rId29"/>
                     <a:stretch>
                       <a:fillRect/>
                     </a:stretch>
@@ -26462,9 +26527,9 @@
       </w:r>
     </w:p>
     <w:sectPr>
-      <w:footerReference w:type="even" r:id="rId29"/>
-      <w:footerReference w:type="default" r:id="rId30"/>
-      <w:footerReference w:type="first" r:id="rId31"/>
+      <w:footerReference w:type="even" r:id="rId30"/>
+      <w:footerReference w:type="default" r:id="rId31"/>
+      <w:footerReference w:type="first" r:id="rId32"/>
       <w:type w:val="nextPage"/>
       <w:pgSz w:w="11906" w:h="16838"/>
       <w:pgMar w:left="1701" w:right="850" w:gutter="0" w:header="0" w:top="1134" w:footer="708" w:bottom="1134"/>
@@ -26492,6 +26557,20 @@
 </file>
 
 <file path=word/footer2.xml><?xml version="1.0" encoding="utf-8"?>
+<w:ftr xmlns:o="urn:schemas-microsoft-com:office:office" xmlns:r="http://schemas.openxmlformats.org/officeDocument/2006/relationships" xmlns:v="urn:schemas-microsoft-com:vml" xmlns:w="http://schemas.openxmlformats.org/wordprocessingml/2006/main" xmlns:w10="urn:schemas-microsoft-com:office:word" xmlns:wp="http://schemas.openxmlformats.org/drawingml/2006/wordprocessingDrawing" xmlns:wps="http://schemas.microsoft.com/office/word/2010/wordprocessingShape" xmlns:wpg="http://schemas.microsoft.com/office/word/2010/wordprocessingGroup" xmlns:mc="http://schemas.openxmlformats.org/markup-compatibility/2006" xmlns:wp14="http://schemas.microsoft.com/office/word/2010/wordprocessingDrawing" xmlns:w14="http://schemas.microsoft.com/office/word/2010/wordml" xmlns:w15="http://schemas.microsoft.com/office/word/2012/wordml" mc:Ignorable="w14 wp14 w15">
+  <w:p>
+    <w:pPr>
+      <w:pStyle w:val="Footer"/>
+      <w:rPr/>
+    </w:pPr>
+    <w:r>
+      <w:rPr/>
+    </w:r>
+  </w:p>
+</w:ftr>
+</file>
+
+<file path=word/footer3.xml><?xml version="1.0" encoding="utf-8"?>
 <w:ftr xmlns:o="urn:schemas-microsoft-com:office:office" xmlns:r="http://schemas.openxmlformats.org/officeDocument/2006/relationships" xmlns:v="urn:schemas-microsoft-com:vml" xmlns:w="http://schemas.openxmlformats.org/wordprocessingml/2006/main" xmlns:w10="urn:schemas-microsoft-com:office:word" xmlns:wp="http://schemas.openxmlformats.org/drawingml/2006/wordprocessingDrawing" xmlns:wps="http://schemas.microsoft.com/office/word/2010/wordprocessingShape" xmlns:wpg="http://schemas.microsoft.com/office/word/2010/wordprocessingGroup" xmlns:mc="http://schemas.openxmlformats.org/markup-compatibility/2006" xmlns:wp14="http://schemas.microsoft.com/office/word/2010/wordprocessingDrawing" xmlns:w14="http://schemas.microsoft.com/office/word/2010/wordml" xmlns:w15="http://schemas.microsoft.com/office/word/2012/wordml" mc:Ignorable="w14 wp14 w15">
   <w:p>
     <w:pPr>
@@ -26528,20 +26607,6 @@
 </w:ftr>
 </file>
 
-<file path=word/footer3.xml><?xml version="1.0" encoding="utf-8"?>
-<w:ftr xmlns:o="urn:schemas-microsoft-com:office:office" xmlns:r="http://schemas.openxmlformats.org/officeDocument/2006/relationships" xmlns:v="urn:schemas-microsoft-com:vml" xmlns:w="http://schemas.openxmlformats.org/wordprocessingml/2006/main" xmlns:w10="urn:schemas-microsoft-com:office:word" xmlns:wp="http://schemas.openxmlformats.org/drawingml/2006/wordprocessingDrawing" xmlns:wps="http://schemas.microsoft.com/office/word/2010/wordprocessingShape" xmlns:wpg="http://schemas.microsoft.com/office/word/2010/wordprocessingGroup" xmlns:mc="http://schemas.openxmlformats.org/markup-compatibility/2006" xmlns:wp14="http://schemas.microsoft.com/office/word/2010/wordprocessingDrawing" xmlns:w14="http://schemas.microsoft.com/office/word/2010/wordml" xmlns:w15="http://schemas.microsoft.com/office/word/2012/wordml" mc:Ignorable="w14 wp14 w15">
-  <w:p>
-    <w:pPr>
-      <w:pStyle w:val="Footer"/>
-      <w:rPr/>
-    </w:pPr>
-    <w:r>
-      <w:rPr/>
-    </w:r>
-  </w:p>
-</w:ftr>
-</file>
-
 <file path=word/footer4.xml><?xml version="1.0" encoding="utf-8"?>
 <w:ftr xmlns:o="urn:schemas-microsoft-com:office:office" xmlns:r="http://schemas.openxmlformats.org/officeDocument/2006/relationships" xmlns:v="urn:schemas-microsoft-com:vml" xmlns:w="http://schemas.openxmlformats.org/wordprocessingml/2006/main" xmlns:w10="urn:schemas-microsoft-com:office:word" xmlns:wp="http://schemas.openxmlformats.org/drawingml/2006/wordprocessingDrawing" xmlns:wps="http://schemas.microsoft.com/office/word/2010/wordprocessingShape" xmlns:wpg="http://schemas.microsoft.com/office/word/2010/wordprocessingGroup" xmlns:mc="http://schemas.openxmlformats.org/markup-compatibility/2006" xmlns:wp14="http://schemas.microsoft.com/office/word/2010/wordprocessingDrawing" xmlns:w14="http://schemas.microsoft.com/office/word/2010/wordml" xmlns:w15="http://schemas.microsoft.com/office/word/2012/wordml" mc:Ignorable="w14 wp14 w15">
   <w:p>
@@ -26557,6 +26622,20 @@
 </file>
 
 <file path=word/footer5.xml><?xml version="1.0" encoding="utf-8"?>
+<w:ftr xmlns:o="urn:schemas-microsoft-com:office:office" xmlns:r="http://schemas.openxmlformats.org/officeDocument/2006/relationships" xmlns:v="urn:schemas-microsoft-com:vml" xmlns:w="http://schemas.openxmlformats.org/wordprocessingml/2006/main" xmlns:w10="urn:schemas-microsoft-com:office:word" xmlns:wp="http://schemas.openxmlformats.org/drawingml/2006/wordprocessingDrawing" xmlns:wps="http://schemas.microsoft.com/office/word/2010/wordprocessingShape" xmlns:wpg="http://schemas.microsoft.com/office/word/2010/wordprocessingGroup" xmlns:mc="http://schemas.openxmlformats.org/markup-compatibility/2006" xmlns:wp14="http://schemas.microsoft.com/office/word/2010/wordprocessingDrawing" xmlns:w14="http://schemas.microsoft.com/office/word/2010/wordml" xmlns:w15="http://schemas.microsoft.com/office/word/2012/wordml" mc:Ignorable="w14 wp14 w15">
+  <w:p>
+    <w:pPr>
+      <w:pStyle w:val="Footer"/>
+      <w:rPr/>
+    </w:pPr>
+    <w:r>
+      <w:rPr/>
+    </w:r>
+  </w:p>
+</w:ftr>
+</file>
+
+<file path=word/footer6.xml><?xml version="1.0" encoding="utf-8"?>
 <w:ftr xmlns:o="urn:schemas-microsoft-com:office:office" xmlns:r="http://schemas.openxmlformats.org/officeDocument/2006/relationships" xmlns:v="urn:schemas-microsoft-com:vml" xmlns:w="http://schemas.openxmlformats.org/wordprocessingml/2006/main" xmlns:w10="urn:schemas-microsoft-com:office:word" xmlns:wp="http://schemas.openxmlformats.org/drawingml/2006/wordprocessingDrawing" xmlns:wps="http://schemas.microsoft.com/office/word/2010/wordprocessingShape" xmlns:wpg="http://schemas.microsoft.com/office/word/2010/wordprocessingGroup" xmlns:mc="http://schemas.openxmlformats.org/markup-compatibility/2006" xmlns:wp14="http://schemas.microsoft.com/office/word/2010/wordprocessingDrawing" xmlns:w14="http://schemas.microsoft.com/office/word/2010/wordml" xmlns:w15="http://schemas.microsoft.com/office/word/2012/wordml" mc:Ignorable="w14 wp14 w15">
   <w:p>
     <w:pPr>
@@ -29722,19 +29801,35 @@
       <w:u w:val="single"/>
     </w:rPr>
   </w:style>
+  <w:style w:type="character" w:styleId="InternetLink12">
+    <w:name w:val="Internet Link12"/>
+    <w:qFormat/>
+    <w:rPr>
+      <w:color w:val="000080"/>
+      <w:u w:val="single"/>
+    </w:rPr>
+  </w:style>
+  <w:style w:type="character" w:styleId="Strong">
+    <w:name w:val="Strong"/>
+    <w:qFormat/>
+    <w:rPr>
+      <w:b/>
+      <w:bCs/>
+    </w:rPr>
+  </w:style>
+  <w:style w:type="character" w:styleId="InternetLink13">
+    <w:name w:val="Internet Link13"/>
+    <w:qFormat/>
+    <w:rPr>
+      <w:color w:val="000080"/>
+      <w:u w:val="single"/>
+    </w:rPr>
+  </w:style>
   <w:style w:type="character" w:styleId="Hyperlink">
     <w:name w:val="Hyperlink"/>
     <w:rPr>
       <w:color w:val="000080"/>
       <w:u w:val="single"/>
-    </w:rPr>
-  </w:style>
-  <w:style w:type="character" w:styleId="Strong">
-    <w:name w:val="Strong"/>
-    <w:qFormat/>
-    <w:rPr>
-      <w:b/>
-      <w:bCs/>
     </w:rPr>
   </w:style>
   <w:style w:type="paragraph" w:styleId="Style19">
